--- a/delivery/02_Data_transformation/NovaTech_Data_Preparation_Steps.docx
+++ b/delivery/02_Data_transformation/NovaTech_Data_Preparation_Steps.docx
@@ -7,13 +7,8 @@
         <w:pStyle w:val="Titel"/>
         <w:spacing w:after="120"/>
       </w:pPr>
-      <w:proofErr w:type="spellStart"/>
-      <w:r>
-        <w:t>NovaTech</w:t>
-      </w:r>
-      <w:proofErr w:type="spellEnd"/>
-      <w:r>
-        <w:t xml:space="preserve"> Revenue Intelligence Dashboard</w:t>
+      <w:r>
+        <w:t>NovaTech Revenue Intelligence Dashboard</w:t>
       </w:r>
     </w:p>
     <w:p>
@@ -21,31 +16,7 @@
         <w:spacing w:after="140"/>
       </w:pPr>
       <w:r>
-        <w:t>Student: Ecem Bökenheide</w:t>
-      </w:r>
-    </w:p>
-    <w:p>
-      <w:pPr>
-        <w:spacing w:after="140"/>
-      </w:pPr>
-      <w:r>
-        <w:t xml:space="preserve">Course: Future AWS Agentic AI Business Professional → Business Intelligence and </w:t>
-      </w:r>
-      <w:proofErr w:type="spellStart"/>
-      <w:r>
-        <w:t>Knowlege</w:t>
-      </w:r>
-      <w:proofErr w:type="spellEnd"/>
-      <w:r>
-        <w:t xml:space="preserve"> Management Foundations with Amazon Quick → Project: Revenue Intelligence Dashboard for </w:t>
-      </w:r>
-      <w:proofErr w:type="spellStart"/>
-      <w:r>
-        <w:t>NovaTech</w:t>
-      </w:r>
-      <w:proofErr w:type="spellEnd"/>
-      <w:r>
-        <w:t xml:space="preserve"> Solutions</w:t>
+        <w:t>Course: Future AWS Agentic AI Business Professional → Business Intelligence and Knowlege Management Foundations with Amazon Quick → Project: Revenue Intelligence Dashboard for NovaTech Solutions</w:t>
       </w:r>
     </w:p>
     <w:p>
@@ -149,7 +120,7 @@
           </w:tcPr>
           <w:p>
             <w:pPr>
-              <w:pStyle w:val="Normal"/>
+              <w:pStyle w:val="Standard1"/>
               <w:rPr>
                 <w:color w:val="FFFFFF"/>
               </w:rPr>
@@ -182,7 +153,7 @@
           </w:tcPr>
           <w:p>
             <w:pPr>
-              <w:pStyle w:val="Normal"/>
+              <w:pStyle w:val="Standard1"/>
               <w:cnfStyle w:val="100000000000" w:firstRow="1" w:lastRow="0" w:firstColumn="0" w:lastColumn="0" w:oddVBand="0" w:evenVBand="0" w:oddHBand="0" w:evenHBand="0" w:firstRowFirstColumn="0" w:firstRowLastColumn="0" w:lastRowFirstColumn="0" w:lastRowLastColumn="0"/>
               <w:rPr>
                 <w:color w:val="FFFFFF"/>
@@ -222,7 +193,7 @@
           </w:tcPr>
           <w:p>
             <w:pPr>
-              <w:pStyle w:val="Normal"/>
+              <w:pStyle w:val="Standard1"/>
               <w:rPr>
                 <w:color w:val="1F3864"/>
                 <w:sz w:val="19"/>
@@ -259,7 +230,7 @@
           </w:tcPr>
           <w:p>
             <w:pPr>
-              <w:pStyle w:val="Normal"/>
+              <w:pStyle w:val="Standard1"/>
               <w:cnfStyle w:val="000000100000" w:firstRow="0" w:lastRow="0" w:firstColumn="0" w:lastColumn="0" w:oddVBand="0" w:evenVBand="0" w:oddHBand="1" w:evenHBand="0" w:firstRowFirstColumn="0" w:firstRowLastColumn="0" w:lastRowFirstColumn="0" w:lastRowLastColumn="0"/>
               <w:rPr>
                 <w:color w:val="303030"/>
@@ -273,25 +244,7 @@
                 <w:sz w:val="19"/>
                 <w:szCs w:val="19"/>
               </w:rPr>
-              <w:t xml:space="preserve">The CRM contains every deal the company has pursued, including the product purchased, the </w:t>
-            </w:r>
-            <w:proofErr w:type="gramStart"/>
-            <w:r>
-              <w:rPr>
-                <w:color w:val="303030"/>
-                <w:sz w:val="19"/>
-                <w:szCs w:val="19"/>
-              </w:rPr>
-              <w:t>final outcome</w:t>
-            </w:r>
-            <w:proofErr w:type="gramEnd"/>
-            <w:r>
-              <w:rPr>
-                <w:color w:val="303030"/>
-                <w:sz w:val="19"/>
-                <w:szCs w:val="19"/>
-              </w:rPr>
-              <w:t xml:space="preserve"> (won or lost), and the reason for the outcome.</w:t>
+              <w:t>The CRM contains every deal the company has pursued, including the product purchased, the final outcome (won or lost), and the reason for the outcome.</w:t>
             </w:r>
           </w:p>
         </w:tc>
@@ -318,7 +271,7 @@
           </w:tcPr>
           <w:p>
             <w:pPr>
-              <w:pStyle w:val="Normal"/>
+              <w:pStyle w:val="Standard1"/>
               <w:rPr>
                 <w:color w:val="1F3864"/>
                 <w:sz w:val="19"/>
@@ -355,7 +308,7 @@
           </w:tcPr>
           <w:p>
             <w:pPr>
-              <w:pStyle w:val="Normal"/>
+              <w:pStyle w:val="Standard1"/>
               <w:cnfStyle w:val="000000000000" w:firstRow="0" w:lastRow="0" w:firstColumn="0" w:lastColumn="0" w:oddVBand="0" w:evenVBand="0" w:oddHBand="0" w:evenHBand="0" w:firstRowFirstColumn="0" w:firstRowLastColumn="0" w:lastRowFirstColumn="0" w:lastRowLastColumn="0"/>
               <w:rPr>
                 <w:color w:val="303030"/>
@@ -399,7 +352,7 @@
           </w:tcPr>
           <w:p>
             <w:pPr>
-              <w:pStyle w:val="Normal"/>
+              <w:pStyle w:val="Standard1"/>
               <w:rPr>
                 <w:color w:val="1F3864"/>
                 <w:sz w:val="19"/>
@@ -436,7 +389,7 @@
           </w:tcPr>
           <w:p>
             <w:pPr>
-              <w:pStyle w:val="Normal"/>
+              <w:pStyle w:val="Standard1"/>
               <w:cnfStyle w:val="000000100000" w:firstRow="0" w:lastRow="0" w:firstColumn="0" w:lastColumn="0" w:oddVBand="0" w:evenVBand="0" w:oddHBand="1" w:evenHBand="0" w:firstRowFirstColumn="0" w:firstRowLastColumn="0" w:lastRowFirstColumn="0" w:lastRowLastColumn="0"/>
               <w:rPr>
                 <w:color w:val="303030"/>
@@ -474,36 +427,15 @@
         <w:t xml:space="preserve">3. </w:t>
       </w:r>
       <w:r>
-        <w:t xml:space="preserve">Read the Data Dictionary (field definitions, expected row counts: CRM 499, Marketing 2,240, Support 3,000; shared join key </w:t>
-      </w:r>
-      <w:proofErr w:type="spellStart"/>
-      <w:r>
-        <w:t>account_id</w:t>
-      </w:r>
-      <w:proofErr w:type="spellEnd"/>
-      <w:r>
-        <w:t>), Sarah Chen's brief (the 3 dashboard views and their required metrics and filters), and the Company Background (</w:t>
-      </w:r>
-      <w:proofErr w:type="spellStart"/>
-      <w:r>
-        <w:t>NovaTech</w:t>
-      </w:r>
-      <w:proofErr w:type="spellEnd"/>
-      <w:r>
-        <w:t xml:space="preserve"> Solutions context).</w:t>
-      </w:r>
-    </w:p>
-    <w:p>
-      <w:pPr>
-        <w:spacing w:after="80"/>
-      </w:pPr>
-      <w:proofErr w:type="gramStart"/>
-      <w:r>
-        <w:t>Known</w:t>
-      </w:r>
-      <w:proofErr w:type="gramEnd"/>
-      <w:r>
-        <w:t xml:space="preserve"> data quality issues documented in the dictionary:</w:t>
+        <w:t>Read the Data Dictionary (field definitions, expected row counts: CRM 499, Marketing 2,240, Support 3,000; shared join key account_id), Sarah Chen's brief (the 3 dashboard views and their required metrics and filters), and the Company Background (NovaTech Solutions context).</w:t>
+      </w:r>
+    </w:p>
+    <w:p>
+      <w:pPr>
+        <w:spacing w:after="80"/>
+      </w:pPr>
+      <w:r>
+        <w:t>Known data quality issues documented in the dictionary:</w:t>
       </w:r>
     </w:p>
     <w:p>
@@ -514,13 +446,8 @@
         </w:numPr>
         <w:spacing w:after="80"/>
       </w:pPr>
-      <w:proofErr w:type="spellStart"/>
-      <w:r>
-        <w:t>annual_income</w:t>
-      </w:r>
-      <w:proofErr w:type="spellEnd"/>
-      <w:r>
-        <w:t xml:space="preserve"> (Marketing): 24 rows missing (1.1%), flagged as intentional, realistic missing data</w:t>
+      <w:r>
+        <w:t>annual_income (Marketing): 24 rows missing (1.1%), flagged as intentional, realistic missing data</w:t>
       </w:r>
     </w:p>
     <w:p>
@@ -531,13 +458,8 @@
         </w:numPr>
         <w:spacing w:after="80"/>
       </w:pPr>
-      <w:proofErr w:type="spellStart"/>
-      <w:r>
-        <w:t>ticket_resolved_date</w:t>
-      </w:r>
-      <w:proofErr w:type="spellEnd"/>
-      <w:r>
-        <w:t xml:space="preserve"> (Support): 59 rows missing (2.0%), blank for tickets still unresolved, not a data error</w:t>
+      <w:r>
+        <w:t>ticket_resolved_date (Support): 59 rows missing (2.0%), blank for tickets still unresolved, not a data error</w:t>
       </w:r>
     </w:p>
     <w:p>
@@ -548,13 +470,8 @@
         </w:numPr>
         <w:spacing w:after="80"/>
       </w:pPr>
-      <w:proofErr w:type="spellStart"/>
-      <w:r>
-        <w:t>account_id</w:t>
-      </w:r>
-      <w:proofErr w:type="spellEnd"/>
-      <w:r>
-        <w:t xml:space="preserve"> orphans: 150 rows in Marketing (6.7%) and 204 rows in Support (6.8%) use account IDs (ACCT 101 through ACCT 115) that don't exist in the CRM dataset; this is intentional, since not every marketing lead or support ticket is expected to trace back to a known CRM account</w:t>
+      <w:r>
+        <w:t>account_id orphans: 150 rows in Marketing (6.7%) and 204 rows in Support (6.8%) use account IDs (ACCT 101 through ACCT 115) that don't exist in the CRM dataset; this is intentional, since not every marketing lead or support ticket is expected to trace back to a known CRM account</w:t>
       </w:r>
     </w:p>
     <w:p>
@@ -565,53 +482,16 @@
         </w:numPr>
         <w:spacing w:after="80"/>
       </w:pPr>
-      <w:proofErr w:type="spellStart"/>
-      <w:r>
-        <w:t>loss_reason</w:t>
-      </w:r>
-      <w:proofErr w:type="spellEnd"/>
-      <w:r>
-        <w:t xml:space="preserve"> (CRM): blank in 315 rows, but only because it's populated exclusively for Lost deals, so this is expected structure rather than a quality gap</w:t>
-      </w:r>
-    </w:p>
-    <w:p>
-      <w:pPr>
-        <w:spacing w:after="80"/>
-      </w:pPr>
-      <w:r>
-        <w:t xml:space="preserve">Key decisions this informed: the join key across all 3 datasets is </w:t>
-      </w:r>
-      <w:proofErr w:type="spellStart"/>
-      <w:r>
-        <w:t>account_id</w:t>
-      </w:r>
-      <w:proofErr w:type="spellEnd"/>
-      <w:r>
-        <w:t xml:space="preserve">; the orphan ID pattern in Marketing and Support directly shapes the choice of join type later; calculated fields to build: </w:t>
-      </w:r>
-      <w:proofErr w:type="spellStart"/>
-      <w:r>
-        <w:t>days_to_close</w:t>
-      </w:r>
-      <w:proofErr w:type="spellEnd"/>
-      <w:r>
-        <w:t xml:space="preserve"> (CRM), </w:t>
-      </w:r>
-      <w:proofErr w:type="spellStart"/>
-      <w:r>
-        <w:t>campaign_roi</w:t>
-      </w:r>
-      <w:proofErr w:type="spellEnd"/>
-      <w:r>
-        <w:t xml:space="preserve"> (Marketing), </w:t>
-      </w:r>
-      <w:proofErr w:type="spellStart"/>
-      <w:r>
-        <w:t>resolution_time_hours</w:t>
-      </w:r>
-      <w:proofErr w:type="spellEnd"/>
-      <w:r>
-        <w:t xml:space="preserve"> (Support).</w:t>
+      <w:r>
+        <w:t>loss_reason (CRM): blank in 315 rows, but only because it's populated exclusively for Lost deals, so this is expected structure rather than a quality gap</w:t>
+      </w:r>
+    </w:p>
+    <w:p>
+      <w:pPr>
+        <w:spacing w:after="80"/>
+      </w:pPr>
+      <w:r>
+        <w:t>Key decisions this informed: the join key across all 3 datasets is account_id; the orphan ID pattern in Marketing and Support directly shapes the choice of join type later; calculated fields to build: days_to_close (CRM), campaign_roi (Marketing), resolution_time_hours (Support).</w:t>
       </w:r>
     </w:p>
     <w:p>
@@ -630,30 +510,22 @@
         <w:spacing w:before="360" w:after="160"/>
       </w:pPr>
       <w:r>
+        <w:t xml:space="preserve">Step 1 </w:t>
+      </w:r>
+      <w:r>
+        <w:t>-</w:t>
+      </w:r>
+      <w:r>
+        <w:t xml:space="preserve"> Open the AWS lab environment</w:t>
+      </w:r>
+    </w:p>
+    <w:p>
+      <w:pPr>
+        <w:spacing w:after="80"/>
+      </w:pPr>
+      <w:r>
         <w:lastRenderedPageBreak/>
-        <w:t xml:space="preserve">Step 1 </w:t>
-      </w:r>
-      <w:r>
-        <w:t>-</w:t>
-      </w:r>
-      <w:r>
-        <w:t xml:space="preserve"> Open the AWS lab environment</w:t>
-      </w:r>
-    </w:p>
-    <w:p>
-      <w:pPr>
-        <w:spacing w:after="80"/>
-      </w:pPr>
-      <w:r>
-        <w:t xml:space="preserve">1. In the Udacity lesson, clicked the Cloud Resources tab (bottom toolbar) → Open Cloud Console. This is the </w:t>
-      </w:r>
-      <w:proofErr w:type="spellStart"/>
-      <w:r>
-        <w:t>Vocareum</w:t>
-      </w:r>
-      <w:proofErr w:type="spellEnd"/>
-      <w:r>
-        <w:t>-provided, pre-configured AWS account for the lab (no personal AWS account needed)</w:t>
+        <w:t>1. In the Udacity lesson, clicked the Cloud Resources tab (bottom toolbar) → Open Cloud Console. This is the Vocareum-provided, pre-configured AWS account for the lab (no personal AWS account needed)</w:t>
       </w:r>
       <w:r>
         <w:t>,</w:t>
@@ -667,15 +539,7 @@
         <w:spacing w:after="80"/>
       </w:pPr>
       <w:r>
-        <w:t>2. This opened a new browser tab/window that federates into Amazon Quick (</w:t>
-      </w:r>
-      <w:proofErr w:type="spellStart"/>
-      <w:r>
-        <w:t>QuickSight</w:t>
-      </w:r>
-      <w:proofErr w:type="spellEnd"/>
-      <w:r>
-        <w:t xml:space="preserve">) </w:t>
+        <w:t xml:space="preserve">2. This opened a new browser tab/window that federates into Amazon Quick (QuickSight) </w:t>
       </w:r>
     </w:p>
     <w:p>
@@ -706,15 +570,7 @@
         <w:spacing w:after="80"/>
       </w:pPr>
       <w:r>
-        <w:t xml:space="preserve">2. Clicked the data-scope selector under the question box (default "All data") → opens an "Add Quick assets" picker with tabs: </w:t>
-      </w:r>
-      <w:proofErr w:type="spellStart"/>
-      <w:r>
-        <w:t>Recents</w:t>
-      </w:r>
-      <w:proofErr w:type="spellEnd"/>
-      <w:r>
-        <w:t>, Favorites, Spaces, Topics, Dashboards, Knowledge Bases, Actions, Datasets.</w:t>
+        <w:t>2. Clicked the data-scope selector under the question box (default "All data") → opens an "Add Quick assets" picker with tabs: Recents, Favorites, Spaces, Topics, Dashboards, Knowledge Bases, Actions, Datasets.</w:t>
       </w:r>
     </w:p>
     <w:p>
@@ -736,15 +592,7 @@
         <w:spacing w:after="80"/>
       </w:pPr>
       <w:r>
-        <w:t xml:space="preserve">4. On the Datasets tab (page 2, since this is a shared/reused </w:t>
-      </w:r>
-      <w:proofErr w:type="spellStart"/>
-      <w:r>
-        <w:t>Vocareum</w:t>
-      </w:r>
-      <w:proofErr w:type="spellEnd"/>
-      <w:r>
-        <w:t xml:space="preserve"> lab account with prior activity), found the actual instructor-provided sources: novatech_crm_deals.csv, novatech_support_tickets.csv, novatech_marketing_campaigns.csv — all owned by "Others", created 6 months ago. These are treated as the "pre-indexed knowledge bases — created by the instructor, do not modify."</w:t>
+        <w:t>4. On the Datasets tab (page 2, since this is a shared/reused Vocareum lab account with prior activity), found the actual instructor-provided sources: novatech_crm_deals.csv, novatech_support_tickets.csv, novatech_marketing_campaigns.csv — all owned by "Others", created 6 months ago. These are treated as the "pre-indexed knowledge bases — created by the instructor, do not modify."</w:t>
       </w:r>
     </w:p>
     <w:p>
@@ -757,43 +605,7 @@
           <w:iCs/>
           <w:color w:val="555555"/>
         </w:rPr>
-        <w:t xml:space="preserve">Also </w:t>
-      </w:r>
-      <w:proofErr w:type="gramStart"/>
-      <w:r>
-        <w:rPr>
-          <w:i/>
-          <w:iCs/>
-          <w:color w:val="555555"/>
-        </w:rPr>
-        <w:t>present, and</w:t>
-      </w:r>
-      <w:proofErr w:type="gramEnd"/>
-      <w:r>
-        <w:rPr>
-          <w:i/>
-          <w:iCs/>
-          <w:color w:val="555555"/>
-        </w:rPr>
-        <w:t xml:space="preserve"> deliberately ignored: same-named datasets owned by "Me" from 10 days ago, plus a pre-built "</w:t>
-      </w:r>
-      <w:proofErr w:type="spellStart"/>
-      <w:r>
-        <w:rPr>
-          <w:i/>
-          <w:iCs/>
-          <w:color w:val="555555"/>
-        </w:rPr>
-        <w:t>NovaTech</w:t>
-      </w:r>
-      <w:proofErr w:type="spellEnd"/>
-      <w:r>
-        <w:rPr>
-          <w:i/>
-          <w:iCs/>
-          <w:color w:val="555555"/>
-        </w:rPr>
-        <w:t xml:space="preserve"> Unified Account-Level Dataset" and "Account Risk Summary" owned by "Others" — leftovers from someone else's earlier pass through this shared lab. This project's own deliverables are built from a fresh upload of the starter CSVs instead of reusing them.</w:t>
+        <w:t>Also present, and deliberately ignored: same-named datasets owned by "Me" from 10 days ago, plus a pre-built "NovaTech Unified Account-Level Dataset" and "Account Risk Summary" owned by "Others" — leftovers from someone else's earlier pass through this shared lab. This project's own deliverables are built from a fresh upload of the starter CSVs instead of reusing them.</w:t>
       </w:r>
     </w:p>
     <w:p>
@@ -866,51 +678,7 @@
           <w:sz w:val="18"/>
           <w:szCs w:val="18"/>
         </w:rPr>
-        <w:t xml:space="preserve">Fig. </w:t>
-      </w:r>
-      <w:proofErr w:type="gramStart"/>
-      <w:r>
-        <w:rPr>
-          <w:i/>
-          <w:iCs/>
-          <w:color w:val="555555"/>
-          <w:sz w:val="18"/>
-          <w:szCs w:val="18"/>
-        </w:rPr>
-        <w:t>1 — "</w:t>
-      </w:r>
-      <w:proofErr w:type="gramEnd"/>
-      <w:r>
-        <w:rPr>
-          <w:i/>
-          <w:iCs/>
-          <w:color w:val="555555"/>
-          <w:sz w:val="18"/>
-          <w:szCs w:val="18"/>
-        </w:rPr>
-        <w:t xml:space="preserve">Add Quick assets" picker, Datasets tab, page 2: all three </w:t>
-      </w:r>
-      <w:proofErr w:type="gramStart"/>
-      <w:r>
-        <w:rPr>
-          <w:i/>
-          <w:iCs/>
-          <w:color w:val="555555"/>
-          <w:sz w:val="18"/>
-          <w:szCs w:val="18"/>
-        </w:rPr>
-        <w:t>instructor</w:t>
-      </w:r>
-      <w:proofErr w:type="gramEnd"/>
-      <w:r>
-        <w:rPr>
-          <w:i/>
-          <w:iCs/>
-          <w:color w:val="555555"/>
-          <w:sz w:val="18"/>
-          <w:szCs w:val="18"/>
-        </w:rPr>
-        <w:t xml:space="preserve"> novatech_*.csv datasets (owned by "Others", 6 months old) checked before clicking Save.</w:t>
+        <w:t>Fig. 1 — "Add Quick assets" picker, Datasets tab, page 2: all three instructor novatech_*.csv datasets (owned by "Others", 6 months old) checked before clicking Save.</w:t>
       </w:r>
     </w:p>
     <w:p>
@@ -1067,51 +835,7 @@
           <w:sz w:val="18"/>
           <w:szCs w:val="18"/>
         </w:rPr>
-        <w:t>Fig. 3 — Q2: date range + unique accounts. Match: Jun 17</w:t>
-      </w:r>
-      <w:proofErr w:type="gramStart"/>
-      <w:r>
-        <w:rPr>
-          <w:i/>
-          <w:iCs/>
-          <w:color w:val="555555"/>
-          <w:sz w:val="18"/>
-          <w:szCs w:val="18"/>
-        </w:rPr>
-        <w:t xml:space="preserve"> 2023</w:t>
-      </w:r>
-      <w:proofErr w:type="gramEnd"/>
-      <w:r>
-        <w:rPr>
-          <w:i/>
-          <w:iCs/>
-          <w:color w:val="555555"/>
-          <w:sz w:val="18"/>
-          <w:szCs w:val="18"/>
-        </w:rPr>
-        <w:t xml:space="preserve"> → Jan 25</w:t>
-      </w:r>
-      <w:proofErr w:type="gramStart"/>
-      <w:r>
-        <w:rPr>
-          <w:i/>
-          <w:iCs/>
-          <w:color w:val="555555"/>
-          <w:sz w:val="18"/>
-          <w:szCs w:val="18"/>
-        </w:rPr>
-        <w:t xml:space="preserve"> 2025</w:t>
-      </w:r>
-      <w:proofErr w:type="gramEnd"/>
-      <w:r>
-        <w:rPr>
-          <w:i/>
-          <w:iCs/>
-          <w:color w:val="555555"/>
-          <w:sz w:val="18"/>
-          <w:szCs w:val="18"/>
-        </w:rPr>
-        <w:t>, 85 unique accounts.</w:t>
+        <w:t>Fig. 3 — Q2: date range + unique accounts. Match: Jun 17 2023 → Jan 25 2025, 85 unique accounts.</w:t>
       </w:r>
     </w:p>
     <w:p>
@@ -1251,29 +975,7 @@
           <w:sz w:val="18"/>
           <w:szCs w:val="18"/>
         </w:rPr>
-        <w:t xml:space="preserve">Fig. 5 — Q4: null count on </w:t>
-      </w:r>
-      <w:proofErr w:type="spellStart"/>
-      <w:r>
-        <w:rPr>
-          <w:i/>
-          <w:iCs/>
-          <w:color w:val="555555"/>
-          <w:sz w:val="18"/>
-          <w:szCs w:val="18"/>
-        </w:rPr>
-        <w:t>annual_income</w:t>
-      </w:r>
-      <w:proofErr w:type="spellEnd"/>
-      <w:r>
-        <w:rPr>
-          <w:i/>
-          <w:iCs/>
-          <w:color w:val="555555"/>
-          <w:sz w:val="18"/>
-          <w:szCs w:val="18"/>
-        </w:rPr>
-        <w:t>. Match: 24 rows, 1.07%.</w:t>
+        <w:t>Fig. 5 — Q4: null count on annual_income. Match: 24 rows, 1.07%.</w:t>
       </w:r>
     </w:p>
     <w:p>
@@ -1412,29 +1114,7 @@
           <w:sz w:val="18"/>
           <w:szCs w:val="18"/>
         </w:rPr>
-        <w:t xml:space="preserve">Fig. 7 — Q6: null count on </w:t>
-      </w:r>
-      <w:proofErr w:type="spellStart"/>
-      <w:r>
-        <w:rPr>
-          <w:i/>
-          <w:iCs/>
-          <w:color w:val="555555"/>
-          <w:sz w:val="18"/>
-          <w:szCs w:val="18"/>
-        </w:rPr>
-        <w:t>ticket_resolved_date</w:t>
-      </w:r>
-      <w:proofErr w:type="spellEnd"/>
-      <w:r>
-        <w:rPr>
-          <w:i/>
-          <w:iCs/>
-          <w:color w:val="555555"/>
-          <w:sz w:val="18"/>
-          <w:szCs w:val="18"/>
-        </w:rPr>
-        <w:t>. Match: 59 rows, ~2%.</w:t>
+        <w:t>Fig. 7 — Q6: null count on ticket_resolved_date. Match: 59 rows, ~2%.</w:t>
       </w:r>
     </w:p>
     <w:p>
@@ -1446,23 +1126,7 @@
           <w:b/>
           <w:bCs/>
         </w:rPr>
-        <w:t>Result: 6 / 6 Match — Q answered every checkable fact correctly across all three knowledge bases, including one bonus detail on Q1 (</w:t>
-      </w:r>
-      <w:proofErr w:type="spellStart"/>
-      <w:r>
-        <w:rPr>
-          <w:b/>
-          <w:bCs/>
-        </w:rPr>
-        <w:t>deal_closed_date</w:t>
-      </w:r>
-      <w:proofErr w:type="spellEnd"/>
-      <w:r>
-        <w:rPr>
-          <w:b/>
-          <w:bCs/>
-        </w:rPr>
-        <w:t xml:space="preserve"> range) that wasn't asked for but was accurate.</w:t>
+        <w:t>Result: 6 / 6 Match — Q answered every checkable fact correctly across all three knowledge bases, including one bonus detail on Q1 (deal_closed_date range) that wasn't asked for but was accurate.</w:t>
       </w:r>
     </w:p>
     <w:p>
@@ -1480,15 +1144,7 @@
         <w:spacing w:after="140"/>
       </w:pPr>
       <w:r>
-        <w:t xml:space="preserve">This is where the student's own submission begins: instead of reusing the instructor's 6-month-old </w:t>
-      </w:r>
-      <w:proofErr w:type="gramStart"/>
-      <w:r>
-        <w:t>"Others"</w:t>
-      </w:r>
-      <w:proofErr w:type="gramEnd"/>
-      <w:r>
-        <w:t xml:space="preserve"> datasets or the leftover "Me" datasets from 10 days ago (see Step 2), a fresh copy of each starter CSV is uploaded and prepared from scratch.</w:t>
+        <w:t>This is where the student's own submission begins: instead of reusing the instructor's 6-month-old "Others" datasets or the leftover "Me" datasets from 10 days ago (see Step 2), a fresh copy of each starter CSV is uploaded and prepared from scratch.</w:t>
       </w:r>
     </w:p>
     <w:p>
@@ -1635,139 +1291,7 @@
           <w:sz w:val="18"/>
           <w:szCs w:val="18"/>
         </w:rPr>
-        <w:t xml:space="preserve">Fig. 9 — Data-prep editor just after entering, with </w:t>
-      </w:r>
-      <w:proofErr w:type="spellStart"/>
-      <w:r>
-        <w:rPr>
-          <w:i/>
-          <w:iCs/>
-          <w:color w:val="555555"/>
-          <w:sz w:val="18"/>
-          <w:szCs w:val="18"/>
-        </w:rPr>
-        <w:t>QuickSight's</w:t>
-      </w:r>
-      <w:proofErr w:type="spellEnd"/>
-      <w:r>
-        <w:rPr>
-          <w:i/>
-          <w:iCs/>
-          <w:color w:val="555555"/>
-          <w:sz w:val="18"/>
-          <w:szCs w:val="18"/>
-        </w:rPr>
-        <w:t xml:space="preserve"> initial auto-suggested type changes (</w:t>
-      </w:r>
-      <w:proofErr w:type="spellStart"/>
-      <w:r>
-        <w:rPr>
-          <w:i/>
-          <w:iCs/>
-          <w:color w:val="555555"/>
-          <w:sz w:val="18"/>
-          <w:szCs w:val="18"/>
-        </w:rPr>
-        <w:t>employee_count</w:t>
-      </w:r>
-      <w:proofErr w:type="spellEnd"/>
-      <w:r>
-        <w:rPr>
-          <w:i/>
-          <w:iCs/>
-          <w:color w:val="555555"/>
-          <w:sz w:val="18"/>
-          <w:szCs w:val="18"/>
-        </w:rPr>
-        <w:t xml:space="preserve">, </w:t>
-      </w:r>
-      <w:proofErr w:type="spellStart"/>
-      <w:r>
-        <w:rPr>
-          <w:i/>
-          <w:iCs/>
-          <w:color w:val="555555"/>
-          <w:sz w:val="18"/>
-          <w:szCs w:val="18"/>
-        </w:rPr>
-        <w:t>list_price</w:t>
-      </w:r>
-      <w:proofErr w:type="spellEnd"/>
-      <w:r>
-        <w:rPr>
-          <w:i/>
-          <w:iCs/>
-          <w:color w:val="555555"/>
-          <w:sz w:val="18"/>
-          <w:szCs w:val="18"/>
-        </w:rPr>
-        <w:t xml:space="preserve">, </w:t>
-      </w:r>
-      <w:proofErr w:type="spellStart"/>
-      <w:r>
-        <w:rPr>
-          <w:i/>
-          <w:iCs/>
-          <w:color w:val="555555"/>
-          <w:sz w:val="18"/>
-          <w:szCs w:val="18"/>
-        </w:rPr>
-        <w:t>deal_created_date</w:t>
-      </w:r>
-      <w:proofErr w:type="spellEnd"/>
-      <w:r>
-        <w:rPr>
-          <w:i/>
-          <w:iCs/>
-          <w:color w:val="555555"/>
-          <w:sz w:val="18"/>
-          <w:szCs w:val="18"/>
-        </w:rPr>
-        <w:t xml:space="preserve">, </w:t>
-      </w:r>
-      <w:proofErr w:type="spellStart"/>
-      <w:r>
-        <w:rPr>
-          <w:i/>
-          <w:iCs/>
-          <w:color w:val="555555"/>
-          <w:sz w:val="18"/>
-          <w:szCs w:val="18"/>
-        </w:rPr>
-        <w:t>deal_closed_date</w:t>
-      </w:r>
-      <w:proofErr w:type="spellEnd"/>
-      <w:r>
-        <w:rPr>
-          <w:i/>
-          <w:iCs/>
-          <w:color w:val="555555"/>
-          <w:sz w:val="18"/>
-          <w:szCs w:val="18"/>
-        </w:rPr>
-        <w:t xml:space="preserve">, </w:t>
-      </w:r>
-      <w:proofErr w:type="spellStart"/>
-      <w:r>
-        <w:rPr>
-          <w:i/>
-          <w:iCs/>
-          <w:color w:val="555555"/>
-          <w:sz w:val="18"/>
-          <w:szCs w:val="18"/>
-        </w:rPr>
-        <w:t>deal_value</w:t>
-      </w:r>
-      <w:proofErr w:type="spellEnd"/>
-      <w:r>
-        <w:rPr>
-          <w:i/>
-          <w:iCs/>
-          <w:color w:val="555555"/>
-          <w:sz w:val="18"/>
-          <w:szCs w:val="18"/>
-        </w:rPr>
-        <w:t>).</w:t>
+        <w:t>Fig. 9 — Data-prep editor just after entering, with QuickSight's initial auto-suggested type changes (employee_count, list_price, deal_created_date, deal_closed_date, deal_value).</w:t>
       </w:r>
     </w:p>
     <w:p>
@@ -1787,13 +1311,8 @@
         </w:numPr>
         <w:spacing w:after="80"/>
       </w:pPr>
-      <w:proofErr w:type="spellStart"/>
-      <w:r>
-        <w:t>annual_revenue_usd</w:t>
-      </w:r>
-      <w:proofErr w:type="spellEnd"/>
-      <w:r>
-        <w:t>: String → Decimal (dictionary: Float, currency in millions USD)</w:t>
+      <w:r>
+        <w:t>annual_revenue_usd: String → Decimal (dictionary: Float, currency in millions USD)</w:t>
       </w:r>
     </w:p>
     <w:p>
@@ -1805,13 +1324,8 @@
         </w:numPr>
         <w:spacing w:after="80"/>
       </w:pPr>
-      <w:proofErr w:type="spellStart"/>
-      <w:r>
-        <w:t>employee_count</w:t>
-      </w:r>
-      <w:proofErr w:type="spellEnd"/>
-      <w:r>
-        <w:t>: String → Integer — already correct</w:t>
+      <w:r>
+        <w:t>employee_count: String → Integer — already correct</w:t>
       </w:r>
     </w:p>
     <w:p>
@@ -1823,13 +1337,8 @@
         </w:numPr>
         <w:spacing w:after="80"/>
       </w:pPr>
-      <w:proofErr w:type="spellStart"/>
-      <w:r>
-        <w:t>list_price</w:t>
-      </w:r>
-      <w:proofErr w:type="spellEnd"/>
-      <w:r>
-        <w:t>: String → Integer — already correct</w:t>
+      <w:r>
+        <w:t>list_price: String → Integer — already correct</w:t>
       </w:r>
     </w:p>
     <w:p>
@@ -1841,29 +1350,8 @@
         </w:numPr>
         <w:spacing w:after="80"/>
       </w:pPr>
-      <w:proofErr w:type="spellStart"/>
-      <w:r>
-        <w:t>deal_created_date</w:t>
-      </w:r>
-      <w:proofErr w:type="spellEnd"/>
-      <w:r>
-        <w:t xml:space="preserve">, </w:t>
-      </w:r>
-      <w:proofErr w:type="spellStart"/>
-      <w:r>
-        <w:t>deal_closed_date</w:t>
-      </w:r>
-      <w:proofErr w:type="spellEnd"/>
-      <w:r>
-        <w:t xml:space="preserve">: String → Date, format </w:t>
-      </w:r>
-      <w:proofErr w:type="spellStart"/>
-      <w:r>
-        <w:t>yyyy</w:t>
-      </w:r>
-      <w:proofErr w:type="spellEnd"/>
-      <w:r>
-        <w:t>-MM-dd — already correct</w:t>
+      <w:r>
+        <w:t>deal_created_date, deal_closed_date: String → Date, format yyyy-MM-dd — already correct</w:t>
       </w:r>
     </w:p>
     <w:p>
@@ -1875,13 +1363,8 @@
         </w:numPr>
         <w:spacing w:after="80"/>
       </w:pPr>
-      <w:proofErr w:type="spellStart"/>
-      <w:r>
-        <w:t>deal_value</w:t>
-      </w:r>
-      <w:proofErr w:type="spellEnd"/>
-      <w:r>
-        <w:t>: originally auto-suggested as Integer — corrected to Decimal. Every value in this CSV happens to be a whole number, so Integer wouldn't have caused an error, but the data dictionary formally types it as Float (a currency/revenue amount), so Decimal matches the documented schema rather than this sample's coincidental shape.</w:t>
+      <w:r>
+        <w:t>deal_value: originally auto-suggested as Integer — corrected to Decimal. Every value in this CSV happens to be a whole number, so Integer wouldn't have caused an error, but the data dictionary formally types it as Float (a currency/revenue amount), so Decimal matches the documented schema rather than this sample's coincidental shape.</w:t>
       </w:r>
     </w:p>
     <w:p>
@@ -1960,51 +1443,7 @@
           <w:sz w:val="18"/>
           <w:szCs w:val="18"/>
         </w:rPr>
-        <w:t xml:space="preserve">Fig. 10 — After fixing </w:t>
-      </w:r>
-      <w:proofErr w:type="spellStart"/>
-      <w:r>
-        <w:rPr>
-          <w:i/>
-          <w:iCs/>
-          <w:color w:val="555555"/>
-          <w:sz w:val="18"/>
-          <w:szCs w:val="18"/>
-        </w:rPr>
-        <w:t>annual_revenue_usd</w:t>
-      </w:r>
-      <w:proofErr w:type="spellEnd"/>
-      <w:r>
-        <w:rPr>
-          <w:i/>
-          <w:iCs/>
-          <w:color w:val="555555"/>
-          <w:sz w:val="18"/>
-          <w:szCs w:val="18"/>
-        </w:rPr>
-        <w:t xml:space="preserve"> to Decimal (</w:t>
-      </w:r>
-      <w:proofErr w:type="spellStart"/>
-      <w:r>
-        <w:rPr>
-          <w:i/>
-          <w:iCs/>
-          <w:color w:val="555555"/>
-          <w:sz w:val="18"/>
-          <w:szCs w:val="18"/>
-        </w:rPr>
-        <w:t>deal_value</w:t>
-      </w:r>
-      <w:proofErr w:type="spellEnd"/>
-      <w:r>
-        <w:rPr>
-          <w:i/>
-          <w:iCs/>
-          <w:color w:val="555555"/>
-          <w:sz w:val="18"/>
-          <w:szCs w:val="18"/>
-        </w:rPr>
-        <w:t xml:space="preserve"> still shows Integer at this point).</w:t>
+        <w:t>Fig. 10 — After fixing annual_revenue_usd to Decimal (deal_value still shows Integer at this point).</w:t>
       </w:r>
     </w:p>
     <w:p>
@@ -2069,51 +1508,7 @@
           <w:sz w:val="18"/>
           <w:szCs w:val="18"/>
         </w:rPr>
-        <w:t xml:space="preserve">Fig. 11 — Checked the date-format dialog for </w:t>
-      </w:r>
-      <w:proofErr w:type="spellStart"/>
-      <w:r>
-        <w:rPr>
-          <w:i/>
-          <w:iCs/>
-          <w:color w:val="555555"/>
-          <w:sz w:val="18"/>
-          <w:szCs w:val="18"/>
-        </w:rPr>
-        <w:t>deal_closed_date</w:t>
-      </w:r>
-      <w:proofErr w:type="spellEnd"/>
-      <w:r>
-        <w:rPr>
-          <w:i/>
-          <w:iCs/>
-          <w:color w:val="555555"/>
-          <w:sz w:val="18"/>
-          <w:szCs w:val="18"/>
-        </w:rPr>
-        <w:t xml:space="preserve">, confirmed </w:t>
-      </w:r>
-      <w:proofErr w:type="spellStart"/>
-      <w:r>
-        <w:rPr>
-          <w:i/>
-          <w:iCs/>
-          <w:color w:val="555555"/>
-          <w:sz w:val="18"/>
-          <w:szCs w:val="18"/>
-        </w:rPr>
-        <w:t>yyyy</w:t>
-      </w:r>
-      <w:proofErr w:type="spellEnd"/>
-      <w:r>
-        <w:rPr>
-          <w:i/>
-          <w:iCs/>
-          <w:color w:val="555555"/>
-          <w:sz w:val="18"/>
-          <w:szCs w:val="18"/>
-        </w:rPr>
-        <w:t>-MM-dd was already correct, cancelled without changes.</w:t>
+        <w:t>Fig. 11 — Checked the date-format dialog for deal_closed_date, confirmed yyyy-MM-dd was already correct, cancelled without changes.</w:t>
       </w:r>
     </w:p>
     <w:p>
@@ -2179,29 +1574,7 @@
           <w:sz w:val="18"/>
           <w:szCs w:val="18"/>
         </w:rPr>
-        <w:t xml:space="preserve">Fig. 12 — Final state: all 6 changed columns correct, including </w:t>
-      </w:r>
-      <w:proofErr w:type="spellStart"/>
-      <w:r>
-        <w:rPr>
-          <w:i/>
-          <w:iCs/>
-          <w:color w:val="555555"/>
-          <w:sz w:val="18"/>
-          <w:szCs w:val="18"/>
-        </w:rPr>
-        <w:t>deal_value</w:t>
-      </w:r>
-      <w:proofErr w:type="spellEnd"/>
-      <w:r>
-        <w:rPr>
-          <w:i/>
-          <w:iCs/>
-          <w:color w:val="555555"/>
-          <w:sz w:val="18"/>
-          <w:szCs w:val="18"/>
-        </w:rPr>
-        <w:t xml:space="preserve"> now as Decimal.</w:t>
+        <w:t>Fig. 12 — Final state: all 6 changed columns correct, including deal_value now as Decimal.</w:t>
       </w:r>
     </w:p>
     <w:p>
@@ -2275,15 +1648,7 @@
         <w:spacing w:before="360" w:after="160"/>
       </w:pPr>
       <w:r>
-        <w:t xml:space="preserve">Step 5 — Calculated field: </w:t>
-      </w:r>
-      <w:proofErr w:type="spellStart"/>
-      <w:r>
-        <w:t>days_to_close</w:t>
-      </w:r>
-      <w:proofErr w:type="spellEnd"/>
-      <w:r>
-        <w:t xml:space="preserve"> (CRM)</w:t>
+        <w:t>Step 5 — Calculated field: days_to_close (CRM)</w:t>
       </w:r>
     </w:p>
     <w:p>
@@ -2308,15 +1673,7 @@
         <w:spacing w:after="80"/>
       </w:pPr>
       <w:r>
-        <w:t xml:space="preserve">Sarah Chen's brief (Sales Pipeline view) asks for </w:t>
-      </w:r>
-      <w:proofErr w:type="gramStart"/>
-      <w:r>
-        <w:t>it</w:t>
-      </w:r>
-      <w:proofErr w:type="gramEnd"/>
-      <w:r>
-        <w:t xml:space="preserve"> verbatim: "Days to close — how long does it take us to close a deal from creation to close? Is that getting better or worse?"</w:t>
+        <w:t>Sarah Chen's brief (Sales Pipeline view) asks for it verbatim: "Days to close — how long does it take us to close a deal from creation to close? Is that getting better or worse?"</w:t>
       </w:r>
     </w:p>
     <w:p>
@@ -2329,31 +1686,7 @@
         <w:spacing w:after="80"/>
       </w:pPr>
       <w:r>
-        <w:t xml:space="preserve">The data dictionary spells out the exact formula in its notes on </w:t>
-      </w:r>
-      <w:proofErr w:type="spellStart"/>
-      <w:r>
-        <w:t>deal_closed_date</w:t>
-      </w:r>
-      <w:proofErr w:type="spellEnd"/>
-      <w:r>
-        <w:t xml:space="preserve">: "Students can compute days-to-close as </w:t>
-      </w:r>
-      <w:proofErr w:type="spellStart"/>
-      <w:r>
-        <w:t>deal_closed_date</w:t>
-      </w:r>
-      <w:proofErr w:type="spellEnd"/>
-      <w:r>
-        <w:t xml:space="preserve"> − </w:t>
-      </w:r>
-      <w:proofErr w:type="spellStart"/>
-      <w:r>
-        <w:t>deal_created_date</w:t>
-      </w:r>
-      <w:proofErr w:type="spellEnd"/>
-      <w:r>
-        <w:t>."</w:t>
+        <w:t>The data dictionary spells out the exact formula in its notes on deal_closed_date: "Students can compute days-to-close as deal_closed_date − deal_created_date."</w:t>
       </w:r>
     </w:p>
     <w:p>
@@ -2375,15 +1708,7 @@
       </w:pPr>
       <w:r>
         <w:lastRenderedPageBreak/>
-        <w:t xml:space="preserve">None of the raw columns is "days to </w:t>
-      </w:r>
-      <w:proofErr w:type="gramStart"/>
-      <w:r>
-        <w:t>close" —</w:t>
-      </w:r>
-      <w:proofErr w:type="gramEnd"/>
-      <w:r>
-        <w:t xml:space="preserve"> it only exists once you subtract two dates, which is exactly what a calculated field is for.</w:t>
+        <w:t>None of the raw columns is "days to close" — it only exists once you subtract two dates, which is exactly what a calculated field is for.</w:t>
       </w:r>
     </w:p>
     <w:p>
@@ -2399,62 +1724,15 @@
         <w:spacing w:after="80"/>
       </w:pPr>
       <w:r>
-        <w:t xml:space="preserve">2. Named the field </w:t>
-      </w:r>
-      <w:proofErr w:type="spellStart"/>
-      <w:r>
-        <w:t>days_to_close</w:t>
-      </w:r>
-      <w:proofErr w:type="spellEnd"/>
-      <w:r>
-        <w:t>.</w:t>
-      </w:r>
-    </w:p>
-    <w:p>
-      <w:pPr>
-        <w:spacing w:after="80"/>
-      </w:pPr>
-      <w:r>
-        <w:t xml:space="preserve">3. Formula: </w:t>
-      </w:r>
-      <w:proofErr w:type="spellStart"/>
-      <w:proofErr w:type="gramStart"/>
-      <w:r>
-        <w:t>dateDiff</w:t>
-      </w:r>
-      <w:proofErr w:type="spellEnd"/>
-      <w:r>
-        <w:t>({</w:t>
-      </w:r>
-      <w:proofErr w:type="spellStart"/>
-      <w:proofErr w:type="gramEnd"/>
-      <w:r>
-        <w:t>deal_created_</w:t>
-      </w:r>
-      <w:proofErr w:type="gramStart"/>
-      <w:r>
-        <w:t>date</w:t>
-      </w:r>
-      <w:proofErr w:type="spellEnd"/>
-      <w:r>
-        <w:t>}, {</w:t>
-      </w:r>
-      <w:proofErr w:type="spellStart"/>
-      <w:proofErr w:type="gramEnd"/>
-      <w:r>
-        <w:t>deal_closed_</w:t>
-      </w:r>
-      <w:proofErr w:type="gramStart"/>
-      <w:r>
-        <w:t>date</w:t>
-      </w:r>
-      <w:proofErr w:type="spellEnd"/>
-      <w:r>
-        <w:t>},</w:t>
-      </w:r>
-      <w:proofErr w:type="gramEnd"/>
-      <w:r>
-        <w:t xml:space="preserve"> "DD")</w:t>
+        <w:t>2. Named the field days_to_close.</w:t>
+      </w:r>
+    </w:p>
+    <w:p>
+      <w:pPr>
+        <w:spacing w:after="80"/>
+      </w:pPr>
+      <w:r>
+        <w:t>3. Formula: dateDiff({deal_created_date}, {deal_closed_date}, "DD")</w:t>
       </w:r>
     </w:p>
     <w:p>
@@ -2527,131 +1805,7 @@
           <w:sz w:val="18"/>
           <w:szCs w:val="18"/>
         </w:rPr>
-        <w:t xml:space="preserve">Fig. 14 — </w:t>
-      </w:r>
-      <w:proofErr w:type="spellStart"/>
-      <w:r>
-        <w:rPr>
-          <w:i/>
-          <w:iCs/>
-          <w:color w:val="555555"/>
-          <w:sz w:val="18"/>
-          <w:szCs w:val="18"/>
-        </w:rPr>
-        <w:t>days_to_close</w:t>
-      </w:r>
-      <w:proofErr w:type="spellEnd"/>
-      <w:r>
-        <w:rPr>
-          <w:i/>
-          <w:iCs/>
-          <w:color w:val="555555"/>
-          <w:sz w:val="18"/>
-          <w:szCs w:val="18"/>
-        </w:rPr>
-        <w:t xml:space="preserve"> calculated column configuration: </w:t>
-      </w:r>
-      <w:proofErr w:type="spellStart"/>
-      <w:proofErr w:type="gramStart"/>
-      <w:r>
-        <w:rPr>
-          <w:i/>
-          <w:iCs/>
-          <w:color w:val="555555"/>
-          <w:sz w:val="18"/>
-          <w:szCs w:val="18"/>
-        </w:rPr>
-        <w:t>dateDiff</w:t>
-      </w:r>
-      <w:proofErr w:type="spellEnd"/>
-      <w:r>
-        <w:rPr>
-          <w:i/>
-          <w:iCs/>
-          <w:color w:val="555555"/>
-          <w:sz w:val="18"/>
-          <w:szCs w:val="18"/>
-        </w:rPr>
-        <w:t>({</w:t>
-      </w:r>
-      <w:proofErr w:type="spellStart"/>
-      <w:proofErr w:type="gramEnd"/>
-      <w:r>
-        <w:rPr>
-          <w:i/>
-          <w:iCs/>
-          <w:color w:val="555555"/>
-          <w:sz w:val="18"/>
-          <w:szCs w:val="18"/>
-        </w:rPr>
-        <w:t>deal_created_</w:t>
-      </w:r>
-      <w:proofErr w:type="gramStart"/>
-      <w:r>
-        <w:rPr>
-          <w:i/>
-          <w:iCs/>
-          <w:color w:val="555555"/>
-          <w:sz w:val="18"/>
-          <w:szCs w:val="18"/>
-        </w:rPr>
-        <w:t>date</w:t>
-      </w:r>
-      <w:proofErr w:type="spellEnd"/>
-      <w:r>
-        <w:rPr>
-          <w:i/>
-          <w:iCs/>
-          <w:color w:val="555555"/>
-          <w:sz w:val="18"/>
-          <w:szCs w:val="18"/>
-        </w:rPr>
-        <w:t>}, {</w:t>
-      </w:r>
-      <w:proofErr w:type="spellStart"/>
-      <w:proofErr w:type="gramEnd"/>
-      <w:r>
-        <w:rPr>
-          <w:i/>
-          <w:iCs/>
-          <w:color w:val="555555"/>
-          <w:sz w:val="18"/>
-          <w:szCs w:val="18"/>
-        </w:rPr>
-        <w:t>deal_closed_</w:t>
-      </w:r>
-      <w:proofErr w:type="gramStart"/>
-      <w:r>
-        <w:rPr>
-          <w:i/>
-          <w:iCs/>
-          <w:color w:val="555555"/>
-          <w:sz w:val="18"/>
-          <w:szCs w:val="18"/>
-        </w:rPr>
-        <w:t>date</w:t>
-      </w:r>
-      <w:proofErr w:type="spellEnd"/>
-      <w:r>
-        <w:rPr>
-          <w:i/>
-          <w:iCs/>
-          <w:color w:val="555555"/>
-          <w:sz w:val="18"/>
-          <w:szCs w:val="18"/>
-        </w:rPr>
-        <w:t>},</w:t>
-      </w:r>
-      <w:proofErr w:type="gramEnd"/>
-      <w:r>
-        <w:rPr>
-          <w:i/>
-          <w:iCs/>
-          <w:color w:val="555555"/>
-          <w:sz w:val="18"/>
-          <w:szCs w:val="18"/>
-        </w:rPr>
-        <w:t xml:space="preserve"> "DD").</w:t>
+        <w:t>Fig. 14 — days_to_close calculated column configuration: dateDiff({deal_created_date}, {deal_closed_date}, "DD").</w:t>
       </w:r>
     </w:p>
     <w:p>
@@ -2758,31 +1912,7 @@
       </w:pPr>
       <w:r>
         <w:lastRenderedPageBreak/>
-        <w:t xml:space="preserve">4. Dataset detail page confirms: 21 columns (the 20 </w:t>
-      </w:r>
-      <w:proofErr w:type="gramStart"/>
-      <w:r>
-        <w:t>original</w:t>
-      </w:r>
-      <w:proofErr w:type="gramEnd"/>
-      <w:r>
-        <w:t xml:space="preserve"> + </w:t>
-      </w:r>
-      <w:proofErr w:type="spellStart"/>
-      <w:r>
-        <w:t>days_to_close</w:t>
-      </w:r>
-      <w:proofErr w:type="spellEnd"/>
-      <w:r>
-        <w:t>), and under Refresh: "499 rows imported (100% success</w:t>
-      </w:r>
-      <w:proofErr w:type="gramStart"/>
-      <w:r>
-        <w:t>)" —</w:t>
-      </w:r>
-      <w:proofErr w:type="gramEnd"/>
-      <w:r>
-        <w:t xml:space="preserve"> an exact match with both the data dictionary and Q's answer in Verification Log entry #1. This closes out the Verification Log's Cross-Check section.</w:t>
+        <w:t>4. Dataset detail page confirms: 21 columns (the 20 original + days_to_close), and under Refresh: "499 rows imported (100% success)" — an exact match with both the data dictionary and Q's answer in Verification Log entry #1. This closes out the Verification Log's Cross-Check section.</w:t>
       </w:r>
     </w:p>
     <w:p>
@@ -2847,29 +1977,7 @@
           <w:sz w:val="18"/>
           <w:szCs w:val="18"/>
         </w:rPr>
-        <w:t xml:space="preserve">Fig. </w:t>
-      </w:r>
-      <w:proofErr w:type="gramStart"/>
-      <w:r>
-        <w:rPr>
-          <w:i/>
-          <w:iCs/>
-          <w:color w:val="555555"/>
-          <w:sz w:val="18"/>
-          <w:szCs w:val="18"/>
-        </w:rPr>
-        <w:t>16 — "</w:t>
-      </w:r>
-      <w:proofErr w:type="gramEnd"/>
-      <w:r>
-        <w:rPr>
-          <w:i/>
-          <w:iCs/>
-          <w:color w:val="555555"/>
-          <w:sz w:val="18"/>
-          <w:szCs w:val="18"/>
-        </w:rPr>
-        <w:t>Saved and published successfully" confirmation.</w:t>
+        <w:t>Fig. 16 — "Saved and published successfully" confirmation.</w:t>
       </w:r>
     </w:p>
     <w:p>
@@ -3000,29 +2108,7 @@
           <w:sz w:val="18"/>
           <w:szCs w:val="18"/>
         </w:rPr>
-        <w:t>Fig. 18 — Dataset detail page: 21 columns, "499 rows imported (100% success</w:t>
-      </w:r>
-      <w:proofErr w:type="gramStart"/>
-      <w:r>
-        <w:rPr>
-          <w:i/>
-          <w:iCs/>
-          <w:color w:val="555555"/>
-          <w:sz w:val="18"/>
-          <w:szCs w:val="18"/>
-        </w:rPr>
-        <w:t>)" —</w:t>
-      </w:r>
-      <w:proofErr w:type="gramEnd"/>
-      <w:r>
-        <w:rPr>
-          <w:i/>
-          <w:iCs/>
-          <w:color w:val="555555"/>
-          <w:sz w:val="18"/>
-          <w:szCs w:val="18"/>
-        </w:rPr>
-        <w:t xml:space="preserve"> cross-check confirmed against Q's answer.</w:t>
+        <w:t>Fig. 18 — Dataset detail page: 21 columns, "499 rows imported (100% success)" — cross-check confirmed against Q's answer.</w:t>
       </w:r>
     </w:p>
     <w:p>
@@ -3171,45 +2257,15 @@
           <w:sz w:val="18"/>
           <w:szCs w:val="18"/>
         </w:rPr>
-        <w:t xml:space="preserve">Fig. 20 — Data-prep editor just after entering, with </w:t>
-      </w:r>
-      <w:proofErr w:type="spellStart"/>
-      <w:r>
-        <w:rPr>
-          <w:i/>
-          <w:iCs/>
-          <w:color w:val="555555"/>
-          <w:sz w:val="18"/>
-          <w:szCs w:val="18"/>
-        </w:rPr>
-        <w:t>QuickSight's</w:t>
-      </w:r>
-      <w:proofErr w:type="spellEnd"/>
-      <w:r>
-        <w:rPr>
-          <w:i/>
-          <w:iCs/>
-          <w:color w:val="555555"/>
-          <w:sz w:val="18"/>
-          <w:szCs w:val="18"/>
-        </w:rPr>
-        <w:t xml:space="preserve"> initial auto-suggested type changes across 12 columns.</w:t>
-      </w:r>
-    </w:p>
-    <w:p>
-      <w:pPr>
-        <w:spacing w:after="80"/>
-      </w:pPr>
-      <w:r>
-        <w:t xml:space="preserve">2. </w:t>
-      </w:r>
-      <w:proofErr w:type="spellStart"/>
-      <w:r>
-        <w:t>QuickSight</w:t>
-      </w:r>
-      <w:proofErr w:type="spellEnd"/>
-      <w:r>
-        <w:t xml:space="preserve"> auto-suggested type changes for 12 columns. Checked each against the data dictionary:</w:t>
+        <w:t>Fig. 20 — Data-prep editor just after entering, with QuickSight's initial auto-suggested type changes across 12 columns.</w:t>
+      </w:r>
+    </w:p>
+    <w:p>
+      <w:pPr>
+        <w:spacing w:after="80"/>
+      </w:pPr>
+      <w:r>
+        <w:t>2. QuickSight auto-suggested type changes for 12 columns. Checked each against the data dictionary:</w:t>
       </w:r>
     </w:p>
     <w:p>
@@ -3221,29 +2277,8 @@
         </w:numPr>
         <w:spacing w:after="80"/>
       </w:pPr>
-      <w:proofErr w:type="spellStart"/>
-      <w:r>
-        <w:t>campaign_date</w:t>
-      </w:r>
-      <w:proofErr w:type="spellEnd"/>
-      <w:r>
-        <w:t xml:space="preserve"> → Date (</w:t>
-      </w:r>
-      <w:proofErr w:type="spellStart"/>
-      <w:r>
-        <w:t>yyyy</w:t>
-      </w:r>
-      <w:proofErr w:type="spellEnd"/>
-      <w:r>
-        <w:t>-MM-</w:t>
-      </w:r>
-      <w:proofErr w:type="gramStart"/>
-      <w:r>
-        <w:t>dd) —</w:t>
-      </w:r>
-      <w:proofErr w:type="gramEnd"/>
-      <w:r>
-        <w:t xml:space="preserve"> already correct</w:t>
+      <w:r>
+        <w:t>campaign_date → Date (yyyy-MM-dd) — already correct</w:t>
       </w:r>
     </w:p>
     <w:p>
@@ -3255,45 +2290,8 @@
         </w:numPr>
         <w:spacing w:after="80"/>
       </w:pPr>
-      <w:proofErr w:type="spellStart"/>
-      <w:r>
-        <w:t>household_size</w:t>
-      </w:r>
-      <w:proofErr w:type="spellEnd"/>
-      <w:r>
-        <w:t xml:space="preserve">, </w:t>
-      </w:r>
-      <w:proofErr w:type="spellStart"/>
-      <w:r>
-        <w:t>days_since_last_engagement</w:t>
-      </w:r>
-      <w:proofErr w:type="spellEnd"/>
-      <w:r>
-        <w:t xml:space="preserve">, product_spend_tier1/2/3, </w:t>
-      </w:r>
-      <w:proofErr w:type="spellStart"/>
-      <w:r>
-        <w:t>web_visits_per_month</w:t>
-      </w:r>
-      <w:proofErr w:type="spellEnd"/>
-      <w:r>
-        <w:t xml:space="preserve">, </w:t>
-      </w:r>
-      <w:proofErr w:type="spellStart"/>
-      <w:r>
-        <w:t>campaign_response</w:t>
-      </w:r>
-      <w:proofErr w:type="spellEnd"/>
-      <w:r>
-        <w:t xml:space="preserve">, </w:t>
-      </w:r>
-      <w:proofErr w:type="spellStart"/>
-      <w:r>
-        <w:t>complaint_flag</w:t>
-      </w:r>
-      <w:proofErr w:type="spellEnd"/>
-      <w:r>
-        <w:t xml:space="preserve"> → Integer — all correct per dictionary</w:t>
+      <w:r>
+        <w:t>household_size, days_since_last_engagement, product_spend_tier1/2/3, web_visits_per_month, campaign_response, complaint_flag → Integer — all correct per dictionary</w:t>
       </w:r>
     </w:p>
     <w:p>
@@ -3305,21 +2303,8 @@
         </w:numPr>
         <w:spacing w:after="80"/>
       </w:pPr>
-      <w:proofErr w:type="spellStart"/>
-      <w:r>
-        <w:t>campaign_spend</w:t>
-      </w:r>
-      <w:proofErr w:type="spellEnd"/>
-      <w:r>
-        <w:t xml:space="preserve">, </w:t>
-      </w:r>
-      <w:proofErr w:type="spellStart"/>
-      <w:r>
-        <w:t>revenue_attributed</w:t>
-      </w:r>
-      <w:proofErr w:type="spellEnd"/>
-      <w:r>
-        <w:t xml:space="preserve"> → Decimal — correct per dictionary (Float)</w:t>
+      <w:r>
+        <w:t>campaign_spend, revenue_attributed → Decimal — correct per dictionary (Float)</w:t>
       </w:r>
     </w:p>
     <w:p>
@@ -3331,13 +2316,8 @@
         </w:numPr>
         <w:spacing w:after="80"/>
       </w:pPr>
-      <w:proofErr w:type="spellStart"/>
-      <w:r>
-        <w:t>annual_income</w:t>
-      </w:r>
-      <w:proofErr w:type="spellEnd"/>
-      <w:r>
-        <w:t xml:space="preserve"> → auto-suggested as Integer, corrected to Decimal (dictionary: Float — annual income can carry decimals in general).</w:t>
+      <w:r>
+        <w:t>annual_income → auto-suggested as Integer, corrected to Decimal (dictionary: Float — annual income can carry decimals in general).</w:t>
       </w:r>
     </w:p>
     <w:p>
@@ -3402,51 +2382,7 @@
           <w:sz w:val="18"/>
           <w:szCs w:val="18"/>
         </w:rPr>
-        <w:t xml:space="preserve">Fig. 21 — Scrolled through the </w:t>
-      </w:r>
-      <w:proofErr w:type="gramStart"/>
-      <w:r>
-        <w:rPr>
-          <w:i/>
-          <w:iCs/>
-          <w:color w:val="555555"/>
-          <w:sz w:val="18"/>
-          <w:szCs w:val="18"/>
-        </w:rPr>
-        <w:t>type</w:t>
-      </w:r>
-      <w:proofErr w:type="gramEnd"/>
-      <w:r>
-        <w:rPr>
-          <w:i/>
-          <w:iCs/>
-          <w:color w:val="555555"/>
-          <w:sz w:val="18"/>
-          <w:szCs w:val="18"/>
-        </w:rPr>
-        <w:t xml:space="preserve"> list, confirming </w:t>
-      </w:r>
-      <w:proofErr w:type="spellStart"/>
-      <w:r>
-        <w:rPr>
-          <w:i/>
-          <w:iCs/>
-          <w:color w:val="555555"/>
-          <w:sz w:val="18"/>
-          <w:szCs w:val="18"/>
-        </w:rPr>
-        <w:t>complaint_flag</w:t>
-      </w:r>
-      <w:proofErr w:type="spellEnd"/>
-      <w:r>
-        <w:rPr>
-          <w:i/>
-          <w:iCs/>
-          <w:color w:val="555555"/>
-          <w:sz w:val="18"/>
-          <w:szCs w:val="18"/>
-        </w:rPr>
-        <w:t xml:space="preserve"> and the other Integer columns were already correct.</w:t>
+        <w:t>Fig. 21 — Scrolled through the type list, confirming complaint_flag and the other Integer columns were already correct.</w:t>
       </w:r>
     </w:p>
     <w:p>
@@ -3455,39 +2391,7 @@
       </w:pPr>
       <w:r>
         <w:lastRenderedPageBreak/>
-        <w:t xml:space="preserve">3. Decision point — keep or drop </w:t>
-      </w:r>
-      <w:proofErr w:type="spellStart"/>
-      <w:r>
-        <w:t>annual_income</w:t>
-      </w:r>
-      <w:proofErr w:type="spellEnd"/>
-      <w:r>
-        <w:t xml:space="preserve"> / </w:t>
-      </w:r>
-      <w:proofErr w:type="spellStart"/>
-      <w:r>
-        <w:t>household_size</w:t>
-      </w:r>
-      <w:proofErr w:type="spellEnd"/>
-      <w:r>
-        <w:t xml:space="preserve">? Initially proposed dropping both as low-analytical-value B2C demographic fields, since neither appears in Sarah's brief or any dashboard view and </w:t>
-      </w:r>
-      <w:proofErr w:type="spellStart"/>
-      <w:r>
-        <w:t>customer_segment</w:t>
-      </w:r>
-      <w:proofErr w:type="spellEnd"/>
-      <w:r>
-        <w:t xml:space="preserve"> already covers segmentation. On review, decided to keep both — there's no technical harm in leaving them (</w:t>
-      </w:r>
-      <w:proofErr w:type="spellStart"/>
-      <w:r>
-        <w:t>QuickSight</w:t>
-      </w:r>
-      <w:proofErr w:type="spellEnd"/>
-      <w:r>
-        <w:t xml:space="preserve"> doesn't penalize extra columns, and they simply won't be used in any visual), so the call was made to preserve the original schema rather than remove data. This is a judgment call, documented here rather than silently applied.</w:t>
+        <w:t>3. Decision point — keep or drop annual_income / household_size? Initially proposed dropping both as low-analytical-value B2C demographic fields, since neither appears in Sarah's brief or any dashboard view and customer_segment already covers segmentation. On review, decided to keep both — there's no technical harm in leaving them (QuickSight doesn't penalize extra columns, and they simply won't be used in any visual), so the call was made to preserve the original schema rather than remove data. This is a judgment call, documented here rather than silently applied.</w:t>
       </w:r>
     </w:p>
     <w:p>
@@ -3552,29 +2456,7 @@
           <w:sz w:val="18"/>
           <w:szCs w:val="18"/>
         </w:rPr>
-        <w:t xml:space="preserve">Fig. 22 — Final state: all 12 columns correct, including </w:t>
-      </w:r>
-      <w:proofErr w:type="spellStart"/>
-      <w:r>
-        <w:rPr>
-          <w:i/>
-          <w:iCs/>
-          <w:color w:val="555555"/>
-          <w:sz w:val="18"/>
-          <w:szCs w:val="18"/>
-        </w:rPr>
-        <w:t>annual_income</w:t>
-      </w:r>
-      <w:proofErr w:type="spellEnd"/>
-      <w:r>
-        <w:rPr>
-          <w:i/>
-          <w:iCs/>
-          <w:color w:val="555555"/>
-          <w:sz w:val="18"/>
-          <w:szCs w:val="18"/>
-        </w:rPr>
-        <w:t xml:space="preserve"> → Decimal.</w:t>
+        <w:t>Fig. 22 — Final state: all 12 columns correct, including annual_income → Decimal.</w:t>
       </w:r>
     </w:p>
     <w:p>
@@ -3583,15 +2465,7 @@
         <w:spacing w:before="360" w:after="160"/>
       </w:pPr>
       <w:r>
-        <w:t xml:space="preserve">Step 8 — Calculated field: </w:t>
-      </w:r>
-      <w:proofErr w:type="spellStart"/>
-      <w:r>
-        <w:t>campaign_roi</w:t>
-      </w:r>
-      <w:proofErr w:type="spellEnd"/>
-      <w:r>
-        <w:t xml:space="preserve"> (Marketing)</w:t>
+        <w:t>Step 8 — Calculated field: campaign_roi (Marketing)</w:t>
       </w:r>
     </w:p>
     <w:p>
@@ -3616,15 +2490,7 @@
         <w:spacing w:after="80"/>
       </w:pPr>
       <w:r>
-        <w:t>Sarah Chen's brief (Marketing Funnel view) explicitly asks: "Are there any campaigns where we spent more than we earned back? What's the return on our marketing spend</w:t>
-      </w:r>
-      <w:proofErr w:type="gramStart"/>
-      <w:r>
-        <w:t>?" —</w:t>
-      </w:r>
-      <w:proofErr w:type="gramEnd"/>
-      <w:r>
-        <w:t xml:space="preserve"> a direct ask for a per-campaign ROI figure.</w:t>
+        <w:t>Sarah Chen's brief (Marketing Funnel view) explicitly asks: "Are there any campaigns where we spent more than we earned back? What's the return on our marketing spend?" — a direct ask for a per-campaign ROI figure.</w:t>
       </w:r>
     </w:p>
     <w:p>
@@ -3637,23 +2503,7 @@
         <w:spacing w:after="80"/>
       </w:pPr>
       <w:r>
-        <w:t xml:space="preserve">The data dictionary lists </w:t>
-      </w:r>
-      <w:proofErr w:type="spellStart"/>
-      <w:r>
-        <w:t>campaign_spend</w:t>
-      </w:r>
-      <w:proofErr w:type="spellEnd"/>
-      <w:r>
-        <w:t xml:space="preserve"> and </w:t>
-      </w:r>
-      <w:proofErr w:type="spellStart"/>
-      <w:r>
-        <w:t>revenue_attributed</w:t>
-      </w:r>
-      <w:proofErr w:type="spellEnd"/>
-      <w:r>
-        <w:t xml:space="preserve"> as the two raw fields a return-on-spend metric should be derived from — ROI is not itself a raw column, it only exists once these two are combined.</w:t>
+        <w:t>The data dictionary lists campaign_spend and revenue_attributed as the two raw fields a return-on-spend metric should be derived from — ROI is not itself a raw column, it only exists once these two are combined.</w:t>
       </w:r>
     </w:p>
     <w:p>
@@ -3666,23 +2516,7 @@
         <w:spacing w:after="80"/>
       </w:pPr>
       <w:r>
-        <w:t xml:space="preserve">The rubric requires ≥2 calculated fields across the project that derive a business metric the raw data doesn't already contain; </w:t>
-      </w:r>
-      <w:proofErr w:type="spellStart"/>
-      <w:r>
-        <w:t>campaign_roi</w:t>
-      </w:r>
-      <w:proofErr w:type="spellEnd"/>
-      <w:r>
-        <w:t xml:space="preserve"> is the Marketing-side counterpart to CRM's </w:t>
-      </w:r>
-      <w:proofErr w:type="spellStart"/>
-      <w:r>
-        <w:t>days_to_close</w:t>
-      </w:r>
-      <w:proofErr w:type="spellEnd"/>
-      <w:r>
-        <w:t xml:space="preserve"> (Step 5).</w:t>
+        <w:t>The rubric requires ≥2 calculated fields across the project that derive a business metric the raw data doesn't already contain; campaign_roi is the Marketing-side counterpart to CRM's days_to_close (Step 5).</w:t>
       </w:r>
     </w:p>
     <w:p>
@@ -3690,31 +2524,7 @@
         <w:spacing w:after="140"/>
       </w:pPr>
       <w:r>
-        <w:t xml:space="preserve">Standard ROI formula used: (revenue − spend) / spend, i.e. net return as a fraction of what was spent. A value of 0 means break-even, 1.0 means the campaign returned double </w:t>
-      </w:r>
-      <w:proofErr w:type="gramStart"/>
-      <w:r>
-        <w:t>its</w:t>
-      </w:r>
-      <w:proofErr w:type="gramEnd"/>
-      <w:r>
-        <w:t xml:space="preserve"> </w:t>
-      </w:r>
-      <w:proofErr w:type="gramStart"/>
-      <w:r>
-        <w:t>spend</w:t>
-      </w:r>
-      <w:proofErr w:type="gramEnd"/>
-      <w:r>
-        <w:t xml:space="preserve">, and a negative value means the campaign lost money (spent more than it earned </w:t>
-      </w:r>
-      <w:proofErr w:type="gramStart"/>
-      <w:r>
-        <w:t>back) —</w:t>
-      </w:r>
-      <w:proofErr w:type="gramEnd"/>
-      <w:r>
-        <w:t xml:space="preserve"> exactly the scenario Sarah's brief asks to flag.</w:t>
+        <w:t>Standard ROI formula used: (revenue − spend) / spend, i.e. net return as a fraction of what was spent. A value of 0 means break-even, 1.0 means the campaign returned double its spend, and a negative value means the campaign lost money (spent more than it earned back) — exactly the scenario Sarah's brief asks to flag.</w:t>
       </w:r>
     </w:p>
     <w:p>
@@ -3730,45 +2540,16 @@
         <w:spacing w:after="80"/>
       </w:pPr>
       <w:r>
-        <w:t xml:space="preserve">2. Named the field </w:t>
-      </w:r>
-      <w:proofErr w:type="spellStart"/>
-      <w:r>
-        <w:t>campaign_roi</w:t>
-      </w:r>
-      <w:proofErr w:type="spellEnd"/>
-      <w:r>
-        <w:t>.</w:t>
-      </w:r>
-    </w:p>
-    <w:p>
-      <w:pPr>
-        <w:spacing w:after="80"/>
-      </w:pPr>
-      <w:r>
-        <w:t>3. Formula: (</w:t>
-      </w:r>
-      <w:proofErr w:type="spellStart"/>
-      <w:r>
-        <w:t>revenue_attributed</w:t>
-      </w:r>
-      <w:proofErr w:type="spellEnd"/>
-      <w:r>
-        <w:t xml:space="preserve"> - </w:t>
-      </w:r>
-      <w:proofErr w:type="spellStart"/>
-      <w:r>
-        <w:t>campaign_spend</w:t>
-      </w:r>
-      <w:proofErr w:type="spellEnd"/>
-      <w:r>
-        <w:t xml:space="preserve">) / </w:t>
-      </w:r>
-      <w:proofErr w:type="spellStart"/>
-      <w:r>
-        <w:t>campaign_spend</w:t>
-      </w:r>
-      <w:proofErr w:type="spellEnd"/>
+        <w:t>2. Named the field campaign_roi.</w:t>
+      </w:r>
+    </w:p>
+    <w:p>
+      <w:pPr>
+        <w:spacing w:after="80"/>
+      </w:pPr>
+      <w:r>
+        <w:t>3. Formula: (revenue_attributed - campaign_spend) / campaign_spend</w:t>
+      </w:r>
     </w:p>
     <w:p>
       <w:pPr>
@@ -3833,143 +2614,23 @@
           <w:sz w:val="18"/>
           <w:szCs w:val="18"/>
         </w:rPr>
-        <w:t xml:space="preserve">Fig. 23 — </w:t>
-      </w:r>
-      <w:proofErr w:type="spellStart"/>
-      <w:r>
-        <w:rPr>
-          <w:i/>
-          <w:iCs/>
-          <w:color w:val="555555"/>
-          <w:sz w:val="18"/>
-          <w:szCs w:val="18"/>
-        </w:rPr>
-        <w:t>campaign_roi</w:t>
-      </w:r>
-      <w:proofErr w:type="spellEnd"/>
-      <w:r>
-        <w:rPr>
-          <w:i/>
-          <w:iCs/>
-          <w:color w:val="555555"/>
-          <w:sz w:val="18"/>
-          <w:szCs w:val="18"/>
-        </w:rPr>
-        <w:t xml:space="preserve"> calculated column configuration: (</w:t>
-      </w:r>
-      <w:proofErr w:type="spellStart"/>
-      <w:r>
-        <w:rPr>
-          <w:i/>
-          <w:iCs/>
-          <w:color w:val="555555"/>
-          <w:sz w:val="18"/>
-          <w:szCs w:val="18"/>
-        </w:rPr>
-        <w:t>revenue_attributed</w:t>
-      </w:r>
-      <w:proofErr w:type="spellEnd"/>
-      <w:r>
-        <w:rPr>
-          <w:i/>
-          <w:iCs/>
-          <w:color w:val="555555"/>
-          <w:sz w:val="18"/>
-          <w:szCs w:val="18"/>
-        </w:rPr>
-        <w:t xml:space="preserve"> - </w:t>
-      </w:r>
-      <w:proofErr w:type="spellStart"/>
-      <w:r>
-        <w:rPr>
-          <w:i/>
-          <w:iCs/>
-          <w:color w:val="555555"/>
-          <w:sz w:val="18"/>
-          <w:szCs w:val="18"/>
-        </w:rPr>
-        <w:t>campaign_spend</w:t>
-      </w:r>
-      <w:proofErr w:type="spellEnd"/>
-      <w:r>
-        <w:rPr>
-          <w:i/>
-          <w:iCs/>
-          <w:color w:val="555555"/>
-          <w:sz w:val="18"/>
-          <w:szCs w:val="18"/>
-        </w:rPr>
-        <w:t xml:space="preserve">) / </w:t>
-      </w:r>
-      <w:proofErr w:type="spellStart"/>
-      <w:r>
-        <w:rPr>
-          <w:i/>
-          <w:iCs/>
-          <w:color w:val="555555"/>
-          <w:sz w:val="18"/>
-          <w:szCs w:val="18"/>
-        </w:rPr>
-        <w:t>campaign_spend</w:t>
-      </w:r>
-      <w:proofErr w:type="spellEnd"/>
-      <w:r>
-        <w:rPr>
-          <w:i/>
-          <w:iCs/>
-          <w:color w:val="555555"/>
-          <w:sz w:val="18"/>
-          <w:szCs w:val="18"/>
-        </w:rPr>
-        <w:t>.</w:t>
-      </w:r>
-    </w:p>
-    <w:p>
-      <w:pPr>
-        <w:spacing w:after="80"/>
-      </w:pPr>
-      <w:r>
-        <w:t>4. Before clicking Save, verified it was correct that most rows would come out negative (ROI ≈ −1.0 for the majority). This is expected, not a bug: most rows are non-responders (</w:t>
-      </w:r>
-      <w:proofErr w:type="spellStart"/>
-      <w:r>
-        <w:t>campaign_response</w:t>
-      </w:r>
-      <w:proofErr w:type="spellEnd"/>
-      <w:r>
-        <w:t xml:space="preserve"> = 0), so </w:t>
-      </w:r>
-      <w:proofErr w:type="spellStart"/>
-      <w:r>
-        <w:t>revenue_attributed</w:t>
-      </w:r>
-      <w:proofErr w:type="spellEnd"/>
-      <w:r>
-        <w:t xml:space="preserve"> = 0 for them, giving (0 − spend) / spend = −1.0 exactly — a "lost 100% of what was spent, earned nothing back" result. The rows with </w:t>
-      </w:r>
-      <w:proofErr w:type="spellStart"/>
-      <w:r>
-        <w:t>campaign_response</w:t>
-      </w:r>
-      <w:proofErr w:type="spellEnd"/>
-      <w:r>
-        <w:t xml:space="preserve"> = 1 show less-negative values (e.g. −0.422, −0.700, −0.934), driven by how much revenue that responder generated relative to their allocated spend.</w:t>
-      </w:r>
-    </w:p>
-    <w:p>
-      <w:pPr>
-        <w:spacing w:after="80"/>
-      </w:pPr>
-      <w:r>
-        <w:t xml:space="preserve">5. Clicked Save in the calculated-column editor, confirmed </w:t>
-      </w:r>
-      <w:proofErr w:type="spellStart"/>
-      <w:r>
-        <w:t>campaign_roi</w:t>
-      </w:r>
-      <w:proofErr w:type="spellEnd"/>
-      <w:r>
-        <w:t xml:space="preserve"> appeared as the dataset's 1 calculated column, then checked Preview before publishing.</w:t>
+        <w:t>Fig. 23 — campaign_roi calculated column configuration: (revenue_attributed - campaign_spend) / campaign_spend.</w:t>
+      </w:r>
+    </w:p>
+    <w:p>
+      <w:pPr>
+        <w:spacing w:after="80"/>
+      </w:pPr>
+      <w:r>
+        <w:t>4. Before clicking Save, verified it was correct that most rows would come out negative (ROI ≈ −1.0 for the majority). This is expected, not a bug: most rows are non-responders (campaign_response = 0), so revenue_attributed = 0 for them, giving (0 − spend) / spend = −1.0 exactly — a "lost 100% of what was spent, earned nothing back" result. The rows with campaign_response = 1 show less-negative values (e.g. −0.422, −0.700, −0.934), driven by how much revenue that responder generated relative to their allocated spend.</w:t>
+      </w:r>
+    </w:p>
+    <w:p>
+      <w:pPr>
+        <w:spacing w:after="80"/>
+      </w:pPr>
+      <w:r>
+        <w:t>5. Clicked Save in the calculated-column editor, confirmed campaign_roi appeared as the dataset's 1 calculated column, then checked Preview before publishing.</w:t>
       </w:r>
     </w:p>
     <w:p>
@@ -4034,29 +2695,7 @@
           <w:sz w:val="18"/>
           <w:szCs w:val="18"/>
         </w:rPr>
-        <w:t xml:space="preserve">Fig. 24 — Steps canvas / Configure tab after Save, showing </w:t>
-      </w:r>
-      <w:proofErr w:type="spellStart"/>
-      <w:r>
-        <w:rPr>
-          <w:i/>
-          <w:iCs/>
-          <w:color w:val="555555"/>
-          <w:sz w:val="18"/>
-          <w:szCs w:val="18"/>
-        </w:rPr>
-        <w:t>campaign_roi</w:t>
-      </w:r>
-      <w:proofErr w:type="spellEnd"/>
-      <w:r>
-        <w:rPr>
-          <w:i/>
-          <w:iCs/>
-          <w:color w:val="555555"/>
-          <w:sz w:val="18"/>
-          <w:szCs w:val="18"/>
-        </w:rPr>
-        <w:t xml:space="preserve"> listed as the dataset's 1 calculated column.</w:t>
+        <w:t>Fig. 24 — Steps canvas / Configure tab after Save, showing campaign_roi listed as the dataset's 1 calculated column.</w:t>
       </w:r>
     </w:p>
     <w:p>
@@ -4122,29 +2761,7 @@
           <w:sz w:val="18"/>
           <w:szCs w:val="18"/>
         </w:rPr>
-        <w:t xml:space="preserve">Fig. 25 — Preview tab: </w:t>
-      </w:r>
-      <w:proofErr w:type="spellStart"/>
-      <w:r>
-        <w:rPr>
-          <w:i/>
-          <w:iCs/>
-          <w:color w:val="555555"/>
-          <w:sz w:val="18"/>
-          <w:szCs w:val="18"/>
-        </w:rPr>
-        <w:t>campaign_roi</w:t>
-      </w:r>
-      <w:proofErr w:type="spellEnd"/>
-      <w:r>
-        <w:rPr>
-          <w:i/>
-          <w:iCs/>
-          <w:color w:val="555555"/>
-          <w:sz w:val="18"/>
-          <w:szCs w:val="18"/>
-        </w:rPr>
-        <w:t xml:space="preserve"> mostly -1.0 (non-responders), with less-negative values like -0.422, -0.700, -0.934 for actual responders — matching the expectation reasoned through above.</w:t>
+        <w:t>Fig. 25 — Preview tab: campaign_roi mostly -1.0 (non-responders), with less-negative values like -0.422, -0.700, -0.934 for actual responders — matching the expectation reasoned through above.</w:t>
       </w:r>
     </w:p>
     <w:p>
@@ -4185,31 +2802,7 @@
         <w:spacing w:after="80"/>
       </w:pPr>
       <w:r>
-        <w:t xml:space="preserve">4. Dataset detail page confirms: 21 columns (the 20 </w:t>
-      </w:r>
-      <w:proofErr w:type="gramStart"/>
-      <w:r>
-        <w:t>original</w:t>
-      </w:r>
-      <w:proofErr w:type="gramEnd"/>
-      <w:r>
-        <w:t xml:space="preserve"> + </w:t>
-      </w:r>
-      <w:proofErr w:type="spellStart"/>
-      <w:r>
-        <w:t>campaign_roi</w:t>
-      </w:r>
-      <w:proofErr w:type="spellEnd"/>
-      <w:r>
-        <w:t>), and under Refresh: "2240 rows imported (100% success</w:t>
-      </w:r>
-      <w:proofErr w:type="gramStart"/>
-      <w:r>
-        <w:t>)" —</w:t>
-      </w:r>
-      <w:proofErr w:type="gramEnd"/>
-      <w:r>
-        <w:t xml:space="preserve"> an exact match with both the data dictionary's expected row count and Q's answer in Verification Log entry #3 (2,240 rows). Same row-count cross-check pattern used for CRM in Step 6, applied here to Marketing.</w:t>
+        <w:t>4. Dataset detail page confirms: 21 columns (the 20 original + campaign_roi), and under Refresh: "2240 rows imported (100% success)" — an exact match with both the data dictionary's expected row count and Q's answer in Verification Log entry #3 (2,240 rows). Same row-count cross-check pattern used for CRM in Step 6, applied here to Marketing.</w:t>
       </w:r>
     </w:p>
     <w:p>
@@ -4274,29 +2867,7 @@
           <w:sz w:val="18"/>
           <w:szCs w:val="18"/>
         </w:rPr>
-        <w:t xml:space="preserve">Fig. </w:t>
-      </w:r>
-      <w:proofErr w:type="gramStart"/>
-      <w:r>
-        <w:rPr>
-          <w:i/>
-          <w:iCs/>
-          <w:color w:val="555555"/>
-          <w:sz w:val="18"/>
-          <w:szCs w:val="18"/>
-        </w:rPr>
-        <w:t>26 — "</w:t>
-      </w:r>
-      <w:proofErr w:type="gramEnd"/>
-      <w:r>
-        <w:rPr>
-          <w:i/>
-          <w:iCs/>
-          <w:color w:val="555555"/>
-          <w:sz w:val="18"/>
-          <w:szCs w:val="18"/>
-        </w:rPr>
-        <w:t>Saved and published successfully" confirmation.</w:t>
+        <w:t>Fig. 26 — "Saved and published successfully" confirmation.</w:t>
       </w:r>
     </w:p>
     <w:p>
@@ -4362,29 +2933,7 @@
           <w:sz w:val="18"/>
           <w:szCs w:val="18"/>
         </w:rPr>
-        <w:t xml:space="preserve">Fig. 27 — Dataset detail page: Columns (21) incl. </w:t>
-      </w:r>
-      <w:proofErr w:type="spellStart"/>
-      <w:r>
-        <w:rPr>
-          <w:i/>
-          <w:iCs/>
-          <w:color w:val="555555"/>
-          <w:sz w:val="18"/>
-          <w:szCs w:val="18"/>
-        </w:rPr>
-        <w:t>campaign_roi</w:t>
-      </w:r>
-      <w:proofErr w:type="spellEnd"/>
-      <w:r>
-        <w:rPr>
-          <w:i/>
-          <w:iCs/>
-          <w:color w:val="555555"/>
-          <w:sz w:val="18"/>
-          <w:szCs w:val="18"/>
-        </w:rPr>
-        <w:t>, Refresh panel showing "2240 rows imported (100% success)".</w:t>
+        <w:t>Fig. 27 — Dataset detail page: Columns (21) incl. campaign_roi, Refresh panel showing "2240 rows imported (100% success)".</w:t>
       </w:r>
     </w:p>
     <w:p>
@@ -4475,39 +3024,7 @@
         <w:spacing w:after="80"/>
       </w:pPr>
       <w:r>
-        <w:t xml:space="preserve">2. </w:t>
-      </w:r>
-      <w:proofErr w:type="spellStart"/>
-      <w:r>
-        <w:t>QuickSight</w:t>
-      </w:r>
-      <w:proofErr w:type="spellEnd"/>
-      <w:r>
-        <w:t xml:space="preserve"> auto-suggested type changes for 9 columns. Checked </w:t>
-      </w:r>
-      <w:proofErr w:type="gramStart"/>
-      <w:r>
-        <w:t>every one</w:t>
-      </w:r>
-      <w:proofErr w:type="gramEnd"/>
-      <w:r>
-        <w:t xml:space="preserve"> against the data dictionary — unlike CRM (</w:t>
-      </w:r>
-      <w:proofErr w:type="spellStart"/>
-      <w:r>
-        <w:t>deal_value</w:t>
-      </w:r>
-      <w:proofErr w:type="spellEnd"/>
-      <w:r>
-        <w:t>) and Marketing (</w:t>
-      </w:r>
-      <w:proofErr w:type="spellStart"/>
-      <w:r>
-        <w:t>annual_income</w:t>
-      </w:r>
-      <w:proofErr w:type="spellEnd"/>
-      <w:r>
-        <w:t>), no corrections were needed this time; all 9 auto-suggested types already matched the dictionary exactly.</w:t>
+        <w:t>2. QuickSight auto-suggested type changes for 9 columns. Checked every one against the data dictionary — unlike CRM (deal_value) and Marketing (annual_income), no corrections were needed this time; all 9 auto-suggested types already matched the dictionary exactly.</w:t>
       </w:r>
     </w:p>
     <w:p>
@@ -4573,183 +3090,7 @@
           <w:sz w:val="18"/>
           <w:szCs w:val="18"/>
         </w:rPr>
-        <w:t xml:space="preserve">Fig. 29 — Data-prep editor with the 9 auto-suggested type changes (first 8 visible: </w:t>
-      </w:r>
-      <w:proofErr w:type="spellStart"/>
-      <w:r>
-        <w:rPr>
-          <w:i/>
-          <w:iCs/>
-          <w:color w:val="555555"/>
-          <w:sz w:val="18"/>
-          <w:szCs w:val="18"/>
-        </w:rPr>
-        <w:t>ticket_created_date</w:t>
-      </w:r>
-      <w:proofErr w:type="spellEnd"/>
-      <w:r>
-        <w:rPr>
-          <w:i/>
-          <w:iCs/>
-          <w:color w:val="555555"/>
-          <w:sz w:val="18"/>
-          <w:szCs w:val="18"/>
-        </w:rPr>
-        <w:t xml:space="preserve">, </w:t>
-      </w:r>
-      <w:proofErr w:type="spellStart"/>
-      <w:r>
-        <w:rPr>
-          <w:i/>
-          <w:iCs/>
-          <w:color w:val="555555"/>
-          <w:sz w:val="18"/>
-          <w:szCs w:val="18"/>
-        </w:rPr>
-        <w:t>ticket_resolved_date</w:t>
-      </w:r>
-      <w:proofErr w:type="spellEnd"/>
-      <w:r>
-        <w:rPr>
-          <w:i/>
-          <w:iCs/>
-          <w:color w:val="555555"/>
-          <w:sz w:val="18"/>
-          <w:szCs w:val="18"/>
-        </w:rPr>
-        <w:t xml:space="preserve"> → Date; </w:t>
-      </w:r>
-      <w:proofErr w:type="spellStart"/>
-      <w:r>
-        <w:rPr>
-          <w:i/>
-          <w:iCs/>
-          <w:color w:val="555555"/>
-          <w:sz w:val="18"/>
-          <w:szCs w:val="18"/>
-        </w:rPr>
-        <w:t>users_affected</w:t>
-      </w:r>
-      <w:proofErr w:type="spellEnd"/>
-      <w:r>
-        <w:rPr>
-          <w:i/>
-          <w:iCs/>
-          <w:color w:val="555555"/>
-          <w:sz w:val="18"/>
-          <w:szCs w:val="18"/>
-        </w:rPr>
-        <w:t xml:space="preserve">, </w:t>
-      </w:r>
-      <w:proofErr w:type="spellStart"/>
-      <w:r>
-        <w:rPr>
-          <w:i/>
-          <w:iCs/>
-          <w:color w:val="555555"/>
-          <w:sz w:val="18"/>
-          <w:szCs w:val="18"/>
-        </w:rPr>
-        <w:t>downtime_minutes</w:t>
-      </w:r>
-      <w:proofErr w:type="spellEnd"/>
-      <w:r>
-        <w:rPr>
-          <w:i/>
-          <w:iCs/>
-          <w:color w:val="555555"/>
-          <w:sz w:val="18"/>
-          <w:szCs w:val="18"/>
-        </w:rPr>
-        <w:t xml:space="preserve">, </w:t>
-      </w:r>
-      <w:proofErr w:type="spellStart"/>
-      <w:r>
-        <w:rPr>
-          <w:i/>
-          <w:iCs/>
-          <w:color w:val="555555"/>
-          <w:sz w:val="18"/>
-          <w:szCs w:val="18"/>
-        </w:rPr>
-        <w:t>payment_impact</w:t>
-      </w:r>
-      <w:proofErr w:type="spellEnd"/>
-      <w:r>
-        <w:rPr>
-          <w:i/>
-          <w:iCs/>
-          <w:color w:val="555555"/>
-          <w:sz w:val="18"/>
-          <w:szCs w:val="18"/>
-        </w:rPr>
-        <w:t xml:space="preserve">, </w:t>
-      </w:r>
-      <w:proofErr w:type="spellStart"/>
-      <w:r>
-        <w:rPr>
-          <w:i/>
-          <w:iCs/>
-          <w:color w:val="555555"/>
-          <w:sz w:val="18"/>
-          <w:szCs w:val="18"/>
-        </w:rPr>
-        <w:t>security_incident</w:t>
-      </w:r>
-      <w:proofErr w:type="spellEnd"/>
-      <w:r>
-        <w:rPr>
-          <w:i/>
-          <w:iCs/>
-          <w:color w:val="555555"/>
-          <w:sz w:val="18"/>
-          <w:szCs w:val="18"/>
-        </w:rPr>
-        <w:t xml:space="preserve">, </w:t>
-      </w:r>
-      <w:proofErr w:type="spellStart"/>
-      <w:r>
-        <w:rPr>
-          <w:i/>
-          <w:iCs/>
-          <w:color w:val="555555"/>
-          <w:sz w:val="18"/>
-          <w:szCs w:val="18"/>
-        </w:rPr>
-        <w:t>data_loss</w:t>
-      </w:r>
-      <w:proofErr w:type="spellEnd"/>
-      <w:r>
-        <w:rPr>
-          <w:i/>
-          <w:iCs/>
-          <w:color w:val="555555"/>
-          <w:sz w:val="18"/>
-          <w:szCs w:val="18"/>
-        </w:rPr>
-        <w:t xml:space="preserve"> → Integer; </w:t>
-      </w:r>
-      <w:proofErr w:type="spellStart"/>
-      <w:r>
-        <w:rPr>
-          <w:i/>
-          <w:iCs/>
-          <w:color w:val="555555"/>
-          <w:sz w:val="18"/>
-          <w:szCs w:val="18"/>
-        </w:rPr>
-        <w:t>error_rate_pct</w:t>
-      </w:r>
-      <w:proofErr w:type="spellEnd"/>
-      <w:r>
-        <w:rPr>
-          <w:i/>
-          <w:iCs/>
-          <w:color w:val="555555"/>
-          <w:sz w:val="18"/>
-          <w:szCs w:val="18"/>
-        </w:rPr>
-        <w:t xml:space="preserve"> → Decimal).</w:t>
+        <w:t>Fig. 29 — Data-prep editor with the 9 auto-suggested type changes (first 8 visible: ticket_created_date, ticket_resolved_date → Date; users_affected, downtime_minutes, payment_impact, security_incident, data_loss → Integer; error_rate_pct → Decimal).</w:t>
       </w:r>
     </w:p>
     <w:p>
@@ -4761,29 +3102,8 @@
         </w:numPr>
         <w:spacing w:after="80"/>
       </w:pPr>
-      <w:proofErr w:type="spellStart"/>
-      <w:r>
-        <w:t>ticket_created_date</w:t>
-      </w:r>
-      <w:proofErr w:type="spellEnd"/>
-      <w:r>
-        <w:t xml:space="preserve"> → Date (</w:t>
-      </w:r>
-      <w:proofErr w:type="spellStart"/>
-      <w:r>
-        <w:t>yyyy</w:t>
-      </w:r>
-      <w:proofErr w:type="spellEnd"/>
-      <w:r>
-        <w:t>-MM-</w:t>
-      </w:r>
-      <w:proofErr w:type="gramStart"/>
-      <w:r>
-        <w:t>dd) —</w:t>
-      </w:r>
-      <w:proofErr w:type="gramEnd"/>
-      <w:r>
-        <w:t xml:space="preserve"> correct</w:t>
+      <w:r>
+        <w:t>ticket_created_date → Date (yyyy-MM-dd) — correct</w:t>
       </w:r>
     </w:p>
     <w:p>
@@ -4795,50 +3115,8 @@
         </w:numPr>
         <w:spacing w:after="80"/>
       </w:pPr>
-      <w:proofErr w:type="spellStart"/>
-      <w:r>
-        <w:t>ticket_resolved_date</w:t>
-      </w:r>
-      <w:proofErr w:type="spellEnd"/>
-      <w:r>
-        <w:t xml:space="preserve"> → Date (</w:t>
-      </w:r>
-      <w:proofErr w:type="spellStart"/>
-      <w:r>
-        <w:t>yyyy</w:t>
-      </w:r>
-      <w:proofErr w:type="spellEnd"/>
-      <w:r>
-        <w:t xml:space="preserve">-MM-dd </w:t>
-      </w:r>
-      <w:proofErr w:type="spellStart"/>
-      <w:r>
-        <w:t>HH:</w:t>
-      </w:r>
-      <w:proofErr w:type="gramStart"/>
-      <w:r>
-        <w:t>mm:ss</w:t>
-      </w:r>
-      <w:proofErr w:type="spellEnd"/>
-      <w:proofErr w:type="gramEnd"/>
-      <w:r>
-        <w:t>) — correct; the dictionary calls this field "</w:t>
-      </w:r>
-      <w:proofErr w:type="spellStart"/>
-      <w:r>
-        <w:t>DateTime</w:t>
-      </w:r>
-      <w:proofErr w:type="spellEnd"/>
-      <w:r>
-        <w:t xml:space="preserve">," but </w:t>
-      </w:r>
-      <w:proofErr w:type="spellStart"/>
-      <w:r>
-        <w:t>QuickSight</w:t>
-      </w:r>
-      <w:proofErr w:type="spellEnd"/>
-      <w:r>
-        <w:t xml:space="preserve"> represents it as the same Date type with a datetime-including format string, exactly like the CRM date fields.</w:t>
+      <w:r>
+        <w:t>ticket_resolved_date → Date (yyyy-MM-dd HH:mm:ss) — correct; the dictionary calls this field "DateTime," but QuickSight represents it as the same Date type with a datetime-including format string, exactly like the CRM date fields.</w:t>
       </w:r>
     </w:p>
     <w:p>
@@ -4850,45 +3128,8 @@
         </w:numPr>
         <w:spacing w:after="80"/>
       </w:pPr>
-      <w:proofErr w:type="spellStart"/>
-      <w:r>
-        <w:t>users_affected</w:t>
-      </w:r>
-      <w:proofErr w:type="spellEnd"/>
-      <w:r>
-        <w:t xml:space="preserve">, </w:t>
-      </w:r>
-      <w:proofErr w:type="spellStart"/>
-      <w:r>
-        <w:t>downtime_minutes</w:t>
-      </w:r>
-      <w:proofErr w:type="spellEnd"/>
-      <w:r>
-        <w:t xml:space="preserve">, </w:t>
-      </w:r>
-      <w:proofErr w:type="spellStart"/>
-      <w:r>
-        <w:t>payment_impact</w:t>
-      </w:r>
-      <w:proofErr w:type="spellEnd"/>
-      <w:r>
-        <w:t xml:space="preserve">, </w:t>
-      </w:r>
-      <w:proofErr w:type="spellStart"/>
-      <w:r>
-        <w:t>security_incident</w:t>
-      </w:r>
-      <w:proofErr w:type="spellEnd"/>
-      <w:r>
-        <w:t xml:space="preserve">, </w:t>
-      </w:r>
-      <w:proofErr w:type="spellStart"/>
-      <w:r>
-        <w:t>data_loss</w:t>
-      </w:r>
-      <w:proofErr w:type="spellEnd"/>
-      <w:r>
-        <w:t>, tickets_last_30_days → Integer — all correct per dictionary (confirmed tickets_last_30_days by scrolling to the bottom of the list, since it didn't fit in the first screenshot).</w:t>
+      <w:r>
+        <w:t>users_affected, downtime_minutes, payment_impact, security_incident, data_loss, tickets_last_30_days → Integer — all correct per dictionary (confirmed tickets_last_30_days by scrolling to the bottom of the list, since it didn't fit in the first screenshot).</w:t>
       </w:r>
     </w:p>
     <w:p>
@@ -4900,13 +3141,8 @@
         </w:numPr>
         <w:spacing w:after="80"/>
       </w:pPr>
-      <w:proofErr w:type="spellStart"/>
-      <w:r>
-        <w:t>error_rate_pct</w:t>
-      </w:r>
-      <w:proofErr w:type="spellEnd"/>
-      <w:r>
-        <w:t xml:space="preserve"> → Decimal — correct (dictionary: Float).</w:t>
+      <w:r>
+        <w:t>error_rate_pct → Decimal — correct (dictionary: Float).</w:t>
       </w:r>
     </w:p>
     <w:p>
@@ -4928,15 +3164,7 @@
         <w:spacing w:before="360" w:after="160"/>
       </w:pPr>
       <w:r>
-        <w:t xml:space="preserve">Step 11 — Calculated field: </w:t>
-      </w:r>
-      <w:proofErr w:type="spellStart"/>
-      <w:r>
-        <w:t>resolution_time_hours</w:t>
-      </w:r>
-      <w:proofErr w:type="spellEnd"/>
-      <w:r>
-        <w:t xml:space="preserve"> (Support)</w:t>
+        <w:t>Step 11 — Calculated field: resolution_time_hours (Support)</w:t>
       </w:r>
     </w:p>
     <w:p>
@@ -4961,31 +3189,7 @@
         <w:spacing w:after="80"/>
       </w:pPr>
       <w:r>
-        <w:t xml:space="preserve">The data dictionary spells out the exact formula in its notes on </w:t>
-      </w:r>
-      <w:proofErr w:type="spellStart"/>
-      <w:r>
-        <w:t>ticket_resolved_date</w:t>
-      </w:r>
-      <w:proofErr w:type="spellEnd"/>
-      <w:r>
-        <w:t xml:space="preserve">: "Students can compute resolution time as </w:t>
-      </w:r>
-      <w:proofErr w:type="spellStart"/>
-      <w:r>
-        <w:t>ticket_resolved_date</w:t>
-      </w:r>
-      <w:proofErr w:type="spellEnd"/>
-      <w:r>
-        <w:t xml:space="preserve"> − </w:t>
-      </w:r>
-      <w:proofErr w:type="spellStart"/>
-      <w:r>
-        <w:t>ticket_created_date</w:t>
-      </w:r>
-      <w:proofErr w:type="spellEnd"/>
-      <w:r>
-        <w:t>."</w:t>
+        <w:t>The data dictionary spells out the exact formula in its notes on ticket_resolved_date: "Students can compute resolution time as ticket_resolved_date − ticket_created_date."</w:t>
       </w:r>
     </w:p>
     <w:p>
@@ -5011,39 +3215,7 @@
         <w:spacing w:after="80"/>
       </w:pPr>
       <w:r>
-        <w:t xml:space="preserve">The rubric requires ≥2 calculated fields deriving a business metric the raw data doesn't already contain; </w:t>
-      </w:r>
-      <w:proofErr w:type="spellStart"/>
-      <w:r>
-        <w:t>resolution_time_hours</w:t>
-      </w:r>
-      <w:proofErr w:type="spellEnd"/>
-      <w:r>
-        <w:t xml:space="preserve"> is the Support-side counterpart to CRM's </w:t>
-      </w:r>
-      <w:proofErr w:type="spellStart"/>
-      <w:r>
-        <w:t>days_to_close</w:t>
-      </w:r>
-      <w:proofErr w:type="spellEnd"/>
-      <w:r>
-        <w:t xml:space="preserve"> (Step 5) and Marketing's </w:t>
-      </w:r>
-      <w:proofErr w:type="spellStart"/>
-      <w:r>
-        <w:t>campaign_roi</w:t>
-      </w:r>
-      <w:proofErr w:type="spellEnd"/>
-      <w:r>
-        <w:t xml:space="preserve"> (Step </w:t>
-      </w:r>
-      <w:proofErr w:type="gramStart"/>
-      <w:r>
-        <w:t>8) —</w:t>
-      </w:r>
-      <w:proofErr w:type="gramEnd"/>
-      <w:r>
-        <w:t xml:space="preserve"> one derived business metric per dataset.</w:t>
+        <w:t>The rubric requires ≥2 calculated fields deriving a business metric the raw data doesn't already contain; resolution_time_hours is the Support-side counterpart to CRM's days_to_close (Step 5) and Marketing's campaign_roi (Step 8) — one derived business metric per dataset.</w:t>
       </w:r>
     </w:p>
     <w:p>
@@ -5051,31 +3223,7 @@
         <w:spacing w:after="140"/>
       </w:pPr>
       <w:r>
-        <w:t xml:space="preserve">None of the raw columns is "resolution </w:t>
-      </w:r>
-      <w:proofErr w:type="gramStart"/>
-      <w:r>
-        <w:t>time" —</w:t>
-      </w:r>
-      <w:proofErr w:type="gramEnd"/>
-      <w:r>
-        <w:t xml:space="preserve"> it only exists once </w:t>
-      </w:r>
-      <w:proofErr w:type="spellStart"/>
-      <w:r>
-        <w:t>ticket_created_date</w:t>
-      </w:r>
-      <w:proofErr w:type="spellEnd"/>
-      <w:r>
-        <w:t xml:space="preserve"> is subtracted from </w:t>
-      </w:r>
-      <w:proofErr w:type="spellStart"/>
-      <w:r>
-        <w:t>ticket_resolved_date</w:t>
-      </w:r>
-      <w:proofErr w:type="spellEnd"/>
-      <w:r>
-        <w:t>.</w:t>
+        <w:t>None of the raw columns is "resolution time" — it only exists once ticket_created_date is subtracted from ticket_resolved_date.</w:t>
       </w:r>
     </w:p>
     <w:p>
@@ -5091,78 +3239,15 @@
         <w:spacing w:after="80"/>
       </w:pPr>
       <w:r>
-        <w:t xml:space="preserve">2. Named the field </w:t>
-      </w:r>
-      <w:proofErr w:type="spellStart"/>
-      <w:r>
-        <w:t>resolution_time_hours</w:t>
-      </w:r>
-      <w:proofErr w:type="spellEnd"/>
-      <w:r>
-        <w:t>.</w:t>
-      </w:r>
-    </w:p>
-    <w:p>
-      <w:pPr>
-        <w:spacing w:after="80"/>
-      </w:pPr>
-      <w:r>
-        <w:t xml:space="preserve">3. Formula: </w:t>
-      </w:r>
-      <w:proofErr w:type="spellStart"/>
-      <w:proofErr w:type="gramStart"/>
-      <w:r>
-        <w:t>dateDiff</w:t>
-      </w:r>
-      <w:proofErr w:type="spellEnd"/>
-      <w:r>
-        <w:t>({</w:t>
-      </w:r>
-      <w:proofErr w:type="spellStart"/>
-      <w:proofErr w:type="gramEnd"/>
-      <w:r>
-        <w:t>ticket_created_</w:t>
-      </w:r>
-      <w:proofErr w:type="gramStart"/>
-      <w:r>
-        <w:t>date</w:t>
-      </w:r>
-      <w:proofErr w:type="spellEnd"/>
-      <w:r>
-        <w:t>}, {</w:t>
-      </w:r>
-      <w:proofErr w:type="spellStart"/>
-      <w:proofErr w:type="gramEnd"/>
-      <w:r>
-        <w:t>ticket_resolved_</w:t>
-      </w:r>
-      <w:proofErr w:type="gramStart"/>
-      <w:r>
-        <w:t>date</w:t>
-      </w:r>
-      <w:proofErr w:type="spellEnd"/>
-      <w:r>
-        <w:t>},</w:t>
-      </w:r>
-      <w:proofErr w:type="gramEnd"/>
-      <w:r>
-        <w:t xml:space="preserve"> "HH</w:t>
-      </w:r>
-      <w:proofErr w:type="gramStart"/>
-      <w:r>
-        <w:t>") —</w:t>
-      </w:r>
-      <w:proofErr w:type="gramEnd"/>
-      <w:r>
-        <w:t xml:space="preserve"> hours between ticket open and resolution. For the 59 rows where </w:t>
-      </w:r>
-      <w:proofErr w:type="spellStart"/>
-      <w:r>
-        <w:t>ticket_resolved_date</w:t>
-      </w:r>
-      <w:proofErr w:type="spellEnd"/>
-      <w:r>
-        <w:t xml:space="preserve"> is blank (still unresolved), the result comes out blank/null automatically — correct behavior, not an error.</w:t>
+        <w:t>2. Named the field resolution_time_hours.</w:t>
+      </w:r>
+    </w:p>
+    <w:p>
+      <w:pPr>
+        <w:spacing w:after="80"/>
+      </w:pPr>
+      <w:r>
+        <w:t>3. Formula: dateDiff({ticket_created_date}, {ticket_resolved_date}, "HH") — hours between ticket open and resolution. For the 59 rows where ticket_resolved_date is blank (still unresolved), the result comes out blank/null automatically — correct behavior, not an error.</w:t>
       </w:r>
     </w:p>
     <w:p>
@@ -5228,131 +3313,7 @@
           <w:sz w:val="18"/>
           <w:szCs w:val="18"/>
         </w:rPr>
-        <w:t xml:space="preserve">Fig. 30 — </w:t>
-      </w:r>
-      <w:proofErr w:type="spellStart"/>
-      <w:r>
-        <w:rPr>
-          <w:i/>
-          <w:iCs/>
-          <w:color w:val="555555"/>
-          <w:sz w:val="18"/>
-          <w:szCs w:val="18"/>
-        </w:rPr>
-        <w:t>resolution_time_hours</w:t>
-      </w:r>
-      <w:proofErr w:type="spellEnd"/>
-      <w:r>
-        <w:rPr>
-          <w:i/>
-          <w:iCs/>
-          <w:color w:val="555555"/>
-          <w:sz w:val="18"/>
-          <w:szCs w:val="18"/>
-        </w:rPr>
-        <w:t xml:space="preserve"> calculated column configuration: </w:t>
-      </w:r>
-      <w:proofErr w:type="spellStart"/>
-      <w:proofErr w:type="gramStart"/>
-      <w:r>
-        <w:rPr>
-          <w:i/>
-          <w:iCs/>
-          <w:color w:val="555555"/>
-          <w:sz w:val="18"/>
-          <w:szCs w:val="18"/>
-        </w:rPr>
-        <w:t>dateDiff</w:t>
-      </w:r>
-      <w:proofErr w:type="spellEnd"/>
-      <w:r>
-        <w:rPr>
-          <w:i/>
-          <w:iCs/>
-          <w:color w:val="555555"/>
-          <w:sz w:val="18"/>
-          <w:szCs w:val="18"/>
-        </w:rPr>
-        <w:t>({</w:t>
-      </w:r>
-      <w:proofErr w:type="spellStart"/>
-      <w:proofErr w:type="gramEnd"/>
-      <w:r>
-        <w:rPr>
-          <w:i/>
-          <w:iCs/>
-          <w:color w:val="555555"/>
-          <w:sz w:val="18"/>
-          <w:szCs w:val="18"/>
-        </w:rPr>
-        <w:t>ticket_created_</w:t>
-      </w:r>
-      <w:proofErr w:type="gramStart"/>
-      <w:r>
-        <w:rPr>
-          <w:i/>
-          <w:iCs/>
-          <w:color w:val="555555"/>
-          <w:sz w:val="18"/>
-          <w:szCs w:val="18"/>
-        </w:rPr>
-        <w:t>date</w:t>
-      </w:r>
-      <w:proofErr w:type="spellEnd"/>
-      <w:r>
-        <w:rPr>
-          <w:i/>
-          <w:iCs/>
-          <w:color w:val="555555"/>
-          <w:sz w:val="18"/>
-          <w:szCs w:val="18"/>
-        </w:rPr>
-        <w:t>}, {</w:t>
-      </w:r>
-      <w:proofErr w:type="spellStart"/>
-      <w:proofErr w:type="gramEnd"/>
-      <w:r>
-        <w:rPr>
-          <w:i/>
-          <w:iCs/>
-          <w:color w:val="555555"/>
-          <w:sz w:val="18"/>
-          <w:szCs w:val="18"/>
-        </w:rPr>
-        <w:t>ticket_resolved_</w:t>
-      </w:r>
-      <w:proofErr w:type="gramStart"/>
-      <w:r>
-        <w:rPr>
-          <w:i/>
-          <w:iCs/>
-          <w:color w:val="555555"/>
-          <w:sz w:val="18"/>
-          <w:szCs w:val="18"/>
-        </w:rPr>
-        <w:t>date</w:t>
-      </w:r>
-      <w:proofErr w:type="spellEnd"/>
-      <w:r>
-        <w:rPr>
-          <w:i/>
-          <w:iCs/>
-          <w:color w:val="555555"/>
-          <w:sz w:val="18"/>
-          <w:szCs w:val="18"/>
-        </w:rPr>
-        <w:t>},</w:t>
-      </w:r>
-      <w:proofErr w:type="gramEnd"/>
-      <w:r>
-        <w:rPr>
-          <w:i/>
-          <w:iCs/>
-          <w:color w:val="555555"/>
-          <w:sz w:val="18"/>
-          <w:szCs w:val="18"/>
-        </w:rPr>
-        <w:t xml:space="preserve"> "HH").</w:t>
+        <w:t>Fig. 30 — resolution_time_hours calculated column configuration: dateDiff({ticket_created_date}, {ticket_resolved_date}, "HH").</w:t>
       </w:r>
     </w:p>
     <w:p>
@@ -5425,29 +3386,7 @@
           <w:sz w:val="18"/>
           <w:szCs w:val="18"/>
         </w:rPr>
-        <w:t xml:space="preserve">Fig. 31 — Preview tab showing the new </w:t>
-      </w:r>
-      <w:proofErr w:type="spellStart"/>
-      <w:r>
-        <w:rPr>
-          <w:i/>
-          <w:iCs/>
-          <w:color w:val="555555"/>
-          <w:sz w:val="18"/>
-          <w:szCs w:val="18"/>
-        </w:rPr>
-        <w:t>resolution_time_hours</w:t>
-      </w:r>
-      <w:proofErr w:type="spellEnd"/>
-      <w:r>
-        <w:rPr>
-          <w:i/>
-          <w:iCs/>
-          <w:color w:val="555555"/>
-          <w:sz w:val="18"/>
-          <w:szCs w:val="18"/>
-        </w:rPr>
-        <w:t xml:space="preserve"> Integer column with realistic hour values.</w:t>
+        <w:t>Fig. 31 — Preview tab showing the new resolution_time_hours Integer column with realistic hour values.</w:t>
       </w:r>
     </w:p>
     <w:p>
@@ -5489,23 +3428,7 @@
       </w:pPr>
       <w:r>
         <w:lastRenderedPageBreak/>
-        <w:t xml:space="preserve">4. Dataset detail page confirms: 21 columns (the 20 original + </w:t>
-      </w:r>
-      <w:proofErr w:type="spellStart"/>
-      <w:r>
-        <w:t>resolution_time_hours</w:t>
-      </w:r>
-      <w:proofErr w:type="spellEnd"/>
-      <w:r>
-        <w:t>), and under Refresh: "3000 rows imported (100% success</w:t>
-      </w:r>
-      <w:proofErr w:type="gramStart"/>
-      <w:r>
-        <w:t>)" —</w:t>
-      </w:r>
-      <w:proofErr w:type="gramEnd"/>
-      <w:r>
-        <w:t xml:space="preserve"> an exact match with both the data dictionary's expected row count and Q's answer in Verification Log entry #5 (3,000 total tickets). Same row-count cross-check pattern used for CRM (Step 6) and Marketing (Step 9), now applied to all three source datasets.</w:t>
+        <w:t>4. Dataset detail page confirms: 21 columns (the 20 original + resolution_time_hours), and under Refresh: "3000 rows imported (100% success)" — an exact match with both the data dictionary's expected row count and Q's answer in Verification Log entry #5 (3,000 total tickets). Same row-count cross-check pattern used for CRM (Step 6) and Marketing (Step 9), now applied to all three source datasets.</w:t>
       </w:r>
     </w:p>
     <w:p>
@@ -5570,29 +3493,7 @@
           <w:sz w:val="18"/>
           <w:szCs w:val="18"/>
         </w:rPr>
-        <w:t xml:space="preserve">Fig. </w:t>
-      </w:r>
-      <w:proofErr w:type="gramStart"/>
-      <w:r>
-        <w:rPr>
-          <w:i/>
-          <w:iCs/>
-          <w:color w:val="555555"/>
-          <w:sz w:val="18"/>
-          <w:szCs w:val="18"/>
-        </w:rPr>
-        <w:t>32 — "</w:t>
-      </w:r>
-      <w:proofErr w:type="gramEnd"/>
-      <w:r>
-        <w:rPr>
-          <w:i/>
-          <w:iCs/>
-          <w:color w:val="555555"/>
-          <w:sz w:val="18"/>
-          <w:szCs w:val="18"/>
-        </w:rPr>
-        <w:t>Saved and published successfully" confirmation.</w:t>
+        <w:t>Fig. 32 — "Saved and published successfully" confirmation.</w:t>
       </w:r>
     </w:p>
     <w:p>
@@ -5669,93 +3570,29 @@
           <w:b/>
           <w:bCs/>
         </w:rPr>
-        <w:t xml:space="preserve">All three source datasets are now uploaded, type-corrected, enriched with one derived calculated field each, and published to SPICE: CRM Deals (499 rows, </w:t>
-      </w:r>
-      <w:proofErr w:type="spellStart"/>
+        <w:t>All three source datasets are now uploaded, type-corrected, enriched with one derived calculated field each, and published to SPICE: CRM Deals (499 rows, days_to_close), Marketing Campaigns (2,240 rows, campaign_roi), Support Tickets (3,000 rows, resolution_time_hours).</w:t>
+      </w:r>
+    </w:p>
+    <w:p>
+      <w:pPr>
+        <w:pStyle w:val="berschrift1"/>
+        <w:spacing w:before="360" w:after="160"/>
+      </w:pPr>
+      <w:r>
+        <w:lastRenderedPageBreak/>
+        <w:t>Step 13 — Build the unified dataset: Join CRM + Marketing (Join 1)</w:t>
+      </w:r>
+    </w:p>
+    <w:p>
+      <w:pPr>
+        <w:spacing w:after="140"/>
+      </w:pPr>
       <w:r>
         <w:rPr>
           <w:b/>
           <w:bCs/>
         </w:rPr>
-        <w:t>days_to_close</w:t>
-      </w:r>
-      <w:proofErr w:type="spellEnd"/>
-      <w:r>
-        <w:rPr>
-          <w:b/>
-          <w:bCs/>
-        </w:rPr>
-        <w:t xml:space="preserve">), Marketing Campaigns (2,240 rows, </w:t>
-      </w:r>
-      <w:proofErr w:type="spellStart"/>
-      <w:r>
-        <w:rPr>
-          <w:b/>
-          <w:bCs/>
-        </w:rPr>
-        <w:t>campaign_roi</w:t>
-      </w:r>
-      <w:proofErr w:type="spellEnd"/>
-      <w:r>
-        <w:rPr>
-          <w:b/>
-          <w:bCs/>
-        </w:rPr>
-        <w:t xml:space="preserve">), Support Tickets (3,000 rows, </w:t>
-      </w:r>
-      <w:proofErr w:type="spellStart"/>
-      <w:r>
-        <w:rPr>
-          <w:b/>
-          <w:bCs/>
-        </w:rPr>
-        <w:t>resolution_time_hours</w:t>
-      </w:r>
-      <w:proofErr w:type="spellEnd"/>
-      <w:r>
-        <w:rPr>
-          <w:b/>
-          <w:bCs/>
-        </w:rPr>
-        <w:t>).</w:t>
-      </w:r>
-    </w:p>
-    <w:p>
-      <w:pPr>
-        <w:pStyle w:val="berschrift1"/>
-        <w:spacing w:before="360" w:after="160"/>
-      </w:pPr>
-      <w:r>
-        <w:lastRenderedPageBreak/>
-        <w:t>Step 13 — Build the unified dataset: Join CRM + Marketing (Join 1)</w:t>
-      </w:r>
-    </w:p>
-    <w:p>
-      <w:pPr>
-        <w:spacing w:after="140"/>
-      </w:pPr>
-      <w:r>
-        <w:rPr>
-          <w:b/>
-          <w:bCs/>
-        </w:rPr>
-        <w:t xml:space="preserve">Join strategy (simulated with pandas beforehand, before touching </w:t>
-      </w:r>
-      <w:proofErr w:type="spellStart"/>
-      <w:r>
-        <w:rPr>
-          <w:b/>
-          <w:bCs/>
-        </w:rPr>
-        <w:t>QuickSight</w:t>
-      </w:r>
-      <w:proofErr w:type="spellEnd"/>
-      <w:r>
-        <w:rPr>
-          <w:b/>
-          <w:bCs/>
-        </w:rPr>
-        <w:t>):</w:t>
+        <w:t>Join strategy (simulated with pandas beforehand, before touching QuickSight):</w:t>
       </w:r>
     </w:p>
     <w:p>
@@ -5768,15 +3605,7 @@
         <w:spacing w:after="80"/>
       </w:pPr>
       <w:r>
-        <w:t xml:space="preserve">Anchor: CRM Deals. Every dollar Sarah's team </w:t>
-      </w:r>
-      <w:proofErr w:type="gramStart"/>
-      <w:r>
-        <w:t>tracks</w:t>
-      </w:r>
-      <w:proofErr w:type="gramEnd"/>
-      <w:r>
-        <w:t xml:space="preserve"> starts at a deal, so a left join guarantees no deal silently disappears even if an account has no marketing touch or no support ticket on file.</w:t>
+        <w:t>Anchor: CRM Deals. Every dollar Sarah's team tracks starts at a deal, so a left join guarantees no deal silently disappears even if an account has no marketing touch or no support ticket on file.</w:t>
       </w:r>
     </w:p>
     <w:p>
@@ -5789,15 +3618,7 @@
         <w:spacing w:after="80"/>
       </w:pPr>
       <w:r>
-        <w:t xml:space="preserve">CRM LEFT JOIN Marketing on </w:t>
-      </w:r>
-      <w:proofErr w:type="spellStart"/>
-      <w:r>
-        <w:t>account_id</w:t>
-      </w:r>
-      <w:proofErr w:type="spellEnd"/>
-      <w:r>
-        <w:t xml:space="preserve"> → simulated ~13,738 rows.</w:t>
+        <w:t>CRM LEFT JOIN Marketing on account_id → simulated ~13,738 rows.</w:t>
       </w:r>
     </w:p>
     <w:p>
@@ -5810,15 +3631,7 @@
         <w:spacing w:after="80"/>
       </w:pPr>
       <w:r>
-        <w:t xml:space="preserve">Result LEFT JOIN Support on </w:t>
-      </w:r>
-      <w:proofErr w:type="spellStart"/>
-      <w:r>
-        <w:t>account_id</w:t>
-      </w:r>
-      <w:proofErr w:type="spellEnd"/>
-      <w:r>
-        <w:t xml:space="preserve"> → simulated ~63,420 rows.</w:t>
+        <w:t>Result LEFT JOIN Support on account_id → simulated ~63,420 rows.</w:t>
       </w:r>
     </w:p>
     <w:p>
@@ -5831,15 +3644,7 @@
         <w:spacing w:after="80"/>
       </w:pPr>
       <w:r>
-        <w:t xml:space="preserve">Why LEFT, not INNER: an INNER </w:t>
-      </w:r>
-      <w:proofErr w:type="gramStart"/>
-      <w:r>
-        <w:t>join</w:t>
-      </w:r>
-      <w:proofErr w:type="gramEnd"/>
-      <w:r>
-        <w:t xml:space="preserve"> would drop deals for accounts with zero rows in Marketing or Support — a real, expected case, not a data error — which would quietly undercount CRM Deals rows in the unified dataset.</w:t>
+        <w:t>Why LEFT, not INNER: an INNER join would drop deals for accounts with zero rows in Marketing or Support — a real, expected case, not a data error — which would quietly undercount CRM Deals rows in the unified dataset.</w:t>
       </w:r>
     </w:p>
     <w:p>
@@ -5852,15 +3657,7 @@
         <w:spacing w:after="80"/>
       </w:pPr>
       <w:r>
-        <w:t xml:space="preserve">Why the row count grows (fan-out) is fine: the rubric expects the unified dataset to have more rows than any individual source. Any visual later built from it uses COUNT DISTINCT on the relevant ID field instead of plain </w:t>
-      </w:r>
-      <w:proofErr w:type="gramStart"/>
-      <w:r>
-        <w:t>COUNT(</w:t>
-      </w:r>
-      <w:proofErr w:type="gramEnd"/>
-      <w:r>
-        <w:t>*), so the fan-out never silently inflates a KPI.</w:t>
+        <w:t>Why the row count grows (fan-out) is fine: the rubric expects the unified dataset to have more rows than any individual source. Any visual later built from it uses COUNT DISTINCT on the relevant ID field instead of plain COUNT(*), so the fan-out never silently inflates a KPI.</w:t>
       </w:r>
     </w:p>
     <w:p>
@@ -5872,39 +3669,7 @@
           <w:b/>
           <w:bCs/>
         </w:rPr>
-        <w:t xml:space="preserve">Getting to the right starting screen (a wrong turn to avoid): Data → Create dataset only lets you pick a data source (a file upload or </w:t>
-      </w:r>
-      <w:proofErr w:type="gramStart"/>
-      <w:r>
-        <w:rPr>
-          <w:b/>
-          <w:bCs/>
-        </w:rPr>
-        <w:t>connector) —</w:t>
-      </w:r>
-      <w:proofErr w:type="gramEnd"/>
-      <w:r>
-        <w:rPr>
-          <w:b/>
-          <w:bCs/>
-        </w:rPr>
-        <w:t xml:space="preserve"> it does not list already-published datasets, so searching for </w:t>
-      </w:r>
-      <w:proofErr w:type="spellStart"/>
-      <w:r>
-        <w:rPr>
-          <w:b/>
-          <w:bCs/>
-        </w:rPr>
-        <w:t>novatech_crm_deals</w:t>
-      </w:r>
-      <w:proofErr w:type="spellEnd"/>
-      <w:r>
-        <w:rPr>
-          <w:b/>
-          <w:bCs/>
-        </w:rPr>
-        <w:t xml:space="preserve"> there finds nothing. The correct path is different:</w:t>
+        <w:t>Getting to the right starting screen (a wrong turn to avoid): Data → Create dataset only lets you pick a data source (a file upload or connector) — it does not list already-published datasets, so searching for novatech_crm_deals there finds nothing. The correct path is different:</w:t>
       </w:r>
     </w:p>
     <w:p>
@@ -5936,15 +3701,7 @@
         <w:spacing w:after="80"/>
       </w:pPr>
       <w:r>
-        <w:t xml:space="preserve">4. Renamed the new dataset to </w:t>
-      </w:r>
-      <w:proofErr w:type="spellStart"/>
-      <w:r>
-        <w:t>NovaTech</w:t>
-      </w:r>
-      <w:proofErr w:type="spellEnd"/>
-      <w:r>
-        <w:t xml:space="preserve"> Unified Account Dataset.</w:t>
+        <w:t>4. Renamed the new dataset to NovaTech Unified Account Dataset.</w:t>
       </w:r>
     </w:p>
     <w:p>
@@ -6099,23 +3856,7 @@
         <w:spacing w:after="80"/>
       </w:pPr>
       <w:r>
-        <w:t xml:space="preserve">7. Configured: Left table = novatech_crm_deals.csv, Right table = novatech_marketing_campaigns.csv, Join type: Left join, Join keys: </w:t>
-      </w:r>
-      <w:proofErr w:type="spellStart"/>
-      <w:r>
-        <w:t>account_id</w:t>
-      </w:r>
-      <w:proofErr w:type="spellEnd"/>
-      <w:r>
-        <w:t xml:space="preserve"> = </w:t>
-      </w:r>
-      <w:proofErr w:type="spellStart"/>
-      <w:r>
-        <w:t>account_id</w:t>
-      </w:r>
-      <w:proofErr w:type="spellEnd"/>
-      <w:r>
-        <w:t>.</w:t>
+        <w:t>7. Configured: Left table = novatech_crm_deals.csv, Right table = novatech_marketing_campaigns.csv, Join type: Left join, Join keys: account_id = account_id.</w:t>
       </w:r>
     </w:p>
     <w:p>
@@ -6188,23 +3929,7 @@
         <w:spacing w:after="80"/>
       </w:pPr>
       <w:r>
-        <w:t xml:space="preserve">8. Checked the Preview: confirmed the expected fan-out (e.g. account ACCT-082 </w:t>
-      </w:r>
-      <w:proofErr w:type="gramStart"/>
-      <w:r>
-        <w:t>appearing</w:t>
-      </w:r>
-      <w:proofErr w:type="gramEnd"/>
-      <w:r>
-        <w:t xml:space="preserve"> 5 times in a row, once per matching marketing touchpoint) and the expected nulls (a CRM row with no Marketing match shows blank Marketing-side </w:t>
-      </w:r>
-      <w:proofErr w:type="gramStart"/>
-      <w:r>
-        <w:t>columns) —</w:t>
-      </w:r>
-      <w:proofErr w:type="gramEnd"/>
-      <w:r>
-        <w:t xml:space="preserve"> both are correct LEFT JOIN behavior, not errors.</w:t>
+        <w:t>8. Checked the Preview: confirmed the expected fan-out (e.g. account ACCT-082 appearing 5 times in a row, once per matching marketing touchpoint) and the expected nulls (a CRM row with no Marketing match shows blank Marketing-side columns) — both are correct LEFT JOIN behavior, not errors.</w:t>
       </w:r>
     </w:p>
     <w:p>
@@ -6278,23 +4003,7 @@
         <w:spacing w:after="80"/>
       </w:pPr>
       <w:r>
-        <w:t xml:space="preserve">9. Opened "Show auto-resolved columns": since both tables have an </w:t>
-      </w:r>
-      <w:proofErr w:type="spellStart"/>
-      <w:r>
-        <w:t>account_id</w:t>
-      </w:r>
-      <w:proofErr w:type="spellEnd"/>
-      <w:r>
-        <w:t xml:space="preserve"> column, </w:t>
-      </w:r>
-      <w:proofErr w:type="spellStart"/>
-      <w:r>
-        <w:t>QuickSight</w:t>
-      </w:r>
-      <w:proofErr w:type="spellEnd"/>
-      <w:r>
-        <w:t xml:space="preserve"> automatically renamed the CRM (left table) one to account_id.1 and the Marketing (right table) one to account_id.2. This matters for the next join — Support Tickets must be matched against account_id.1 (the CRM-originated column, always populated) and not account_id.2 (the Marketing-originated column, null wherever Join 1 had no match).</w:t>
+        <w:t>9. Opened "Show auto-resolved columns": since both tables have an account_id column, QuickSight automatically renamed the CRM (left table) one to account_id.1 and the Marketing (right table) one to account_id.2. This matters for the next join — Support Tickets must be matched against account_id.1 (the CRM-originated column, always populated) and not account_id.2 (the Marketing-originated column, null wherever Join 1 had no match).</w:t>
       </w:r>
     </w:p>
     <w:p>
@@ -6359,60 +4068,20 @@
           <w:sz w:val="18"/>
           <w:szCs w:val="18"/>
         </w:rPr>
-        <w:t xml:space="preserve">Fig. 38 — Auto-resolved columns panel showing the </w:t>
-      </w:r>
-      <w:proofErr w:type="spellStart"/>
+        <w:t>Fig. 38 — Auto-resolved columns panel showing the account_id → account_id.1 / account_id.2 rename.</w:t>
+      </w:r>
+    </w:p>
+    <w:p>
+      <w:pPr>
+        <w:spacing w:after="140"/>
+      </w:pPr>
       <w:r>
         <w:rPr>
           <w:i/>
           <w:iCs/>
           <w:color w:val="555555"/>
-          <w:sz w:val="18"/>
-          <w:szCs w:val="18"/>
-        </w:rPr>
-        <w:t>account_id</w:t>
-      </w:r>
-      <w:proofErr w:type="spellEnd"/>
-      <w:r>
-        <w:rPr>
-          <w:i/>
-          <w:iCs/>
-          <w:color w:val="555555"/>
-          <w:sz w:val="18"/>
-          <w:szCs w:val="18"/>
-        </w:rPr>
-        <w:t xml:space="preserve"> → account_id.1 / account_id.2 rename.</w:t>
-      </w:r>
-    </w:p>
-    <w:p>
-      <w:pPr>
-        <w:spacing w:after="140"/>
-      </w:pPr>
-      <w:r>
-        <w:rPr>
-          <w:i/>
-          <w:iCs/>
-          <w:color w:val="555555"/>
-        </w:rPr>
-        <w:t xml:space="preserve">Caution: the browser tab was accidentally closed before publishing at this point, and the whole in-progress join configuration was lost — </w:t>
-      </w:r>
-      <w:proofErr w:type="spellStart"/>
-      <w:r>
-        <w:rPr>
-          <w:i/>
-          <w:iCs/>
-          <w:color w:val="555555"/>
-        </w:rPr>
-        <w:t>QuickSight's</w:t>
-      </w:r>
-      <w:proofErr w:type="spellEnd"/>
-      <w:r>
-        <w:rPr>
-          <w:i/>
-          <w:iCs/>
-          <w:color w:val="555555"/>
-        </w:rPr>
-        <w:t xml:space="preserve"> data-prep editor does not autosave a draft. Steps 1–9 above had to be redone from scratch. Lesson: stay in the editor tab until Save &amp; publish has been clicked.</w:t>
+        </w:rPr>
+        <w:t>Caution: the browser tab was accidentally closed before publishing at this point, and the whole in-progress join configuration was lost — QuickSight's data-prep editor does not autosave a draft. Steps 1–9 above had to be redone from scratch. Lesson: stay in the editor tab until Save &amp; publish has been clicked.</w:t>
       </w:r>
     </w:p>
     <w:p>
@@ -6449,31 +4118,7 @@
       </w:r>
       <w:r>
         <w:lastRenderedPageBreak/>
-        <w:t xml:space="preserve">have made Support the anchor instead of CRM, silently dropping any CRM deal with zero support tickets. Corrected to: Left table = Join 1 (the </w:t>
-      </w:r>
-      <w:proofErr w:type="spellStart"/>
-      <w:r>
-        <w:t>CRM+Marketing</w:t>
-      </w:r>
-      <w:proofErr w:type="spellEnd"/>
-      <w:r>
-        <w:t xml:space="preserve"> result), Right table = novatech_support_tickets.csv, Join type: Left join, </w:t>
-      </w:r>
-      <w:proofErr w:type="gramStart"/>
-      <w:r>
-        <w:t>Join</w:t>
-      </w:r>
-      <w:proofErr w:type="gramEnd"/>
-      <w:r>
-        <w:t xml:space="preserve"> keys: account_id.1 (the CRM-originated column from Join 1) = </w:t>
-      </w:r>
-      <w:proofErr w:type="spellStart"/>
-      <w:r>
-        <w:t>account_id</w:t>
-      </w:r>
-      <w:proofErr w:type="spellEnd"/>
-      <w:r>
-        <w:t xml:space="preserve"> (Support Tickets' own).</w:t>
+        <w:t>have made Support the anchor instead of CRM, silently dropping any CRM deal with zero support tickets. Corrected to: Left table = Join 1 (the CRM+Marketing result), Right table = novatech_support_tickets.csv, Join type: Left join, Join keys: account_id.1 (the CRM-originated column from Join 1) = account_id (Support Tickets' own).</w:t>
       </w:r>
     </w:p>
     <w:p>
@@ -6538,29 +4183,7 @@
           <w:sz w:val="18"/>
           <w:szCs w:val="18"/>
         </w:rPr>
-        <w:t xml:space="preserve">Fig. 39 — Join 2 correctly configured: Left table = Join 1, Right table = Support Tickets, keys account_id.1 = </w:t>
-      </w:r>
-      <w:proofErr w:type="spellStart"/>
-      <w:r>
-        <w:rPr>
-          <w:i/>
-          <w:iCs/>
-          <w:color w:val="555555"/>
-          <w:sz w:val="18"/>
-          <w:szCs w:val="18"/>
-        </w:rPr>
-        <w:t>account_id</w:t>
-      </w:r>
-      <w:proofErr w:type="spellEnd"/>
-      <w:r>
-        <w:rPr>
-          <w:i/>
-          <w:iCs/>
-          <w:color w:val="555555"/>
-          <w:sz w:val="18"/>
-          <w:szCs w:val="18"/>
-        </w:rPr>
-        <w:t>.</w:t>
+        <w:t>Fig. 39 — Join 2 correctly configured: Left table = Join 1, Right table = Support Tickets, keys account_id.1 = account_id.</w:t>
       </w:r>
     </w:p>
     <w:p>
@@ -6641,27 +4264,11 @@
         <w:spacing w:after="80"/>
       </w:pPr>
       <w:r>
-        <w:t xml:space="preserve">5. Navigated to Data → Datasets, opened </w:t>
-      </w:r>
-      <w:proofErr w:type="spellStart"/>
-      <w:r>
-        <w:t>NovaTech</w:t>
-      </w:r>
-      <w:proofErr w:type="spellEnd"/>
-      <w:r>
-        <w:t xml:space="preserve"> Unified Account Dataset. Dataset detail page confirms: 63 columns (all fields from CRM, Marketing, and Support combined, including the three calculated fields), and under Refresh: "63420 rows imported (100% success)" — an exact match with the pandas join-strategy simulation computed ahead of time, confirming </w:t>
+        <w:t xml:space="preserve">5. Navigated to Data → Datasets, opened NovaTech Unified Account Dataset. Dataset detail page confirms: 63 columns (all fields from CRM, Marketing, and Support combined, including the three calculated fields), and under Refresh: "63420 rows imported (100% success)" — an exact match with the pandas join-strategy simulation computed ahead of time, confirming </w:t>
       </w:r>
       <w:r>
         <w:lastRenderedPageBreak/>
-        <w:t xml:space="preserve">the join was built correctly. The Sources panel lists all three underlying CSVs, confirming this is genuinely a 3-way </w:t>
-      </w:r>
-      <w:proofErr w:type="gramStart"/>
-      <w:r>
-        <w:t>join</w:t>
-      </w:r>
-      <w:proofErr w:type="gramEnd"/>
-      <w:r>
-        <w:t xml:space="preserve"> and not an accidental 2-way one.</w:t>
+        <w:t>the join was built correctly. The Sources panel lists all three underlying CSVs, confirming this is genuinely a 3-way join and not an accidental 2-way one.</w:t>
       </w:r>
     </w:p>
     <w:p>
@@ -6738,23 +4345,7 @@
           <w:b/>
           <w:bCs/>
         </w:rPr>
-        <w:t xml:space="preserve">Task #6 (unified joined dataset) is now complete — the row count matched the pre-computed </w:t>
-      </w:r>
-      <w:proofErr w:type="gramStart"/>
-      <w:r>
-        <w:rPr>
-          <w:b/>
-          <w:bCs/>
-        </w:rPr>
-        <w:t>pandas</w:t>
-      </w:r>
-      <w:proofErr w:type="gramEnd"/>
-      <w:r>
-        <w:rPr>
-          <w:b/>
-          <w:bCs/>
-        </w:rPr>
-        <w:t xml:space="preserve"> simulation exactly (63,420).</w:t>
+        <w:t>Task #6 (unified joined dataset) is now complete — the row count matched the pre-computed pandas simulation exactly (63,420).</w:t>
       </w:r>
     </w:p>
     <w:p>
@@ -7008,21 +4599,12 @@
             </w:tcMar>
           </w:tcPr>
           <w:p>
-            <w:proofErr w:type="spellStart"/>
             <w:r>
               <w:rPr>
                 <w:sz w:val="17"/>
                 <w:szCs w:val="17"/>
               </w:rPr>
-              <w:t>NovaTech</w:t>
-            </w:r>
-            <w:proofErr w:type="spellEnd"/>
-            <w:r>
-              <w:rPr>
-                <w:sz w:val="17"/>
-                <w:szCs w:val="17"/>
-              </w:rPr>
-              <w:t xml:space="preserve"> CRM Deals</w:t>
+              <w:t>NovaTech CRM Deals</w:t>
             </w:r>
           </w:p>
         </w:tc>
@@ -7159,21 +4741,12 @@
             </w:tcMar>
           </w:tcPr>
           <w:p>
-            <w:proofErr w:type="spellStart"/>
             <w:r>
               <w:rPr>
                 <w:sz w:val="17"/>
                 <w:szCs w:val="17"/>
               </w:rPr>
-              <w:t>NovaTech</w:t>
-            </w:r>
-            <w:proofErr w:type="spellEnd"/>
-            <w:r>
-              <w:rPr>
-                <w:sz w:val="17"/>
-                <w:szCs w:val="17"/>
-              </w:rPr>
-              <w:t xml:space="preserve"> CRM Deals</w:t>
+              <w:t>NovaTech CRM Deals</w:t>
             </w:r>
           </w:p>
         </w:tc>
@@ -7193,23 +4766,7 @@
                 <w:sz w:val="17"/>
                 <w:szCs w:val="17"/>
               </w:rPr>
-              <w:t xml:space="preserve">What date range does the CRM </w:t>
-            </w:r>
-            <w:proofErr w:type="gramStart"/>
-            <w:r>
-              <w:rPr>
-                <w:sz w:val="17"/>
-                <w:szCs w:val="17"/>
-              </w:rPr>
-              <w:t>deals</w:t>
-            </w:r>
-            <w:proofErr w:type="gramEnd"/>
-            <w:r>
-              <w:rPr>
-                <w:sz w:val="17"/>
-                <w:szCs w:val="17"/>
-              </w:rPr>
-              <w:t xml:space="preserve"> data cover, and how many unique accounts are there?</w:t>
+              <w:t>What date range does the CRM deals data cover, and how many unique accounts are there?</w:t>
             </w:r>
           </w:p>
         </w:tc>
@@ -7249,39 +4806,7 @@
                 <w:sz w:val="17"/>
                 <w:szCs w:val="17"/>
               </w:rPr>
-              <w:t>Deal Created: Jun 17</w:t>
-            </w:r>
-            <w:proofErr w:type="gramStart"/>
-            <w:r>
-              <w:rPr>
-                <w:sz w:val="17"/>
-                <w:szCs w:val="17"/>
-              </w:rPr>
-              <w:t xml:space="preserve"> 2023</w:t>
-            </w:r>
-            <w:proofErr w:type="gramEnd"/>
-            <w:r>
-              <w:rPr>
-                <w:sz w:val="17"/>
-                <w:szCs w:val="17"/>
-              </w:rPr>
-              <w:t xml:space="preserve"> → Jan 25</w:t>
-            </w:r>
-            <w:proofErr w:type="gramStart"/>
-            <w:r>
-              <w:rPr>
-                <w:sz w:val="17"/>
-                <w:szCs w:val="17"/>
-              </w:rPr>
-              <w:t xml:space="preserve"> 2025</w:t>
-            </w:r>
-            <w:proofErr w:type="gramEnd"/>
-            <w:r>
-              <w:rPr>
-                <w:sz w:val="17"/>
-                <w:szCs w:val="17"/>
-              </w:rPr>
-              <w:t>; 85 unique accounts</w:t>
+              <w:t>Deal Created: Jun 17 2023 → Jan 25 2025; 85 unique accounts</w:t>
             </w:r>
           </w:p>
         </w:tc>
@@ -7358,21 +4883,12 @@
             </w:tcMar>
           </w:tcPr>
           <w:p>
-            <w:proofErr w:type="spellStart"/>
             <w:r>
               <w:rPr>
                 <w:sz w:val="17"/>
                 <w:szCs w:val="17"/>
               </w:rPr>
-              <w:t>NovaTech</w:t>
-            </w:r>
-            <w:proofErr w:type="spellEnd"/>
-            <w:r>
-              <w:rPr>
-                <w:sz w:val="17"/>
-                <w:szCs w:val="17"/>
-              </w:rPr>
-              <w:t xml:space="preserve"> Marketing Campaigns</w:t>
+              <w:t>NovaTech Marketing Campaigns</w:t>
             </w:r>
           </w:p>
         </w:tc>
@@ -7509,21 +5025,12 @@
             </w:tcMar>
           </w:tcPr>
           <w:p>
-            <w:proofErr w:type="spellStart"/>
             <w:r>
               <w:rPr>
                 <w:sz w:val="17"/>
                 <w:szCs w:val="17"/>
               </w:rPr>
-              <w:t>NovaTech</w:t>
-            </w:r>
-            <w:proofErr w:type="spellEnd"/>
-            <w:r>
-              <w:rPr>
-                <w:sz w:val="17"/>
-                <w:szCs w:val="17"/>
-              </w:rPr>
-              <w:t xml:space="preserve"> Marketing Campaigns</w:t>
+              <w:t>NovaTech Marketing Campaigns</w:t>
             </w:r>
           </w:p>
         </w:tc>
@@ -7543,23 +5050,7 @@
                 <w:sz w:val="17"/>
                 <w:szCs w:val="17"/>
               </w:rPr>
-              <w:t xml:space="preserve">How many rows in the marketing campaigns data have a missing or null </w:t>
-            </w:r>
-            <w:proofErr w:type="spellStart"/>
-            <w:r>
-              <w:rPr>
-                <w:sz w:val="17"/>
-                <w:szCs w:val="17"/>
-              </w:rPr>
-              <w:t>annual_income</w:t>
-            </w:r>
-            <w:proofErr w:type="spellEnd"/>
-            <w:r>
-              <w:rPr>
-                <w:sz w:val="17"/>
-                <w:szCs w:val="17"/>
-              </w:rPr>
-              <w:t xml:space="preserve"> value?</w:t>
+              <w:t>How many rows in the marketing campaigns data have a missing or null annual_income value?</w:t>
             </w:r>
           </w:p>
         </w:tc>
@@ -7676,21 +5167,12 @@
             </w:tcMar>
           </w:tcPr>
           <w:p>
-            <w:proofErr w:type="spellStart"/>
             <w:r>
               <w:rPr>
                 <w:sz w:val="17"/>
                 <w:szCs w:val="17"/>
               </w:rPr>
-              <w:t>NovaTech</w:t>
-            </w:r>
-            <w:proofErr w:type="spellEnd"/>
-            <w:r>
-              <w:rPr>
-                <w:sz w:val="17"/>
-                <w:szCs w:val="17"/>
-              </w:rPr>
-              <w:t xml:space="preserve"> Support Tickets</w:t>
+              <w:t>NovaTech Support Tickets</w:t>
             </w:r>
           </w:p>
         </w:tc>
@@ -7745,21 +5227,12 @@
             </w:tcMar>
           </w:tcPr>
           <w:p>
-            <w:proofErr w:type="gramStart"/>
             <w:r>
               <w:rPr>
                 <w:sz w:val="17"/>
                 <w:szCs w:val="17"/>
               </w:rPr>
-              <w:t>3,000</w:t>
-            </w:r>
-            <w:proofErr w:type="gramEnd"/>
-            <w:r>
-              <w:rPr>
-                <w:sz w:val="17"/>
-                <w:szCs w:val="17"/>
-              </w:rPr>
-              <w:t xml:space="preserve"> total. Low 1,500 (50%), Medium 1,050 (35%), High 400 (13.3%), Critical 50 (1.7%)</w:t>
+              <w:t>3,000 total. Low 1,500 (50%), Medium 1,050 (35%), High 400 (13.3%), Critical 50 (1.7%)</w:t>
             </w:r>
           </w:p>
         </w:tc>
@@ -7836,21 +5309,12 @@
             </w:tcMar>
           </w:tcPr>
           <w:p>
-            <w:proofErr w:type="spellStart"/>
             <w:r>
               <w:rPr>
                 <w:sz w:val="17"/>
                 <w:szCs w:val="17"/>
               </w:rPr>
-              <w:t>NovaTech</w:t>
-            </w:r>
-            <w:proofErr w:type="spellEnd"/>
-            <w:r>
-              <w:rPr>
-                <w:sz w:val="17"/>
-                <w:szCs w:val="17"/>
-              </w:rPr>
-              <w:t xml:space="preserve"> Support Tickets</w:t>
+              <w:t>NovaTech Support Tickets</w:t>
             </w:r>
           </w:p>
         </w:tc>
@@ -7870,23 +5334,7 @@
                 <w:sz w:val="17"/>
                 <w:szCs w:val="17"/>
               </w:rPr>
-              <w:t xml:space="preserve">How many support tickets have a null or missing </w:t>
-            </w:r>
-            <w:proofErr w:type="spellStart"/>
-            <w:r>
-              <w:rPr>
-                <w:sz w:val="17"/>
-                <w:szCs w:val="17"/>
-              </w:rPr>
-              <w:t>ticket_resolved_date</w:t>
-            </w:r>
-            <w:proofErr w:type="spellEnd"/>
-            <w:r>
-              <w:rPr>
-                <w:sz w:val="17"/>
-                <w:szCs w:val="17"/>
-              </w:rPr>
-              <w:t xml:space="preserve"> (still unresolved)?</w:t>
+              <w:t>How many support tickets have a null or missing ticket_resolved_date (still unresolved)?</w:t>
             </w:r>
           </w:p>
         </w:tc>
@@ -7986,23 +5434,7 @@
           <w:i/>
           <w:iCs/>
         </w:rPr>
-        <w:t xml:space="preserve">Cross-Check: Total row count of the CRM Deals dataset (entry #1). Chat said 499 total deals. </w:t>
-      </w:r>
-      <w:proofErr w:type="spellStart"/>
-      <w:r>
-        <w:rPr>
-          <w:i/>
-          <w:iCs/>
-        </w:rPr>
-        <w:t>QuickSight's</w:t>
-      </w:r>
-      <w:proofErr w:type="spellEnd"/>
-      <w:r>
-        <w:rPr>
-          <w:i/>
-          <w:iCs/>
-        </w:rPr>
-        <w:t xml:space="preserve"> dataset detail page for the student's own uploaded novatech_crm_deals.csv shows "499 rows imported (100% success)" under Refresh. Consistent — exact match.</w:t>
+        <w:t>Cross-Check: Total row count of the CRM Deals dataset (entry #1). Chat said 499 total deals. QuickSight's dataset detail page for the student's own uploaded novatech_crm_deals.csv shows "499 rows imported (100% success)" under Refresh. Consistent — exact match.</w:t>
       </w:r>
     </w:p>
     <w:sectPr>
@@ -8974,6 +6406,7 @@
   <w:style w:type="character" w:default="1" w:styleId="Absatz-Standardschriftart">
     <w:name w:val="Default Paragraph Font"/>
     <w:uiPriority w:val="1"/>
+    <w:semiHidden/>
     <w:unhideWhenUsed/>
   </w:style>
   <w:style w:type="table" w:default="1" w:styleId="NormaleTabelle">
@@ -9187,8 +6620,8 @@
       </w:tcPr>
     </w:tblStylePr>
   </w:style>
-  <w:style w:type="paragraph" w:customStyle="1" w:styleId="Normal">
-    <w:name w:val="Normal"/>
+  <w:style w:type="paragraph" w:customStyle="1" w:styleId="Standard1">
+    <w:name w:val="Standard1"/>
     <w:basedOn w:val="Standard"/>
     <w:rsid w:val="002E3FA5"/>
     <w:rPr>

--- a/delivery/02_Data_transformation/NovaTech_Data_Preparation_Steps.docx
+++ b/delivery/02_Data_transformation/NovaTech_Data_Preparation_Steps.docx
@@ -9,6 +9,14 @@
       </w:pPr>
       <w:r>
         <w:t>NovaTech Revenue Intelligence Dashboard</w:t>
+      </w:r>
+    </w:p>
+    <w:p>
+      <w:pPr>
+        <w:spacing w:after="140"/>
+      </w:pPr>
+      <w:r>
+        <w:t>Student Name: Ecem Bökenheide</w:t>
       </w:r>
     </w:p>
     <w:p>
@@ -510,6 +518,7 @@
         <w:spacing w:before="360" w:after="160"/>
       </w:pPr>
       <w:r>
+        <w:lastRenderedPageBreak/>
         <w:t xml:space="preserve">Step 1 </w:t>
       </w:r>
       <w:r>
@@ -524,7 +533,6 @@
         <w:spacing w:after="80"/>
       </w:pPr>
       <w:r>
-        <w:lastRenderedPageBreak/>
         <w:t>1. In the Udacity lesson, clicked the Cloud Resources tab (bottom toolbar) → Open Cloud Console. This is the Vocareum-provided, pre-configured AWS account for the lab (no personal AWS account needed)</w:t>
       </w:r>
       <w:r>

--- a/delivery/02_Data_transformation/NovaTech_Data_Preparation_Steps.docx
+++ b/delivery/02_Data_transformation/NovaTech_Data_Preparation_Steps.docx
@@ -7,8 +7,13 @@
         <w:pStyle w:val="Titel"/>
         <w:spacing w:after="120"/>
       </w:pPr>
-      <w:r>
-        <w:t>NovaTech Revenue Intelligence Dashboard</w:t>
+      <w:proofErr w:type="spellStart"/>
+      <w:r>
+        <w:t>NovaTech</w:t>
+      </w:r>
+      <w:proofErr w:type="spellEnd"/>
+      <w:r>
+        <w:t xml:space="preserve"> Revenue Intelligence Dashboard</w:t>
       </w:r>
     </w:p>
     <w:p>
@@ -24,11 +29,28 @@
         <w:spacing w:after="140"/>
       </w:pPr>
       <w:r>
-        <w:t>Course: Future AWS Agentic AI Business Professional → Business Intelligence and Knowlege Management Foundations with Amazon Quick → Project: Revenue Intelligence Dashboard for NovaTech Solutions</w:t>
-      </w:r>
-    </w:p>
-    <w:p>
-      <w:pPr>
+        <w:t xml:space="preserve">Course: Future AWS Agentic AI Business Professional → Business Intelligence and </w:t>
+      </w:r>
+      <w:proofErr w:type="spellStart"/>
+      <w:r>
+        <w:t>Knowlege</w:t>
+      </w:r>
+      <w:proofErr w:type="spellEnd"/>
+      <w:r>
+        <w:t xml:space="preserve"> Management Foundations with Amazon Quick → Project: Revenue Intelligence Dashboard for </w:t>
+      </w:r>
+      <w:proofErr w:type="spellStart"/>
+      <w:r>
+        <w:t>NovaTech</w:t>
+      </w:r>
+      <w:proofErr w:type="spellEnd"/>
+      <w:r>
+        <w:t xml:space="preserve"> Solutions</w:t>
+      </w:r>
+    </w:p>
+    <w:p>
+      <w:pPr>
+        <w:pStyle w:val="Normal"/>
         <w:spacing w:after="140"/>
       </w:pPr>
       <w:r>
@@ -38,7 +60,28 @@
         <w:t xml:space="preserve"> prepare data which is the second step of the project, what</w:t>
       </w:r>
       <w:r>
-        <w:t xml:space="preserve"> was clicked, which option was chosen, and why. Screenshots are included where relevant. The full Verification Log table is included at the end.</w:t>
+        <w:t xml:space="preserve"> was clicked, which option was chosen, and why. Screenshots are included where relevant. The full Verification Log table</w:t>
+      </w:r>
+      <w:r>
+        <w:t>,</w:t>
+      </w:r>
+      <w:r>
+        <w:t xml:space="preserve"> also </w:t>
+      </w:r>
+      <w:r>
+        <w:t>submitted in the Step 1</w:t>
+      </w:r>
+      <w:r>
+        <w:t xml:space="preserve"> </w:t>
+      </w:r>
+      <w:r>
+        <w:t>folder</w:t>
+      </w:r>
+      <w:r>
+        <w:t>, appears at the end</w:t>
+      </w:r>
+      <w:r>
+        <w:t>.</w:t>
       </w:r>
     </w:p>
     <w:p>
@@ -252,7 +295,25 @@
                 <w:sz w:val="19"/>
                 <w:szCs w:val="19"/>
               </w:rPr>
-              <w:t>The CRM contains every deal the company has pursued, including the product purchased, the final outcome (won or lost), and the reason for the outcome.</w:t>
+              <w:t xml:space="preserve">The CRM contains every deal the company has pursued, including the product purchased, the </w:t>
+            </w:r>
+            <w:proofErr w:type="gramStart"/>
+            <w:r>
+              <w:rPr>
+                <w:color w:val="303030"/>
+                <w:sz w:val="19"/>
+                <w:szCs w:val="19"/>
+              </w:rPr>
+              <w:t>final outcome</w:t>
+            </w:r>
+            <w:proofErr w:type="gramEnd"/>
+            <w:r>
+              <w:rPr>
+                <w:color w:val="303030"/>
+                <w:sz w:val="19"/>
+                <w:szCs w:val="19"/>
+              </w:rPr>
+              <w:t xml:space="preserve"> (won or lost), and the reason for the outcome.</w:t>
             </w:r>
           </w:p>
         </w:tc>
@@ -435,15 +496,36 @@
         <w:t xml:space="preserve">3. </w:t>
       </w:r>
       <w:r>
-        <w:t>Read the Data Dictionary (field definitions, expected row counts: CRM 499, Marketing 2,240, Support 3,000; shared join key account_id), Sarah Chen's brief (the 3 dashboard views and their required metrics and filters), and the Company Background (NovaTech Solutions context).</w:t>
+        <w:t xml:space="preserve">Read the Data Dictionary (field definitions, expected row counts: CRM 499, Marketing 2,240, Support 3,000; shared join key </w:t>
+      </w:r>
+      <w:proofErr w:type="spellStart"/>
+      <w:r>
+        <w:t>account_id</w:t>
+      </w:r>
+      <w:proofErr w:type="spellEnd"/>
+      <w:r>
+        <w:t>), Sarah Chen's brief (the 3 dashboard views and their required metrics and filters), and the Company Background (</w:t>
+      </w:r>
+      <w:proofErr w:type="spellStart"/>
+      <w:r>
+        <w:t>NovaTech</w:t>
+      </w:r>
+      <w:proofErr w:type="spellEnd"/>
+      <w:r>
+        <w:t xml:space="preserve"> Solutions context).</w:t>
       </w:r>
     </w:p>
     <w:p>
       <w:pPr>
         <w:spacing w:after="80"/>
       </w:pPr>
-      <w:r>
-        <w:t>Known data quality issues documented in the dictionary:</w:t>
+      <w:proofErr w:type="gramStart"/>
+      <w:r>
+        <w:t>Known</w:t>
+      </w:r>
+      <w:proofErr w:type="gramEnd"/>
+      <w:r>
+        <w:t xml:space="preserve"> data quality issues documented in the dictionary:</w:t>
       </w:r>
     </w:p>
     <w:p>
@@ -454,8 +536,13 @@
         </w:numPr>
         <w:spacing w:after="80"/>
       </w:pPr>
-      <w:r>
-        <w:t>annual_income (Marketing): 24 rows missing (1.1%), flagged as intentional, realistic missing data</w:t>
+      <w:proofErr w:type="spellStart"/>
+      <w:r>
+        <w:t>annual_income</w:t>
+      </w:r>
+      <w:proofErr w:type="spellEnd"/>
+      <w:r>
+        <w:t xml:space="preserve"> (Marketing): 24 rows missing (1.1%), flagged as intentional, realistic missing data</w:t>
       </w:r>
     </w:p>
     <w:p>
@@ -466,8 +553,13 @@
         </w:numPr>
         <w:spacing w:after="80"/>
       </w:pPr>
-      <w:r>
-        <w:t>ticket_resolved_date (Support): 59 rows missing (2.0%), blank for tickets still unresolved, not a data error</w:t>
+      <w:proofErr w:type="spellStart"/>
+      <w:r>
+        <w:t>ticket_resolved_date</w:t>
+      </w:r>
+      <w:proofErr w:type="spellEnd"/>
+      <w:r>
+        <w:t xml:space="preserve"> (Support): 59 rows missing (2.0%), blank for tickets still unresolved, not a data error</w:t>
       </w:r>
     </w:p>
     <w:p>
@@ -478,8 +570,13 @@
         </w:numPr>
         <w:spacing w:after="80"/>
       </w:pPr>
-      <w:r>
-        <w:t>account_id orphans: 150 rows in Marketing (6.7%) and 204 rows in Support (6.8%) use account IDs (ACCT 101 through ACCT 115) that don't exist in the CRM dataset; this is intentional, since not every marketing lead or support ticket is expected to trace back to a known CRM account</w:t>
+      <w:proofErr w:type="spellStart"/>
+      <w:r>
+        <w:t>account_id</w:t>
+      </w:r>
+      <w:proofErr w:type="spellEnd"/>
+      <w:r>
+        <w:t xml:space="preserve"> orphans: 150 rows in Marketing (6.7%) and 204 rows in Support (6.8%) use account IDs (ACCT 101 through ACCT 115) that don't exist in the CRM dataset; this is intentional, since not every marketing lead or support ticket is expected to trace back to a known CRM account</w:t>
       </w:r>
     </w:p>
     <w:p>
@@ -490,8 +587,13 @@
         </w:numPr>
         <w:spacing w:after="80"/>
       </w:pPr>
-      <w:r>
-        <w:t>loss_reason (CRM): blank in 315 rows, but only because it's populated exclusively for Lost deals, so this is expected structure rather than a quality gap</w:t>
+      <w:proofErr w:type="spellStart"/>
+      <w:r>
+        <w:t>loss_reason</w:t>
+      </w:r>
+      <w:proofErr w:type="spellEnd"/>
+      <w:r>
+        <w:t xml:space="preserve"> (CRM): blank in 315 rows, but only because it's populated exclusively for Lost deals, so this is expected structure rather than a quality gap</w:t>
       </w:r>
     </w:p>
     <w:p>
@@ -499,7 +601,39 @@
         <w:spacing w:after="80"/>
       </w:pPr>
       <w:r>
-        <w:t>Key decisions this informed: the join key across all 3 datasets is account_id; the orphan ID pattern in Marketing and Support directly shapes the choice of join type later; calculated fields to build: days_to_close (CRM), campaign_roi (Marketing), resolution_time_hours (Support).</w:t>
+        <w:t xml:space="preserve">Key decisions this informed: the join key across all 3 datasets is </w:t>
+      </w:r>
+      <w:proofErr w:type="spellStart"/>
+      <w:r>
+        <w:t>account_id</w:t>
+      </w:r>
+      <w:proofErr w:type="spellEnd"/>
+      <w:r>
+        <w:t xml:space="preserve">; the orphan ID pattern in Marketing and Support directly shapes the choice of join type later; calculated fields to build: </w:t>
+      </w:r>
+      <w:proofErr w:type="spellStart"/>
+      <w:r>
+        <w:t>days_to_close</w:t>
+      </w:r>
+      <w:proofErr w:type="spellEnd"/>
+      <w:r>
+        <w:t xml:space="preserve"> (CRM), </w:t>
+      </w:r>
+      <w:proofErr w:type="spellStart"/>
+      <w:r>
+        <w:t>campaign_roi</w:t>
+      </w:r>
+      <w:proofErr w:type="spellEnd"/>
+      <w:r>
+        <w:t xml:space="preserve"> (Marketing), </w:t>
+      </w:r>
+      <w:proofErr w:type="spellStart"/>
+      <w:r>
+        <w:t>resolution_time_hours</w:t>
+      </w:r>
+      <w:proofErr w:type="spellEnd"/>
+      <w:r>
+        <w:t xml:space="preserve"> (Support).</w:t>
       </w:r>
     </w:p>
     <w:p>
@@ -533,7 +667,15 @@
         <w:spacing w:after="80"/>
       </w:pPr>
       <w:r>
-        <w:t>1. In the Udacity lesson, clicked the Cloud Resources tab (bottom toolbar) → Open Cloud Console. This is the Vocareum-provided, pre-configured AWS account for the lab (no personal AWS account needed)</w:t>
+        <w:t xml:space="preserve">1. In the Udacity lesson, clicked the Cloud Resources tab (bottom toolbar) → Open Cloud Console. This is the </w:t>
+      </w:r>
+      <w:proofErr w:type="spellStart"/>
+      <w:r>
+        <w:t>Vocareum</w:t>
+      </w:r>
+      <w:proofErr w:type="spellEnd"/>
+      <w:r>
+        <w:t>-provided, pre-configured AWS account for the lab (no personal AWS account needed)</w:t>
       </w:r>
       <w:r>
         <w:t>,</w:t>
@@ -547,7 +689,15 @@
         <w:spacing w:after="80"/>
       </w:pPr>
       <w:r>
-        <w:t xml:space="preserve">2. This opened a new browser tab/window that federates into Amazon Quick (QuickSight) </w:t>
+        <w:t>2. This opened a new browser tab/window that federates into Amazon Quick (</w:t>
+      </w:r>
+      <w:proofErr w:type="spellStart"/>
+      <w:r>
+        <w:t>QuickSight</w:t>
+      </w:r>
+      <w:proofErr w:type="spellEnd"/>
+      <w:r>
+        <w:t xml:space="preserve">) </w:t>
       </w:r>
     </w:p>
     <w:p>
@@ -578,7 +728,15 @@
         <w:spacing w:after="80"/>
       </w:pPr>
       <w:r>
-        <w:t>2. Clicked the data-scope selector under the question box (default "All data") → opens an "Add Quick assets" picker with tabs: Recents, Favorites, Spaces, Topics, Dashboards, Knowledge Bases, Actions, Datasets.</w:t>
+        <w:t xml:space="preserve">2. Clicked the data-scope selector under the question box (default "All data") → opens an "Add Quick assets" picker with tabs: </w:t>
+      </w:r>
+      <w:proofErr w:type="spellStart"/>
+      <w:r>
+        <w:t>Recents</w:t>
+      </w:r>
+      <w:proofErr w:type="spellEnd"/>
+      <w:r>
+        <w:t>, Favorites, Spaces, Topics, Dashboards, Knowledge Bases, Actions, Datasets.</w:t>
       </w:r>
     </w:p>
     <w:p>
@@ -600,7 +758,15 @@
         <w:spacing w:after="80"/>
       </w:pPr>
       <w:r>
-        <w:t>4. On the Datasets tab (page 2, since this is a shared/reused Vocareum lab account with prior activity), found the actual instructor-provided sources: novatech_crm_deals.csv, novatech_support_tickets.csv, novatech_marketing_campaigns.csv — all owned by "Others", created 6 months ago. These are treated as the "pre-indexed knowledge bases — created by the instructor, do not modify."</w:t>
+        <w:t xml:space="preserve">4. On the Datasets tab (page 2, since this is a shared/reused </w:t>
+      </w:r>
+      <w:proofErr w:type="spellStart"/>
+      <w:r>
+        <w:t>Vocareum</w:t>
+      </w:r>
+      <w:proofErr w:type="spellEnd"/>
+      <w:r>
+        <w:t xml:space="preserve"> lab account with prior activity), found the actual instructor-provided sources: novatech_crm_deals.csv, novatech_support_tickets.csv, novatech_marketing_campaigns.csv — all owned by "Others", created 6 months ago. These are treated as the "pre-indexed knowledge bases — created by the instructor, do not modify."</w:t>
       </w:r>
     </w:p>
     <w:p>
@@ -613,7 +779,43 @@
           <w:iCs/>
           <w:color w:val="555555"/>
         </w:rPr>
-        <w:t>Also present, and deliberately ignored: same-named datasets owned by "Me" from 10 days ago, plus a pre-built "NovaTech Unified Account-Level Dataset" and "Account Risk Summary" owned by "Others" — leftovers from someone else's earlier pass through this shared lab. This project's own deliverables are built from a fresh upload of the starter CSVs instead of reusing them.</w:t>
+        <w:t xml:space="preserve">Also </w:t>
+      </w:r>
+      <w:proofErr w:type="gramStart"/>
+      <w:r>
+        <w:rPr>
+          <w:i/>
+          <w:iCs/>
+          <w:color w:val="555555"/>
+        </w:rPr>
+        <w:t>present, and</w:t>
+      </w:r>
+      <w:proofErr w:type="gramEnd"/>
+      <w:r>
+        <w:rPr>
+          <w:i/>
+          <w:iCs/>
+          <w:color w:val="555555"/>
+        </w:rPr>
+        <w:t xml:space="preserve"> deliberately ignored: same-named datasets owned by "Me" from 10 days ago, plus a pre-built "</w:t>
+      </w:r>
+      <w:proofErr w:type="spellStart"/>
+      <w:r>
+        <w:rPr>
+          <w:i/>
+          <w:iCs/>
+          <w:color w:val="555555"/>
+        </w:rPr>
+        <w:t>NovaTech</w:t>
+      </w:r>
+      <w:proofErr w:type="spellEnd"/>
+      <w:r>
+        <w:rPr>
+          <w:i/>
+          <w:iCs/>
+          <w:color w:val="555555"/>
+        </w:rPr>
+        <w:t xml:space="preserve"> Unified Account-Level Dataset" and "Account Risk Summary" owned by "Others" — leftovers from someone else's earlier pass through this shared lab. This project's own deliverables are built from a fresh upload of the starter CSVs instead of reusing them.</w:t>
       </w:r>
     </w:p>
     <w:p>
@@ -686,7 +888,51 @@
           <w:sz w:val="18"/>
           <w:szCs w:val="18"/>
         </w:rPr>
-        <w:t>Fig. 1 — "Add Quick assets" picker, Datasets tab, page 2: all three instructor novatech_*.csv datasets (owned by "Others", 6 months old) checked before clicking Save.</w:t>
+        <w:t xml:space="preserve">Fig. </w:t>
+      </w:r>
+      <w:proofErr w:type="gramStart"/>
+      <w:r>
+        <w:rPr>
+          <w:i/>
+          <w:iCs/>
+          <w:color w:val="555555"/>
+          <w:sz w:val="18"/>
+          <w:szCs w:val="18"/>
+        </w:rPr>
+        <w:t>1 — "</w:t>
+      </w:r>
+      <w:proofErr w:type="gramEnd"/>
+      <w:r>
+        <w:rPr>
+          <w:i/>
+          <w:iCs/>
+          <w:color w:val="555555"/>
+          <w:sz w:val="18"/>
+          <w:szCs w:val="18"/>
+        </w:rPr>
+        <w:t xml:space="preserve">Add Quick assets" picker, Datasets tab, page 2: all three </w:t>
+      </w:r>
+      <w:proofErr w:type="gramStart"/>
+      <w:r>
+        <w:rPr>
+          <w:i/>
+          <w:iCs/>
+          <w:color w:val="555555"/>
+          <w:sz w:val="18"/>
+          <w:szCs w:val="18"/>
+        </w:rPr>
+        <w:t>instructor</w:t>
+      </w:r>
+      <w:proofErr w:type="gramEnd"/>
+      <w:r>
+        <w:rPr>
+          <w:i/>
+          <w:iCs/>
+          <w:color w:val="555555"/>
+          <w:sz w:val="18"/>
+          <w:szCs w:val="18"/>
+        </w:rPr>
+        <w:t xml:space="preserve"> novatech_*.csv datasets (owned by "Others", 6 months old) checked before clicking Save.</w:t>
       </w:r>
     </w:p>
     <w:p>
@@ -843,7 +1089,51 @@
           <w:sz w:val="18"/>
           <w:szCs w:val="18"/>
         </w:rPr>
-        <w:t>Fig. 3 — Q2: date range + unique accounts. Match: Jun 17 2023 → Jan 25 2025, 85 unique accounts.</w:t>
+        <w:t>Fig. 3 — Q2: date range + unique accounts. Match: Jun 17</w:t>
+      </w:r>
+      <w:proofErr w:type="gramStart"/>
+      <w:r>
+        <w:rPr>
+          <w:i/>
+          <w:iCs/>
+          <w:color w:val="555555"/>
+          <w:sz w:val="18"/>
+          <w:szCs w:val="18"/>
+        </w:rPr>
+        <w:t xml:space="preserve"> 2023</w:t>
+      </w:r>
+      <w:proofErr w:type="gramEnd"/>
+      <w:r>
+        <w:rPr>
+          <w:i/>
+          <w:iCs/>
+          <w:color w:val="555555"/>
+          <w:sz w:val="18"/>
+          <w:szCs w:val="18"/>
+        </w:rPr>
+        <w:t xml:space="preserve"> → Jan 25</w:t>
+      </w:r>
+      <w:proofErr w:type="gramStart"/>
+      <w:r>
+        <w:rPr>
+          <w:i/>
+          <w:iCs/>
+          <w:color w:val="555555"/>
+          <w:sz w:val="18"/>
+          <w:szCs w:val="18"/>
+        </w:rPr>
+        <w:t xml:space="preserve"> 2025</w:t>
+      </w:r>
+      <w:proofErr w:type="gramEnd"/>
+      <w:r>
+        <w:rPr>
+          <w:i/>
+          <w:iCs/>
+          <w:color w:val="555555"/>
+          <w:sz w:val="18"/>
+          <w:szCs w:val="18"/>
+        </w:rPr>
+        <w:t>, 85 unique accounts.</w:t>
       </w:r>
     </w:p>
     <w:p>
@@ -983,7 +1273,29 @@
           <w:sz w:val="18"/>
           <w:szCs w:val="18"/>
         </w:rPr>
-        <w:t>Fig. 5 — Q4: null count on annual_income. Match: 24 rows, 1.07%.</w:t>
+        <w:t xml:space="preserve">Fig. 5 — Q4: null count on </w:t>
+      </w:r>
+      <w:proofErr w:type="spellStart"/>
+      <w:r>
+        <w:rPr>
+          <w:i/>
+          <w:iCs/>
+          <w:color w:val="555555"/>
+          <w:sz w:val="18"/>
+          <w:szCs w:val="18"/>
+        </w:rPr>
+        <w:t>annual_income</w:t>
+      </w:r>
+      <w:proofErr w:type="spellEnd"/>
+      <w:r>
+        <w:rPr>
+          <w:i/>
+          <w:iCs/>
+          <w:color w:val="555555"/>
+          <w:sz w:val="18"/>
+          <w:szCs w:val="18"/>
+        </w:rPr>
+        <w:t>. Match: 24 rows, 1.07%.</w:t>
       </w:r>
     </w:p>
     <w:p>
@@ -1122,7 +1434,29 @@
           <w:sz w:val="18"/>
           <w:szCs w:val="18"/>
         </w:rPr>
-        <w:t>Fig. 7 — Q6: null count on ticket_resolved_date. Match: 59 rows, ~2%.</w:t>
+        <w:t xml:space="preserve">Fig. 7 — Q6: null count on </w:t>
+      </w:r>
+      <w:proofErr w:type="spellStart"/>
+      <w:r>
+        <w:rPr>
+          <w:i/>
+          <w:iCs/>
+          <w:color w:val="555555"/>
+          <w:sz w:val="18"/>
+          <w:szCs w:val="18"/>
+        </w:rPr>
+        <w:t>ticket_resolved_date</w:t>
+      </w:r>
+      <w:proofErr w:type="spellEnd"/>
+      <w:r>
+        <w:rPr>
+          <w:i/>
+          <w:iCs/>
+          <w:color w:val="555555"/>
+          <w:sz w:val="18"/>
+          <w:szCs w:val="18"/>
+        </w:rPr>
+        <w:t>. Match: 59 rows, ~2%.</w:t>
       </w:r>
     </w:p>
     <w:p>
@@ -1134,7 +1468,23 @@
           <w:b/>
           <w:bCs/>
         </w:rPr>
-        <w:t>Result: 6 / 6 Match — Q answered every checkable fact correctly across all three knowledge bases, including one bonus detail on Q1 (deal_closed_date range) that wasn't asked for but was accurate.</w:t>
+        <w:t>Result: 6 / 6 Match — Q answered every checkable fact correctly across all three knowledge bases, including one bonus detail on Q1 (</w:t>
+      </w:r>
+      <w:proofErr w:type="spellStart"/>
+      <w:r>
+        <w:rPr>
+          <w:b/>
+          <w:bCs/>
+        </w:rPr>
+        <w:t>deal_closed_date</w:t>
+      </w:r>
+      <w:proofErr w:type="spellEnd"/>
+      <w:r>
+        <w:rPr>
+          <w:b/>
+          <w:bCs/>
+        </w:rPr>
+        <w:t xml:space="preserve"> range) that wasn't asked for but was accurate.</w:t>
       </w:r>
     </w:p>
     <w:p>
@@ -1152,7 +1502,15 @@
         <w:spacing w:after="140"/>
       </w:pPr>
       <w:r>
-        <w:t>This is where the student's own submission begins: instead of reusing the instructor's 6-month-old "Others" datasets or the leftover "Me" datasets from 10 days ago (see Step 2), a fresh copy of each starter CSV is uploaded and prepared from scratch.</w:t>
+        <w:t xml:space="preserve">This is where the student's own submission begins: instead of reusing the instructor's 6-month-old </w:t>
+      </w:r>
+      <w:proofErr w:type="gramStart"/>
+      <w:r>
+        <w:t>"Others"</w:t>
+      </w:r>
+      <w:proofErr w:type="gramEnd"/>
+      <w:r>
+        <w:t xml:space="preserve"> datasets or the leftover "Me" datasets from 10 days ago (see Step 2), a fresh copy of each starter CSV is uploaded and prepared from scratch.</w:t>
       </w:r>
     </w:p>
     <w:p>
@@ -1299,7 +1657,139 @@
           <w:sz w:val="18"/>
           <w:szCs w:val="18"/>
         </w:rPr>
-        <w:t>Fig. 9 — Data-prep editor just after entering, with QuickSight's initial auto-suggested type changes (employee_count, list_price, deal_created_date, deal_closed_date, deal_value).</w:t>
+        <w:t xml:space="preserve">Fig. 9 — Data-prep editor just after entering, with </w:t>
+      </w:r>
+      <w:proofErr w:type="spellStart"/>
+      <w:r>
+        <w:rPr>
+          <w:i/>
+          <w:iCs/>
+          <w:color w:val="555555"/>
+          <w:sz w:val="18"/>
+          <w:szCs w:val="18"/>
+        </w:rPr>
+        <w:t>QuickSight's</w:t>
+      </w:r>
+      <w:proofErr w:type="spellEnd"/>
+      <w:r>
+        <w:rPr>
+          <w:i/>
+          <w:iCs/>
+          <w:color w:val="555555"/>
+          <w:sz w:val="18"/>
+          <w:szCs w:val="18"/>
+        </w:rPr>
+        <w:t xml:space="preserve"> initial auto-suggested type changes (</w:t>
+      </w:r>
+      <w:proofErr w:type="spellStart"/>
+      <w:r>
+        <w:rPr>
+          <w:i/>
+          <w:iCs/>
+          <w:color w:val="555555"/>
+          <w:sz w:val="18"/>
+          <w:szCs w:val="18"/>
+        </w:rPr>
+        <w:t>employee_count</w:t>
+      </w:r>
+      <w:proofErr w:type="spellEnd"/>
+      <w:r>
+        <w:rPr>
+          <w:i/>
+          <w:iCs/>
+          <w:color w:val="555555"/>
+          <w:sz w:val="18"/>
+          <w:szCs w:val="18"/>
+        </w:rPr>
+        <w:t xml:space="preserve">, </w:t>
+      </w:r>
+      <w:proofErr w:type="spellStart"/>
+      <w:r>
+        <w:rPr>
+          <w:i/>
+          <w:iCs/>
+          <w:color w:val="555555"/>
+          <w:sz w:val="18"/>
+          <w:szCs w:val="18"/>
+        </w:rPr>
+        <w:t>list_price</w:t>
+      </w:r>
+      <w:proofErr w:type="spellEnd"/>
+      <w:r>
+        <w:rPr>
+          <w:i/>
+          <w:iCs/>
+          <w:color w:val="555555"/>
+          <w:sz w:val="18"/>
+          <w:szCs w:val="18"/>
+        </w:rPr>
+        <w:t xml:space="preserve">, </w:t>
+      </w:r>
+      <w:proofErr w:type="spellStart"/>
+      <w:r>
+        <w:rPr>
+          <w:i/>
+          <w:iCs/>
+          <w:color w:val="555555"/>
+          <w:sz w:val="18"/>
+          <w:szCs w:val="18"/>
+        </w:rPr>
+        <w:t>deal_created_date</w:t>
+      </w:r>
+      <w:proofErr w:type="spellEnd"/>
+      <w:r>
+        <w:rPr>
+          <w:i/>
+          <w:iCs/>
+          <w:color w:val="555555"/>
+          <w:sz w:val="18"/>
+          <w:szCs w:val="18"/>
+        </w:rPr>
+        <w:t xml:space="preserve">, </w:t>
+      </w:r>
+      <w:proofErr w:type="spellStart"/>
+      <w:r>
+        <w:rPr>
+          <w:i/>
+          <w:iCs/>
+          <w:color w:val="555555"/>
+          <w:sz w:val="18"/>
+          <w:szCs w:val="18"/>
+        </w:rPr>
+        <w:t>deal_closed_date</w:t>
+      </w:r>
+      <w:proofErr w:type="spellEnd"/>
+      <w:r>
+        <w:rPr>
+          <w:i/>
+          <w:iCs/>
+          <w:color w:val="555555"/>
+          <w:sz w:val="18"/>
+          <w:szCs w:val="18"/>
+        </w:rPr>
+        <w:t xml:space="preserve">, </w:t>
+      </w:r>
+      <w:proofErr w:type="spellStart"/>
+      <w:r>
+        <w:rPr>
+          <w:i/>
+          <w:iCs/>
+          <w:color w:val="555555"/>
+          <w:sz w:val="18"/>
+          <w:szCs w:val="18"/>
+        </w:rPr>
+        <w:t>deal_value</w:t>
+      </w:r>
+      <w:proofErr w:type="spellEnd"/>
+      <w:r>
+        <w:rPr>
+          <w:i/>
+          <w:iCs/>
+          <w:color w:val="555555"/>
+          <w:sz w:val="18"/>
+          <w:szCs w:val="18"/>
+        </w:rPr>
+        <w:t>).</w:t>
       </w:r>
     </w:p>
     <w:p>
@@ -1319,8 +1809,13 @@
         </w:numPr>
         <w:spacing w:after="80"/>
       </w:pPr>
-      <w:r>
-        <w:t>annual_revenue_usd: String → Decimal (dictionary: Float, currency in millions USD)</w:t>
+      <w:proofErr w:type="spellStart"/>
+      <w:r>
+        <w:t>annual_revenue_usd</w:t>
+      </w:r>
+      <w:proofErr w:type="spellEnd"/>
+      <w:r>
+        <w:t>: String → Decimal (dictionary: Float, currency in millions USD)</w:t>
       </w:r>
     </w:p>
     <w:p>
@@ -1332,8 +1827,13 @@
         </w:numPr>
         <w:spacing w:after="80"/>
       </w:pPr>
-      <w:r>
-        <w:t>employee_count: String → Integer — already correct</w:t>
+      <w:proofErr w:type="spellStart"/>
+      <w:r>
+        <w:t>employee_count</w:t>
+      </w:r>
+      <w:proofErr w:type="spellEnd"/>
+      <w:r>
+        <w:t>: String → Integer — already correct</w:t>
       </w:r>
     </w:p>
     <w:p>
@@ -1345,8 +1845,13 @@
         </w:numPr>
         <w:spacing w:after="80"/>
       </w:pPr>
-      <w:r>
-        <w:t>list_price: String → Integer — already correct</w:t>
+      <w:proofErr w:type="spellStart"/>
+      <w:r>
+        <w:t>list_price</w:t>
+      </w:r>
+      <w:proofErr w:type="spellEnd"/>
+      <w:r>
+        <w:t>: String → Integer — already correct</w:t>
       </w:r>
     </w:p>
     <w:p>
@@ -1358,8 +1863,29 @@
         </w:numPr>
         <w:spacing w:after="80"/>
       </w:pPr>
-      <w:r>
-        <w:t>deal_created_date, deal_closed_date: String → Date, format yyyy-MM-dd — already correct</w:t>
+      <w:proofErr w:type="spellStart"/>
+      <w:r>
+        <w:t>deal_created_date</w:t>
+      </w:r>
+      <w:proofErr w:type="spellEnd"/>
+      <w:r>
+        <w:t xml:space="preserve">, </w:t>
+      </w:r>
+      <w:proofErr w:type="spellStart"/>
+      <w:r>
+        <w:t>deal_closed_date</w:t>
+      </w:r>
+      <w:proofErr w:type="spellEnd"/>
+      <w:r>
+        <w:t xml:space="preserve">: String → Date, format </w:t>
+      </w:r>
+      <w:proofErr w:type="spellStart"/>
+      <w:r>
+        <w:t>yyyy</w:t>
+      </w:r>
+      <w:proofErr w:type="spellEnd"/>
+      <w:r>
+        <w:t>-MM-dd — already correct</w:t>
       </w:r>
     </w:p>
     <w:p>
@@ -1371,8 +1897,13 @@
         </w:numPr>
         <w:spacing w:after="80"/>
       </w:pPr>
-      <w:r>
-        <w:t>deal_value: originally auto-suggested as Integer — corrected to Decimal. Every value in this CSV happens to be a whole number, so Integer wouldn't have caused an error, but the data dictionary formally types it as Float (a currency/revenue amount), so Decimal matches the documented schema rather than this sample's coincidental shape.</w:t>
+      <w:proofErr w:type="spellStart"/>
+      <w:r>
+        <w:t>deal_value</w:t>
+      </w:r>
+      <w:proofErr w:type="spellEnd"/>
+      <w:r>
+        <w:t>: originally auto-suggested as Integer — corrected to Decimal. Every value in this CSV happens to be a whole number, so Integer wouldn't have caused an error, but the data dictionary formally types it as Float (a currency/revenue amount), so Decimal matches the documented schema rather than this sample's coincidental shape.</w:t>
       </w:r>
     </w:p>
     <w:p>
@@ -1451,7 +1982,51 @@
           <w:sz w:val="18"/>
           <w:szCs w:val="18"/>
         </w:rPr>
-        <w:t>Fig. 10 — After fixing annual_revenue_usd to Decimal (deal_value still shows Integer at this point).</w:t>
+        <w:t xml:space="preserve">Fig. 10 — After fixing </w:t>
+      </w:r>
+      <w:proofErr w:type="spellStart"/>
+      <w:r>
+        <w:rPr>
+          <w:i/>
+          <w:iCs/>
+          <w:color w:val="555555"/>
+          <w:sz w:val="18"/>
+          <w:szCs w:val="18"/>
+        </w:rPr>
+        <w:t>annual_revenue_usd</w:t>
+      </w:r>
+      <w:proofErr w:type="spellEnd"/>
+      <w:r>
+        <w:rPr>
+          <w:i/>
+          <w:iCs/>
+          <w:color w:val="555555"/>
+          <w:sz w:val="18"/>
+          <w:szCs w:val="18"/>
+        </w:rPr>
+        <w:t xml:space="preserve"> to Decimal (</w:t>
+      </w:r>
+      <w:proofErr w:type="spellStart"/>
+      <w:r>
+        <w:rPr>
+          <w:i/>
+          <w:iCs/>
+          <w:color w:val="555555"/>
+          <w:sz w:val="18"/>
+          <w:szCs w:val="18"/>
+        </w:rPr>
+        <w:t>deal_value</w:t>
+      </w:r>
+      <w:proofErr w:type="spellEnd"/>
+      <w:r>
+        <w:rPr>
+          <w:i/>
+          <w:iCs/>
+          <w:color w:val="555555"/>
+          <w:sz w:val="18"/>
+          <w:szCs w:val="18"/>
+        </w:rPr>
+        <w:t xml:space="preserve"> still shows Integer at this point).</w:t>
       </w:r>
     </w:p>
     <w:p>
@@ -1516,7 +2091,51 @@
           <w:sz w:val="18"/>
           <w:szCs w:val="18"/>
         </w:rPr>
-        <w:t>Fig. 11 — Checked the date-format dialog for deal_closed_date, confirmed yyyy-MM-dd was already correct, cancelled without changes.</w:t>
+        <w:t xml:space="preserve">Fig. 11 — Checked the date-format dialog for </w:t>
+      </w:r>
+      <w:proofErr w:type="spellStart"/>
+      <w:r>
+        <w:rPr>
+          <w:i/>
+          <w:iCs/>
+          <w:color w:val="555555"/>
+          <w:sz w:val="18"/>
+          <w:szCs w:val="18"/>
+        </w:rPr>
+        <w:t>deal_closed_date</w:t>
+      </w:r>
+      <w:proofErr w:type="spellEnd"/>
+      <w:r>
+        <w:rPr>
+          <w:i/>
+          <w:iCs/>
+          <w:color w:val="555555"/>
+          <w:sz w:val="18"/>
+          <w:szCs w:val="18"/>
+        </w:rPr>
+        <w:t xml:space="preserve">, confirmed </w:t>
+      </w:r>
+      <w:proofErr w:type="spellStart"/>
+      <w:r>
+        <w:rPr>
+          <w:i/>
+          <w:iCs/>
+          <w:color w:val="555555"/>
+          <w:sz w:val="18"/>
+          <w:szCs w:val="18"/>
+        </w:rPr>
+        <w:t>yyyy</w:t>
+      </w:r>
+      <w:proofErr w:type="spellEnd"/>
+      <w:r>
+        <w:rPr>
+          <w:i/>
+          <w:iCs/>
+          <w:color w:val="555555"/>
+          <w:sz w:val="18"/>
+          <w:szCs w:val="18"/>
+        </w:rPr>
+        <w:t>-MM-dd was already correct, cancelled without changes.</w:t>
       </w:r>
     </w:p>
     <w:p>
@@ -1582,7 +2201,29 @@
           <w:sz w:val="18"/>
           <w:szCs w:val="18"/>
         </w:rPr>
-        <w:t>Fig. 12 — Final state: all 6 changed columns correct, including deal_value now as Decimal.</w:t>
+        <w:t xml:space="preserve">Fig. 12 — Final state: all 6 changed columns correct, including </w:t>
+      </w:r>
+      <w:proofErr w:type="spellStart"/>
+      <w:r>
+        <w:rPr>
+          <w:i/>
+          <w:iCs/>
+          <w:color w:val="555555"/>
+          <w:sz w:val="18"/>
+          <w:szCs w:val="18"/>
+        </w:rPr>
+        <w:t>deal_value</w:t>
+      </w:r>
+      <w:proofErr w:type="spellEnd"/>
+      <w:r>
+        <w:rPr>
+          <w:i/>
+          <w:iCs/>
+          <w:color w:val="555555"/>
+          <w:sz w:val="18"/>
+          <w:szCs w:val="18"/>
+        </w:rPr>
+        <w:t xml:space="preserve"> now as Decimal.</w:t>
       </w:r>
     </w:p>
     <w:p>
@@ -1656,7 +2297,15 @@
         <w:spacing w:before="360" w:after="160"/>
       </w:pPr>
       <w:r>
-        <w:t>Step 5 — Calculated field: days_to_close (CRM)</w:t>
+        <w:t xml:space="preserve">Step 5 — Calculated field: </w:t>
+      </w:r>
+      <w:proofErr w:type="spellStart"/>
+      <w:r>
+        <w:t>days_to_close</w:t>
+      </w:r>
+      <w:proofErr w:type="spellEnd"/>
+      <w:r>
+        <w:t xml:space="preserve"> (CRM)</w:t>
       </w:r>
     </w:p>
     <w:p>
@@ -1681,7 +2330,15 @@
         <w:spacing w:after="80"/>
       </w:pPr>
       <w:r>
-        <w:t>Sarah Chen's brief (Sales Pipeline view) asks for it verbatim: "Days to close — how long does it take us to close a deal from creation to close? Is that getting better or worse?"</w:t>
+        <w:t xml:space="preserve">Sarah Chen's brief (Sales Pipeline view) asks for </w:t>
+      </w:r>
+      <w:proofErr w:type="gramStart"/>
+      <w:r>
+        <w:t>it</w:t>
+      </w:r>
+      <w:proofErr w:type="gramEnd"/>
+      <w:r>
+        <w:t xml:space="preserve"> verbatim: "Days to close — how long does it take us to close a deal from creation to close? Is that getting better or worse?"</w:t>
       </w:r>
     </w:p>
     <w:p>
@@ -1694,7 +2351,31 @@
         <w:spacing w:after="80"/>
       </w:pPr>
       <w:r>
-        <w:t>The data dictionary spells out the exact formula in its notes on deal_closed_date: "Students can compute days-to-close as deal_closed_date − deal_created_date."</w:t>
+        <w:t xml:space="preserve">The data dictionary spells out the exact formula in its notes on </w:t>
+      </w:r>
+      <w:proofErr w:type="spellStart"/>
+      <w:r>
+        <w:t>deal_closed_date</w:t>
+      </w:r>
+      <w:proofErr w:type="spellEnd"/>
+      <w:r>
+        <w:t xml:space="preserve">: "Students can compute days-to-close as </w:t>
+      </w:r>
+      <w:proofErr w:type="spellStart"/>
+      <w:r>
+        <w:t>deal_closed_date</w:t>
+      </w:r>
+      <w:proofErr w:type="spellEnd"/>
+      <w:r>
+        <w:t xml:space="preserve"> − </w:t>
+      </w:r>
+      <w:proofErr w:type="spellStart"/>
+      <w:r>
+        <w:t>deal_created_date</w:t>
+      </w:r>
+      <w:proofErr w:type="spellEnd"/>
+      <w:r>
+        <w:t>."</w:t>
       </w:r>
     </w:p>
     <w:p>
@@ -1716,7 +2397,15 @@
       </w:pPr>
       <w:r>
         <w:lastRenderedPageBreak/>
-        <w:t>None of the raw columns is "days to close" — it only exists once you subtract two dates, which is exactly what a calculated field is for.</w:t>
+        <w:t xml:space="preserve">None of the raw columns is "days to </w:t>
+      </w:r>
+      <w:proofErr w:type="gramStart"/>
+      <w:r>
+        <w:t>close" —</w:t>
+      </w:r>
+      <w:proofErr w:type="gramEnd"/>
+      <w:r>
+        <w:t xml:space="preserve"> it only exists once you subtract two dates, which is exactly what a calculated field is for.</w:t>
       </w:r>
     </w:p>
     <w:p>
@@ -1732,7 +2421,15 @@
         <w:spacing w:after="80"/>
       </w:pPr>
       <w:r>
-        <w:t>2. Named the field days_to_close.</w:t>
+        <w:t xml:space="preserve">2. Named the field </w:t>
+      </w:r>
+      <w:proofErr w:type="spellStart"/>
+      <w:r>
+        <w:t>days_to_close</w:t>
+      </w:r>
+      <w:proofErr w:type="spellEnd"/>
+      <w:r>
+        <w:t>.</w:t>
       </w:r>
     </w:p>
     <w:p>
@@ -1740,7 +2437,46 @@
         <w:spacing w:after="80"/>
       </w:pPr>
       <w:r>
-        <w:t>3. Formula: dateDiff({deal_created_date}, {deal_closed_date}, "DD")</w:t>
+        <w:t xml:space="preserve">3. Formula: </w:t>
+      </w:r>
+      <w:proofErr w:type="spellStart"/>
+      <w:proofErr w:type="gramStart"/>
+      <w:r>
+        <w:t>dateDiff</w:t>
+      </w:r>
+      <w:proofErr w:type="spellEnd"/>
+      <w:r>
+        <w:t>({</w:t>
+      </w:r>
+      <w:proofErr w:type="spellStart"/>
+      <w:proofErr w:type="gramEnd"/>
+      <w:r>
+        <w:t>deal_created_</w:t>
+      </w:r>
+      <w:proofErr w:type="gramStart"/>
+      <w:r>
+        <w:t>date</w:t>
+      </w:r>
+      <w:proofErr w:type="spellEnd"/>
+      <w:r>
+        <w:t>}, {</w:t>
+      </w:r>
+      <w:proofErr w:type="spellStart"/>
+      <w:proofErr w:type="gramEnd"/>
+      <w:r>
+        <w:t>deal_closed_</w:t>
+      </w:r>
+      <w:proofErr w:type="gramStart"/>
+      <w:r>
+        <w:t>date</w:t>
+      </w:r>
+      <w:proofErr w:type="spellEnd"/>
+      <w:r>
+        <w:t>},</w:t>
+      </w:r>
+      <w:proofErr w:type="gramEnd"/>
+      <w:r>
+        <w:t xml:space="preserve"> "DD")</w:t>
       </w:r>
     </w:p>
     <w:p>
@@ -1813,7 +2549,131 @@
           <w:sz w:val="18"/>
           <w:szCs w:val="18"/>
         </w:rPr>
-        <w:t>Fig. 14 — days_to_close calculated column configuration: dateDiff({deal_created_date}, {deal_closed_date}, "DD").</w:t>
+        <w:t xml:space="preserve">Fig. 14 — </w:t>
+      </w:r>
+      <w:proofErr w:type="spellStart"/>
+      <w:r>
+        <w:rPr>
+          <w:i/>
+          <w:iCs/>
+          <w:color w:val="555555"/>
+          <w:sz w:val="18"/>
+          <w:szCs w:val="18"/>
+        </w:rPr>
+        <w:t>days_to_close</w:t>
+      </w:r>
+      <w:proofErr w:type="spellEnd"/>
+      <w:r>
+        <w:rPr>
+          <w:i/>
+          <w:iCs/>
+          <w:color w:val="555555"/>
+          <w:sz w:val="18"/>
+          <w:szCs w:val="18"/>
+        </w:rPr>
+        <w:t xml:space="preserve"> calculated column configuration: </w:t>
+      </w:r>
+      <w:proofErr w:type="spellStart"/>
+      <w:proofErr w:type="gramStart"/>
+      <w:r>
+        <w:rPr>
+          <w:i/>
+          <w:iCs/>
+          <w:color w:val="555555"/>
+          <w:sz w:val="18"/>
+          <w:szCs w:val="18"/>
+        </w:rPr>
+        <w:t>dateDiff</w:t>
+      </w:r>
+      <w:proofErr w:type="spellEnd"/>
+      <w:r>
+        <w:rPr>
+          <w:i/>
+          <w:iCs/>
+          <w:color w:val="555555"/>
+          <w:sz w:val="18"/>
+          <w:szCs w:val="18"/>
+        </w:rPr>
+        <w:t>({</w:t>
+      </w:r>
+      <w:proofErr w:type="spellStart"/>
+      <w:proofErr w:type="gramEnd"/>
+      <w:r>
+        <w:rPr>
+          <w:i/>
+          <w:iCs/>
+          <w:color w:val="555555"/>
+          <w:sz w:val="18"/>
+          <w:szCs w:val="18"/>
+        </w:rPr>
+        <w:t>deal_created_</w:t>
+      </w:r>
+      <w:proofErr w:type="gramStart"/>
+      <w:r>
+        <w:rPr>
+          <w:i/>
+          <w:iCs/>
+          <w:color w:val="555555"/>
+          <w:sz w:val="18"/>
+          <w:szCs w:val="18"/>
+        </w:rPr>
+        <w:t>date</w:t>
+      </w:r>
+      <w:proofErr w:type="spellEnd"/>
+      <w:r>
+        <w:rPr>
+          <w:i/>
+          <w:iCs/>
+          <w:color w:val="555555"/>
+          <w:sz w:val="18"/>
+          <w:szCs w:val="18"/>
+        </w:rPr>
+        <w:t>}, {</w:t>
+      </w:r>
+      <w:proofErr w:type="spellStart"/>
+      <w:proofErr w:type="gramEnd"/>
+      <w:r>
+        <w:rPr>
+          <w:i/>
+          <w:iCs/>
+          <w:color w:val="555555"/>
+          <w:sz w:val="18"/>
+          <w:szCs w:val="18"/>
+        </w:rPr>
+        <w:t>deal_closed_</w:t>
+      </w:r>
+      <w:proofErr w:type="gramStart"/>
+      <w:r>
+        <w:rPr>
+          <w:i/>
+          <w:iCs/>
+          <w:color w:val="555555"/>
+          <w:sz w:val="18"/>
+          <w:szCs w:val="18"/>
+        </w:rPr>
+        <w:t>date</w:t>
+      </w:r>
+      <w:proofErr w:type="spellEnd"/>
+      <w:r>
+        <w:rPr>
+          <w:i/>
+          <w:iCs/>
+          <w:color w:val="555555"/>
+          <w:sz w:val="18"/>
+          <w:szCs w:val="18"/>
+        </w:rPr>
+        <w:t>},</w:t>
+      </w:r>
+      <w:proofErr w:type="gramEnd"/>
+      <w:r>
+        <w:rPr>
+          <w:i/>
+          <w:iCs/>
+          <w:color w:val="555555"/>
+          <w:sz w:val="18"/>
+          <w:szCs w:val="18"/>
+        </w:rPr>
+        <w:t xml:space="preserve"> "DD").</w:t>
       </w:r>
     </w:p>
     <w:p>
@@ -1920,7 +2780,31 @@
       </w:pPr>
       <w:r>
         <w:lastRenderedPageBreak/>
-        <w:t>4. Dataset detail page confirms: 21 columns (the 20 original + days_to_close), and under Refresh: "499 rows imported (100% success)" — an exact match with both the data dictionary and Q's answer in Verification Log entry #1. This closes out the Verification Log's Cross-Check section.</w:t>
+        <w:t xml:space="preserve">4. Dataset detail page confirms: 21 columns (the 20 </w:t>
+      </w:r>
+      <w:proofErr w:type="gramStart"/>
+      <w:r>
+        <w:t>original</w:t>
+      </w:r>
+      <w:proofErr w:type="gramEnd"/>
+      <w:r>
+        <w:t xml:space="preserve"> + </w:t>
+      </w:r>
+      <w:proofErr w:type="spellStart"/>
+      <w:r>
+        <w:t>days_to_close</w:t>
+      </w:r>
+      <w:proofErr w:type="spellEnd"/>
+      <w:r>
+        <w:t>), and under Refresh: "499 rows imported (100% success</w:t>
+      </w:r>
+      <w:proofErr w:type="gramStart"/>
+      <w:r>
+        <w:t>)" —</w:t>
+      </w:r>
+      <w:proofErr w:type="gramEnd"/>
+      <w:r>
+        <w:t xml:space="preserve"> an exact match with both the data dictionary and Q's answer in Verification Log entry #1. This closes out the Verification Log's Cross-Check section.</w:t>
       </w:r>
     </w:p>
     <w:p>
@@ -1985,7 +2869,29 @@
           <w:sz w:val="18"/>
           <w:szCs w:val="18"/>
         </w:rPr>
-        <w:t>Fig. 16 — "Saved and published successfully" confirmation.</w:t>
+        <w:t xml:space="preserve">Fig. </w:t>
+      </w:r>
+      <w:proofErr w:type="gramStart"/>
+      <w:r>
+        <w:rPr>
+          <w:i/>
+          <w:iCs/>
+          <w:color w:val="555555"/>
+          <w:sz w:val="18"/>
+          <w:szCs w:val="18"/>
+        </w:rPr>
+        <w:t>16 — "</w:t>
+      </w:r>
+      <w:proofErr w:type="gramEnd"/>
+      <w:r>
+        <w:rPr>
+          <w:i/>
+          <w:iCs/>
+          <w:color w:val="555555"/>
+          <w:sz w:val="18"/>
+          <w:szCs w:val="18"/>
+        </w:rPr>
+        <w:t>Saved and published successfully" confirmation.</w:t>
       </w:r>
     </w:p>
     <w:p>
@@ -2116,7 +3022,29 @@
           <w:sz w:val="18"/>
           <w:szCs w:val="18"/>
         </w:rPr>
-        <w:t>Fig. 18 — Dataset detail page: 21 columns, "499 rows imported (100% success)" — cross-check confirmed against Q's answer.</w:t>
+        <w:t>Fig. 18 — Dataset detail page: 21 columns, "499 rows imported (100% success</w:t>
+      </w:r>
+      <w:proofErr w:type="gramStart"/>
+      <w:r>
+        <w:rPr>
+          <w:i/>
+          <w:iCs/>
+          <w:color w:val="555555"/>
+          <w:sz w:val="18"/>
+          <w:szCs w:val="18"/>
+        </w:rPr>
+        <w:t>)" —</w:t>
+      </w:r>
+      <w:proofErr w:type="gramEnd"/>
+      <w:r>
+        <w:rPr>
+          <w:i/>
+          <w:iCs/>
+          <w:color w:val="555555"/>
+          <w:sz w:val="18"/>
+          <w:szCs w:val="18"/>
+        </w:rPr>
+        <w:t xml:space="preserve"> cross-check confirmed against Q's answer.</w:t>
       </w:r>
     </w:p>
     <w:p>
@@ -2265,7 +3193,29 @@
           <w:sz w:val="18"/>
           <w:szCs w:val="18"/>
         </w:rPr>
-        <w:t>Fig. 20 — Data-prep editor just after entering, with QuickSight's initial auto-suggested type changes across 12 columns.</w:t>
+        <w:t xml:space="preserve">Fig. 20 — Data-prep editor just after entering, with </w:t>
+      </w:r>
+      <w:proofErr w:type="spellStart"/>
+      <w:r>
+        <w:rPr>
+          <w:i/>
+          <w:iCs/>
+          <w:color w:val="555555"/>
+          <w:sz w:val="18"/>
+          <w:szCs w:val="18"/>
+        </w:rPr>
+        <w:t>QuickSight's</w:t>
+      </w:r>
+      <w:proofErr w:type="spellEnd"/>
+      <w:r>
+        <w:rPr>
+          <w:i/>
+          <w:iCs/>
+          <w:color w:val="555555"/>
+          <w:sz w:val="18"/>
+          <w:szCs w:val="18"/>
+        </w:rPr>
+        <w:t xml:space="preserve"> initial auto-suggested type changes across 12 columns.</w:t>
       </w:r>
     </w:p>
     <w:p>
@@ -2273,7 +3223,15 @@
         <w:spacing w:after="80"/>
       </w:pPr>
       <w:r>
-        <w:t>2. QuickSight auto-suggested type changes for 12 columns. Checked each against the data dictionary:</w:t>
+        <w:t xml:space="preserve">2. </w:t>
+      </w:r>
+      <w:proofErr w:type="spellStart"/>
+      <w:r>
+        <w:t>QuickSight</w:t>
+      </w:r>
+      <w:proofErr w:type="spellEnd"/>
+      <w:r>
+        <w:t xml:space="preserve"> auto-suggested type changes for 12 columns. Checked each against the data dictionary:</w:t>
       </w:r>
     </w:p>
     <w:p>
@@ -2285,8 +3243,29 @@
         </w:numPr>
         <w:spacing w:after="80"/>
       </w:pPr>
-      <w:r>
-        <w:t>campaign_date → Date (yyyy-MM-dd) — already correct</w:t>
+      <w:proofErr w:type="spellStart"/>
+      <w:r>
+        <w:t>campaign_date</w:t>
+      </w:r>
+      <w:proofErr w:type="spellEnd"/>
+      <w:r>
+        <w:t xml:space="preserve"> → Date (</w:t>
+      </w:r>
+      <w:proofErr w:type="spellStart"/>
+      <w:r>
+        <w:t>yyyy</w:t>
+      </w:r>
+      <w:proofErr w:type="spellEnd"/>
+      <w:r>
+        <w:t>-MM-</w:t>
+      </w:r>
+      <w:proofErr w:type="gramStart"/>
+      <w:r>
+        <w:t>dd) —</w:t>
+      </w:r>
+      <w:proofErr w:type="gramEnd"/>
+      <w:r>
+        <w:t xml:space="preserve"> already correct</w:t>
       </w:r>
     </w:p>
     <w:p>
@@ -2298,8 +3277,45 @@
         </w:numPr>
         <w:spacing w:after="80"/>
       </w:pPr>
-      <w:r>
-        <w:t>household_size, days_since_last_engagement, product_spend_tier1/2/3, web_visits_per_month, campaign_response, complaint_flag → Integer — all correct per dictionary</w:t>
+      <w:proofErr w:type="spellStart"/>
+      <w:r>
+        <w:t>household_size</w:t>
+      </w:r>
+      <w:proofErr w:type="spellEnd"/>
+      <w:r>
+        <w:t xml:space="preserve">, </w:t>
+      </w:r>
+      <w:proofErr w:type="spellStart"/>
+      <w:r>
+        <w:t>days_since_last_engagement</w:t>
+      </w:r>
+      <w:proofErr w:type="spellEnd"/>
+      <w:r>
+        <w:t xml:space="preserve">, product_spend_tier1/2/3, </w:t>
+      </w:r>
+      <w:proofErr w:type="spellStart"/>
+      <w:r>
+        <w:t>web_visits_per_month</w:t>
+      </w:r>
+      <w:proofErr w:type="spellEnd"/>
+      <w:r>
+        <w:t xml:space="preserve">, </w:t>
+      </w:r>
+      <w:proofErr w:type="spellStart"/>
+      <w:r>
+        <w:t>campaign_response</w:t>
+      </w:r>
+      <w:proofErr w:type="spellEnd"/>
+      <w:r>
+        <w:t xml:space="preserve">, </w:t>
+      </w:r>
+      <w:proofErr w:type="spellStart"/>
+      <w:r>
+        <w:t>complaint_flag</w:t>
+      </w:r>
+      <w:proofErr w:type="spellEnd"/>
+      <w:r>
+        <w:t xml:space="preserve"> → Integer — all correct per dictionary</w:t>
       </w:r>
     </w:p>
     <w:p>
@@ -2311,8 +3327,21 @@
         </w:numPr>
         <w:spacing w:after="80"/>
       </w:pPr>
-      <w:r>
-        <w:t>campaign_spend, revenue_attributed → Decimal — correct per dictionary (Float)</w:t>
+      <w:proofErr w:type="spellStart"/>
+      <w:r>
+        <w:t>campaign_spend</w:t>
+      </w:r>
+      <w:proofErr w:type="spellEnd"/>
+      <w:r>
+        <w:t xml:space="preserve">, </w:t>
+      </w:r>
+      <w:proofErr w:type="spellStart"/>
+      <w:r>
+        <w:t>revenue_attributed</w:t>
+      </w:r>
+      <w:proofErr w:type="spellEnd"/>
+      <w:r>
+        <w:t xml:space="preserve"> → Decimal — correct per dictionary (Float)</w:t>
       </w:r>
     </w:p>
     <w:p>
@@ -2324,8 +3353,13 @@
         </w:numPr>
         <w:spacing w:after="80"/>
       </w:pPr>
-      <w:r>
-        <w:t>annual_income → auto-suggested as Integer, corrected to Decimal (dictionary: Float — annual income can carry decimals in general).</w:t>
+      <w:proofErr w:type="spellStart"/>
+      <w:r>
+        <w:t>annual_income</w:t>
+      </w:r>
+      <w:proofErr w:type="spellEnd"/>
+      <w:r>
+        <w:t xml:space="preserve"> → auto-suggested as Integer, corrected to Decimal (dictionary: Float — annual income can carry decimals in general).</w:t>
       </w:r>
     </w:p>
     <w:p>
@@ -2390,7 +3424,51 @@
           <w:sz w:val="18"/>
           <w:szCs w:val="18"/>
         </w:rPr>
-        <w:t>Fig. 21 — Scrolled through the type list, confirming complaint_flag and the other Integer columns were already correct.</w:t>
+        <w:t xml:space="preserve">Fig. 21 — Scrolled through the </w:t>
+      </w:r>
+      <w:proofErr w:type="gramStart"/>
+      <w:r>
+        <w:rPr>
+          <w:i/>
+          <w:iCs/>
+          <w:color w:val="555555"/>
+          <w:sz w:val="18"/>
+          <w:szCs w:val="18"/>
+        </w:rPr>
+        <w:t>type</w:t>
+      </w:r>
+      <w:proofErr w:type="gramEnd"/>
+      <w:r>
+        <w:rPr>
+          <w:i/>
+          <w:iCs/>
+          <w:color w:val="555555"/>
+          <w:sz w:val="18"/>
+          <w:szCs w:val="18"/>
+        </w:rPr>
+        <w:t xml:space="preserve"> list, confirming </w:t>
+      </w:r>
+      <w:proofErr w:type="spellStart"/>
+      <w:r>
+        <w:rPr>
+          <w:i/>
+          <w:iCs/>
+          <w:color w:val="555555"/>
+          <w:sz w:val="18"/>
+          <w:szCs w:val="18"/>
+        </w:rPr>
+        <w:t>complaint_flag</w:t>
+      </w:r>
+      <w:proofErr w:type="spellEnd"/>
+      <w:r>
+        <w:rPr>
+          <w:i/>
+          <w:iCs/>
+          <w:color w:val="555555"/>
+          <w:sz w:val="18"/>
+          <w:szCs w:val="18"/>
+        </w:rPr>
+        <w:t xml:space="preserve"> and the other Integer columns were already correct.</w:t>
       </w:r>
     </w:p>
     <w:p>
@@ -2399,7 +3477,39 @@
       </w:pPr>
       <w:r>
         <w:lastRenderedPageBreak/>
-        <w:t>3. Decision point — keep or drop annual_income / household_size? Initially proposed dropping both as low-analytical-value B2C demographic fields, since neither appears in Sarah's brief or any dashboard view and customer_segment already covers segmentation. On review, decided to keep both — there's no technical harm in leaving them (QuickSight doesn't penalize extra columns, and they simply won't be used in any visual), so the call was made to preserve the original schema rather than remove data. This is a judgment call, documented here rather than silently applied.</w:t>
+        <w:t xml:space="preserve">3. Decision point — keep or drop </w:t>
+      </w:r>
+      <w:proofErr w:type="spellStart"/>
+      <w:r>
+        <w:t>annual_income</w:t>
+      </w:r>
+      <w:proofErr w:type="spellEnd"/>
+      <w:r>
+        <w:t xml:space="preserve"> / </w:t>
+      </w:r>
+      <w:proofErr w:type="spellStart"/>
+      <w:r>
+        <w:t>household_size</w:t>
+      </w:r>
+      <w:proofErr w:type="spellEnd"/>
+      <w:r>
+        <w:t xml:space="preserve">? Initially proposed dropping both as low-analytical-value B2C demographic fields, since neither appears in Sarah's brief or any dashboard view and </w:t>
+      </w:r>
+      <w:proofErr w:type="spellStart"/>
+      <w:r>
+        <w:t>customer_segment</w:t>
+      </w:r>
+      <w:proofErr w:type="spellEnd"/>
+      <w:r>
+        <w:t xml:space="preserve"> already covers segmentation. On review, decided to keep both — there's no technical harm in leaving them (</w:t>
+      </w:r>
+      <w:proofErr w:type="spellStart"/>
+      <w:r>
+        <w:t>QuickSight</w:t>
+      </w:r>
+      <w:proofErr w:type="spellEnd"/>
+      <w:r>
+        <w:t xml:space="preserve"> doesn't penalize extra columns, and they simply won't be used in any visual), so the call was made to preserve the original schema rather than remove data. This is a judgment call, documented here rather than silently applied.</w:t>
       </w:r>
     </w:p>
     <w:p>
@@ -2464,7 +3574,29 @@
           <w:sz w:val="18"/>
           <w:szCs w:val="18"/>
         </w:rPr>
-        <w:t>Fig. 22 — Final state: all 12 columns correct, including annual_income → Decimal.</w:t>
+        <w:t xml:space="preserve">Fig. 22 — Final state: all 12 columns correct, including </w:t>
+      </w:r>
+      <w:proofErr w:type="spellStart"/>
+      <w:r>
+        <w:rPr>
+          <w:i/>
+          <w:iCs/>
+          <w:color w:val="555555"/>
+          <w:sz w:val="18"/>
+          <w:szCs w:val="18"/>
+        </w:rPr>
+        <w:t>annual_income</w:t>
+      </w:r>
+      <w:proofErr w:type="spellEnd"/>
+      <w:r>
+        <w:rPr>
+          <w:i/>
+          <w:iCs/>
+          <w:color w:val="555555"/>
+          <w:sz w:val="18"/>
+          <w:szCs w:val="18"/>
+        </w:rPr>
+        <w:t xml:space="preserve"> → Decimal.</w:t>
       </w:r>
     </w:p>
     <w:p>
@@ -2473,7 +3605,15 @@
         <w:spacing w:before="360" w:after="160"/>
       </w:pPr>
       <w:r>
-        <w:t>Step 8 — Calculated field: campaign_roi (Marketing)</w:t>
+        <w:t xml:space="preserve">Step 8 — Calculated field: </w:t>
+      </w:r>
+      <w:proofErr w:type="spellStart"/>
+      <w:r>
+        <w:t>campaign_roi</w:t>
+      </w:r>
+      <w:proofErr w:type="spellEnd"/>
+      <w:r>
+        <w:t xml:space="preserve"> (Marketing)</w:t>
       </w:r>
     </w:p>
     <w:p>
@@ -2498,7 +3638,15 @@
         <w:spacing w:after="80"/>
       </w:pPr>
       <w:r>
-        <w:t>Sarah Chen's brief (Marketing Funnel view) explicitly asks: "Are there any campaigns where we spent more than we earned back? What's the return on our marketing spend?" — a direct ask for a per-campaign ROI figure.</w:t>
+        <w:t>Sarah Chen's brief (Marketing Funnel view) explicitly asks: "Are there any campaigns where we spent more than we earned back? What's the return on our marketing spend</w:t>
+      </w:r>
+      <w:proofErr w:type="gramStart"/>
+      <w:r>
+        <w:t>?" —</w:t>
+      </w:r>
+      <w:proofErr w:type="gramEnd"/>
+      <w:r>
+        <w:t xml:space="preserve"> a direct ask for a per-campaign ROI figure.</w:t>
       </w:r>
     </w:p>
     <w:p>
@@ -2511,7 +3659,23 @@
         <w:spacing w:after="80"/>
       </w:pPr>
       <w:r>
-        <w:t>The data dictionary lists campaign_spend and revenue_attributed as the two raw fields a return-on-spend metric should be derived from — ROI is not itself a raw column, it only exists once these two are combined.</w:t>
+        <w:t xml:space="preserve">The data dictionary lists </w:t>
+      </w:r>
+      <w:proofErr w:type="spellStart"/>
+      <w:r>
+        <w:t>campaign_spend</w:t>
+      </w:r>
+      <w:proofErr w:type="spellEnd"/>
+      <w:r>
+        <w:t xml:space="preserve"> and </w:t>
+      </w:r>
+      <w:proofErr w:type="spellStart"/>
+      <w:r>
+        <w:t>revenue_attributed</w:t>
+      </w:r>
+      <w:proofErr w:type="spellEnd"/>
+      <w:r>
+        <w:t xml:space="preserve"> as the two raw fields a return-on-spend metric should be derived from — ROI is not itself a raw column, it only exists once these two are combined.</w:t>
       </w:r>
     </w:p>
     <w:p>
@@ -2524,7 +3688,23 @@
         <w:spacing w:after="80"/>
       </w:pPr>
       <w:r>
-        <w:t>The rubric requires ≥2 calculated fields across the project that derive a business metric the raw data doesn't already contain; campaign_roi is the Marketing-side counterpart to CRM's days_to_close (Step 5).</w:t>
+        <w:t xml:space="preserve">The rubric requires ≥2 calculated fields across the project that derive a business metric the raw data doesn't already contain; </w:t>
+      </w:r>
+      <w:proofErr w:type="spellStart"/>
+      <w:r>
+        <w:t>campaign_roi</w:t>
+      </w:r>
+      <w:proofErr w:type="spellEnd"/>
+      <w:r>
+        <w:t xml:space="preserve"> is the Marketing-side counterpart to CRM's </w:t>
+      </w:r>
+      <w:proofErr w:type="spellStart"/>
+      <w:r>
+        <w:t>days_to_close</w:t>
+      </w:r>
+      <w:proofErr w:type="spellEnd"/>
+      <w:r>
+        <w:t xml:space="preserve"> (Step 5).</w:t>
       </w:r>
     </w:p>
     <w:p>
@@ -2532,7 +3712,31 @@
         <w:spacing w:after="140"/>
       </w:pPr>
       <w:r>
-        <w:t>Standard ROI formula used: (revenue − spend) / spend, i.e. net return as a fraction of what was spent. A value of 0 means break-even, 1.0 means the campaign returned double its spend, and a negative value means the campaign lost money (spent more than it earned back) — exactly the scenario Sarah's brief asks to flag.</w:t>
+        <w:t xml:space="preserve">Standard ROI formula used: (revenue − spend) / spend, i.e. net return as a fraction of what was spent. A value of 0 means break-even, 1.0 means the campaign returned double </w:t>
+      </w:r>
+      <w:proofErr w:type="gramStart"/>
+      <w:r>
+        <w:t>its</w:t>
+      </w:r>
+      <w:proofErr w:type="gramEnd"/>
+      <w:r>
+        <w:t xml:space="preserve"> </w:t>
+      </w:r>
+      <w:proofErr w:type="gramStart"/>
+      <w:r>
+        <w:t>spend</w:t>
+      </w:r>
+      <w:proofErr w:type="gramEnd"/>
+      <w:r>
+        <w:t xml:space="preserve">, and a negative value means the campaign lost money (spent more than it earned </w:t>
+      </w:r>
+      <w:proofErr w:type="gramStart"/>
+      <w:r>
+        <w:t>back) —</w:t>
+      </w:r>
+      <w:proofErr w:type="gramEnd"/>
+      <w:r>
+        <w:t xml:space="preserve"> exactly the scenario Sarah's brief asks to flag.</w:t>
       </w:r>
     </w:p>
     <w:p>
@@ -2548,7 +3752,15 @@
         <w:spacing w:after="80"/>
       </w:pPr>
       <w:r>
-        <w:t>2. Named the field campaign_roi.</w:t>
+        <w:t xml:space="preserve">2. Named the field </w:t>
+      </w:r>
+      <w:proofErr w:type="spellStart"/>
+      <w:r>
+        <w:t>campaign_roi</w:t>
+      </w:r>
+      <w:proofErr w:type="spellEnd"/>
+      <w:r>
+        <w:t>.</w:t>
       </w:r>
     </w:p>
     <w:p>
@@ -2556,8 +3768,29 @@
         <w:spacing w:after="80"/>
       </w:pPr>
       <w:r>
-        <w:t>3. Formula: (revenue_attributed - campaign_spend) / campaign_spend</w:t>
-      </w:r>
+        <w:t>3. Formula: (</w:t>
+      </w:r>
+      <w:proofErr w:type="spellStart"/>
+      <w:r>
+        <w:t>revenue_attributed</w:t>
+      </w:r>
+      <w:proofErr w:type="spellEnd"/>
+      <w:r>
+        <w:t xml:space="preserve"> - </w:t>
+      </w:r>
+      <w:proofErr w:type="spellStart"/>
+      <w:r>
+        <w:t>campaign_spend</w:t>
+      </w:r>
+      <w:proofErr w:type="spellEnd"/>
+      <w:r>
+        <w:t xml:space="preserve">) / </w:t>
+      </w:r>
+      <w:proofErr w:type="spellStart"/>
+      <w:r>
+        <w:t>campaign_spend</w:t>
+      </w:r>
+      <w:proofErr w:type="spellEnd"/>
     </w:p>
     <w:p>
       <w:pPr>
@@ -2622,7 +3855,95 @@
           <w:sz w:val="18"/>
           <w:szCs w:val="18"/>
         </w:rPr>
-        <w:t>Fig. 23 — campaign_roi calculated column configuration: (revenue_attributed - campaign_spend) / campaign_spend.</w:t>
+        <w:t xml:space="preserve">Fig. 23 — </w:t>
+      </w:r>
+      <w:proofErr w:type="spellStart"/>
+      <w:r>
+        <w:rPr>
+          <w:i/>
+          <w:iCs/>
+          <w:color w:val="555555"/>
+          <w:sz w:val="18"/>
+          <w:szCs w:val="18"/>
+        </w:rPr>
+        <w:t>campaign_roi</w:t>
+      </w:r>
+      <w:proofErr w:type="spellEnd"/>
+      <w:r>
+        <w:rPr>
+          <w:i/>
+          <w:iCs/>
+          <w:color w:val="555555"/>
+          <w:sz w:val="18"/>
+          <w:szCs w:val="18"/>
+        </w:rPr>
+        <w:t xml:space="preserve"> calculated column configuration: (</w:t>
+      </w:r>
+      <w:proofErr w:type="spellStart"/>
+      <w:r>
+        <w:rPr>
+          <w:i/>
+          <w:iCs/>
+          <w:color w:val="555555"/>
+          <w:sz w:val="18"/>
+          <w:szCs w:val="18"/>
+        </w:rPr>
+        <w:t>revenue_attributed</w:t>
+      </w:r>
+      <w:proofErr w:type="spellEnd"/>
+      <w:r>
+        <w:rPr>
+          <w:i/>
+          <w:iCs/>
+          <w:color w:val="555555"/>
+          <w:sz w:val="18"/>
+          <w:szCs w:val="18"/>
+        </w:rPr>
+        <w:t xml:space="preserve"> - </w:t>
+      </w:r>
+      <w:proofErr w:type="spellStart"/>
+      <w:r>
+        <w:rPr>
+          <w:i/>
+          <w:iCs/>
+          <w:color w:val="555555"/>
+          <w:sz w:val="18"/>
+          <w:szCs w:val="18"/>
+        </w:rPr>
+        <w:t>campaign_spend</w:t>
+      </w:r>
+      <w:proofErr w:type="spellEnd"/>
+      <w:r>
+        <w:rPr>
+          <w:i/>
+          <w:iCs/>
+          <w:color w:val="555555"/>
+          <w:sz w:val="18"/>
+          <w:szCs w:val="18"/>
+        </w:rPr>
+        <w:t xml:space="preserve">) / </w:t>
+      </w:r>
+      <w:proofErr w:type="spellStart"/>
+      <w:r>
+        <w:rPr>
+          <w:i/>
+          <w:iCs/>
+          <w:color w:val="555555"/>
+          <w:sz w:val="18"/>
+          <w:szCs w:val="18"/>
+        </w:rPr>
+        <w:t>campaign_spend</w:t>
+      </w:r>
+      <w:proofErr w:type="spellEnd"/>
+      <w:r>
+        <w:rPr>
+          <w:i/>
+          <w:iCs/>
+          <w:color w:val="555555"/>
+          <w:sz w:val="18"/>
+          <w:szCs w:val="18"/>
+        </w:rPr>
+        <w:t>.</w:t>
       </w:r>
     </w:p>
     <w:p>
@@ -2630,7 +3951,31 @@
         <w:spacing w:after="80"/>
       </w:pPr>
       <w:r>
-        <w:t>4. Before clicking Save, verified it was correct that most rows would come out negative (ROI ≈ −1.0 for the majority). This is expected, not a bug: most rows are non-responders (campaign_response = 0), so revenue_attributed = 0 for them, giving (0 − spend) / spend = −1.0 exactly — a "lost 100% of what was spent, earned nothing back" result. The rows with campaign_response = 1 show less-negative values (e.g. −0.422, −0.700, −0.934), driven by how much revenue that responder generated relative to their allocated spend.</w:t>
+        <w:t>4. Before clicking Save, verified it was correct that most rows would come out negative (ROI ≈ −1.0 for the majority). This is expected, not a bug: most rows are non-responders (</w:t>
+      </w:r>
+      <w:proofErr w:type="spellStart"/>
+      <w:r>
+        <w:t>campaign_response</w:t>
+      </w:r>
+      <w:proofErr w:type="spellEnd"/>
+      <w:r>
+        <w:t xml:space="preserve"> = 0), so </w:t>
+      </w:r>
+      <w:proofErr w:type="spellStart"/>
+      <w:r>
+        <w:t>revenue_attributed</w:t>
+      </w:r>
+      <w:proofErr w:type="spellEnd"/>
+      <w:r>
+        <w:t xml:space="preserve"> = 0 for them, giving (0 − spend) / spend = −1.0 exactly — a "lost 100% of what was spent, earned nothing back" result. The rows with </w:t>
+      </w:r>
+      <w:proofErr w:type="spellStart"/>
+      <w:r>
+        <w:t>campaign_response</w:t>
+      </w:r>
+      <w:proofErr w:type="spellEnd"/>
+      <w:r>
+        <w:t xml:space="preserve"> = 1 show less-negative values (e.g. −0.422, −0.700, −0.934), driven by how much revenue that responder generated relative to their allocated spend.</w:t>
       </w:r>
     </w:p>
     <w:p>
@@ -2638,7 +3983,15 @@
         <w:spacing w:after="80"/>
       </w:pPr>
       <w:r>
-        <w:t>5. Clicked Save in the calculated-column editor, confirmed campaign_roi appeared as the dataset's 1 calculated column, then checked Preview before publishing.</w:t>
+        <w:t xml:space="preserve">5. Clicked Save in the calculated-column editor, confirmed </w:t>
+      </w:r>
+      <w:proofErr w:type="spellStart"/>
+      <w:r>
+        <w:t>campaign_roi</w:t>
+      </w:r>
+      <w:proofErr w:type="spellEnd"/>
+      <w:r>
+        <w:t xml:space="preserve"> appeared as the dataset's 1 calculated column, then checked Preview before publishing.</w:t>
       </w:r>
     </w:p>
     <w:p>
@@ -2703,7 +4056,29 @@
           <w:sz w:val="18"/>
           <w:szCs w:val="18"/>
         </w:rPr>
-        <w:t>Fig. 24 — Steps canvas / Configure tab after Save, showing campaign_roi listed as the dataset's 1 calculated column.</w:t>
+        <w:t xml:space="preserve">Fig. 24 — Steps canvas / Configure tab after Save, showing </w:t>
+      </w:r>
+      <w:proofErr w:type="spellStart"/>
+      <w:r>
+        <w:rPr>
+          <w:i/>
+          <w:iCs/>
+          <w:color w:val="555555"/>
+          <w:sz w:val="18"/>
+          <w:szCs w:val="18"/>
+        </w:rPr>
+        <w:t>campaign_roi</w:t>
+      </w:r>
+      <w:proofErr w:type="spellEnd"/>
+      <w:r>
+        <w:rPr>
+          <w:i/>
+          <w:iCs/>
+          <w:color w:val="555555"/>
+          <w:sz w:val="18"/>
+          <w:szCs w:val="18"/>
+        </w:rPr>
+        <w:t xml:space="preserve"> listed as the dataset's 1 calculated column.</w:t>
       </w:r>
     </w:p>
     <w:p>
@@ -2769,7 +4144,29 @@
           <w:sz w:val="18"/>
           <w:szCs w:val="18"/>
         </w:rPr>
-        <w:t>Fig. 25 — Preview tab: campaign_roi mostly -1.0 (non-responders), with less-negative values like -0.422, -0.700, -0.934 for actual responders — matching the expectation reasoned through above.</w:t>
+        <w:t xml:space="preserve">Fig. 25 — Preview tab: </w:t>
+      </w:r>
+      <w:proofErr w:type="spellStart"/>
+      <w:r>
+        <w:rPr>
+          <w:i/>
+          <w:iCs/>
+          <w:color w:val="555555"/>
+          <w:sz w:val="18"/>
+          <w:szCs w:val="18"/>
+        </w:rPr>
+        <w:t>campaign_roi</w:t>
+      </w:r>
+      <w:proofErr w:type="spellEnd"/>
+      <w:r>
+        <w:rPr>
+          <w:i/>
+          <w:iCs/>
+          <w:color w:val="555555"/>
+          <w:sz w:val="18"/>
+          <w:szCs w:val="18"/>
+        </w:rPr>
+        <w:t xml:space="preserve"> mostly -1.0 (non-responders), with less-negative values like -0.422, -0.700, -0.934 for actual responders — matching the expectation reasoned through above.</w:t>
       </w:r>
     </w:p>
     <w:p>
@@ -2810,7 +4207,31 @@
         <w:spacing w:after="80"/>
       </w:pPr>
       <w:r>
-        <w:t>4. Dataset detail page confirms: 21 columns (the 20 original + campaign_roi), and under Refresh: "2240 rows imported (100% success)" — an exact match with both the data dictionary's expected row count and Q's answer in Verification Log entry #3 (2,240 rows). Same row-count cross-check pattern used for CRM in Step 6, applied here to Marketing.</w:t>
+        <w:t xml:space="preserve">4. Dataset detail page confirms: 21 columns (the 20 </w:t>
+      </w:r>
+      <w:proofErr w:type="gramStart"/>
+      <w:r>
+        <w:t>original</w:t>
+      </w:r>
+      <w:proofErr w:type="gramEnd"/>
+      <w:r>
+        <w:t xml:space="preserve"> + </w:t>
+      </w:r>
+      <w:proofErr w:type="spellStart"/>
+      <w:r>
+        <w:t>campaign_roi</w:t>
+      </w:r>
+      <w:proofErr w:type="spellEnd"/>
+      <w:r>
+        <w:t>), and under Refresh: "2240 rows imported (100% success</w:t>
+      </w:r>
+      <w:proofErr w:type="gramStart"/>
+      <w:r>
+        <w:t>)" —</w:t>
+      </w:r>
+      <w:proofErr w:type="gramEnd"/>
+      <w:r>
+        <w:t xml:space="preserve"> an exact match with both the data dictionary's expected row count and Q's answer in Verification Log entry #3 (2,240 rows). Same row-count cross-check pattern used for CRM in Step 6, applied here to Marketing.</w:t>
       </w:r>
     </w:p>
     <w:p>
@@ -2875,7 +4296,29 @@
           <w:sz w:val="18"/>
           <w:szCs w:val="18"/>
         </w:rPr>
-        <w:t>Fig. 26 — "Saved and published successfully" confirmation.</w:t>
+        <w:t xml:space="preserve">Fig. </w:t>
+      </w:r>
+      <w:proofErr w:type="gramStart"/>
+      <w:r>
+        <w:rPr>
+          <w:i/>
+          <w:iCs/>
+          <w:color w:val="555555"/>
+          <w:sz w:val="18"/>
+          <w:szCs w:val="18"/>
+        </w:rPr>
+        <w:t>26 — "</w:t>
+      </w:r>
+      <w:proofErr w:type="gramEnd"/>
+      <w:r>
+        <w:rPr>
+          <w:i/>
+          <w:iCs/>
+          <w:color w:val="555555"/>
+          <w:sz w:val="18"/>
+          <w:szCs w:val="18"/>
+        </w:rPr>
+        <w:t>Saved and published successfully" confirmation.</w:t>
       </w:r>
     </w:p>
     <w:p>
@@ -2941,7 +4384,29 @@
           <w:sz w:val="18"/>
           <w:szCs w:val="18"/>
         </w:rPr>
-        <w:t>Fig. 27 — Dataset detail page: Columns (21) incl. campaign_roi, Refresh panel showing "2240 rows imported (100% success)".</w:t>
+        <w:t xml:space="preserve">Fig. 27 — Dataset detail page: Columns (21) incl. </w:t>
+      </w:r>
+      <w:proofErr w:type="spellStart"/>
+      <w:r>
+        <w:rPr>
+          <w:i/>
+          <w:iCs/>
+          <w:color w:val="555555"/>
+          <w:sz w:val="18"/>
+          <w:szCs w:val="18"/>
+        </w:rPr>
+        <w:t>campaign_roi</w:t>
+      </w:r>
+      <w:proofErr w:type="spellEnd"/>
+      <w:r>
+        <w:rPr>
+          <w:i/>
+          <w:iCs/>
+          <w:color w:val="555555"/>
+          <w:sz w:val="18"/>
+          <w:szCs w:val="18"/>
+        </w:rPr>
+        <w:t>, Refresh panel showing "2240 rows imported (100% success)".</w:t>
       </w:r>
     </w:p>
     <w:p>
@@ -3032,7 +4497,39 @@
         <w:spacing w:after="80"/>
       </w:pPr>
       <w:r>
-        <w:t>2. QuickSight auto-suggested type changes for 9 columns. Checked every one against the data dictionary — unlike CRM (deal_value) and Marketing (annual_income), no corrections were needed this time; all 9 auto-suggested types already matched the dictionary exactly.</w:t>
+        <w:t xml:space="preserve">2. </w:t>
+      </w:r>
+      <w:proofErr w:type="spellStart"/>
+      <w:r>
+        <w:t>QuickSight</w:t>
+      </w:r>
+      <w:proofErr w:type="spellEnd"/>
+      <w:r>
+        <w:t xml:space="preserve"> auto-suggested type changes for 9 columns. Checked </w:t>
+      </w:r>
+      <w:proofErr w:type="gramStart"/>
+      <w:r>
+        <w:t>every one</w:t>
+      </w:r>
+      <w:proofErr w:type="gramEnd"/>
+      <w:r>
+        <w:t xml:space="preserve"> against the data dictionary — unlike CRM (</w:t>
+      </w:r>
+      <w:proofErr w:type="spellStart"/>
+      <w:r>
+        <w:t>deal_value</w:t>
+      </w:r>
+      <w:proofErr w:type="spellEnd"/>
+      <w:r>
+        <w:t>) and Marketing (</w:t>
+      </w:r>
+      <w:proofErr w:type="spellStart"/>
+      <w:r>
+        <w:t>annual_income</w:t>
+      </w:r>
+      <w:proofErr w:type="spellEnd"/>
+      <w:r>
+        <w:t>), no corrections were needed this time; all 9 auto-suggested types already matched the dictionary exactly.</w:t>
       </w:r>
     </w:p>
     <w:p>
@@ -3098,7 +4595,183 @@
           <w:sz w:val="18"/>
           <w:szCs w:val="18"/>
         </w:rPr>
-        <w:t>Fig. 29 — Data-prep editor with the 9 auto-suggested type changes (first 8 visible: ticket_created_date, ticket_resolved_date → Date; users_affected, downtime_minutes, payment_impact, security_incident, data_loss → Integer; error_rate_pct → Decimal).</w:t>
+        <w:t xml:space="preserve">Fig. 29 — Data-prep editor with the 9 auto-suggested type changes (first 8 visible: </w:t>
+      </w:r>
+      <w:proofErr w:type="spellStart"/>
+      <w:r>
+        <w:rPr>
+          <w:i/>
+          <w:iCs/>
+          <w:color w:val="555555"/>
+          <w:sz w:val="18"/>
+          <w:szCs w:val="18"/>
+        </w:rPr>
+        <w:t>ticket_created_date</w:t>
+      </w:r>
+      <w:proofErr w:type="spellEnd"/>
+      <w:r>
+        <w:rPr>
+          <w:i/>
+          <w:iCs/>
+          <w:color w:val="555555"/>
+          <w:sz w:val="18"/>
+          <w:szCs w:val="18"/>
+        </w:rPr>
+        <w:t xml:space="preserve">, </w:t>
+      </w:r>
+      <w:proofErr w:type="spellStart"/>
+      <w:r>
+        <w:rPr>
+          <w:i/>
+          <w:iCs/>
+          <w:color w:val="555555"/>
+          <w:sz w:val="18"/>
+          <w:szCs w:val="18"/>
+        </w:rPr>
+        <w:t>ticket_resolved_date</w:t>
+      </w:r>
+      <w:proofErr w:type="spellEnd"/>
+      <w:r>
+        <w:rPr>
+          <w:i/>
+          <w:iCs/>
+          <w:color w:val="555555"/>
+          <w:sz w:val="18"/>
+          <w:szCs w:val="18"/>
+        </w:rPr>
+        <w:t xml:space="preserve"> → Date; </w:t>
+      </w:r>
+      <w:proofErr w:type="spellStart"/>
+      <w:r>
+        <w:rPr>
+          <w:i/>
+          <w:iCs/>
+          <w:color w:val="555555"/>
+          <w:sz w:val="18"/>
+          <w:szCs w:val="18"/>
+        </w:rPr>
+        <w:t>users_affected</w:t>
+      </w:r>
+      <w:proofErr w:type="spellEnd"/>
+      <w:r>
+        <w:rPr>
+          <w:i/>
+          <w:iCs/>
+          <w:color w:val="555555"/>
+          <w:sz w:val="18"/>
+          <w:szCs w:val="18"/>
+        </w:rPr>
+        <w:t xml:space="preserve">, </w:t>
+      </w:r>
+      <w:proofErr w:type="spellStart"/>
+      <w:r>
+        <w:rPr>
+          <w:i/>
+          <w:iCs/>
+          <w:color w:val="555555"/>
+          <w:sz w:val="18"/>
+          <w:szCs w:val="18"/>
+        </w:rPr>
+        <w:t>downtime_minutes</w:t>
+      </w:r>
+      <w:proofErr w:type="spellEnd"/>
+      <w:r>
+        <w:rPr>
+          <w:i/>
+          <w:iCs/>
+          <w:color w:val="555555"/>
+          <w:sz w:val="18"/>
+          <w:szCs w:val="18"/>
+        </w:rPr>
+        <w:t xml:space="preserve">, </w:t>
+      </w:r>
+      <w:proofErr w:type="spellStart"/>
+      <w:r>
+        <w:rPr>
+          <w:i/>
+          <w:iCs/>
+          <w:color w:val="555555"/>
+          <w:sz w:val="18"/>
+          <w:szCs w:val="18"/>
+        </w:rPr>
+        <w:t>payment_impact</w:t>
+      </w:r>
+      <w:proofErr w:type="spellEnd"/>
+      <w:r>
+        <w:rPr>
+          <w:i/>
+          <w:iCs/>
+          <w:color w:val="555555"/>
+          <w:sz w:val="18"/>
+          <w:szCs w:val="18"/>
+        </w:rPr>
+        <w:t xml:space="preserve">, </w:t>
+      </w:r>
+      <w:proofErr w:type="spellStart"/>
+      <w:r>
+        <w:rPr>
+          <w:i/>
+          <w:iCs/>
+          <w:color w:val="555555"/>
+          <w:sz w:val="18"/>
+          <w:szCs w:val="18"/>
+        </w:rPr>
+        <w:t>security_incident</w:t>
+      </w:r>
+      <w:proofErr w:type="spellEnd"/>
+      <w:r>
+        <w:rPr>
+          <w:i/>
+          <w:iCs/>
+          <w:color w:val="555555"/>
+          <w:sz w:val="18"/>
+          <w:szCs w:val="18"/>
+        </w:rPr>
+        <w:t xml:space="preserve">, </w:t>
+      </w:r>
+      <w:proofErr w:type="spellStart"/>
+      <w:r>
+        <w:rPr>
+          <w:i/>
+          <w:iCs/>
+          <w:color w:val="555555"/>
+          <w:sz w:val="18"/>
+          <w:szCs w:val="18"/>
+        </w:rPr>
+        <w:t>data_loss</w:t>
+      </w:r>
+      <w:proofErr w:type="spellEnd"/>
+      <w:r>
+        <w:rPr>
+          <w:i/>
+          <w:iCs/>
+          <w:color w:val="555555"/>
+          <w:sz w:val="18"/>
+          <w:szCs w:val="18"/>
+        </w:rPr>
+        <w:t xml:space="preserve"> → Integer; </w:t>
+      </w:r>
+      <w:proofErr w:type="spellStart"/>
+      <w:r>
+        <w:rPr>
+          <w:i/>
+          <w:iCs/>
+          <w:color w:val="555555"/>
+          <w:sz w:val="18"/>
+          <w:szCs w:val="18"/>
+        </w:rPr>
+        <w:t>error_rate_pct</w:t>
+      </w:r>
+      <w:proofErr w:type="spellEnd"/>
+      <w:r>
+        <w:rPr>
+          <w:i/>
+          <w:iCs/>
+          <w:color w:val="555555"/>
+          <w:sz w:val="18"/>
+          <w:szCs w:val="18"/>
+        </w:rPr>
+        <w:t xml:space="preserve"> → Decimal).</w:t>
       </w:r>
     </w:p>
     <w:p>
@@ -3110,8 +4783,29 @@
         </w:numPr>
         <w:spacing w:after="80"/>
       </w:pPr>
-      <w:r>
-        <w:t>ticket_created_date → Date (yyyy-MM-dd) — correct</w:t>
+      <w:proofErr w:type="spellStart"/>
+      <w:r>
+        <w:t>ticket_created_date</w:t>
+      </w:r>
+      <w:proofErr w:type="spellEnd"/>
+      <w:r>
+        <w:t xml:space="preserve"> → Date (</w:t>
+      </w:r>
+      <w:proofErr w:type="spellStart"/>
+      <w:r>
+        <w:t>yyyy</w:t>
+      </w:r>
+      <w:proofErr w:type="spellEnd"/>
+      <w:r>
+        <w:t>-MM-</w:t>
+      </w:r>
+      <w:proofErr w:type="gramStart"/>
+      <w:r>
+        <w:t>dd) —</w:t>
+      </w:r>
+      <w:proofErr w:type="gramEnd"/>
+      <w:r>
+        <w:t xml:space="preserve"> correct</w:t>
       </w:r>
     </w:p>
     <w:p>
@@ -3123,8 +4817,50 @@
         </w:numPr>
         <w:spacing w:after="80"/>
       </w:pPr>
-      <w:r>
-        <w:t>ticket_resolved_date → Date (yyyy-MM-dd HH:mm:ss) — correct; the dictionary calls this field "DateTime," but QuickSight represents it as the same Date type with a datetime-including format string, exactly like the CRM date fields.</w:t>
+      <w:proofErr w:type="spellStart"/>
+      <w:r>
+        <w:t>ticket_resolved_date</w:t>
+      </w:r>
+      <w:proofErr w:type="spellEnd"/>
+      <w:r>
+        <w:t xml:space="preserve"> → Date (</w:t>
+      </w:r>
+      <w:proofErr w:type="spellStart"/>
+      <w:r>
+        <w:t>yyyy</w:t>
+      </w:r>
+      <w:proofErr w:type="spellEnd"/>
+      <w:r>
+        <w:t xml:space="preserve">-MM-dd </w:t>
+      </w:r>
+      <w:proofErr w:type="spellStart"/>
+      <w:r>
+        <w:t>HH:</w:t>
+      </w:r>
+      <w:proofErr w:type="gramStart"/>
+      <w:r>
+        <w:t>mm:ss</w:t>
+      </w:r>
+      <w:proofErr w:type="spellEnd"/>
+      <w:proofErr w:type="gramEnd"/>
+      <w:r>
+        <w:t>) — correct; the dictionary calls this field "</w:t>
+      </w:r>
+      <w:proofErr w:type="spellStart"/>
+      <w:r>
+        <w:t>DateTime</w:t>
+      </w:r>
+      <w:proofErr w:type="spellEnd"/>
+      <w:r>
+        <w:t xml:space="preserve">," but </w:t>
+      </w:r>
+      <w:proofErr w:type="spellStart"/>
+      <w:r>
+        <w:t>QuickSight</w:t>
+      </w:r>
+      <w:proofErr w:type="spellEnd"/>
+      <w:r>
+        <w:t xml:space="preserve"> represents it as the same Date type with a datetime-including format string, exactly like the CRM date fields.</w:t>
       </w:r>
     </w:p>
     <w:p>
@@ -3136,8 +4872,45 @@
         </w:numPr>
         <w:spacing w:after="80"/>
       </w:pPr>
-      <w:r>
-        <w:t>users_affected, downtime_minutes, payment_impact, security_incident, data_loss, tickets_last_30_days → Integer — all correct per dictionary (confirmed tickets_last_30_days by scrolling to the bottom of the list, since it didn't fit in the first screenshot).</w:t>
+      <w:proofErr w:type="spellStart"/>
+      <w:r>
+        <w:t>users_affected</w:t>
+      </w:r>
+      <w:proofErr w:type="spellEnd"/>
+      <w:r>
+        <w:t xml:space="preserve">, </w:t>
+      </w:r>
+      <w:proofErr w:type="spellStart"/>
+      <w:r>
+        <w:t>downtime_minutes</w:t>
+      </w:r>
+      <w:proofErr w:type="spellEnd"/>
+      <w:r>
+        <w:t xml:space="preserve">, </w:t>
+      </w:r>
+      <w:proofErr w:type="spellStart"/>
+      <w:r>
+        <w:t>payment_impact</w:t>
+      </w:r>
+      <w:proofErr w:type="spellEnd"/>
+      <w:r>
+        <w:t xml:space="preserve">, </w:t>
+      </w:r>
+      <w:proofErr w:type="spellStart"/>
+      <w:r>
+        <w:t>security_incident</w:t>
+      </w:r>
+      <w:proofErr w:type="spellEnd"/>
+      <w:r>
+        <w:t xml:space="preserve">, </w:t>
+      </w:r>
+      <w:proofErr w:type="spellStart"/>
+      <w:r>
+        <w:t>data_loss</w:t>
+      </w:r>
+      <w:proofErr w:type="spellEnd"/>
+      <w:r>
+        <w:t>, tickets_last_30_days → Integer — all correct per dictionary (confirmed tickets_last_30_days by scrolling to the bottom of the list, since it didn't fit in the first screenshot).</w:t>
       </w:r>
     </w:p>
     <w:p>
@@ -3149,8 +4922,13 @@
         </w:numPr>
         <w:spacing w:after="80"/>
       </w:pPr>
-      <w:r>
-        <w:t>error_rate_pct → Decimal — correct (dictionary: Float).</w:t>
+      <w:proofErr w:type="spellStart"/>
+      <w:r>
+        <w:t>error_rate_pct</w:t>
+      </w:r>
+      <w:proofErr w:type="spellEnd"/>
+      <w:r>
+        <w:t xml:space="preserve"> → Decimal — correct (dictionary: Float).</w:t>
       </w:r>
     </w:p>
     <w:p>
@@ -3172,7 +4950,15 @@
         <w:spacing w:before="360" w:after="160"/>
       </w:pPr>
       <w:r>
-        <w:t>Step 11 — Calculated field: resolution_time_hours (Support)</w:t>
+        <w:t xml:space="preserve">Step 11 — Calculated field: </w:t>
+      </w:r>
+      <w:proofErr w:type="spellStart"/>
+      <w:r>
+        <w:t>resolution_time_hours</w:t>
+      </w:r>
+      <w:proofErr w:type="spellEnd"/>
+      <w:r>
+        <w:t xml:space="preserve"> (Support)</w:t>
       </w:r>
     </w:p>
     <w:p>
@@ -3197,7 +4983,31 @@
         <w:spacing w:after="80"/>
       </w:pPr>
       <w:r>
-        <w:t>The data dictionary spells out the exact formula in its notes on ticket_resolved_date: "Students can compute resolution time as ticket_resolved_date − ticket_created_date."</w:t>
+        <w:t xml:space="preserve">The data dictionary spells out the exact formula in its notes on </w:t>
+      </w:r>
+      <w:proofErr w:type="spellStart"/>
+      <w:r>
+        <w:t>ticket_resolved_date</w:t>
+      </w:r>
+      <w:proofErr w:type="spellEnd"/>
+      <w:r>
+        <w:t xml:space="preserve">: "Students can compute resolution time as </w:t>
+      </w:r>
+      <w:proofErr w:type="spellStart"/>
+      <w:r>
+        <w:t>ticket_resolved_date</w:t>
+      </w:r>
+      <w:proofErr w:type="spellEnd"/>
+      <w:r>
+        <w:t xml:space="preserve"> − </w:t>
+      </w:r>
+      <w:proofErr w:type="spellStart"/>
+      <w:r>
+        <w:t>ticket_created_date</w:t>
+      </w:r>
+      <w:proofErr w:type="spellEnd"/>
+      <w:r>
+        <w:t>."</w:t>
       </w:r>
     </w:p>
     <w:p>
@@ -3223,7 +5033,39 @@
         <w:spacing w:after="80"/>
       </w:pPr>
       <w:r>
-        <w:t>The rubric requires ≥2 calculated fields deriving a business metric the raw data doesn't already contain; resolution_time_hours is the Support-side counterpart to CRM's days_to_close (Step 5) and Marketing's campaign_roi (Step 8) — one derived business metric per dataset.</w:t>
+        <w:t xml:space="preserve">The rubric requires ≥2 calculated fields deriving a business metric the raw data doesn't already contain; </w:t>
+      </w:r>
+      <w:proofErr w:type="spellStart"/>
+      <w:r>
+        <w:t>resolution_time_hours</w:t>
+      </w:r>
+      <w:proofErr w:type="spellEnd"/>
+      <w:r>
+        <w:t xml:space="preserve"> is the Support-side counterpart to CRM's </w:t>
+      </w:r>
+      <w:proofErr w:type="spellStart"/>
+      <w:r>
+        <w:t>days_to_close</w:t>
+      </w:r>
+      <w:proofErr w:type="spellEnd"/>
+      <w:r>
+        <w:t xml:space="preserve"> (Step 5) and Marketing's </w:t>
+      </w:r>
+      <w:proofErr w:type="spellStart"/>
+      <w:r>
+        <w:t>campaign_roi</w:t>
+      </w:r>
+      <w:proofErr w:type="spellEnd"/>
+      <w:r>
+        <w:t xml:space="preserve"> (Step </w:t>
+      </w:r>
+      <w:proofErr w:type="gramStart"/>
+      <w:r>
+        <w:t>8) —</w:t>
+      </w:r>
+      <w:proofErr w:type="gramEnd"/>
+      <w:r>
+        <w:t xml:space="preserve"> one derived business metric per dataset.</w:t>
       </w:r>
     </w:p>
     <w:p>
@@ -3231,7 +5073,31 @@
         <w:spacing w:after="140"/>
       </w:pPr>
       <w:r>
-        <w:t>None of the raw columns is "resolution time" — it only exists once ticket_created_date is subtracted from ticket_resolved_date.</w:t>
+        <w:t xml:space="preserve">None of the raw columns is "resolution </w:t>
+      </w:r>
+      <w:proofErr w:type="gramStart"/>
+      <w:r>
+        <w:t>time" —</w:t>
+      </w:r>
+      <w:proofErr w:type="gramEnd"/>
+      <w:r>
+        <w:t xml:space="preserve"> it only exists once </w:t>
+      </w:r>
+      <w:proofErr w:type="spellStart"/>
+      <w:r>
+        <w:t>ticket_created_date</w:t>
+      </w:r>
+      <w:proofErr w:type="spellEnd"/>
+      <w:r>
+        <w:t xml:space="preserve"> is subtracted from </w:t>
+      </w:r>
+      <w:proofErr w:type="spellStart"/>
+      <w:r>
+        <w:t>ticket_resolved_date</w:t>
+      </w:r>
+      <w:proofErr w:type="spellEnd"/>
+      <w:r>
+        <w:t>.</w:t>
       </w:r>
     </w:p>
     <w:p>
@@ -3247,7 +5113,15 @@
         <w:spacing w:after="80"/>
       </w:pPr>
       <w:r>
-        <w:t>2. Named the field resolution_time_hours.</w:t>
+        <w:t xml:space="preserve">2. Named the field </w:t>
+      </w:r>
+      <w:proofErr w:type="spellStart"/>
+      <w:r>
+        <w:t>resolution_time_hours</w:t>
+      </w:r>
+      <w:proofErr w:type="spellEnd"/>
+      <w:r>
+        <w:t>.</w:t>
       </w:r>
     </w:p>
     <w:p>
@@ -3255,7 +5129,62 @@
         <w:spacing w:after="80"/>
       </w:pPr>
       <w:r>
-        <w:t>3. Formula: dateDiff({ticket_created_date}, {ticket_resolved_date}, "HH") — hours between ticket open and resolution. For the 59 rows where ticket_resolved_date is blank (still unresolved), the result comes out blank/null automatically — correct behavior, not an error.</w:t>
+        <w:t xml:space="preserve">3. Formula: </w:t>
+      </w:r>
+      <w:proofErr w:type="spellStart"/>
+      <w:proofErr w:type="gramStart"/>
+      <w:r>
+        <w:t>dateDiff</w:t>
+      </w:r>
+      <w:proofErr w:type="spellEnd"/>
+      <w:r>
+        <w:t>({</w:t>
+      </w:r>
+      <w:proofErr w:type="spellStart"/>
+      <w:proofErr w:type="gramEnd"/>
+      <w:r>
+        <w:t>ticket_created_</w:t>
+      </w:r>
+      <w:proofErr w:type="gramStart"/>
+      <w:r>
+        <w:t>date</w:t>
+      </w:r>
+      <w:proofErr w:type="spellEnd"/>
+      <w:r>
+        <w:t>}, {</w:t>
+      </w:r>
+      <w:proofErr w:type="spellStart"/>
+      <w:proofErr w:type="gramEnd"/>
+      <w:r>
+        <w:t>ticket_resolved_</w:t>
+      </w:r>
+      <w:proofErr w:type="gramStart"/>
+      <w:r>
+        <w:t>date</w:t>
+      </w:r>
+      <w:proofErr w:type="spellEnd"/>
+      <w:r>
+        <w:t>},</w:t>
+      </w:r>
+      <w:proofErr w:type="gramEnd"/>
+      <w:r>
+        <w:t xml:space="preserve"> "HH</w:t>
+      </w:r>
+      <w:proofErr w:type="gramStart"/>
+      <w:r>
+        <w:t>") —</w:t>
+      </w:r>
+      <w:proofErr w:type="gramEnd"/>
+      <w:r>
+        <w:t xml:space="preserve"> hours between ticket open and resolution. For the 59 rows where </w:t>
+      </w:r>
+      <w:proofErr w:type="spellStart"/>
+      <w:r>
+        <w:t>ticket_resolved_date</w:t>
+      </w:r>
+      <w:proofErr w:type="spellEnd"/>
+      <w:r>
+        <w:t xml:space="preserve"> is blank (still unresolved), the result comes out blank/null automatically — correct behavior, not an error.</w:t>
       </w:r>
     </w:p>
     <w:p>
@@ -3321,7 +5250,131 @@
           <w:sz w:val="18"/>
           <w:szCs w:val="18"/>
         </w:rPr>
-        <w:t>Fig. 30 — resolution_time_hours calculated column configuration: dateDiff({ticket_created_date}, {ticket_resolved_date}, "HH").</w:t>
+        <w:t xml:space="preserve">Fig. 30 — </w:t>
+      </w:r>
+      <w:proofErr w:type="spellStart"/>
+      <w:r>
+        <w:rPr>
+          <w:i/>
+          <w:iCs/>
+          <w:color w:val="555555"/>
+          <w:sz w:val="18"/>
+          <w:szCs w:val="18"/>
+        </w:rPr>
+        <w:t>resolution_time_hours</w:t>
+      </w:r>
+      <w:proofErr w:type="spellEnd"/>
+      <w:r>
+        <w:rPr>
+          <w:i/>
+          <w:iCs/>
+          <w:color w:val="555555"/>
+          <w:sz w:val="18"/>
+          <w:szCs w:val="18"/>
+        </w:rPr>
+        <w:t xml:space="preserve"> calculated column configuration: </w:t>
+      </w:r>
+      <w:proofErr w:type="spellStart"/>
+      <w:proofErr w:type="gramStart"/>
+      <w:r>
+        <w:rPr>
+          <w:i/>
+          <w:iCs/>
+          <w:color w:val="555555"/>
+          <w:sz w:val="18"/>
+          <w:szCs w:val="18"/>
+        </w:rPr>
+        <w:t>dateDiff</w:t>
+      </w:r>
+      <w:proofErr w:type="spellEnd"/>
+      <w:r>
+        <w:rPr>
+          <w:i/>
+          <w:iCs/>
+          <w:color w:val="555555"/>
+          <w:sz w:val="18"/>
+          <w:szCs w:val="18"/>
+        </w:rPr>
+        <w:t>({</w:t>
+      </w:r>
+      <w:proofErr w:type="spellStart"/>
+      <w:proofErr w:type="gramEnd"/>
+      <w:r>
+        <w:rPr>
+          <w:i/>
+          <w:iCs/>
+          <w:color w:val="555555"/>
+          <w:sz w:val="18"/>
+          <w:szCs w:val="18"/>
+        </w:rPr>
+        <w:t>ticket_created_</w:t>
+      </w:r>
+      <w:proofErr w:type="gramStart"/>
+      <w:r>
+        <w:rPr>
+          <w:i/>
+          <w:iCs/>
+          <w:color w:val="555555"/>
+          <w:sz w:val="18"/>
+          <w:szCs w:val="18"/>
+        </w:rPr>
+        <w:t>date</w:t>
+      </w:r>
+      <w:proofErr w:type="spellEnd"/>
+      <w:r>
+        <w:rPr>
+          <w:i/>
+          <w:iCs/>
+          <w:color w:val="555555"/>
+          <w:sz w:val="18"/>
+          <w:szCs w:val="18"/>
+        </w:rPr>
+        <w:t>}, {</w:t>
+      </w:r>
+      <w:proofErr w:type="spellStart"/>
+      <w:proofErr w:type="gramEnd"/>
+      <w:r>
+        <w:rPr>
+          <w:i/>
+          <w:iCs/>
+          <w:color w:val="555555"/>
+          <w:sz w:val="18"/>
+          <w:szCs w:val="18"/>
+        </w:rPr>
+        <w:t>ticket_resolved_</w:t>
+      </w:r>
+      <w:proofErr w:type="gramStart"/>
+      <w:r>
+        <w:rPr>
+          <w:i/>
+          <w:iCs/>
+          <w:color w:val="555555"/>
+          <w:sz w:val="18"/>
+          <w:szCs w:val="18"/>
+        </w:rPr>
+        <w:t>date</w:t>
+      </w:r>
+      <w:proofErr w:type="spellEnd"/>
+      <w:r>
+        <w:rPr>
+          <w:i/>
+          <w:iCs/>
+          <w:color w:val="555555"/>
+          <w:sz w:val="18"/>
+          <w:szCs w:val="18"/>
+        </w:rPr>
+        <w:t>},</w:t>
+      </w:r>
+      <w:proofErr w:type="gramEnd"/>
+      <w:r>
+        <w:rPr>
+          <w:i/>
+          <w:iCs/>
+          <w:color w:val="555555"/>
+          <w:sz w:val="18"/>
+          <w:szCs w:val="18"/>
+        </w:rPr>
+        <w:t xml:space="preserve"> "HH").</w:t>
       </w:r>
     </w:p>
     <w:p>
@@ -3394,7 +5447,29 @@
           <w:sz w:val="18"/>
           <w:szCs w:val="18"/>
         </w:rPr>
-        <w:t>Fig. 31 — Preview tab showing the new resolution_time_hours Integer column with realistic hour values.</w:t>
+        <w:t xml:space="preserve">Fig. 31 — Preview tab showing the new </w:t>
+      </w:r>
+      <w:proofErr w:type="spellStart"/>
+      <w:r>
+        <w:rPr>
+          <w:i/>
+          <w:iCs/>
+          <w:color w:val="555555"/>
+          <w:sz w:val="18"/>
+          <w:szCs w:val="18"/>
+        </w:rPr>
+        <w:t>resolution_time_hours</w:t>
+      </w:r>
+      <w:proofErr w:type="spellEnd"/>
+      <w:r>
+        <w:rPr>
+          <w:i/>
+          <w:iCs/>
+          <w:color w:val="555555"/>
+          <w:sz w:val="18"/>
+          <w:szCs w:val="18"/>
+        </w:rPr>
+        <w:t xml:space="preserve"> Integer column with realistic hour values.</w:t>
       </w:r>
     </w:p>
     <w:p>
@@ -3436,7 +5511,23 @@
       </w:pPr>
       <w:r>
         <w:lastRenderedPageBreak/>
-        <w:t>4. Dataset detail page confirms: 21 columns (the 20 original + resolution_time_hours), and under Refresh: "3000 rows imported (100% success)" — an exact match with both the data dictionary's expected row count and Q's answer in Verification Log entry #5 (3,000 total tickets). Same row-count cross-check pattern used for CRM (Step 6) and Marketing (Step 9), now applied to all three source datasets.</w:t>
+        <w:t xml:space="preserve">4. Dataset detail page confirms: 21 columns (the 20 original + </w:t>
+      </w:r>
+      <w:proofErr w:type="spellStart"/>
+      <w:r>
+        <w:t>resolution_time_hours</w:t>
+      </w:r>
+      <w:proofErr w:type="spellEnd"/>
+      <w:r>
+        <w:t>), and under Refresh: "3000 rows imported (100% success</w:t>
+      </w:r>
+      <w:proofErr w:type="gramStart"/>
+      <w:r>
+        <w:t>)" —</w:t>
+      </w:r>
+      <w:proofErr w:type="gramEnd"/>
+      <w:r>
+        <w:t xml:space="preserve"> an exact match with both the data dictionary's expected row count and Q's answer in Verification Log entry #5 (3,000 total tickets). Same row-count cross-check pattern used for CRM (Step 6) and Marketing (Step 9), now applied to all three source datasets.</w:t>
       </w:r>
     </w:p>
     <w:p>
@@ -3501,7 +5592,29 @@
           <w:sz w:val="18"/>
           <w:szCs w:val="18"/>
         </w:rPr>
-        <w:t>Fig. 32 — "Saved and published successfully" confirmation.</w:t>
+        <w:t xml:space="preserve">Fig. </w:t>
+      </w:r>
+      <w:proofErr w:type="gramStart"/>
+      <w:r>
+        <w:rPr>
+          <w:i/>
+          <w:iCs/>
+          <w:color w:val="555555"/>
+          <w:sz w:val="18"/>
+          <w:szCs w:val="18"/>
+        </w:rPr>
+        <w:t>32 — "</w:t>
+      </w:r>
+      <w:proofErr w:type="gramEnd"/>
+      <w:r>
+        <w:rPr>
+          <w:i/>
+          <w:iCs/>
+          <w:color w:val="555555"/>
+          <w:sz w:val="18"/>
+          <w:szCs w:val="18"/>
+        </w:rPr>
+        <w:t>Saved and published successfully" confirmation.</w:t>
       </w:r>
     </w:p>
     <w:p>
@@ -3578,7 +5691,55 @@
           <w:b/>
           <w:bCs/>
         </w:rPr>
-        <w:t>All three source datasets are now uploaded, type-corrected, enriched with one derived calculated field each, and published to SPICE: CRM Deals (499 rows, days_to_close), Marketing Campaigns (2,240 rows, campaign_roi), Support Tickets (3,000 rows, resolution_time_hours).</w:t>
+        <w:t xml:space="preserve">All three source datasets are now uploaded, type-corrected, enriched with one derived calculated field each, and published to SPICE: CRM Deals (499 rows, </w:t>
+      </w:r>
+      <w:proofErr w:type="spellStart"/>
+      <w:r>
+        <w:rPr>
+          <w:b/>
+          <w:bCs/>
+        </w:rPr>
+        <w:t>days_to_close</w:t>
+      </w:r>
+      <w:proofErr w:type="spellEnd"/>
+      <w:r>
+        <w:rPr>
+          <w:b/>
+          <w:bCs/>
+        </w:rPr>
+        <w:t xml:space="preserve">), Marketing Campaigns (2,240 rows, </w:t>
+      </w:r>
+      <w:proofErr w:type="spellStart"/>
+      <w:r>
+        <w:rPr>
+          <w:b/>
+          <w:bCs/>
+        </w:rPr>
+        <w:t>campaign_roi</w:t>
+      </w:r>
+      <w:proofErr w:type="spellEnd"/>
+      <w:r>
+        <w:rPr>
+          <w:b/>
+          <w:bCs/>
+        </w:rPr>
+        <w:t xml:space="preserve">), Support Tickets (3,000 rows, </w:t>
+      </w:r>
+      <w:proofErr w:type="spellStart"/>
+      <w:r>
+        <w:rPr>
+          <w:b/>
+          <w:bCs/>
+        </w:rPr>
+        <w:t>resolution_time_hours</w:t>
+      </w:r>
+      <w:proofErr w:type="spellEnd"/>
+      <w:r>
+        <w:rPr>
+          <w:b/>
+          <w:bCs/>
+        </w:rPr>
+        <w:t>).</w:t>
       </w:r>
     </w:p>
     <w:p>
@@ -3600,7 +5761,23 @@
           <w:b/>
           <w:bCs/>
         </w:rPr>
-        <w:t>Join strategy (simulated with pandas beforehand, before touching QuickSight):</w:t>
+        <w:t xml:space="preserve">Join strategy (simulated with pandas beforehand, before touching </w:t>
+      </w:r>
+      <w:proofErr w:type="spellStart"/>
+      <w:r>
+        <w:rPr>
+          <w:b/>
+          <w:bCs/>
+        </w:rPr>
+        <w:t>QuickSight</w:t>
+      </w:r>
+      <w:proofErr w:type="spellEnd"/>
+      <w:r>
+        <w:rPr>
+          <w:b/>
+          <w:bCs/>
+        </w:rPr>
+        <w:t>):</w:t>
       </w:r>
     </w:p>
     <w:p>
@@ -3613,7 +5790,15 @@
         <w:spacing w:after="80"/>
       </w:pPr>
       <w:r>
-        <w:t>Anchor: CRM Deals. Every dollar Sarah's team tracks starts at a deal, so a left join guarantees no deal silently disappears even if an account has no marketing touch or no support ticket on file.</w:t>
+        <w:t xml:space="preserve">Anchor: CRM Deals. Every dollar Sarah's team </w:t>
+      </w:r>
+      <w:proofErr w:type="gramStart"/>
+      <w:r>
+        <w:t>tracks</w:t>
+      </w:r>
+      <w:proofErr w:type="gramEnd"/>
+      <w:r>
+        <w:t xml:space="preserve"> starts at a deal, so a left join guarantees no deal silently disappears even if an account has no marketing touch or no support ticket on file.</w:t>
       </w:r>
     </w:p>
     <w:p>
@@ -3626,7 +5811,15 @@
         <w:spacing w:after="80"/>
       </w:pPr>
       <w:r>
-        <w:t>CRM LEFT JOIN Marketing on account_id → simulated ~13,738 rows.</w:t>
+        <w:t xml:space="preserve">CRM LEFT JOIN Marketing on </w:t>
+      </w:r>
+      <w:proofErr w:type="spellStart"/>
+      <w:r>
+        <w:t>account_id</w:t>
+      </w:r>
+      <w:proofErr w:type="spellEnd"/>
+      <w:r>
+        <w:t xml:space="preserve"> → simulated ~13,738 rows.</w:t>
       </w:r>
     </w:p>
     <w:p>
@@ -3639,7 +5832,15 @@
         <w:spacing w:after="80"/>
       </w:pPr>
       <w:r>
-        <w:t>Result LEFT JOIN Support on account_id → simulated ~63,420 rows.</w:t>
+        <w:t xml:space="preserve">Result LEFT JOIN Support on </w:t>
+      </w:r>
+      <w:proofErr w:type="spellStart"/>
+      <w:r>
+        <w:t>account_id</w:t>
+      </w:r>
+      <w:proofErr w:type="spellEnd"/>
+      <w:r>
+        <w:t xml:space="preserve"> → simulated ~63,420 rows.</w:t>
       </w:r>
     </w:p>
     <w:p>
@@ -3652,7 +5853,15 @@
         <w:spacing w:after="80"/>
       </w:pPr>
       <w:r>
-        <w:t>Why LEFT, not INNER: an INNER join would drop deals for accounts with zero rows in Marketing or Support — a real, expected case, not a data error — which would quietly undercount CRM Deals rows in the unified dataset.</w:t>
+        <w:t xml:space="preserve">Why LEFT, not INNER: an INNER </w:t>
+      </w:r>
+      <w:proofErr w:type="gramStart"/>
+      <w:r>
+        <w:t>join</w:t>
+      </w:r>
+      <w:proofErr w:type="gramEnd"/>
+      <w:r>
+        <w:t xml:space="preserve"> would drop deals for accounts with zero rows in Marketing or Support — a real, expected case, not a data error — which would quietly undercount CRM Deals rows in the unified dataset.</w:t>
       </w:r>
     </w:p>
     <w:p>
@@ -3665,7 +5874,15 @@
         <w:spacing w:after="80"/>
       </w:pPr>
       <w:r>
-        <w:t>Why the row count grows (fan-out) is fine: the rubric expects the unified dataset to have more rows than any individual source. Any visual later built from it uses COUNT DISTINCT on the relevant ID field instead of plain COUNT(*), so the fan-out never silently inflates a KPI.</w:t>
+        <w:t xml:space="preserve">Why the row count grows (fan-out) is fine: the rubric expects the unified dataset to have more rows than any individual source. Any visual later built from it uses COUNT DISTINCT on the relevant ID field instead of plain </w:t>
+      </w:r>
+      <w:proofErr w:type="gramStart"/>
+      <w:r>
+        <w:t>COUNT(</w:t>
+      </w:r>
+      <w:proofErr w:type="gramEnd"/>
+      <w:r>
+        <w:t>*), so the fan-out never silently inflates a KPI.</w:t>
       </w:r>
     </w:p>
     <w:p>
@@ -3677,7 +5894,39 @@
           <w:b/>
           <w:bCs/>
         </w:rPr>
-        <w:t>Getting to the right starting screen (a wrong turn to avoid): Data → Create dataset only lets you pick a data source (a file upload or connector) — it does not list already-published datasets, so searching for novatech_crm_deals there finds nothing. The correct path is different:</w:t>
+        <w:t xml:space="preserve">Getting to the right starting screen (a wrong turn to avoid): Data → Create dataset only lets you pick a data source (a file upload or </w:t>
+      </w:r>
+      <w:proofErr w:type="gramStart"/>
+      <w:r>
+        <w:rPr>
+          <w:b/>
+          <w:bCs/>
+        </w:rPr>
+        <w:t>connector) —</w:t>
+      </w:r>
+      <w:proofErr w:type="gramEnd"/>
+      <w:r>
+        <w:rPr>
+          <w:b/>
+          <w:bCs/>
+        </w:rPr>
+        <w:t xml:space="preserve"> it does not list already-published datasets, so searching for </w:t>
+      </w:r>
+      <w:proofErr w:type="spellStart"/>
+      <w:r>
+        <w:rPr>
+          <w:b/>
+          <w:bCs/>
+        </w:rPr>
+        <w:t>novatech_crm_deals</w:t>
+      </w:r>
+      <w:proofErr w:type="spellEnd"/>
+      <w:r>
+        <w:rPr>
+          <w:b/>
+          <w:bCs/>
+        </w:rPr>
+        <w:t xml:space="preserve"> there finds nothing. The correct path is different:</w:t>
       </w:r>
     </w:p>
     <w:p>
@@ -3709,7 +5958,15 @@
         <w:spacing w:after="80"/>
       </w:pPr>
       <w:r>
-        <w:t>4. Renamed the new dataset to NovaTech Unified Account Dataset.</w:t>
+        <w:t xml:space="preserve">4. Renamed the new dataset to </w:t>
+      </w:r>
+      <w:proofErr w:type="spellStart"/>
+      <w:r>
+        <w:t>NovaTech</w:t>
+      </w:r>
+      <w:proofErr w:type="spellEnd"/>
+      <w:r>
+        <w:t xml:space="preserve"> Unified Account Dataset.</w:t>
       </w:r>
     </w:p>
     <w:p>
@@ -3864,7 +6121,23 @@
         <w:spacing w:after="80"/>
       </w:pPr>
       <w:r>
-        <w:t>7. Configured: Left table = novatech_crm_deals.csv, Right table = novatech_marketing_campaigns.csv, Join type: Left join, Join keys: account_id = account_id.</w:t>
+        <w:t xml:space="preserve">7. Configured: Left table = novatech_crm_deals.csv, Right table = novatech_marketing_campaigns.csv, Join type: Left join, Join keys: </w:t>
+      </w:r>
+      <w:proofErr w:type="spellStart"/>
+      <w:r>
+        <w:t>account_id</w:t>
+      </w:r>
+      <w:proofErr w:type="spellEnd"/>
+      <w:r>
+        <w:t xml:space="preserve"> = </w:t>
+      </w:r>
+      <w:proofErr w:type="spellStart"/>
+      <w:r>
+        <w:t>account_id</w:t>
+      </w:r>
+      <w:proofErr w:type="spellEnd"/>
+      <w:r>
+        <w:t>.</w:t>
       </w:r>
     </w:p>
     <w:p>
@@ -3937,7 +6210,23 @@
         <w:spacing w:after="80"/>
       </w:pPr>
       <w:r>
-        <w:t>8. Checked the Preview: confirmed the expected fan-out (e.g. account ACCT-082 appearing 5 times in a row, once per matching marketing touchpoint) and the expected nulls (a CRM row with no Marketing match shows blank Marketing-side columns) — both are correct LEFT JOIN behavior, not errors.</w:t>
+        <w:t xml:space="preserve">8. Checked the Preview: confirmed the expected fan-out (e.g. account ACCT-082 </w:t>
+      </w:r>
+      <w:proofErr w:type="gramStart"/>
+      <w:r>
+        <w:t>appearing</w:t>
+      </w:r>
+      <w:proofErr w:type="gramEnd"/>
+      <w:r>
+        <w:t xml:space="preserve"> 5 times in a row, once per matching marketing touchpoint) and the expected nulls (a CRM row with no Marketing match shows blank Marketing-side </w:t>
+      </w:r>
+      <w:proofErr w:type="gramStart"/>
+      <w:r>
+        <w:t>columns) —</w:t>
+      </w:r>
+      <w:proofErr w:type="gramEnd"/>
+      <w:r>
+        <w:t xml:space="preserve"> both are correct LEFT JOIN behavior, not errors.</w:t>
       </w:r>
     </w:p>
     <w:p>
@@ -4011,7 +6300,23 @@
         <w:spacing w:after="80"/>
       </w:pPr>
       <w:r>
-        <w:t>9. Opened "Show auto-resolved columns": since both tables have an account_id column, QuickSight automatically renamed the CRM (left table) one to account_id.1 and the Marketing (right table) one to account_id.2. This matters for the next join — Support Tickets must be matched against account_id.1 (the CRM-originated column, always populated) and not account_id.2 (the Marketing-originated column, null wherever Join 1 had no match).</w:t>
+        <w:t xml:space="preserve">9. Opened "Show auto-resolved columns": since both tables have an </w:t>
+      </w:r>
+      <w:proofErr w:type="spellStart"/>
+      <w:r>
+        <w:t>account_id</w:t>
+      </w:r>
+      <w:proofErr w:type="spellEnd"/>
+      <w:r>
+        <w:t xml:space="preserve"> column, </w:t>
+      </w:r>
+      <w:proofErr w:type="spellStart"/>
+      <w:r>
+        <w:t>QuickSight</w:t>
+      </w:r>
+      <w:proofErr w:type="spellEnd"/>
+      <w:r>
+        <w:t xml:space="preserve"> automatically renamed the CRM (left table) one to account_id.1 and the Marketing (right table) one to account_id.2. This matters for the next join — Support Tickets must be matched against account_id.1 (the CRM-originated column, always populated) and not account_id.2 (the Marketing-originated column, null wherever Join 1 had no match).</w:t>
       </w:r>
     </w:p>
     <w:p>
@@ -4076,7 +6381,29 @@
           <w:sz w:val="18"/>
           <w:szCs w:val="18"/>
         </w:rPr>
-        <w:t>Fig. 38 — Auto-resolved columns panel showing the account_id → account_id.1 / account_id.2 rename.</w:t>
+        <w:t xml:space="preserve">Fig. 38 — Auto-resolved columns panel showing the </w:t>
+      </w:r>
+      <w:proofErr w:type="spellStart"/>
+      <w:r>
+        <w:rPr>
+          <w:i/>
+          <w:iCs/>
+          <w:color w:val="555555"/>
+          <w:sz w:val="18"/>
+          <w:szCs w:val="18"/>
+        </w:rPr>
+        <w:t>account_id</w:t>
+      </w:r>
+      <w:proofErr w:type="spellEnd"/>
+      <w:r>
+        <w:rPr>
+          <w:i/>
+          <w:iCs/>
+          <w:color w:val="555555"/>
+          <w:sz w:val="18"/>
+          <w:szCs w:val="18"/>
+        </w:rPr>
+        <w:t xml:space="preserve"> → account_id.1 / account_id.2 rename.</w:t>
       </w:r>
     </w:p>
     <w:p>
@@ -4089,7 +6416,25 @@
           <w:iCs/>
           <w:color w:val="555555"/>
         </w:rPr>
-        <w:t>Caution: the browser tab was accidentally closed before publishing at this point, and the whole in-progress join configuration was lost — QuickSight's data-prep editor does not autosave a draft. Steps 1–9 above had to be redone from scratch. Lesson: stay in the editor tab until Save &amp; publish has been clicked.</w:t>
+        <w:t xml:space="preserve">Caution: the browser tab was accidentally closed before publishing at this point, and the whole in-progress join configuration was lost — </w:t>
+      </w:r>
+      <w:proofErr w:type="spellStart"/>
+      <w:r>
+        <w:rPr>
+          <w:i/>
+          <w:iCs/>
+          <w:color w:val="555555"/>
+        </w:rPr>
+        <w:t>QuickSight's</w:t>
+      </w:r>
+      <w:proofErr w:type="spellEnd"/>
+      <w:r>
+        <w:rPr>
+          <w:i/>
+          <w:iCs/>
+          <w:color w:val="555555"/>
+        </w:rPr>
+        <w:t xml:space="preserve"> data-prep editor does not autosave a draft. Steps 1–9 above had to be redone from scratch. Lesson: stay in the editor tab until Save &amp; publish has been clicked.</w:t>
       </w:r>
     </w:p>
     <w:p>
@@ -4126,7 +6471,31 @@
       </w:r>
       <w:r>
         <w:lastRenderedPageBreak/>
-        <w:t>have made Support the anchor instead of CRM, silently dropping any CRM deal with zero support tickets. Corrected to: Left table = Join 1 (the CRM+Marketing result), Right table = novatech_support_tickets.csv, Join type: Left join, Join keys: account_id.1 (the CRM-originated column from Join 1) = account_id (Support Tickets' own).</w:t>
+        <w:t xml:space="preserve">have made Support the anchor instead of CRM, silently dropping any CRM deal with zero support tickets. Corrected to: Left table = Join 1 (the </w:t>
+      </w:r>
+      <w:proofErr w:type="spellStart"/>
+      <w:r>
+        <w:t>CRM+Marketing</w:t>
+      </w:r>
+      <w:proofErr w:type="spellEnd"/>
+      <w:r>
+        <w:t xml:space="preserve"> result), Right table = novatech_support_tickets.csv, Join type: Left join, </w:t>
+      </w:r>
+      <w:proofErr w:type="gramStart"/>
+      <w:r>
+        <w:t>Join</w:t>
+      </w:r>
+      <w:proofErr w:type="gramEnd"/>
+      <w:r>
+        <w:t xml:space="preserve"> keys: account_id.1 (the CRM-originated column from Join 1) = </w:t>
+      </w:r>
+      <w:proofErr w:type="spellStart"/>
+      <w:r>
+        <w:t>account_id</w:t>
+      </w:r>
+      <w:proofErr w:type="spellEnd"/>
+      <w:r>
+        <w:t xml:space="preserve"> (Support Tickets' own).</w:t>
       </w:r>
     </w:p>
     <w:p>
@@ -4191,7 +6560,29 @@
           <w:sz w:val="18"/>
           <w:szCs w:val="18"/>
         </w:rPr>
-        <w:t>Fig. 39 — Join 2 correctly configured: Left table = Join 1, Right table = Support Tickets, keys account_id.1 = account_id.</w:t>
+        <w:t xml:space="preserve">Fig. 39 — Join 2 correctly configured: Left table = Join 1, Right table = Support Tickets, keys account_id.1 = </w:t>
+      </w:r>
+      <w:proofErr w:type="spellStart"/>
+      <w:r>
+        <w:rPr>
+          <w:i/>
+          <w:iCs/>
+          <w:color w:val="555555"/>
+          <w:sz w:val="18"/>
+          <w:szCs w:val="18"/>
+        </w:rPr>
+        <w:t>account_id</w:t>
+      </w:r>
+      <w:proofErr w:type="spellEnd"/>
+      <w:r>
+        <w:rPr>
+          <w:i/>
+          <w:iCs/>
+          <w:color w:val="555555"/>
+          <w:sz w:val="18"/>
+          <w:szCs w:val="18"/>
+        </w:rPr>
+        <w:t>.</w:t>
       </w:r>
     </w:p>
     <w:p>
@@ -4272,11 +6663,27 @@
         <w:spacing w:after="80"/>
       </w:pPr>
       <w:r>
-        <w:t xml:space="preserve">5. Navigated to Data → Datasets, opened NovaTech Unified Account Dataset. Dataset detail page confirms: 63 columns (all fields from CRM, Marketing, and Support combined, including the three calculated fields), and under Refresh: "63420 rows imported (100% success)" — an exact match with the pandas join-strategy simulation computed ahead of time, confirming </w:t>
+        <w:t xml:space="preserve">5. Navigated to Data → Datasets, opened </w:t>
+      </w:r>
+      <w:proofErr w:type="spellStart"/>
+      <w:r>
+        <w:t>NovaTech</w:t>
+      </w:r>
+      <w:proofErr w:type="spellEnd"/>
+      <w:r>
+        <w:t xml:space="preserve"> Unified Account Dataset. Dataset detail page confirms: 63 columns (all fields from CRM, Marketing, and Support combined, including the three calculated fields), and under Refresh: "63420 rows imported (100% success)" — an exact match with the pandas join-strategy simulation computed ahead of time, confirming </w:t>
       </w:r>
       <w:r>
         <w:lastRenderedPageBreak/>
-        <w:t>the join was built correctly. The Sources panel lists all three underlying CSVs, confirming this is genuinely a 3-way join and not an accidental 2-way one.</w:t>
+        <w:t xml:space="preserve">the join was built correctly. The Sources panel lists all three underlying CSVs, confirming this is genuinely a 3-way </w:t>
+      </w:r>
+      <w:proofErr w:type="gramStart"/>
+      <w:r>
+        <w:t>join</w:t>
+      </w:r>
+      <w:proofErr w:type="gramEnd"/>
+      <w:r>
+        <w:t xml:space="preserve"> and not an accidental 2-way one.</w:t>
       </w:r>
     </w:p>
     <w:p>
@@ -4353,7 +6760,23 @@
           <w:b/>
           <w:bCs/>
         </w:rPr>
-        <w:t>Task #6 (unified joined dataset) is now complete — the row count matched the pre-computed pandas simulation exactly (63,420).</w:t>
+        <w:t xml:space="preserve">Task #6 (unified joined dataset) is now complete — the row count matched the pre-computed </w:t>
+      </w:r>
+      <w:proofErr w:type="gramStart"/>
+      <w:r>
+        <w:rPr>
+          <w:b/>
+          <w:bCs/>
+        </w:rPr>
+        <w:t>pandas</w:t>
+      </w:r>
+      <w:proofErr w:type="gramEnd"/>
+      <w:r>
+        <w:rPr>
+          <w:b/>
+          <w:bCs/>
+        </w:rPr>
+        <w:t xml:space="preserve"> simulation exactly (63,420).</w:t>
       </w:r>
     </w:p>
     <w:p>
@@ -4368,7 +6791,13 @@
       </w:pPr>
       <w:r>
         <w:lastRenderedPageBreak/>
-        <w:t>Appendix — Verification Log (full table)</w:t>
+        <w:t xml:space="preserve">Appendix </w:t>
+      </w:r>
+      <w:r>
+        <w:t>-</w:t>
+      </w:r>
+      <w:r>
+        <w:t xml:space="preserve"> Verification Log (full table)</w:t>
       </w:r>
     </w:p>
     <w:p>
@@ -4376,7 +6805,16 @@
         <w:spacing w:after="140"/>
       </w:pPr>
       <w:r>
-        <w:t>Minimum requirement: at least 6 entries covering all three knowledge bases. Result: 6/6, all Matches.</w:t>
+        <w:t>6 entries covering all three knowledge bases. Result: 6/6, all Matches.</w:t>
+      </w:r>
+    </w:p>
+    <w:p>
+      <w:pPr>
+        <w:pStyle w:val="berschrift1"/>
+        <w:spacing w:before="360" w:after="160"/>
+      </w:pPr>
+      <w:r>
+        <w:t>Verification Log (full table)</w:t>
       </w:r>
     </w:p>
     <w:tbl>
@@ -4397,13 +6835,13 @@
         <w:tblLook w:val="0000" w:firstRow="0" w:lastRow="0" w:firstColumn="0" w:lastColumn="0" w:noHBand="0" w:noVBand="0"/>
       </w:tblPr>
       <w:tblGrid>
-        <w:gridCol w:w="453"/>
-        <w:gridCol w:w="1718"/>
-        <w:gridCol w:w="2357"/>
-        <w:gridCol w:w="1715"/>
-        <w:gridCol w:w="1714"/>
+        <w:gridCol w:w="452"/>
+        <w:gridCol w:w="1716"/>
+        <w:gridCol w:w="2355"/>
+        <w:gridCol w:w="1713"/>
+        <w:gridCol w:w="1712"/>
         <w:gridCol w:w="790"/>
-        <w:gridCol w:w="1333"/>
+        <w:gridCol w:w="1342"/>
       </w:tblGrid>
       <w:tr>
         <w:tc>
@@ -4607,12 +7045,21 @@
             </w:tcMar>
           </w:tcPr>
           <w:p>
+            <w:proofErr w:type="spellStart"/>
             <w:r>
               <w:rPr>
                 <w:sz w:val="17"/>
                 <w:szCs w:val="17"/>
               </w:rPr>
-              <w:t>NovaTech CRM Deals</w:t>
+              <w:t>NovaTech</w:t>
+            </w:r>
+            <w:proofErr w:type="spellEnd"/>
+            <w:r>
+              <w:rPr>
+                <w:sz w:val="17"/>
+                <w:szCs w:val="17"/>
+              </w:rPr>
+              <w:t xml:space="preserve"> CRM Deals</w:t>
             </w:r>
           </w:p>
         </w:tc>
@@ -4647,12 +7094,27 @@
             </w:tcMar>
           </w:tcPr>
           <w:p>
+            <w:pPr>
+              <w:rPr>
+                <w:sz w:val="17"/>
+                <w:szCs w:val="17"/>
+              </w:rPr>
+            </w:pPr>
             <w:r>
               <w:rPr>
                 <w:sz w:val="17"/>
                 <w:szCs w:val="17"/>
               </w:rPr>
-              <w:t>499 total deals — 315 Won, 184 Lost</w:t>
+              <w:t xml:space="preserve">499 total deals </w:t>
+            </w:r>
+          </w:p>
+          <w:p>
+            <w:r>
+              <w:rPr>
+                <w:sz w:val="17"/>
+                <w:szCs w:val="17"/>
+              </w:rPr>
+              <w:t>315 Won, 184 Lost</w:t>
             </w:r>
           </w:p>
         </w:tc>
@@ -4749,12 +7211,21 @@
             </w:tcMar>
           </w:tcPr>
           <w:p>
+            <w:proofErr w:type="spellStart"/>
             <w:r>
               <w:rPr>
                 <w:sz w:val="17"/>
                 <w:szCs w:val="17"/>
               </w:rPr>
-              <w:t>NovaTech CRM Deals</w:t>
+              <w:t>NovaTech</w:t>
+            </w:r>
+            <w:proofErr w:type="spellEnd"/>
+            <w:r>
+              <w:rPr>
+                <w:sz w:val="17"/>
+                <w:szCs w:val="17"/>
+              </w:rPr>
+              <w:t xml:space="preserve"> CRM Deals</w:t>
             </w:r>
           </w:p>
         </w:tc>
@@ -4774,7 +7245,23 @@
                 <w:sz w:val="17"/>
                 <w:szCs w:val="17"/>
               </w:rPr>
-              <w:t>What date range does the CRM deals data cover, and how many unique accounts are there?</w:t>
+              <w:t xml:space="preserve">What date range does the CRM </w:t>
+            </w:r>
+            <w:proofErr w:type="gramStart"/>
+            <w:r>
+              <w:rPr>
+                <w:sz w:val="17"/>
+                <w:szCs w:val="17"/>
+              </w:rPr>
+              <w:t>deals</w:t>
+            </w:r>
+            <w:proofErr w:type="gramEnd"/>
+            <w:r>
+              <w:rPr>
+                <w:sz w:val="17"/>
+                <w:szCs w:val="17"/>
+              </w:rPr>
+              <w:t xml:space="preserve"> data cover, and how many unique accounts are there?</w:t>
             </w:r>
           </w:p>
         </w:tc>
@@ -4794,7 +7281,39 @@
                 <w:sz w:val="17"/>
                 <w:szCs w:val="17"/>
               </w:rPr>
-              <w:t>2023-06-17 to 2025-01-25; 85 unique accounts</w:t>
+              <w:t>Deal Created: Jun 17</w:t>
+            </w:r>
+            <w:proofErr w:type="gramStart"/>
+            <w:r>
+              <w:rPr>
+                <w:sz w:val="17"/>
+                <w:szCs w:val="17"/>
+              </w:rPr>
+              <w:t xml:space="preserve"> 2023</w:t>
+            </w:r>
+            <w:proofErr w:type="gramEnd"/>
+            <w:r>
+              <w:rPr>
+                <w:sz w:val="17"/>
+                <w:szCs w:val="17"/>
+              </w:rPr>
+              <w:t xml:space="preserve"> → Deal Closed: Jan 25</w:t>
+            </w:r>
+            <w:proofErr w:type="gramStart"/>
+            <w:r>
+              <w:rPr>
+                <w:sz w:val="17"/>
+                <w:szCs w:val="17"/>
+              </w:rPr>
+              <w:t xml:space="preserve"> 2025</w:t>
+            </w:r>
+            <w:proofErr w:type="gramEnd"/>
+            <w:r>
+              <w:rPr>
+                <w:sz w:val="17"/>
+                <w:szCs w:val="17"/>
+              </w:rPr>
+              <w:t>; 85 unique accounts</w:t>
             </w:r>
           </w:p>
         </w:tc>
@@ -4814,7 +7333,39 @@
                 <w:sz w:val="17"/>
                 <w:szCs w:val="17"/>
               </w:rPr>
-              <w:t>Deal Created: Jun 17 2023 → Jan 25 2025; 85 unique accounts</w:t>
+              <w:t>Deal Created: Jun 17</w:t>
+            </w:r>
+            <w:proofErr w:type="gramStart"/>
+            <w:r>
+              <w:rPr>
+                <w:sz w:val="17"/>
+                <w:szCs w:val="17"/>
+              </w:rPr>
+              <w:t xml:space="preserve"> 2023</w:t>
+            </w:r>
+            <w:proofErr w:type="gramEnd"/>
+            <w:r>
+              <w:rPr>
+                <w:sz w:val="17"/>
+                <w:szCs w:val="17"/>
+              </w:rPr>
+              <w:t xml:space="preserve"> → Deal Closed: Jan 25</w:t>
+            </w:r>
+            <w:proofErr w:type="gramStart"/>
+            <w:r>
+              <w:rPr>
+                <w:sz w:val="17"/>
+                <w:szCs w:val="17"/>
+              </w:rPr>
+              <w:t xml:space="preserve"> 2025</w:t>
+            </w:r>
+            <w:proofErr w:type="gramEnd"/>
+            <w:r>
+              <w:rPr>
+                <w:sz w:val="17"/>
+                <w:szCs w:val="17"/>
+              </w:rPr>
+              <w:t>; 85 unique accounts</w:t>
             </w:r>
           </w:p>
         </w:tc>
@@ -4854,7 +7405,14 @@
                 <w:sz w:val="17"/>
                 <w:szCs w:val="17"/>
               </w:rPr>
-              <w:t>Exact match.</w:t>
+              <w:t xml:space="preserve">Exact match. </w:t>
+            </w:r>
+            <w:r>
+              <w:rPr>
+                <w:sz w:val="17"/>
+                <w:szCs w:val="17"/>
+              </w:rPr>
+              <w:t>Deal Created range and 85 unique accounts confirmed against the data dictionary; Deal Closed range isn't listed there, so it was verified directly against the CSV</w:t>
             </w:r>
           </w:p>
         </w:tc>
@@ -4891,12 +7449,21 @@
             </w:tcMar>
           </w:tcPr>
           <w:p>
+            <w:proofErr w:type="spellStart"/>
             <w:r>
               <w:rPr>
                 <w:sz w:val="17"/>
                 <w:szCs w:val="17"/>
               </w:rPr>
-              <w:t>NovaTech Marketing Campaigns</w:t>
+              <w:t>NovaTech</w:t>
+            </w:r>
+            <w:proofErr w:type="spellEnd"/>
+            <w:r>
+              <w:rPr>
+                <w:sz w:val="17"/>
+                <w:szCs w:val="17"/>
+              </w:rPr>
+              <w:t xml:space="preserve"> Marketing Campaigns</w:t>
             </w:r>
           </w:p>
         </w:tc>
@@ -5033,12 +7600,21 @@
             </w:tcMar>
           </w:tcPr>
           <w:p>
+            <w:proofErr w:type="spellStart"/>
             <w:r>
               <w:rPr>
                 <w:sz w:val="17"/>
                 <w:szCs w:val="17"/>
               </w:rPr>
-              <w:t>NovaTech Marketing Campaigns</w:t>
+              <w:t>NovaTech</w:t>
+            </w:r>
+            <w:proofErr w:type="spellEnd"/>
+            <w:r>
+              <w:rPr>
+                <w:sz w:val="17"/>
+                <w:szCs w:val="17"/>
+              </w:rPr>
+              <w:t xml:space="preserve"> Marketing Campaigns</w:t>
             </w:r>
           </w:p>
         </w:tc>
@@ -5058,7 +7634,23 @@
                 <w:sz w:val="17"/>
                 <w:szCs w:val="17"/>
               </w:rPr>
-              <w:t>How many rows in the marketing campaigns data have a missing or null annual_income value?</w:t>
+              <w:t xml:space="preserve">How many rows in the marketing campaigns data have a missing or null </w:t>
+            </w:r>
+            <w:proofErr w:type="spellStart"/>
+            <w:r>
+              <w:rPr>
+                <w:sz w:val="17"/>
+                <w:szCs w:val="17"/>
+              </w:rPr>
+              <w:t>annual_income</w:t>
+            </w:r>
+            <w:proofErr w:type="spellEnd"/>
+            <w:r>
+              <w:rPr>
+                <w:sz w:val="17"/>
+                <w:szCs w:val="17"/>
+              </w:rPr>
+              <w:t xml:space="preserve"> value?</w:t>
             </w:r>
           </w:p>
         </w:tc>
@@ -5138,7 +7730,7 @@
                 <w:sz w:val="17"/>
                 <w:szCs w:val="17"/>
               </w:rPr>
-              <w:t>Exact match.</w:t>
+              <w:t>Match.</w:t>
             </w:r>
           </w:p>
         </w:tc>
@@ -5175,12 +7767,21 @@
             </w:tcMar>
           </w:tcPr>
           <w:p>
+            <w:proofErr w:type="spellStart"/>
             <w:r>
               <w:rPr>
                 <w:sz w:val="17"/>
                 <w:szCs w:val="17"/>
               </w:rPr>
-              <w:t>NovaTech Support Tickets</w:t>
+              <w:t>NovaTech</w:t>
+            </w:r>
+            <w:proofErr w:type="spellEnd"/>
+            <w:r>
+              <w:rPr>
+                <w:sz w:val="17"/>
+                <w:szCs w:val="17"/>
+              </w:rPr>
+              <w:t xml:space="preserve"> Support Tickets</w:t>
             </w:r>
           </w:p>
         </w:tc>
@@ -5235,12 +7836,21 @@
             </w:tcMar>
           </w:tcPr>
           <w:p>
+            <w:proofErr w:type="gramStart"/>
             <w:r>
               <w:rPr>
                 <w:sz w:val="17"/>
                 <w:szCs w:val="17"/>
               </w:rPr>
-              <w:t>3,000 total. Low 1,500 (50%), Medium 1,050 (35%), High 400 (13.3%), Critical 50 (1.7%)</w:t>
+              <w:t>3,000</w:t>
+            </w:r>
+            <w:proofErr w:type="gramEnd"/>
+            <w:r>
+              <w:rPr>
+                <w:sz w:val="17"/>
+                <w:szCs w:val="17"/>
+              </w:rPr>
+              <w:t xml:space="preserve"> total. Low 1,500 (50%), Medium 1,050 (35%), High 400 (13.3%), Critical 50 (1.7%)</w:t>
             </w:r>
           </w:p>
         </w:tc>
@@ -5317,12 +7927,21 @@
             </w:tcMar>
           </w:tcPr>
           <w:p>
+            <w:proofErr w:type="spellStart"/>
             <w:r>
               <w:rPr>
                 <w:sz w:val="17"/>
                 <w:szCs w:val="17"/>
               </w:rPr>
-              <w:t>NovaTech Support Tickets</w:t>
+              <w:t>NovaTech</w:t>
+            </w:r>
+            <w:proofErr w:type="spellEnd"/>
+            <w:r>
+              <w:rPr>
+                <w:sz w:val="17"/>
+                <w:szCs w:val="17"/>
+              </w:rPr>
+              <w:t xml:space="preserve"> Support Tickets</w:t>
             </w:r>
           </w:p>
         </w:tc>
@@ -5342,7 +7961,23 @@
                 <w:sz w:val="17"/>
                 <w:szCs w:val="17"/>
               </w:rPr>
-              <w:t>How many support tickets have a null or missing ticket_resolved_date (still unresolved)?</w:t>
+              <w:t xml:space="preserve">How many support tickets have a null or missing </w:t>
+            </w:r>
+            <w:proofErr w:type="spellStart"/>
+            <w:r>
+              <w:rPr>
+                <w:sz w:val="17"/>
+                <w:szCs w:val="17"/>
+              </w:rPr>
+              <w:t>ticket_resolved_date</w:t>
+            </w:r>
+            <w:proofErr w:type="spellEnd"/>
+            <w:r>
+              <w:rPr>
+                <w:sz w:val="17"/>
+                <w:szCs w:val="17"/>
+              </w:rPr>
+              <w:t xml:space="preserve"> (still unresolved)?</w:t>
             </w:r>
           </w:p>
         </w:tc>
@@ -5437,12 +8072,38 @@
       <w:pPr>
         <w:spacing w:after="140"/>
       </w:pPr>
-      <w:r>
-        <w:rPr>
-          <w:i/>
-          <w:iCs/>
-        </w:rPr>
-        <w:t>Cross-Check: Total row count of the CRM Deals dataset (entry #1). Chat said 499 total deals. QuickSight's dataset detail page for the student's own uploaded novatech_crm_deals.csv shows "499 rows imported (100% success)" under Refresh. Consistent — exact match.</w:t>
+    </w:p>
+    <w:p>
+      <w:pPr>
+        <w:spacing w:after="140"/>
+      </w:pPr>
+    </w:p>
+    <w:p>
+      <w:pPr>
+        <w:spacing w:after="140"/>
+      </w:pPr>
+      <w:r>
+        <w:rPr>
+          <w:i/>
+          <w:iCs/>
+        </w:rPr>
+        <w:t xml:space="preserve">Cross-Check: Total row count of the CRM Deals dataset (entry #1). Chat said 499 total deals. </w:t>
+      </w:r>
+      <w:proofErr w:type="spellStart"/>
+      <w:r>
+        <w:rPr>
+          <w:i/>
+          <w:iCs/>
+        </w:rPr>
+        <w:t>QuickSight's</w:t>
+      </w:r>
+      <w:proofErr w:type="spellEnd"/>
+      <w:r>
+        <w:rPr>
+          <w:i/>
+          <w:iCs/>
+        </w:rPr>
+        <w:t xml:space="preserve"> dataset detail page for the student's own uploaded novatech_crm_deals.csv shows "499 rows imported (100% success)" under Refresh. Consistent — exact match.</w:t>
       </w:r>
     </w:p>
     <w:sectPr>
@@ -6331,6 +8992,7 @@
   </w:style>
   <w:style w:type="paragraph" w:styleId="berschrift1">
     <w:name w:val="heading 1"/>
+    <w:link w:val="berschrift1Zchn"/>
     <w:uiPriority w:val="9"/>
     <w:qFormat/>
     <w:pPr>
@@ -6635,6 +9297,26 @@
     <w:rPr>
       <w:kern w:val="2"/>
       <w14:ligatures w14:val="standardContextual"/>
+    </w:rPr>
+  </w:style>
+  <w:style w:type="paragraph" w:customStyle="1" w:styleId="Normal">
+    <w:name w:val="Normal"/>
+    <w:basedOn w:val="Standard"/>
+    <w:rPr>
+      <w:kern w:val="2"/>
+      <w14:ligatures w14:val="standardContextual"/>
+    </w:rPr>
+  </w:style>
+  <w:style w:type="character" w:customStyle="1" w:styleId="berschrift1Zchn">
+    <w:name w:val="Überschrift 1 Zchn"/>
+    <w:basedOn w:val="Absatz-Standardschriftart"/>
+    <w:link w:val="berschrift1"/>
+    <w:uiPriority w:val="9"/>
+    <w:rsid w:val="000A2755"/>
+    <w:rPr>
+      <w:color w:val="2E74B5"/>
+      <w:sz w:val="32"/>
+      <w:szCs w:val="32"/>
     </w:rPr>
   </w:style>
 </w:styles>

--- a/delivery/02_Data_transformation/NovaTech_Data_Preparation_Steps.docx
+++ b/delivery/02_Data_transformation/NovaTech_Data_Preparation_Steps.docx
@@ -50,38 +50,11 @@
     </w:p>
     <w:p>
       <w:pPr>
-        <w:pStyle w:val="Normal"/>
+        <w:pStyle w:val="Standard2"/>
         <w:spacing w:after="140"/>
       </w:pPr>
       <w:r>
-        <w:t>This document logs, in order, every step taken to</w:t>
-      </w:r>
-      <w:r>
-        <w:t xml:space="preserve"> prepare data which is the second step of the project, what</w:t>
-      </w:r>
-      <w:r>
-        <w:t xml:space="preserve"> was clicked, which option was chosen, and why. Screenshots are included where relevant. The full Verification Log table</w:t>
-      </w:r>
-      <w:r>
-        <w:t>,</w:t>
-      </w:r>
-      <w:r>
-        <w:t xml:space="preserve"> also </w:t>
-      </w:r>
-      <w:r>
-        <w:t>submitted in the Step 1</w:t>
-      </w:r>
-      <w:r>
-        <w:t xml:space="preserve"> </w:t>
-      </w:r>
-      <w:r>
-        <w:t>folder</w:t>
-      </w:r>
-      <w:r>
-        <w:t>, appears at the end</w:t>
-      </w:r>
-      <w:r>
-        <w:t>.</w:t>
+        <w:t>This document logs, in order, every step taken to prepare data which is the second step of the project, what was clicked, which option was chosen, and why. Screenshots are included where relevant. The full Verification Log table, also submitted in the Step 1 folder, appears at the end.</w:t>
       </w:r>
     </w:p>
     <w:p>
@@ -90,13 +63,7 @@
         <w:spacing w:before="360" w:after="160"/>
       </w:pPr>
       <w:r>
-        <w:t xml:space="preserve">Step 0 </w:t>
-      </w:r>
-      <w:r>
-        <w:t xml:space="preserve">- </w:t>
-      </w:r>
-      <w:r>
-        <w:t>Read the reference materials</w:t>
+        <w:t>Step 0 - Read the reference materials</w:t>
       </w:r>
     </w:p>
     <w:p>
@@ -112,22 +79,7 @@
         <w:spacing w:after="80"/>
       </w:pPr>
       <w:r>
-        <w:t xml:space="preserve">2. Opened Lesson Resources → Download and </w:t>
-      </w:r>
-      <w:r>
-        <w:t>download Project-Starter-Resources.zip.</w:t>
-      </w:r>
-      <w:r>
-        <w:t xml:space="preserve"> </w:t>
-      </w:r>
-      <w:r>
-        <w:t>I</w:t>
-      </w:r>
-      <w:r>
-        <w:t>t contains the 3 starter CSVs, the data dictionary, Sarah Chen's dashboard requirements brief, the company background brief, and the two log templates.</w:t>
-      </w:r>
-      <w:r>
-        <w:t xml:space="preserve"> Based on the information from Sarah Chen, the datasets are the following:</w:t>
+        <w:t>2. Opened Lesson Resources → Download and download Project-Starter-Resources.zip. It contains the 3 starter CSVs, the data dictionary, Sarah Chen's dashboard requirements brief, the company background brief, and the two log templates. Based on the information from Sarah Chen, the datasets are the following:</w:t>
       </w:r>
     </w:p>
     <w:p>
@@ -493,10 +445,7 @@
         <w:spacing w:after="80"/>
       </w:pPr>
       <w:r>
-        <w:t xml:space="preserve">3. </w:t>
-      </w:r>
-      <w:r>
-        <w:t xml:space="preserve">Read the Data Dictionary (field definitions, expected row counts: CRM 499, Marketing 2,240, Support 3,000; shared join key </w:t>
+        <w:t xml:space="preserve">3. Read the Data Dictionary (field definitions, expected row counts: CRM 499, Marketing 2,240, Support 3,000; shared join key </w:t>
       </w:r>
       <w:proofErr w:type="spellStart"/>
       <w:r>
@@ -653,13 +602,7 @@
       </w:pPr>
       <w:r>
         <w:lastRenderedPageBreak/>
-        <w:t xml:space="preserve">Step 1 </w:t>
-      </w:r>
-      <w:r>
-        <w:t>-</w:t>
-      </w:r>
-      <w:r>
-        <w:t xml:space="preserve"> Open the AWS lab environment</w:t>
+        <w:t>Step 1 - Open the AWS lab environment</w:t>
       </w:r>
     </w:p>
     <w:p>
@@ -675,13 +618,7 @@
       </w:r>
       <w:proofErr w:type="spellEnd"/>
       <w:r>
-        <w:t>-provided, pre-configured AWS account for the lab (no personal AWS account needed)</w:t>
-      </w:r>
-      <w:r>
-        <w:t>,</w:t>
-      </w:r>
-      <w:r>
-        <w:t xml:space="preserve"> it has a $25 budget cap and session time limits.</w:t>
+        <w:t>-provided, pre-configured AWS account for the lab (no personal AWS account needed), it has a $25 budget cap and session time limits.</w:t>
       </w:r>
     </w:p>
     <w:p>
@@ -706,13 +643,7 @@
         <w:spacing w:before="360" w:after="160"/>
       </w:pPr>
       <w:r>
-        <w:t xml:space="preserve">Step 2 </w:t>
-      </w:r>
-      <w:r>
-        <w:t>-</w:t>
-      </w:r>
-      <w:r>
-        <w:t xml:space="preserve"> Finding the pre-indexed knowledge bases</w:t>
+        <w:t>Step 2 - Finding the pre-indexed knowledge bases</w:t>
       </w:r>
     </w:p>
     <w:p>
@@ -744,13 +675,7 @@
         <w:spacing w:after="80"/>
       </w:pPr>
       <w:r>
-        <w:t>3. The Knowledge Bases tab was empty. In this lab's Amazon Quick setup, the instructor's pre-indexed sources are exposed as regular Datasets, not separate "Knowledge Base" objects</w:t>
-      </w:r>
-      <w:r>
-        <w:t>,</w:t>
-      </w:r>
-      <w:r>
-        <w:t xml:space="preserve"> this matches the Environment Setup page: "Locate the pre-indexed knowledge bases under Datasets and in Quick Chat."</w:t>
+        <w:t>3. The Knowledge Bases tab was empty. In this lab's Amazon Quick setup, the instructor's pre-indexed sources are exposed as regular Datasets, not separate "Knowledge Base" objects, this matches the Environment Setup page: "Locate the pre-indexed knowledge bases under Datasets and in Quick Chat."</w:t>
       </w:r>
     </w:p>
     <w:p>
@@ -758,64 +683,15 @@
         <w:spacing w:after="80"/>
       </w:pPr>
       <w:r>
-        <w:t xml:space="preserve">4. On the Datasets tab (page 2, since this is a shared/reused </w:t>
-      </w:r>
-      <w:proofErr w:type="spellStart"/>
-      <w:r>
-        <w:t>Vocareum</w:t>
-      </w:r>
-      <w:proofErr w:type="spellEnd"/>
-      <w:r>
-        <w:t xml:space="preserve"> lab account with prior activity), found the actual instructor-provided sources: novatech_crm_deals.csv, novatech_support_tickets.csv, novatech_marketing_campaigns.csv — all owned by "Others", created 6 months ago. These are treated as the "pre-indexed knowledge bases — created by the instructor, do not modify."</w:t>
-      </w:r>
-    </w:p>
-    <w:p>
-      <w:pPr>
-        <w:spacing w:after="140"/>
-      </w:pPr>
-      <w:r>
-        <w:rPr>
-          <w:i/>
-          <w:iCs/>
-          <w:color w:val="555555"/>
-        </w:rPr>
-        <w:t xml:space="preserve">Also </w:t>
+        <w:t xml:space="preserve">4. On the Datasets tab the actual instructor-provided sources were found: novatech_crm_deals.csv, novatech_support_tickets.csv, novatech_marketing_campaigns.csv all owned by "Others", created 6 months ago. These are treated as the "pre-indexed knowledge </w:t>
       </w:r>
       <w:proofErr w:type="gramStart"/>
       <w:r>
-        <w:rPr>
-          <w:i/>
-          <w:iCs/>
-          <w:color w:val="555555"/>
-        </w:rPr>
-        <w:t>present, and</w:t>
+        <w:t>bases ,</w:t>
       </w:r>
       <w:proofErr w:type="gramEnd"/>
       <w:r>
-        <w:rPr>
-          <w:i/>
-          <w:iCs/>
-          <w:color w:val="555555"/>
-        </w:rPr>
-        <w:t xml:space="preserve"> deliberately ignored: same-named datasets owned by "Me" from 10 days ago, plus a pre-built "</w:t>
-      </w:r>
-      <w:proofErr w:type="spellStart"/>
-      <w:r>
-        <w:rPr>
-          <w:i/>
-          <w:iCs/>
-          <w:color w:val="555555"/>
-        </w:rPr>
-        <w:t>NovaTech</w:t>
-      </w:r>
-      <w:proofErr w:type="spellEnd"/>
-      <w:r>
-        <w:rPr>
-          <w:i/>
-          <w:iCs/>
-          <w:color w:val="555555"/>
-        </w:rPr>
-        <w:t xml:space="preserve"> Unified Account-Level Dataset" and "Account Risk Summary" owned by "Others" — leftovers from someone else's earlier pass through this shared lab. This project's own deliverables are built from a fresh upload of the starter CSVs instead of reusing them.</w:t>
+        <w:t xml:space="preserve"> created by the instructor.</w:t>
       </w:r>
     </w:p>
     <w:p>
@@ -840,207 +716,6 @@
             <wp:extent cx="5715000" cy="1000125"/>
             <wp:effectExtent l="0" t="0" r="0" b="0"/>
             <wp:docPr id="1" name="Grafik 1"/>
-            <wp:cNvGraphicFramePr>
-              <a:graphicFrameLocks xmlns:a="http://schemas.openxmlformats.org/drawingml/2006/main" noChangeAspect="1"/>
-            </wp:cNvGraphicFramePr>
-            <a:graphic xmlns:a="http://schemas.openxmlformats.org/drawingml/2006/main">
-              <a:graphicData uri="http://schemas.openxmlformats.org/drawingml/2006/picture">
-                <pic:pic xmlns:pic="http://schemas.openxmlformats.org/drawingml/2006/picture">
-                  <pic:nvPicPr>
-                    <pic:cNvPr id="0" name=""/>
-                    <pic:cNvPicPr>
-                      <a:picLocks noChangeAspect="1" noChangeArrowheads="1"/>
-                    </pic:cNvPicPr>
-                  </pic:nvPicPr>
-                  <pic:blipFill>
-                    <a:blip r:embed="rId5"/>
-                    <a:srcRect/>
-                    <a:stretch>
-                      <a:fillRect/>
-                    </a:stretch>
-                  </pic:blipFill>
-                  <pic:spPr bwMode="auto">
-                    <a:xfrm>
-                      <a:off x="0" y="0"/>
-                      <a:ext cx="5715000" cy="1000125"/>
-                    </a:xfrm>
-                    <a:prstGeom prst="rect">
-                      <a:avLst/>
-                    </a:prstGeom>
-                  </pic:spPr>
-                </pic:pic>
-              </a:graphicData>
-            </a:graphic>
-          </wp:inline>
-        </w:drawing>
-      </w:r>
-    </w:p>
-    <w:p>
-      <w:pPr>
-        <w:spacing w:after="200"/>
-        <w:jc w:val="center"/>
-      </w:pPr>
-      <w:r>
-        <w:rPr>
-          <w:i/>
-          <w:iCs/>
-          <w:color w:val="555555"/>
-          <w:sz w:val="18"/>
-          <w:szCs w:val="18"/>
-        </w:rPr>
-        <w:t xml:space="preserve">Fig. </w:t>
-      </w:r>
-      <w:proofErr w:type="gramStart"/>
-      <w:r>
-        <w:rPr>
-          <w:i/>
-          <w:iCs/>
-          <w:color w:val="555555"/>
-          <w:sz w:val="18"/>
-          <w:szCs w:val="18"/>
-        </w:rPr>
-        <w:t>1 — "</w:t>
-      </w:r>
-      <w:proofErr w:type="gramEnd"/>
-      <w:r>
-        <w:rPr>
-          <w:i/>
-          <w:iCs/>
-          <w:color w:val="555555"/>
-          <w:sz w:val="18"/>
-          <w:szCs w:val="18"/>
-        </w:rPr>
-        <w:t xml:space="preserve">Add Quick assets" picker, Datasets tab, page 2: all three </w:t>
-      </w:r>
-      <w:proofErr w:type="gramStart"/>
-      <w:r>
-        <w:rPr>
-          <w:i/>
-          <w:iCs/>
-          <w:color w:val="555555"/>
-          <w:sz w:val="18"/>
-          <w:szCs w:val="18"/>
-        </w:rPr>
-        <w:t>instructor</w:t>
-      </w:r>
-      <w:proofErr w:type="gramEnd"/>
-      <w:r>
-        <w:rPr>
-          <w:i/>
-          <w:iCs/>
-          <w:color w:val="555555"/>
-          <w:sz w:val="18"/>
-          <w:szCs w:val="18"/>
-        </w:rPr>
-        <w:t xml:space="preserve"> novatech_*.csv datasets (owned by "Others", 6 months old) checked before clicking Save.</w:t>
-      </w:r>
-    </w:p>
-    <w:p>
-      <w:pPr>
-        <w:pStyle w:val="berschrift1"/>
-        <w:spacing w:before="360" w:after="160"/>
-      </w:pPr>
-      <w:r>
-        <w:t>Step 3 — Verify the knowledge bases (Verification Log)</w:t>
-      </w:r>
-    </w:p>
-    <w:p>
-      <w:pPr>
-        <w:spacing w:after="140"/>
-      </w:pPr>
-      <w:r>
-        <w:t>Asked 6 questions — 2 per knowledge base — each chosen because the correct answer was already known from the data dictionary (cross-checked against the raw CSVs with pandas beforehand), so Q's answer could be objectively marked Match / No Match rather than just judged as "sounds plausible." Question mix was deliberately varied: row counts, category breakdowns, date ranges, null counts.</w:t>
-      </w:r>
-    </w:p>
-    <w:p>
-      <w:pPr>
-        <w:pStyle w:val="berschrift2"/>
-        <w:spacing w:before="240" w:after="120"/>
-      </w:pPr>
-      <w:r>
-        <w:t>CRM Deals</w:t>
-      </w:r>
-    </w:p>
-    <w:p>
-      <w:pPr>
-        <w:spacing w:before="120" w:after="60"/>
-        <w:jc w:val="center"/>
-      </w:pPr>
-      <w:r>
-        <w:rPr>
-          <w:noProof/>
-        </w:rPr>
-        <w:lastRenderedPageBreak/>
-        <w:drawing>
-          <wp:inline distT="0" distB="0" distL="0" distR="0" wp14:anchorId="52CFAF21" wp14:editId="047E78E8">
-            <wp:extent cx="5715000" cy="2562225"/>
-            <wp:effectExtent l="0" t="0" r="0" b="0"/>
-            <wp:docPr id="606034446" name="Grafik 606034446"/>
-            <wp:cNvGraphicFramePr>
-              <a:graphicFrameLocks xmlns:a="http://schemas.openxmlformats.org/drawingml/2006/main" noChangeAspect="1"/>
-            </wp:cNvGraphicFramePr>
-            <a:graphic xmlns:a="http://schemas.openxmlformats.org/drawingml/2006/main">
-              <a:graphicData uri="http://schemas.openxmlformats.org/drawingml/2006/picture">
-                <pic:pic xmlns:pic="http://schemas.openxmlformats.org/drawingml/2006/picture">
-                  <pic:nvPicPr>
-                    <pic:cNvPr id="0" name=""/>
-                    <pic:cNvPicPr>
-                      <a:picLocks noChangeAspect="1" noChangeArrowheads="1"/>
-                    </pic:cNvPicPr>
-                  </pic:nvPicPr>
-                  <pic:blipFill>
-                    <a:blip r:embed="rId6"/>
-                    <a:srcRect/>
-                    <a:stretch>
-                      <a:fillRect/>
-                    </a:stretch>
-                  </pic:blipFill>
-                  <pic:spPr bwMode="auto">
-                    <a:xfrm>
-                      <a:off x="0" y="0"/>
-                      <a:ext cx="5715000" cy="2562225"/>
-                    </a:xfrm>
-                    <a:prstGeom prst="rect">
-                      <a:avLst/>
-                    </a:prstGeom>
-                  </pic:spPr>
-                </pic:pic>
-              </a:graphicData>
-            </a:graphic>
-          </wp:inline>
-        </w:drawing>
-      </w:r>
-    </w:p>
-    <w:p>
-      <w:pPr>
-        <w:spacing w:after="200"/>
-        <w:jc w:val="center"/>
-      </w:pPr>
-      <w:r>
-        <w:rPr>
-          <w:i/>
-          <w:iCs/>
-          <w:color w:val="555555"/>
-          <w:sz w:val="18"/>
-          <w:szCs w:val="18"/>
-        </w:rPr>
-        <w:t>Fig. 2 — Q1: total deals + Won/Lost breakdown. Match: 499 total, 315 Won (63.1%), 184 Lost (36.9%).</w:t>
-      </w:r>
-    </w:p>
-    <w:p>
-      <w:pPr>
-        <w:spacing w:before="120" w:after="60"/>
-        <w:jc w:val="center"/>
-      </w:pPr>
-      <w:r>
-        <w:rPr>
-          <w:noProof/>
-        </w:rPr>
-        <w:drawing>
-          <wp:inline distT="0" distB="0" distL="0" distR="0" wp14:anchorId="02F10FB0" wp14:editId="74F37746">
-            <wp:extent cx="5715000" cy="2867025"/>
-            <wp:effectExtent l="0" t="0" r="0" b="0"/>
-            <wp:docPr id="1065054218" name="Grafik 1065054218"/>
             <wp:cNvGraphicFramePr>
               <a:graphicFrameLocks xmlns:a="http://schemas.openxmlformats.org/drawingml/2006/main" noChangeAspect="1"/>
             </wp:cNvGraphicFramePr>
@@ -1063,7 +738,7 @@
                   <pic:spPr bwMode="auto">
                     <a:xfrm>
                       <a:off x="0" y="0"/>
-                      <a:ext cx="5715000" cy="2867025"/>
+                      <a:ext cx="5715000" cy="1000125"/>
                     </a:xfrm>
                     <a:prstGeom prst="rect">
                       <a:avLst/>
@@ -1089,7 +764,7 @@
           <w:sz w:val="18"/>
           <w:szCs w:val="18"/>
         </w:rPr>
-        <w:t>Fig. 3 — Q2: date range + unique accounts. Match: Jun 17</w:t>
+        <w:t xml:space="preserve">Fig. </w:t>
       </w:r>
       <w:proofErr w:type="gramStart"/>
       <w:r>
@@ -1100,7 +775,7 @@
           <w:sz w:val="18"/>
           <w:szCs w:val="18"/>
         </w:rPr>
-        <w:t xml:space="preserve"> 2023</w:t>
+        <w:t>1 — "</w:t>
       </w:r>
       <w:proofErr w:type="gramEnd"/>
       <w:r>
@@ -1111,7 +786,7 @@
           <w:sz w:val="18"/>
           <w:szCs w:val="18"/>
         </w:rPr>
-        <w:t xml:space="preserve"> → Jan 25</w:t>
+        <w:t xml:space="preserve">Add Quick assets" picker, Datasets tab, page 2: all three </w:t>
       </w:r>
       <w:proofErr w:type="gramStart"/>
       <w:r>
@@ -1122,7 +797,7 @@
           <w:sz w:val="18"/>
           <w:szCs w:val="18"/>
         </w:rPr>
-        <w:t xml:space="preserve"> 2025</w:t>
+        <w:t>instructor</w:t>
       </w:r>
       <w:proofErr w:type="gramEnd"/>
       <w:r>
@@ -1133,8 +808,80 @@
           <w:sz w:val="18"/>
           <w:szCs w:val="18"/>
         </w:rPr>
-        <w:t>, 85 unique accounts.</w:t>
-      </w:r>
+        <w:t xml:space="preserve"> novatech_*.csv datasets (owned by "Others", 6 months old) checked before clicking Save.</w:t>
+      </w:r>
+    </w:p>
+    <w:p>
+      <w:pPr>
+        <w:pStyle w:val="berschrift1"/>
+        <w:spacing w:before="360" w:after="160"/>
+      </w:pPr>
+      <w:r>
+        <w:t>Step 3 - Verify the knowledge bases (Verification Log)</w:t>
+      </w:r>
+    </w:p>
+    <w:p>
+      <w:pPr>
+        <w:spacing w:after="140"/>
+      </w:pPr>
+      <w:r>
+        <w:t>Asked 6 questions, 2 per knowledge base, each chosen because the correct answer was already known from the data dictionary (cross-checked against the raw CSVs with pandas beforehand), so Q's answer could be objectively marked Match / No Match rather than just judged as "sounds plausible." Question mix was deliberately varied: row counts, category breakdowns, date ranges, null counts.</w:t>
+      </w:r>
+    </w:p>
+    <w:p>
+      <w:pPr>
+        <w:spacing w:after="140"/>
+      </w:pPr>
+    </w:p>
+    <w:p>
+      <w:pPr>
+        <w:spacing w:after="140"/>
+      </w:pPr>
+    </w:p>
+    <w:p>
+      <w:pPr>
+        <w:spacing w:after="140"/>
+      </w:pPr>
+    </w:p>
+    <w:p>
+      <w:pPr>
+        <w:spacing w:after="140"/>
+      </w:pPr>
+    </w:p>
+    <w:p>
+      <w:pPr>
+        <w:spacing w:after="140"/>
+      </w:pPr>
+    </w:p>
+    <w:p>
+      <w:pPr>
+        <w:spacing w:after="140"/>
+      </w:pPr>
+    </w:p>
+    <w:p>
+      <w:pPr>
+        <w:spacing w:after="140"/>
+      </w:pPr>
+    </w:p>
+    <w:p>
+      <w:pPr>
+        <w:spacing w:after="140"/>
+      </w:pPr>
+    </w:p>
+    <w:p>
+      <w:pPr>
+        <w:spacing w:after="140"/>
+      </w:pPr>
+    </w:p>
+    <w:p>
+      <w:pPr>
+        <w:spacing w:after="140"/>
+      </w:pPr>
+    </w:p>
+    <w:p>
+      <w:pPr>
+        <w:spacing w:after="140"/>
+      </w:pPr>
     </w:p>
     <w:p>
       <w:pPr>
@@ -1142,7 +889,8 @@
         <w:spacing w:before="240" w:after="120"/>
       </w:pPr>
       <w:r>
-        <w:t>Marketing Campaigns</w:t>
+        <w:lastRenderedPageBreak/>
+        <w:t>CRM Deals</w:t>
       </w:r>
     </w:p>
     <w:p>
@@ -1155,10 +903,10 @@
           <w:noProof/>
         </w:rPr>
         <w:drawing>
-          <wp:inline distT="0" distB="0" distL="0" distR="0" wp14:anchorId="3B33BC4E" wp14:editId="4ACBE144">
-            <wp:extent cx="5715000" cy="2143125"/>
+          <wp:inline distT="0" distB="0" distL="0" distR="0" wp14:anchorId="52CFAF21" wp14:editId="047E78E8">
+            <wp:extent cx="5715000" cy="2562225"/>
             <wp:effectExtent l="0" t="0" r="0" b="0"/>
-            <wp:docPr id="359698098" name="Grafik 359698098"/>
+            <wp:docPr id="606034446" name="Grafik 606034446"/>
             <wp:cNvGraphicFramePr>
               <a:graphicFrameLocks xmlns:a="http://schemas.openxmlformats.org/drawingml/2006/main" noChangeAspect="1"/>
             </wp:cNvGraphicFramePr>
@@ -1181,7 +929,7 @@
                   <pic:spPr bwMode="auto">
                     <a:xfrm>
                       <a:off x="0" y="0"/>
-                      <a:ext cx="5715000" cy="2143125"/>
+                      <a:ext cx="5715000" cy="2562225"/>
                     </a:xfrm>
                     <a:prstGeom prst="rect">
                       <a:avLst/>
@@ -1207,7 +955,7 @@
           <w:sz w:val="18"/>
           <w:szCs w:val="18"/>
         </w:rPr>
-        <w:t>Fig. 4 — Q3: row count + response rate. Match: 2,240 rows, 27.19% response rate.</w:t>
+        <w:t>Fig. 2 — Q1: total deals + Won/Lost breakdown. Match: 499 total, 315 Won (63.1%), 184 Lost (36.9%).</w:t>
       </w:r>
     </w:p>
     <w:p>
@@ -1219,12 +967,11 @@
         <w:rPr>
           <w:noProof/>
         </w:rPr>
-        <w:lastRenderedPageBreak/>
         <w:drawing>
-          <wp:inline distT="0" distB="0" distL="0" distR="0" wp14:anchorId="0A8DBAE2" wp14:editId="7A472705">
-            <wp:extent cx="5715000" cy="1314450"/>
+          <wp:inline distT="0" distB="0" distL="0" distR="0" wp14:anchorId="02F10FB0" wp14:editId="74F37746">
+            <wp:extent cx="5715000" cy="2867025"/>
             <wp:effectExtent l="0" t="0" r="0" b="0"/>
-            <wp:docPr id="390138425" name="Grafik 390138425"/>
+            <wp:docPr id="1065054218" name="Grafik 1065054218"/>
             <wp:cNvGraphicFramePr>
               <a:graphicFrameLocks xmlns:a="http://schemas.openxmlformats.org/drawingml/2006/main" noChangeAspect="1"/>
             </wp:cNvGraphicFramePr>
@@ -1247,7 +994,7 @@
                   <pic:spPr bwMode="auto">
                     <a:xfrm>
                       <a:off x="0" y="0"/>
-                      <a:ext cx="5715000" cy="1314450"/>
+                      <a:ext cx="5715000" cy="2867025"/>
                     </a:xfrm>
                     <a:prstGeom prst="rect">
                       <a:avLst/>
@@ -1273,29 +1020,51 @@
           <w:sz w:val="18"/>
           <w:szCs w:val="18"/>
         </w:rPr>
-        <w:t xml:space="preserve">Fig. 5 — Q4: null count on </w:t>
-      </w:r>
-      <w:proofErr w:type="spellStart"/>
-      <w:r>
-        <w:rPr>
-          <w:i/>
-          <w:iCs/>
-          <w:color w:val="555555"/>
-          <w:sz w:val="18"/>
-          <w:szCs w:val="18"/>
-        </w:rPr>
-        <w:t>annual_income</w:t>
-      </w:r>
-      <w:proofErr w:type="spellEnd"/>
-      <w:r>
-        <w:rPr>
-          <w:i/>
-          <w:iCs/>
-          <w:color w:val="555555"/>
-          <w:sz w:val="18"/>
-          <w:szCs w:val="18"/>
-        </w:rPr>
-        <w:t>. Match: 24 rows, 1.07%.</w:t>
+        <w:t>Fig. 3 — Q2: date range + unique accounts. Match: Jun 17</w:t>
+      </w:r>
+      <w:proofErr w:type="gramStart"/>
+      <w:r>
+        <w:rPr>
+          <w:i/>
+          <w:iCs/>
+          <w:color w:val="555555"/>
+          <w:sz w:val="18"/>
+          <w:szCs w:val="18"/>
+        </w:rPr>
+        <w:t xml:space="preserve"> 2023</w:t>
+      </w:r>
+      <w:proofErr w:type="gramEnd"/>
+      <w:r>
+        <w:rPr>
+          <w:i/>
+          <w:iCs/>
+          <w:color w:val="555555"/>
+          <w:sz w:val="18"/>
+          <w:szCs w:val="18"/>
+        </w:rPr>
+        <w:t xml:space="preserve"> → Jan 25</w:t>
+      </w:r>
+      <w:proofErr w:type="gramStart"/>
+      <w:r>
+        <w:rPr>
+          <w:i/>
+          <w:iCs/>
+          <w:color w:val="555555"/>
+          <w:sz w:val="18"/>
+          <w:szCs w:val="18"/>
+        </w:rPr>
+        <w:t xml:space="preserve"> 2025</w:t>
+      </w:r>
+      <w:proofErr w:type="gramEnd"/>
+      <w:r>
+        <w:rPr>
+          <w:i/>
+          <w:iCs/>
+          <w:color w:val="555555"/>
+          <w:sz w:val="18"/>
+          <w:szCs w:val="18"/>
+        </w:rPr>
+        <w:t>, 85 unique accounts and extra closed day information</w:t>
       </w:r>
     </w:p>
     <w:p>
@@ -1303,8 +1072,51 @@
         <w:pStyle w:val="berschrift2"/>
         <w:spacing w:before="240" w:after="120"/>
       </w:pPr>
-      <w:r>
-        <w:t>Support Tickets</w:t>
+    </w:p>
+    <w:p>
+      <w:pPr>
+        <w:pStyle w:val="berschrift2"/>
+        <w:spacing w:before="240" w:after="120"/>
+      </w:pPr>
+    </w:p>
+    <w:p>
+      <w:pPr>
+        <w:pStyle w:val="berschrift2"/>
+        <w:spacing w:before="240" w:after="120"/>
+      </w:pPr>
+    </w:p>
+    <w:p>
+      <w:pPr>
+        <w:pStyle w:val="berschrift2"/>
+        <w:spacing w:before="240" w:after="120"/>
+      </w:pPr>
+    </w:p>
+    <w:p>
+      <w:pPr>
+        <w:pStyle w:val="berschrift2"/>
+        <w:spacing w:before="240" w:after="120"/>
+      </w:pPr>
+    </w:p>
+    <w:p>
+      <w:pPr>
+        <w:pStyle w:val="berschrift2"/>
+        <w:spacing w:before="240" w:after="120"/>
+      </w:pPr>
+    </w:p>
+    <w:p>
+      <w:pPr>
+        <w:pStyle w:val="berschrift2"/>
+        <w:spacing w:before="240" w:after="120"/>
+      </w:pPr>
+    </w:p>
+    <w:p>
+      <w:pPr>
+        <w:pStyle w:val="berschrift2"/>
+        <w:spacing w:before="240" w:after="120"/>
+      </w:pPr>
+      <w:r>
+        <w:lastRenderedPageBreak/>
+        <w:t>Marketing Campaigns</w:t>
       </w:r>
     </w:p>
     <w:p>
@@ -1317,10 +1129,10 @@
           <w:noProof/>
         </w:rPr>
         <w:drawing>
-          <wp:inline distT="0" distB="0" distL="0" distR="0" wp14:anchorId="16B0F07E" wp14:editId="1D06C70D">
-            <wp:extent cx="5715000" cy="3686175"/>
+          <wp:inline distT="0" distB="0" distL="0" distR="0" wp14:anchorId="3B33BC4E" wp14:editId="4ACBE144">
+            <wp:extent cx="5715000" cy="2143125"/>
             <wp:effectExtent l="0" t="0" r="0" b="0"/>
-            <wp:docPr id="755335473" name="Grafik 755335473"/>
+            <wp:docPr id="359698098" name="Grafik 359698098"/>
             <wp:cNvGraphicFramePr>
               <a:graphicFrameLocks xmlns:a="http://schemas.openxmlformats.org/drawingml/2006/main" noChangeAspect="1"/>
             </wp:cNvGraphicFramePr>
@@ -1343,7 +1155,7 @@
                   <pic:spPr bwMode="auto">
                     <a:xfrm>
                       <a:off x="0" y="0"/>
-                      <a:ext cx="5715000" cy="3686175"/>
+                      <a:ext cx="5715000" cy="2143125"/>
                     </a:xfrm>
                     <a:prstGeom prst="rect">
                       <a:avLst/>
@@ -1369,7 +1181,7 @@
           <w:sz w:val="18"/>
           <w:szCs w:val="18"/>
         </w:rPr>
-        <w:t>Fig. 6 — Q5: total tickets + priority breakdown. Match: 3,000 total; Low 1,500 / Medium 1,050 / High 400 / Critical 50.</w:t>
+        <w:t>Fig. 4 — Q3: row count + response rate. Match: 2,240 rows, 27.19% response rate.</w:t>
       </w:r>
     </w:p>
     <w:p>
@@ -1382,10 +1194,10 @@
           <w:noProof/>
         </w:rPr>
         <w:drawing>
-          <wp:inline distT="0" distB="0" distL="0" distR="0" wp14:anchorId="280EF6D2" wp14:editId="611F9980">
-            <wp:extent cx="5715000" cy="1838325"/>
+          <wp:inline distT="0" distB="0" distL="0" distR="0" wp14:anchorId="0A8DBAE2" wp14:editId="7A472705">
+            <wp:extent cx="5715000" cy="1314450"/>
             <wp:effectExtent l="0" t="0" r="0" b="0"/>
-            <wp:docPr id="936206825" name="Grafik 936206825"/>
+            <wp:docPr id="390138425" name="Grafik 390138425"/>
             <wp:cNvGraphicFramePr>
               <a:graphicFrameLocks xmlns:a="http://schemas.openxmlformats.org/drawingml/2006/main" noChangeAspect="1"/>
             </wp:cNvGraphicFramePr>
@@ -1408,7 +1220,7 @@
                   <pic:spPr bwMode="auto">
                     <a:xfrm>
                       <a:off x="0" y="0"/>
-                      <a:ext cx="5715000" cy="1838325"/>
+                      <a:ext cx="5715000" cy="1314450"/>
                     </a:xfrm>
                     <a:prstGeom prst="rect">
                       <a:avLst/>
@@ -1434,99 +1246,38 @@
           <w:sz w:val="18"/>
           <w:szCs w:val="18"/>
         </w:rPr>
-        <w:t xml:space="preserve">Fig. 7 — Q6: null count on </w:t>
-      </w:r>
-      <w:proofErr w:type="spellStart"/>
-      <w:r>
-        <w:rPr>
-          <w:i/>
-          <w:iCs/>
-          <w:color w:val="555555"/>
-          <w:sz w:val="18"/>
-          <w:szCs w:val="18"/>
-        </w:rPr>
-        <w:t>ticket_resolved_date</w:t>
-      </w:r>
-      <w:proofErr w:type="spellEnd"/>
-      <w:r>
-        <w:rPr>
-          <w:i/>
-          <w:iCs/>
-          <w:color w:val="555555"/>
-          <w:sz w:val="18"/>
-          <w:szCs w:val="18"/>
-        </w:rPr>
-        <w:t>. Match: 59 rows, ~2%.</w:t>
-      </w:r>
-    </w:p>
-    <w:p>
-      <w:pPr>
-        <w:spacing w:after="140"/>
-      </w:pPr>
-      <w:r>
-        <w:rPr>
-          <w:b/>
-          <w:bCs/>
-        </w:rPr>
-        <w:t>Result: 6 / 6 Match — Q answered every checkable fact correctly across all three knowledge bases, including one bonus detail on Q1 (</w:t>
-      </w:r>
-      <w:proofErr w:type="spellStart"/>
-      <w:r>
-        <w:rPr>
-          <w:b/>
-          <w:bCs/>
-        </w:rPr>
-        <w:t>deal_closed_date</w:t>
-      </w:r>
-      <w:proofErr w:type="spellEnd"/>
-      <w:r>
-        <w:rPr>
-          <w:b/>
-          <w:bCs/>
-        </w:rPr>
-        <w:t xml:space="preserve"> range) that wasn't asked for but was accurate.</w:t>
-      </w:r>
-    </w:p>
-    <w:p>
-      <w:pPr>
-        <w:pStyle w:val="berschrift1"/>
-        <w:spacing w:before="360" w:after="160"/>
-      </w:pPr>
-      <w:r>
-        <w:lastRenderedPageBreak/>
-        <w:t>Step 4 — Upload own CRM Deals dataset + fix data types</w:t>
-      </w:r>
-    </w:p>
-    <w:p>
-      <w:pPr>
-        <w:spacing w:after="140"/>
-      </w:pPr>
-      <w:r>
-        <w:t xml:space="preserve">This is where the student's own submission begins: instead of reusing the instructor's 6-month-old </w:t>
-      </w:r>
-      <w:proofErr w:type="gramStart"/>
-      <w:r>
-        <w:t>"Others"</w:t>
-      </w:r>
-      <w:proofErr w:type="gramEnd"/>
-      <w:r>
-        <w:t xml:space="preserve"> datasets or the leftover "Me" datasets from 10 days ago (see Step 2), a fresh copy of each starter CSV is uploaded and prepared from scratch.</w:t>
-      </w:r>
-    </w:p>
-    <w:p>
-      <w:pPr>
-        <w:spacing w:after="80"/>
-      </w:pPr>
-      <w:r>
-        <w:t>1. Went to Data → New dataset → Upload a file → selected novatech_crm_deals.csv.</w:t>
-      </w:r>
-    </w:p>
-    <w:p>
-      <w:pPr>
-        <w:spacing w:after="80"/>
-      </w:pPr>
-      <w:r>
-        <w:t>2. On the "Confirm file upload settings" dialog, clicked "Edit settings and prepare data" (not the default "Next") to land in the full data-prep editor before importing to SPICE.</w:t>
+        <w:t xml:space="preserve">Fig. 5 — Q4: null count on </w:t>
+      </w:r>
+      <w:proofErr w:type="spellStart"/>
+      <w:r>
+        <w:rPr>
+          <w:i/>
+          <w:iCs/>
+          <w:color w:val="555555"/>
+          <w:sz w:val="18"/>
+          <w:szCs w:val="18"/>
+        </w:rPr>
+        <w:t>annual_income</w:t>
+      </w:r>
+      <w:proofErr w:type="spellEnd"/>
+      <w:r>
+        <w:rPr>
+          <w:i/>
+          <w:iCs/>
+          <w:color w:val="555555"/>
+          <w:sz w:val="18"/>
+          <w:szCs w:val="18"/>
+        </w:rPr>
+        <w:t>. Match: 24 rows, 1.07%.</w:t>
+      </w:r>
+    </w:p>
+    <w:p>
+      <w:pPr>
+        <w:pStyle w:val="berschrift2"/>
+        <w:spacing w:before="240" w:after="120"/>
+      </w:pPr>
+      <w:r>
+        <w:t>Support Tickets</w:t>
       </w:r>
     </w:p>
     <w:p>
@@ -1539,10 +1290,10 @@
           <w:noProof/>
         </w:rPr>
         <w:drawing>
-          <wp:inline distT="0" distB="0" distL="0" distR="0" wp14:anchorId="14509AB8" wp14:editId="734C48CD">
-            <wp:extent cx="5715000" cy="4162425"/>
+          <wp:inline distT="0" distB="0" distL="0" distR="0" wp14:anchorId="16B0F07E" wp14:editId="1D06C70D">
+            <wp:extent cx="5715000" cy="3686175"/>
             <wp:effectExtent l="0" t="0" r="0" b="0"/>
-            <wp:docPr id="882607165" name="Grafik 882607165"/>
+            <wp:docPr id="755335473" name="Grafik 755335473"/>
             <wp:cNvGraphicFramePr>
               <a:graphicFrameLocks xmlns:a="http://schemas.openxmlformats.org/drawingml/2006/main" noChangeAspect="1"/>
             </wp:cNvGraphicFramePr>
@@ -1565,7 +1316,7 @@
                   <pic:spPr bwMode="auto">
                     <a:xfrm>
                       <a:off x="0" y="0"/>
-                      <a:ext cx="5715000" cy="4162425"/>
+                      <a:ext cx="5715000" cy="3686175"/>
                     </a:xfrm>
                     <a:prstGeom prst="rect">
                       <a:avLst/>
@@ -1591,7 +1342,7 @@
           <w:sz w:val="18"/>
           <w:szCs w:val="18"/>
         </w:rPr>
-        <w:t>Fig. 8 — File-upload confirmation dialog, before entering the editor.</w:t>
+        <w:t>Fig. 6 — Q5: total tickets + priority breakdown. Match: 3,000 total; Low 1,500 / Medium 1,050 / High 400 / Critical 50.</w:t>
       </w:r>
     </w:p>
     <w:p>
@@ -1605,10 +1356,10 @@
         </w:rPr>
         <w:lastRenderedPageBreak/>
         <w:drawing>
-          <wp:inline distT="0" distB="0" distL="0" distR="0" wp14:anchorId="5091D702" wp14:editId="05F24F5B">
-            <wp:extent cx="5715000" cy="3362325"/>
+          <wp:inline distT="0" distB="0" distL="0" distR="0" wp14:anchorId="280EF6D2" wp14:editId="611F9980">
+            <wp:extent cx="5715000" cy="1838325"/>
             <wp:effectExtent l="0" t="0" r="0" b="0"/>
-            <wp:docPr id="948029386" name="Grafik 948029386"/>
+            <wp:docPr id="936206825" name="Grafik 936206825"/>
             <wp:cNvGraphicFramePr>
               <a:graphicFrameLocks xmlns:a="http://schemas.openxmlformats.org/drawingml/2006/main" noChangeAspect="1"/>
             </wp:cNvGraphicFramePr>
@@ -1631,7 +1382,7 @@
                   <pic:spPr bwMode="auto">
                     <a:xfrm>
                       <a:off x="0" y="0"/>
-                      <a:ext cx="5715000" cy="3362325"/>
+                      <a:ext cx="5715000" cy="1838325"/>
                     </a:xfrm>
                     <a:prstGeom prst="rect">
                       <a:avLst/>
@@ -1657,139 +1408,82 @@
           <w:sz w:val="18"/>
           <w:szCs w:val="18"/>
         </w:rPr>
-        <w:t xml:space="preserve">Fig. 9 — Data-prep editor just after entering, with </w:t>
-      </w:r>
-      <w:proofErr w:type="spellStart"/>
-      <w:r>
-        <w:rPr>
-          <w:i/>
-          <w:iCs/>
-          <w:color w:val="555555"/>
-          <w:sz w:val="18"/>
-          <w:szCs w:val="18"/>
-        </w:rPr>
-        <w:t>QuickSight's</w:t>
-      </w:r>
-      <w:proofErr w:type="spellEnd"/>
-      <w:r>
-        <w:rPr>
-          <w:i/>
-          <w:iCs/>
-          <w:color w:val="555555"/>
-          <w:sz w:val="18"/>
-          <w:szCs w:val="18"/>
-        </w:rPr>
-        <w:t xml:space="preserve"> initial auto-suggested type changes (</w:t>
-      </w:r>
-      <w:proofErr w:type="spellStart"/>
-      <w:r>
-        <w:rPr>
-          <w:i/>
-          <w:iCs/>
-          <w:color w:val="555555"/>
-          <w:sz w:val="18"/>
-          <w:szCs w:val="18"/>
-        </w:rPr>
-        <w:t>employee_count</w:t>
-      </w:r>
-      <w:proofErr w:type="spellEnd"/>
-      <w:r>
-        <w:rPr>
-          <w:i/>
-          <w:iCs/>
-          <w:color w:val="555555"/>
-          <w:sz w:val="18"/>
-          <w:szCs w:val="18"/>
-        </w:rPr>
-        <w:t xml:space="preserve">, </w:t>
-      </w:r>
-      <w:proofErr w:type="spellStart"/>
-      <w:r>
-        <w:rPr>
-          <w:i/>
-          <w:iCs/>
-          <w:color w:val="555555"/>
-          <w:sz w:val="18"/>
-          <w:szCs w:val="18"/>
-        </w:rPr>
-        <w:t>list_price</w:t>
-      </w:r>
-      <w:proofErr w:type="spellEnd"/>
-      <w:r>
-        <w:rPr>
-          <w:i/>
-          <w:iCs/>
-          <w:color w:val="555555"/>
-          <w:sz w:val="18"/>
-          <w:szCs w:val="18"/>
-        </w:rPr>
-        <w:t xml:space="preserve">, </w:t>
-      </w:r>
-      <w:proofErr w:type="spellStart"/>
-      <w:r>
-        <w:rPr>
-          <w:i/>
-          <w:iCs/>
-          <w:color w:val="555555"/>
-          <w:sz w:val="18"/>
-          <w:szCs w:val="18"/>
-        </w:rPr>
-        <w:t>deal_created_date</w:t>
-      </w:r>
-      <w:proofErr w:type="spellEnd"/>
-      <w:r>
-        <w:rPr>
-          <w:i/>
-          <w:iCs/>
-          <w:color w:val="555555"/>
-          <w:sz w:val="18"/>
-          <w:szCs w:val="18"/>
-        </w:rPr>
-        <w:t xml:space="preserve">, </w:t>
-      </w:r>
-      <w:proofErr w:type="spellStart"/>
-      <w:r>
-        <w:rPr>
-          <w:i/>
-          <w:iCs/>
-          <w:color w:val="555555"/>
-          <w:sz w:val="18"/>
-          <w:szCs w:val="18"/>
+        <w:t xml:space="preserve">Fig. 7 — Q6: null count on </w:t>
+      </w:r>
+      <w:proofErr w:type="spellStart"/>
+      <w:r>
+        <w:rPr>
+          <w:i/>
+          <w:iCs/>
+          <w:color w:val="555555"/>
+          <w:sz w:val="18"/>
+          <w:szCs w:val="18"/>
+        </w:rPr>
+        <w:t>ticket_resolved_date</w:t>
+      </w:r>
+      <w:proofErr w:type="spellEnd"/>
+      <w:r>
+        <w:rPr>
+          <w:i/>
+          <w:iCs/>
+          <w:color w:val="555555"/>
+          <w:sz w:val="18"/>
+          <w:szCs w:val="18"/>
+        </w:rPr>
+        <w:t>. Match: 59 rows, ~2%.</w:t>
+      </w:r>
+    </w:p>
+    <w:p>
+      <w:pPr>
+        <w:spacing w:after="140"/>
+      </w:pPr>
+      <w:r>
+        <w:rPr>
+          <w:b/>
+          <w:bCs/>
+        </w:rPr>
+        <w:t>Result: 6 / 6 Match — Q answered every checkable fact correctly across all three knowledge bases, including one bonus detail on Q1 (</w:t>
+      </w:r>
+      <w:proofErr w:type="spellStart"/>
+      <w:r>
+        <w:rPr>
+          <w:b/>
+          <w:bCs/>
         </w:rPr>
         <w:t>deal_closed_date</w:t>
       </w:r>
       <w:proofErr w:type="spellEnd"/>
       <w:r>
         <w:rPr>
-          <w:i/>
-          <w:iCs/>
-          <w:color w:val="555555"/>
-          <w:sz w:val="18"/>
-          <w:szCs w:val="18"/>
-        </w:rPr>
-        <w:t xml:space="preserve">, </w:t>
-      </w:r>
-      <w:proofErr w:type="spellStart"/>
-      <w:r>
-        <w:rPr>
-          <w:i/>
-          <w:iCs/>
-          <w:color w:val="555555"/>
-          <w:sz w:val="18"/>
-          <w:szCs w:val="18"/>
-        </w:rPr>
-        <w:t>deal_value</w:t>
-      </w:r>
-      <w:proofErr w:type="spellEnd"/>
-      <w:r>
-        <w:rPr>
-          <w:i/>
-          <w:iCs/>
-          <w:color w:val="555555"/>
-          <w:sz w:val="18"/>
-          <w:szCs w:val="18"/>
-        </w:rPr>
-        <w:t>).</w:t>
+          <w:b/>
+          <w:bCs/>
+        </w:rPr>
+        <w:t xml:space="preserve"> range) that wasn't asked for but was accurate.</w:t>
+      </w:r>
+    </w:p>
+    <w:p>
+      <w:pPr>
+        <w:pStyle w:val="berschrift1"/>
+        <w:spacing w:before="360" w:after="160"/>
+      </w:pPr>
+      <w:r>
+        <w:t>Step 4 - Upload own CRM Deals dataset + fix data types</w:t>
+      </w:r>
+    </w:p>
+    <w:p>
+      <w:pPr>
+        <w:spacing w:after="140"/>
+      </w:pPr>
+      <w:r>
+        <w:t xml:space="preserve">This is where my own submission begins: instead of reusing the instructor's 6-month-old </w:t>
+      </w:r>
+      <w:proofErr w:type="gramStart"/>
+      <w:r>
+        <w:t>"Others"</w:t>
+      </w:r>
+      <w:proofErr w:type="gramEnd"/>
+      <w:r>
+        <w:t xml:space="preserve"> datasets a fresh copy of each starter CSV is uploaded and prepared from scratch.</w:t>
       </w:r>
     </w:p>
     <w:p>
@@ -1797,126 +1491,15 @@
         <w:spacing w:after="80"/>
       </w:pPr>
       <w:r>
-        <w:t>3. Compared each suggested type against the data dictionary and corrected them:</w:t>
-      </w:r>
-    </w:p>
-    <w:p>
-      <w:pPr>
-        <w:pStyle w:val="Listenabsatz"/>
-        <w:numPr>
-          <w:ilvl w:val="0"/>
-          <w:numId w:val="1"/>
-        </w:numPr>
+        <w:t>1. Went to Data → New dataset → Upload a file → selected novatech_crm_deals.csv.</w:t>
+      </w:r>
+    </w:p>
+    <w:p>
+      <w:pPr>
         <w:spacing w:after="80"/>
       </w:pPr>
-      <w:proofErr w:type="spellStart"/>
-      <w:r>
-        <w:t>annual_revenue_usd</w:t>
-      </w:r>
-      <w:proofErr w:type="spellEnd"/>
-      <w:r>
-        <w:t>: String → Decimal (dictionary: Float, currency in millions USD)</w:t>
-      </w:r>
-    </w:p>
-    <w:p>
-      <w:pPr>
-        <w:pStyle w:val="Listenabsatz"/>
-        <w:numPr>
-          <w:ilvl w:val="0"/>
-          <w:numId w:val="1"/>
-        </w:numPr>
-        <w:spacing w:after="80"/>
-      </w:pPr>
-      <w:proofErr w:type="spellStart"/>
-      <w:r>
-        <w:t>employee_count</w:t>
-      </w:r>
-      <w:proofErr w:type="spellEnd"/>
-      <w:r>
-        <w:t>: String → Integer — already correct</w:t>
-      </w:r>
-    </w:p>
-    <w:p>
-      <w:pPr>
-        <w:pStyle w:val="Listenabsatz"/>
-        <w:numPr>
-          <w:ilvl w:val="0"/>
-          <w:numId w:val="1"/>
-        </w:numPr>
-        <w:spacing w:after="80"/>
-      </w:pPr>
-      <w:proofErr w:type="spellStart"/>
-      <w:r>
-        <w:t>list_price</w:t>
-      </w:r>
-      <w:proofErr w:type="spellEnd"/>
-      <w:r>
-        <w:t>: String → Integer — already correct</w:t>
-      </w:r>
-    </w:p>
-    <w:p>
-      <w:pPr>
-        <w:pStyle w:val="Listenabsatz"/>
-        <w:numPr>
-          <w:ilvl w:val="0"/>
-          <w:numId w:val="1"/>
-        </w:numPr>
-        <w:spacing w:after="80"/>
-      </w:pPr>
-      <w:proofErr w:type="spellStart"/>
-      <w:r>
-        <w:t>deal_created_date</w:t>
-      </w:r>
-      <w:proofErr w:type="spellEnd"/>
-      <w:r>
-        <w:t xml:space="preserve">, </w:t>
-      </w:r>
-      <w:proofErr w:type="spellStart"/>
-      <w:r>
-        <w:t>deal_closed_date</w:t>
-      </w:r>
-      <w:proofErr w:type="spellEnd"/>
-      <w:r>
-        <w:t xml:space="preserve">: String → Date, format </w:t>
-      </w:r>
-      <w:proofErr w:type="spellStart"/>
-      <w:r>
-        <w:t>yyyy</w:t>
-      </w:r>
-      <w:proofErr w:type="spellEnd"/>
-      <w:r>
-        <w:t>-MM-dd — already correct</w:t>
-      </w:r>
-    </w:p>
-    <w:p>
-      <w:pPr>
-        <w:pStyle w:val="Listenabsatz"/>
-        <w:numPr>
-          <w:ilvl w:val="0"/>
-          <w:numId w:val="1"/>
-        </w:numPr>
-        <w:spacing w:after="80"/>
-      </w:pPr>
-      <w:proofErr w:type="spellStart"/>
-      <w:r>
-        <w:t>deal_value</w:t>
-      </w:r>
-      <w:proofErr w:type="spellEnd"/>
-      <w:r>
-        <w:t>: originally auto-suggested as Integer — corrected to Decimal. Every value in this CSV happens to be a whole number, so Integer wouldn't have caused an error, but the data dictionary formally types it as Float (a currency/revenue amount), so Decimal matches the documented schema rather than this sample's coincidental shape.</w:t>
-      </w:r>
-    </w:p>
-    <w:p>
-      <w:pPr>
-        <w:pStyle w:val="Listenabsatz"/>
-        <w:numPr>
-          <w:ilvl w:val="0"/>
-          <w:numId w:val="1"/>
-        </w:numPr>
-        <w:spacing w:after="80"/>
-      </w:pPr>
-      <w:r>
-        <w:t>All other columns left as String — correct per data dictionary.</w:t>
+      <w:r>
+        <w:t>2. On the "Confirm file upload settings" dialog, clicked "Edit settings and prepare data" (not the default "Next") to land in the full data-prep editor before importing to SPICE.</w:t>
       </w:r>
     </w:p>
     <w:p>
@@ -1928,12 +1511,11 @@
         <w:rPr>
           <w:noProof/>
         </w:rPr>
-        <w:lastRenderedPageBreak/>
         <w:drawing>
-          <wp:inline distT="0" distB="0" distL="0" distR="0" wp14:anchorId="3BDB118D" wp14:editId="5E3D309A">
-            <wp:extent cx="5715000" cy="3400425"/>
+          <wp:inline distT="0" distB="0" distL="0" distR="0" wp14:anchorId="14509AB8" wp14:editId="734C48CD">
+            <wp:extent cx="5715000" cy="4162425"/>
             <wp:effectExtent l="0" t="0" r="0" b="0"/>
-            <wp:docPr id="1407433788" name="Grafik 1407433788"/>
+            <wp:docPr id="882607165" name="Grafik 882607165"/>
             <wp:cNvGraphicFramePr>
               <a:graphicFrameLocks xmlns:a="http://schemas.openxmlformats.org/drawingml/2006/main" noChangeAspect="1"/>
             </wp:cNvGraphicFramePr>
@@ -1956,7 +1538,7 @@
                   <pic:spPr bwMode="auto">
                     <a:xfrm>
                       <a:off x="0" y="0"/>
-                      <a:ext cx="5715000" cy="3400425"/>
+                      <a:ext cx="5715000" cy="4162425"/>
                     </a:xfrm>
                     <a:prstGeom prst="rect">
                       <a:avLst/>
@@ -1982,51 +1564,7 @@
           <w:sz w:val="18"/>
           <w:szCs w:val="18"/>
         </w:rPr>
-        <w:t xml:space="preserve">Fig. 10 — After fixing </w:t>
-      </w:r>
-      <w:proofErr w:type="spellStart"/>
-      <w:r>
-        <w:rPr>
-          <w:i/>
-          <w:iCs/>
-          <w:color w:val="555555"/>
-          <w:sz w:val="18"/>
-          <w:szCs w:val="18"/>
-        </w:rPr>
-        <w:t>annual_revenue_usd</w:t>
-      </w:r>
-      <w:proofErr w:type="spellEnd"/>
-      <w:r>
-        <w:rPr>
-          <w:i/>
-          <w:iCs/>
-          <w:color w:val="555555"/>
-          <w:sz w:val="18"/>
-          <w:szCs w:val="18"/>
-        </w:rPr>
-        <w:t xml:space="preserve"> to Decimal (</w:t>
-      </w:r>
-      <w:proofErr w:type="spellStart"/>
-      <w:r>
-        <w:rPr>
-          <w:i/>
-          <w:iCs/>
-          <w:color w:val="555555"/>
-          <w:sz w:val="18"/>
-          <w:szCs w:val="18"/>
-        </w:rPr>
-        <w:t>deal_value</w:t>
-      </w:r>
-      <w:proofErr w:type="spellEnd"/>
-      <w:r>
-        <w:rPr>
-          <w:i/>
-          <w:iCs/>
-          <w:color w:val="555555"/>
-          <w:sz w:val="18"/>
-          <w:szCs w:val="18"/>
-        </w:rPr>
-        <w:t xml:space="preserve"> still shows Integer at this point).</w:t>
+        <w:t>Fig. 8 — File-upload confirmation dialog, before entering the editor.</w:t>
       </w:r>
     </w:p>
     <w:p>
@@ -2038,11 +1576,12 @@
         <w:rPr>
           <w:noProof/>
         </w:rPr>
+        <w:lastRenderedPageBreak/>
         <w:drawing>
-          <wp:inline distT="0" distB="0" distL="0" distR="0" wp14:anchorId="6C7E70BD" wp14:editId="49B7F8F9">
-            <wp:extent cx="5686425" cy="4543425"/>
+          <wp:inline distT="0" distB="0" distL="0" distR="0" wp14:anchorId="5091D702" wp14:editId="05F24F5B">
+            <wp:extent cx="5715000" cy="3362325"/>
             <wp:effectExtent l="0" t="0" r="0" b="0"/>
-            <wp:docPr id="1315483730" name="Grafik 1315483730"/>
+            <wp:docPr id="948029386" name="Grafik 948029386"/>
             <wp:cNvGraphicFramePr>
               <a:graphicFrameLocks xmlns:a="http://schemas.openxmlformats.org/drawingml/2006/main" noChangeAspect="1"/>
             </wp:cNvGraphicFramePr>
@@ -2065,7 +1604,7 @@
                   <pic:spPr bwMode="auto">
                     <a:xfrm>
                       <a:off x="0" y="0"/>
-                      <a:ext cx="5686425" cy="4543425"/>
+                      <a:ext cx="5715000" cy="3362325"/>
                     </a:xfrm>
                     <a:prstGeom prst="rect">
                       <a:avLst/>
@@ -2091,7 +1630,95 @@
           <w:sz w:val="18"/>
           <w:szCs w:val="18"/>
         </w:rPr>
-        <w:t xml:space="preserve">Fig. 11 — Checked the date-format dialog for </w:t>
+        <w:t xml:space="preserve">Fig. 9 — Data-prep editor just after entering, with </w:t>
+      </w:r>
+      <w:proofErr w:type="spellStart"/>
+      <w:r>
+        <w:rPr>
+          <w:i/>
+          <w:iCs/>
+          <w:color w:val="555555"/>
+          <w:sz w:val="18"/>
+          <w:szCs w:val="18"/>
+        </w:rPr>
+        <w:t>QuickSight's</w:t>
+      </w:r>
+      <w:proofErr w:type="spellEnd"/>
+      <w:r>
+        <w:rPr>
+          <w:i/>
+          <w:iCs/>
+          <w:color w:val="555555"/>
+          <w:sz w:val="18"/>
+          <w:szCs w:val="18"/>
+        </w:rPr>
+        <w:t xml:space="preserve"> initial auto-suggested type changes (</w:t>
+      </w:r>
+      <w:proofErr w:type="spellStart"/>
+      <w:r>
+        <w:rPr>
+          <w:i/>
+          <w:iCs/>
+          <w:color w:val="555555"/>
+          <w:sz w:val="18"/>
+          <w:szCs w:val="18"/>
+        </w:rPr>
+        <w:t>employee_count</w:t>
+      </w:r>
+      <w:proofErr w:type="spellEnd"/>
+      <w:r>
+        <w:rPr>
+          <w:i/>
+          <w:iCs/>
+          <w:color w:val="555555"/>
+          <w:sz w:val="18"/>
+          <w:szCs w:val="18"/>
+        </w:rPr>
+        <w:t xml:space="preserve">, </w:t>
+      </w:r>
+      <w:proofErr w:type="spellStart"/>
+      <w:r>
+        <w:rPr>
+          <w:i/>
+          <w:iCs/>
+          <w:color w:val="555555"/>
+          <w:sz w:val="18"/>
+          <w:szCs w:val="18"/>
+        </w:rPr>
+        <w:t>list_price</w:t>
+      </w:r>
+      <w:proofErr w:type="spellEnd"/>
+      <w:r>
+        <w:rPr>
+          <w:i/>
+          <w:iCs/>
+          <w:color w:val="555555"/>
+          <w:sz w:val="18"/>
+          <w:szCs w:val="18"/>
+        </w:rPr>
+        <w:t xml:space="preserve">, </w:t>
+      </w:r>
+      <w:proofErr w:type="spellStart"/>
+      <w:r>
+        <w:rPr>
+          <w:i/>
+          <w:iCs/>
+          <w:color w:val="555555"/>
+          <w:sz w:val="18"/>
+          <w:szCs w:val="18"/>
+        </w:rPr>
+        <w:t>deal_created_date</w:t>
+      </w:r>
+      <w:proofErr w:type="spellEnd"/>
+      <w:r>
+        <w:rPr>
+          <w:i/>
+          <w:iCs/>
+          <w:color w:val="555555"/>
+          <w:sz w:val="18"/>
+          <w:szCs w:val="18"/>
+        </w:rPr>
+        <w:t xml:space="preserve">, </w:t>
       </w:r>
       <w:proofErr w:type="spellStart"/>
       <w:r>
@@ -2113,29 +1740,156 @@
           <w:sz w:val="18"/>
           <w:szCs w:val="18"/>
         </w:rPr>
-        <w:t xml:space="preserve">, confirmed </w:t>
-      </w:r>
-      <w:proofErr w:type="spellStart"/>
-      <w:r>
-        <w:rPr>
-          <w:i/>
-          <w:iCs/>
-          <w:color w:val="555555"/>
-          <w:sz w:val="18"/>
-          <w:szCs w:val="18"/>
-        </w:rPr>
+        <w:t xml:space="preserve">, </w:t>
+      </w:r>
+      <w:proofErr w:type="spellStart"/>
+      <w:r>
+        <w:rPr>
+          <w:i/>
+          <w:iCs/>
+          <w:color w:val="555555"/>
+          <w:sz w:val="18"/>
+          <w:szCs w:val="18"/>
+        </w:rPr>
+        <w:t>deal_value</w:t>
+      </w:r>
+      <w:proofErr w:type="spellEnd"/>
+      <w:r>
+        <w:rPr>
+          <w:i/>
+          <w:iCs/>
+          <w:color w:val="555555"/>
+          <w:sz w:val="18"/>
+          <w:szCs w:val="18"/>
+        </w:rPr>
+        <w:t>).</w:t>
+      </w:r>
+    </w:p>
+    <w:p>
+      <w:pPr>
+        <w:spacing w:after="80"/>
+      </w:pPr>
+      <w:r>
+        <w:t>3. Compared each suggested type against the data dictionary and corrected them:</w:t>
+      </w:r>
+    </w:p>
+    <w:p>
+      <w:pPr>
+        <w:pStyle w:val="Listenabsatz"/>
+        <w:numPr>
+          <w:ilvl w:val="0"/>
+          <w:numId w:val="1"/>
+        </w:numPr>
+        <w:spacing w:after="80"/>
+      </w:pPr>
+      <w:proofErr w:type="spellStart"/>
+      <w:r>
+        <w:t>annual_revenue_usd</w:t>
+      </w:r>
+      <w:proofErr w:type="spellEnd"/>
+      <w:r>
+        <w:t>: String → Decimal (dictionary: Float, currency in millions USD)</w:t>
+      </w:r>
+    </w:p>
+    <w:p>
+      <w:pPr>
+        <w:pStyle w:val="Listenabsatz"/>
+        <w:numPr>
+          <w:ilvl w:val="0"/>
+          <w:numId w:val="1"/>
+        </w:numPr>
+        <w:spacing w:after="80"/>
+      </w:pPr>
+      <w:proofErr w:type="spellStart"/>
+      <w:r>
+        <w:t>employee_count</w:t>
+      </w:r>
+      <w:proofErr w:type="spellEnd"/>
+      <w:r>
+        <w:t>: String → Integer — already correct</w:t>
+      </w:r>
+    </w:p>
+    <w:p>
+      <w:pPr>
+        <w:pStyle w:val="Listenabsatz"/>
+        <w:numPr>
+          <w:ilvl w:val="0"/>
+          <w:numId w:val="1"/>
+        </w:numPr>
+        <w:spacing w:after="80"/>
+      </w:pPr>
+      <w:proofErr w:type="spellStart"/>
+      <w:r>
+        <w:t>list_price</w:t>
+      </w:r>
+      <w:proofErr w:type="spellEnd"/>
+      <w:r>
+        <w:t>: String → Integer — already correct</w:t>
+      </w:r>
+    </w:p>
+    <w:p>
+      <w:pPr>
+        <w:pStyle w:val="Listenabsatz"/>
+        <w:numPr>
+          <w:ilvl w:val="0"/>
+          <w:numId w:val="1"/>
+        </w:numPr>
+        <w:spacing w:after="80"/>
+      </w:pPr>
+      <w:proofErr w:type="spellStart"/>
+      <w:r>
+        <w:t>deal_created_date</w:t>
+      </w:r>
+      <w:proofErr w:type="spellEnd"/>
+      <w:r>
+        <w:t xml:space="preserve">, </w:t>
+      </w:r>
+      <w:proofErr w:type="spellStart"/>
+      <w:r>
+        <w:t>deal_closed_date</w:t>
+      </w:r>
+      <w:proofErr w:type="spellEnd"/>
+      <w:r>
+        <w:t xml:space="preserve">: String → Date, format </w:t>
+      </w:r>
+      <w:proofErr w:type="spellStart"/>
+      <w:r>
         <w:t>yyyy</w:t>
       </w:r>
       <w:proofErr w:type="spellEnd"/>
       <w:r>
-        <w:rPr>
-          <w:i/>
-          <w:iCs/>
-          <w:color w:val="555555"/>
-          <w:sz w:val="18"/>
-          <w:szCs w:val="18"/>
-        </w:rPr>
-        <w:t>-MM-dd was already correct, cancelled without changes.</w:t>
+        <w:t>-MM-dd — already correct</w:t>
+      </w:r>
+    </w:p>
+    <w:p>
+      <w:pPr>
+        <w:pStyle w:val="Listenabsatz"/>
+        <w:numPr>
+          <w:ilvl w:val="0"/>
+          <w:numId w:val="1"/>
+        </w:numPr>
+        <w:spacing w:after="80"/>
+      </w:pPr>
+      <w:proofErr w:type="spellStart"/>
+      <w:r>
+        <w:t>deal_value</w:t>
+      </w:r>
+      <w:proofErr w:type="spellEnd"/>
+      <w:r>
+        <w:t>: originally auto-suggested as Integer — corrected to Decimal. Every value in this CSV happens to be a whole number, so Integer wouldn't have caused an error, but the data dictionary formally types it as Float (a currency/revenue amount), so decimal matches the documented schema rather than this sample's coincidental shape.</w:t>
+      </w:r>
+    </w:p>
+    <w:p>
+      <w:pPr>
+        <w:pStyle w:val="Listenabsatz"/>
+        <w:numPr>
+          <w:ilvl w:val="0"/>
+          <w:numId w:val="1"/>
+        </w:numPr>
+        <w:spacing w:after="80"/>
+      </w:pPr>
+      <w:r>
+        <w:t>All other columns left as String — correct per data dictionary.</w:t>
       </w:r>
     </w:p>
     <w:p>
@@ -2149,10 +1903,10 @@
         </w:rPr>
         <w:lastRenderedPageBreak/>
         <w:drawing>
-          <wp:inline distT="0" distB="0" distL="0" distR="0" wp14:anchorId="31D73B1B" wp14:editId="29033BB3">
-            <wp:extent cx="5715000" cy="3276600"/>
+          <wp:inline distT="0" distB="0" distL="0" distR="0" wp14:anchorId="3BDB118D" wp14:editId="5E3D309A">
+            <wp:extent cx="5715000" cy="3400425"/>
             <wp:effectExtent l="0" t="0" r="0" b="0"/>
-            <wp:docPr id="184885388" name="Grafik 184885388"/>
+            <wp:docPr id="1407433788" name="Grafik 1407433788"/>
             <wp:cNvGraphicFramePr>
               <a:graphicFrameLocks xmlns:a="http://schemas.openxmlformats.org/drawingml/2006/main" noChangeAspect="1"/>
             </wp:cNvGraphicFramePr>
@@ -2175,7 +1929,7 @@
                   <pic:spPr bwMode="auto">
                     <a:xfrm>
                       <a:off x="0" y="0"/>
-                      <a:ext cx="5715000" cy="3276600"/>
+                      <a:ext cx="5715000" cy="3400425"/>
                     </a:xfrm>
                     <a:prstGeom prst="rect">
                       <a:avLst/>
@@ -2201,7 +1955,29 @@
           <w:sz w:val="18"/>
           <w:szCs w:val="18"/>
         </w:rPr>
-        <w:t xml:space="preserve">Fig. 12 — Final state: all 6 changed columns correct, including </w:t>
+        <w:t xml:space="preserve">Fig. 10 — After fixing </w:t>
+      </w:r>
+      <w:proofErr w:type="spellStart"/>
+      <w:r>
+        <w:rPr>
+          <w:i/>
+          <w:iCs/>
+          <w:color w:val="555555"/>
+          <w:sz w:val="18"/>
+          <w:szCs w:val="18"/>
+        </w:rPr>
+        <w:t>annual_revenue_usd</w:t>
+      </w:r>
+      <w:proofErr w:type="spellEnd"/>
+      <w:r>
+        <w:rPr>
+          <w:i/>
+          <w:iCs/>
+          <w:color w:val="555555"/>
+          <w:sz w:val="18"/>
+          <w:szCs w:val="18"/>
+        </w:rPr>
+        <w:t xml:space="preserve"> to Decimal (</w:t>
       </w:r>
       <w:proofErr w:type="spellStart"/>
       <w:r>
@@ -2223,7 +1999,7 @@
           <w:sz w:val="18"/>
           <w:szCs w:val="18"/>
         </w:rPr>
-        <w:t xml:space="preserve"> now as Decimal.</w:t>
+        <w:t xml:space="preserve"> still shows Integer at this point).</w:t>
       </w:r>
     </w:p>
     <w:p>
@@ -2236,10 +2012,10 @@
           <w:noProof/>
         </w:rPr>
         <w:drawing>
-          <wp:inline distT="0" distB="0" distL="0" distR="0" wp14:anchorId="7C16010A" wp14:editId="7332D39E">
-            <wp:extent cx="5715000" cy="2828925"/>
+          <wp:inline distT="0" distB="0" distL="0" distR="0" wp14:anchorId="6C7E70BD" wp14:editId="49B7F8F9">
+            <wp:extent cx="5686425" cy="4543425"/>
             <wp:effectExtent l="0" t="0" r="0" b="0"/>
-            <wp:docPr id="1870068913" name="Grafik 1870068913"/>
+            <wp:docPr id="1315483730" name="Grafik 1315483730"/>
             <wp:cNvGraphicFramePr>
               <a:graphicFrameLocks xmlns:a="http://schemas.openxmlformats.org/drawingml/2006/main" noChangeAspect="1"/>
             </wp:cNvGraphicFramePr>
@@ -2262,7 +2038,7 @@
                   <pic:spPr bwMode="auto">
                     <a:xfrm>
                       <a:off x="0" y="0"/>
-                      <a:ext cx="5715000" cy="2828925"/>
+                      <a:ext cx="5686425" cy="4543425"/>
                     </a:xfrm>
                     <a:prstGeom prst="rect">
                       <a:avLst/>
@@ -2288,203 +2064,51 @@
           <w:sz w:val="18"/>
           <w:szCs w:val="18"/>
         </w:rPr>
-        <w:t>Fig. 13 — Preview tab confirming the corrected data renders sensibly.</w:t>
-      </w:r>
-    </w:p>
-    <w:p>
-      <w:pPr>
-        <w:pStyle w:val="berschrift1"/>
-        <w:spacing w:before="360" w:after="160"/>
-      </w:pPr>
-      <w:r>
-        <w:t xml:space="preserve">Step 5 — Calculated field: </w:t>
-      </w:r>
-      <w:proofErr w:type="spellStart"/>
-      <w:r>
-        <w:t>days_to_close</w:t>
-      </w:r>
-      <w:proofErr w:type="spellEnd"/>
-      <w:r>
-        <w:t xml:space="preserve"> (CRM)</w:t>
-      </w:r>
-    </w:p>
-    <w:p>
-      <w:pPr>
-        <w:spacing w:after="140"/>
-      </w:pPr>
-      <w:r>
-        <w:rPr>
-          <w:b/>
-          <w:bCs/>
-        </w:rPr>
-        <w:t>Why this metric, specifically — not an arbitrary choice:</w:t>
-      </w:r>
-    </w:p>
-    <w:p>
-      <w:pPr>
-        <w:pStyle w:val="Listenabsatz"/>
-        <w:numPr>
-          <w:ilvl w:val="0"/>
-          <w:numId w:val="1"/>
-        </w:numPr>
-        <w:spacing w:after="80"/>
-      </w:pPr>
-      <w:r>
-        <w:t xml:space="preserve">Sarah Chen's brief (Sales Pipeline view) asks for </w:t>
-      </w:r>
-      <w:proofErr w:type="gramStart"/>
-      <w:r>
-        <w:t>it</w:t>
-      </w:r>
-      <w:proofErr w:type="gramEnd"/>
-      <w:r>
-        <w:t xml:space="preserve"> verbatim: "Days to close — how long does it take us to close a deal from creation to close? Is that getting better or worse?"</w:t>
-      </w:r>
-    </w:p>
-    <w:p>
-      <w:pPr>
-        <w:pStyle w:val="Listenabsatz"/>
-        <w:numPr>
-          <w:ilvl w:val="0"/>
-          <w:numId w:val="1"/>
-        </w:numPr>
-        <w:spacing w:after="80"/>
-      </w:pPr>
-      <w:r>
-        <w:t xml:space="preserve">The data dictionary spells out the exact formula in its notes on </w:t>
-      </w:r>
-      <w:proofErr w:type="spellStart"/>
-      <w:r>
+        <w:t xml:space="preserve">Fig. 11 — Checked the date-format dialog for </w:t>
+      </w:r>
+      <w:proofErr w:type="spellStart"/>
+      <w:r>
+        <w:rPr>
+          <w:i/>
+          <w:iCs/>
+          <w:color w:val="555555"/>
+          <w:sz w:val="18"/>
+          <w:szCs w:val="18"/>
+        </w:rPr>
         <w:t>deal_closed_date</w:t>
       </w:r>
       <w:proofErr w:type="spellEnd"/>
       <w:r>
-        <w:t xml:space="preserve">: "Students can compute days-to-close as </w:t>
-      </w:r>
-      <w:proofErr w:type="spellStart"/>
-      <w:r>
-        <w:t>deal_closed_date</w:t>
-      </w:r>
-      <w:proofErr w:type="spellEnd"/>
-      <w:r>
-        <w:t xml:space="preserve"> − </w:t>
-      </w:r>
-      <w:proofErr w:type="spellStart"/>
-      <w:r>
-        <w:t>deal_created_date</w:t>
-      </w:r>
-      <w:proofErr w:type="spellEnd"/>
-      <w:r>
-        <w:t>."</w:t>
-      </w:r>
-    </w:p>
-    <w:p>
-      <w:pPr>
-        <w:pStyle w:val="Listenabsatz"/>
-        <w:numPr>
-          <w:ilvl w:val="0"/>
-          <w:numId w:val="1"/>
-        </w:numPr>
-        <w:spacing w:after="80"/>
-      </w:pPr>
-      <w:r>
-        <w:t>The rubric requires ≥2 calculated fields that derive a business metric the raw data doesn't already contain, and names days-to-close as the canonical CRM example.</w:t>
-      </w:r>
-    </w:p>
-    <w:p>
-      <w:pPr>
-        <w:spacing w:after="140"/>
-      </w:pPr>
-      <w:r>
-        <w:lastRenderedPageBreak/>
-        <w:t xml:space="preserve">None of the raw columns is "days to </w:t>
-      </w:r>
-      <w:proofErr w:type="gramStart"/>
-      <w:r>
-        <w:t>close" —</w:t>
-      </w:r>
-      <w:proofErr w:type="gramEnd"/>
-      <w:r>
-        <w:t xml:space="preserve"> it only exists once you subtract two dates, which is exactly what a calculated field is for.</w:t>
-      </w:r>
-    </w:p>
-    <w:p>
-      <w:pPr>
-        <w:spacing w:after="80"/>
-      </w:pPr>
-      <w:r>
-        <w:t>1. Clicked "Add calculated columns" in the left panel.</w:t>
-      </w:r>
-    </w:p>
-    <w:p>
-      <w:pPr>
-        <w:spacing w:after="80"/>
-      </w:pPr>
-      <w:r>
-        <w:t xml:space="preserve">2. Named the field </w:t>
-      </w:r>
-      <w:proofErr w:type="spellStart"/>
-      <w:r>
-        <w:t>days_to_close</w:t>
-      </w:r>
-      <w:proofErr w:type="spellEnd"/>
-      <w:r>
-        <w:t>.</w:t>
-      </w:r>
-    </w:p>
-    <w:p>
-      <w:pPr>
-        <w:spacing w:after="80"/>
-      </w:pPr>
-      <w:r>
-        <w:t xml:space="preserve">3. Formula: </w:t>
-      </w:r>
-      <w:proofErr w:type="spellStart"/>
-      <w:proofErr w:type="gramStart"/>
-      <w:r>
-        <w:t>dateDiff</w:t>
-      </w:r>
-      <w:proofErr w:type="spellEnd"/>
-      <w:r>
-        <w:t>({</w:t>
-      </w:r>
-      <w:proofErr w:type="spellStart"/>
-      <w:proofErr w:type="gramEnd"/>
-      <w:r>
-        <w:t>deal_created_</w:t>
-      </w:r>
-      <w:proofErr w:type="gramStart"/>
-      <w:r>
-        <w:t>date</w:t>
-      </w:r>
-      <w:proofErr w:type="spellEnd"/>
-      <w:r>
-        <w:t>}, {</w:t>
-      </w:r>
-      <w:proofErr w:type="spellStart"/>
-      <w:proofErr w:type="gramEnd"/>
-      <w:r>
-        <w:t>deal_closed_</w:t>
-      </w:r>
-      <w:proofErr w:type="gramStart"/>
-      <w:r>
-        <w:t>date</w:t>
-      </w:r>
-      <w:proofErr w:type="spellEnd"/>
-      <w:r>
-        <w:t>},</w:t>
-      </w:r>
-      <w:proofErr w:type="gramEnd"/>
-      <w:r>
-        <w:t xml:space="preserve"> "DD")</w:t>
-      </w:r>
-    </w:p>
-    <w:p>
-      <w:pPr>
-        <w:spacing w:after="80"/>
-      </w:pPr>
-      <w:r>
-        <w:t>4. Applied — verified resulting values in Preview against known won/lost examples (average ≈72 days for Won, ≈58 days for Lost, per the earlier pandas check).</w:t>
+        <w:rPr>
+          <w:i/>
+          <w:iCs/>
+          <w:color w:val="555555"/>
+          <w:sz w:val="18"/>
+          <w:szCs w:val="18"/>
+        </w:rPr>
+        <w:t xml:space="preserve">, confirmed </w:t>
+      </w:r>
+      <w:proofErr w:type="spellStart"/>
+      <w:r>
+        <w:rPr>
+          <w:i/>
+          <w:iCs/>
+          <w:color w:val="555555"/>
+          <w:sz w:val="18"/>
+          <w:szCs w:val="18"/>
+        </w:rPr>
+        <w:t>yyyy</w:t>
+      </w:r>
+      <w:proofErr w:type="spellEnd"/>
+      <w:r>
+        <w:rPr>
+          <w:i/>
+          <w:iCs/>
+          <w:color w:val="555555"/>
+          <w:sz w:val="18"/>
+          <w:szCs w:val="18"/>
+        </w:rPr>
+        <w:t>-MM-dd was already correct, cancelled without changes.</w:t>
       </w:r>
     </w:p>
     <w:p>
@@ -2496,11 +2120,12 @@
         <w:rPr>
           <w:noProof/>
         </w:rPr>
+        <w:lastRenderedPageBreak/>
         <w:drawing>
-          <wp:inline distT="0" distB="0" distL="0" distR="0" wp14:anchorId="7FED3F51" wp14:editId="4BA30E6C">
-            <wp:extent cx="5715000" cy="3162300"/>
+          <wp:inline distT="0" distB="0" distL="0" distR="0" wp14:anchorId="31D73B1B" wp14:editId="29033BB3">
+            <wp:extent cx="5715000" cy="3276600"/>
             <wp:effectExtent l="0" t="0" r="0" b="0"/>
-            <wp:docPr id="1752753572" name="Grafik 1752753572"/>
+            <wp:docPr id="184885388" name="Grafik 184885388"/>
             <wp:cNvGraphicFramePr>
               <a:graphicFrameLocks xmlns:a="http://schemas.openxmlformats.org/drawingml/2006/main" noChangeAspect="1"/>
             </wp:cNvGraphicFramePr>
@@ -2523,7 +2148,7 @@
                   <pic:spPr bwMode="auto">
                     <a:xfrm>
                       <a:off x="0" y="0"/>
-                      <a:ext cx="5715000" cy="3162300"/>
+                      <a:ext cx="5715000" cy="3276600"/>
                     </a:xfrm>
                     <a:prstGeom prst="rect">
                       <a:avLst/>
@@ -2549,131 +2174,29 @@
           <w:sz w:val="18"/>
           <w:szCs w:val="18"/>
         </w:rPr>
-        <w:t xml:space="preserve">Fig. 14 — </w:t>
-      </w:r>
-      <w:proofErr w:type="spellStart"/>
-      <w:r>
-        <w:rPr>
-          <w:i/>
-          <w:iCs/>
-          <w:color w:val="555555"/>
-          <w:sz w:val="18"/>
-          <w:szCs w:val="18"/>
-        </w:rPr>
-        <w:t>days_to_close</w:t>
-      </w:r>
-      <w:proofErr w:type="spellEnd"/>
-      <w:r>
-        <w:rPr>
-          <w:i/>
-          <w:iCs/>
-          <w:color w:val="555555"/>
-          <w:sz w:val="18"/>
-          <w:szCs w:val="18"/>
-        </w:rPr>
-        <w:t xml:space="preserve"> calculated column configuration: </w:t>
-      </w:r>
-      <w:proofErr w:type="spellStart"/>
-      <w:proofErr w:type="gramStart"/>
-      <w:r>
-        <w:rPr>
-          <w:i/>
-          <w:iCs/>
-          <w:color w:val="555555"/>
-          <w:sz w:val="18"/>
-          <w:szCs w:val="18"/>
-        </w:rPr>
-        <w:t>dateDiff</w:t>
-      </w:r>
-      <w:proofErr w:type="spellEnd"/>
-      <w:r>
-        <w:rPr>
-          <w:i/>
-          <w:iCs/>
-          <w:color w:val="555555"/>
-          <w:sz w:val="18"/>
-          <w:szCs w:val="18"/>
-        </w:rPr>
-        <w:t>({</w:t>
-      </w:r>
-      <w:proofErr w:type="spellStart"/>
-      <w:proofErr w:type="gramEnd"/>
-      <w:r>
-        <w:rPr>
-          <w:i/>
-          <w:iCs/>
-          <w:color w:val="555555"/>
-          <w:sz w:val="18"/>
-          <w:szCs w:val="18"/>
-        </w:rPr>
-        <w:t>deal_created_</w:t>
-      </w:r>
-      <w:proofErr w:type="gramStart"/>
-      <w:r>
-        <w:rPr>
-          <w:i/>
-          <w:iCs/>
-          <w:color w:val="555555"/>
-          <w:sz w:val="18"/>
-          <w:szCs w:val="18"/>
-        </w:rPr>
-        <w:t>date</w:t>
-      </w:r>
-      <w:proofErr w:type="spellEnd"/>
-      <w:r>
-        <w:rPr>
-          <w:i/>
-          <w:iCs/>
-          <w:color w:val="555555"/>
-          <w:sz w:val="18"/>
-          <w:szCs w:val="18"/>
-        </w:rPr>
-        <w:t>}, {</w:t>
-      </w:r>
-      <w:proofErr w:type="spellStart"/>
-      <w:proofErr w:type="gramEnd"/>
-      <w:r>
-        <w:rPr>
-          <w:i/>
-          <w:iCs/>
-          <w:color w:val="555555"/>
-          <w:sz w:val="18"/>
-          <w:szCs w:val="18"/>
-        </w:rPr>
-        <w:t>deal_closed_</w:t>
-      </w:r>
-      <w:proofErr w:type="gramStart"/>
-      <w:r>
-        <w:rPr>
-          <w:i/>
-          <w:iCs/>
-          <w:color w:val="555555"/>
-          <w:sz w:val="18"/>
-          <w:szCs w:val="18"/>
-        </w:rPr>
-        <w:t>date</w:t>
-      </w:r>
-      <w:proofErr w:type="spellEnd"/>
-      <w:r>
-        <w:rPr>
-          <w:i/>
-          <w:iCs/>
-          <w:color w:val="555555"/>
-          <w:sz w:val="18"/>
-          <w:szCs w:val="18"/>
-        </w:rPr>
-        <w:t>},</w:t>
-      </w:r>
-      <w:proofErr w:type="gramEnd"/>
-      <w:r>
-        <w:rPr>
-          <w:i/>
-          <w:iCs/>
-          <w:color w:val="555555"/>
-          <w:sz w:val="18"/>
-          <w:szCs w:val="18"/>
-        </w:rPr>
-        <w:t xml:space="preserve"> "DD").</w:t>
+        <w:t xml:space="preserve">Fig. 12 — Final state: all 6 changed columns correct, including </w:t>
+      </w:r>
+      <w:proofErr w:type="spellStart"/>
+      <w:r>
+        <w:rPr>
+          <w:i/>
+          <w:iCs/>
+          <w:color w:val="555555"/>
+          <w:sz w:val="18"/>
+          <w:szCs w:val="18"/>
+        </w:rPr>
+        <w:t>deal_value</w:t>
+      </w:r>
+      <w:proofErr w:type="spellEnd"/>
+      <w:r>
+        <w:rPr>
+          <w:i/>
+          <w:iCs/>
+          <w:color w:val="555555"/>
+          <w:sz w:val="18"/>
+          <w:szCs w:val="18"/>
+        </w:rPr>
+        <w:t xml:space="preserve"> now as Decimal.</w:t>
       </w:r>
     </w:p>
     <w:p>
@@ -2686,10 +2209,10 @@
           <w:noProof/>
         </w:rPr>
         <w:drawing>
-          <wp:inline distT="0" distB="0" distL="0" distR="0" wp14:anchorId="496D12C9" wp14:editId="787682C8">
-            <wp:extent cx="5715000" cy="2352675"/>
+          <wp:inline distT="0" distB="0" distL="0" distR="0" wp14:anchorId="7C16010A" wp14:editId="7332D39E">
+            <wp:extent cx="5715000" cy="2828925"/>
             <wp:effectExtent l="0" t="0" r="0" b="0"/>
-            <wp:docPr id="1835013788" name="Grafik 1835013788"/>
+            <wp:docPr id="1870068913" name="Grafik 1870068913"/>
             <wp:cNvGraphicFramePr>
               <a:graphicFrameLocks xmlns:a="http://schemas.openxmlformats.org/drawingml/2006/main" noChangeAspect="1"/>
             </wp:cNvGraphicFramePr>
@@ -2712,7 +2235,7 @@
                   <pic:spPr bwMode="auto">
                     <a:xfrm>
                       <a:off x="0" y="0"/>
-                      <a:ext cx="5715000" cy="2352675"/>
+                      <a:ext cx="5715000" cy="2828925"/>
                     </a:xfrm>
                     <a:prstGeom prst="rect">
                       <a:avLst/>
@@ -2738,7 +2261,7 @@
           <w:sz w:val="18"/>
           <w:szCs w:val="18"/>
         </w:rPr>
-        <w:t>Fig. 15 — Preview showing realistic day counts (124, 105, 14, 111, 128, 80, 12, 8, 7…).</w:t>
+        <w:t>Fig. 13 — Preview tab confirming the corrected data renders sensibly.</w:t>
       </w:r>
     </w:p>
     <w:p>
@@ -2747,64 +2270,183 @@
         <w:spacing w:before="360" w:after="160"/>
       </w:pPr>
       <w:r>
-        <w:t>Step 6 — Publish CRM Deals dataset</w:t>
-      </w:r>
-    </w:p>
-    <w:p>
-      <w:pPr>
+        <w:t xml:space="preserve">Step 5 - Calculated field: </w:t>
+      </w:r>
+      <w:proofErr w:type="spellStart"/>
+      <w:r>
+        <w:t>days_to_close</w:t>
+      </w:r>
+      <w:proofErr w:type="spellEnd"/>
+      <w:r>
+        <w:t xml:space="preserve"> (CRM)</w:t>
+      </w:r>
+    </w:p>
+    <w:p>
+      <w:pPr>
+        <w:spacing w:after="140"/>
+      </w:pPr>
+      <w:r>
+        <w:rPr>
+          <w:b/>
+          <w:bCs/>
+        </w:rPr>
+        <w:t>Why this metric, specifically:</w:t>
+      </w:r>
+    </w:p>
+    <w:p>
+      <w:pPr>
+        <w:pStyle w:val="Listenabsatz"/>
+        <w:numPr>
+          <w:ilvl w:val="0"/>
+          <w:numId w:val="1"/>
+        </w:numPr>
         <w:spacing w:after="80"/>
       </w:pPr>
       <w:r>
-        <w:t>1. Clicked Save &amp; publish (top right) → Publish &amp; visualize → Create.</w:t>
-      </w:r>
-    </w:p>
-    <w:p>
-      <w:pPr>
+        <w:t>Sarah Chen's brief (Sales Pipeline view) asks for it: "Days to close - how long does it take us to close a deal from creation to close? Is that getting better or worse?"</w:t>
+      </w:r>
+    </w:p>
+    <w:p>
+      <w:pPr>
+        <w:pStyle w:val="Listenabsatz"/>
+        <w:numPr>
+          <w:ilvl w:val="0"/>
+          <w:numId w:val="1"/>
+        </w:numPr>
         <w:spacing w:after="80"/>
       </w:pPr>
       <w:r>
-        <w:t>2. Confirmation banner: "Saved and published successfully."</w:t>
-      </w:r>
-    </w:p>
-    <w:p>
-      <w:pPr>
+        <w:t xml:space="preserve">The data dictionary spells out the exact formula in its notes on </w:t>
+      </w:r>
+      <w:proofErr w:type="spellStart"/>
+      <w:r>
+        <w:t>deal_closed_date</w:t>
+      </w:r>
+      <w:proofErr w:type="spellEnd"/>
+      <w:r>
+        <w:t xml:space="preserve">: "Students can compute days-to-close as </w:t>
+      </w:r>
+      <w:proofErr w:type="spellStart"/>
+      <w:r>
+        <w:t>deal_closed_date</w:t>
+      </w:r>
+      <w:proofErr w:type="spellEnd"/>
+      <w:r>
+        <w:t xml:space="preserve"> − </w:t>
+      </w:r>
+      <w:proofErr w:type="spellStart"/>
+      <w:r>
+        <w:t>deal_created_date</w:t>
+      </w:r>
+      <w:proofErr w:type="spellEnd"/>
+      <w:r>
+        <w:t>."</w:t>
+      </w:r>
+    </w:p>
+    <w:p>
+      <w:pPr>
+        <w:pStyle w:val="Listenabsatz"/>
+        <w:numPr>
+          <w:ilvl w:val="0"/>
+          <w:numId w:val="1"/>
+        </w:numPr>
         <w:spacing w:after="80"/>
       </w:pPr>
       <w:r>
-        <w:t>3. Navigated to Data → Datasets, opened the newly published novatech_crm_deals.csv (owner: Me).</w:t>
+        <w:t>The rubric requires ≥2 calculated fields that derive a business metric the raw data doesn't already contain, and names days-to-close as the business metric example.</w:t>
       </w:r>
     </w:p>
     <w:p>
       <w:pPr>
         <w:spacing w:after="80"/>
       </w:pPr>
+    </w:p>
+    <w:p>
+      <w:pPr>
+        <w:spacing w:after="80"/>
+      </w:pPr>
       <w:r>
         <w:lastRenderedPageBreak/>
-        <w:t xml:space="preserve">4. Dataset detail page confirms: 21 columns (the 20 </w:t>
-      </w:r>
+        <w:t>Steps:</w:t>
+      </w:r>
+    </w:p>
+    <w:p>
+      <w:pPr>
+        <w:spacing w:after="80"/>
+      </w:pPr>
+      <w:r>
+        <w:t>1. Clicked "Add calculated columns" in the left panel.</w:t>
+      </w:r>
+    </w:p>
+    <w:p>
+      <w:pPr>
+        <w:spacing w:after="80"/>
+      </w:pPr>
+      <w:r>
+        <w:t xml:space="preserve">2. Named the field </w:t>
+      </w:r>
+      <w:proofErr w:type="spellStart"/>
+      <w:r>
+        <w:t>days_to_close</w:t>
+      </w:r>
+      <w:proofErr w:type="spellEnd"/>
+      <w:r>
+        <w:t>.</w:t>
+      </w:r>
+    </w:p>
+    <w:p>
+      <w:pPr>
+        <w:spacing w:after="80"/>
+      </w:pPr>
+      <w:r>
+        <w:t xml:space="preserve">3. Formula: </w:t>
+      </w:r>
+      <w:proofErr w:type="spellStart"/>
       <w:proofErr w:type="gramStart"/>
       <w:r>
-        <w:t>original</w:t>
-      </w:r>
+        <w:t>dateDiff</w:t>
+      </w:r>
+      <w:proofErr w:type="spellEnd"/>
+      <w:r>
+        <w:t>({</w:t>
+      </w:r>
+      <w:proofErr w:type="spellStart"/>
       <w:proofErr w:type="gramEnd"/>
       <w:r>
-        <w:t xml:space="preserve"> + </w:t>
-      </w:r>
-      <w:proofErr w:type="spellStart"/>
-      <w:r>
-        <w:t>days_to_close</w:t>
-      </w:r>
-      <w:proofErr w:type="spellEnd"/>
-      <w:r>
-        <w:t>), and under Refresh: "499 rows imported (100% success</w:t>
+        <w:t>deal_created_</w:t>
       </w:r>
       <w:proofErr w:type="gramStart"/>
       <w:r>
-        <w:t>)" —</w:t>
-      </w:r>
+        <w:t>date</w:t>
+      </w:r>
+      <w:proofErr w:type="spellEnd"/>
+      <w:r>
+        <w:t>}, {</w:t>
+      </w:r>
+      <w:proofErr w:type="spellStart"/>
       <w:proofErr w:type="gramEnd"/>
       <w:r>
-        <w:t xml:space="preserve"> an exact match with both the data dictionary and Q's answer in Verification Log entry #1. This closes out the Verification Log's Cross-Check section.</w:t>
+        <w:t>deal_closed_</w:t>
+      </w:r>
+      <w:proofErr w:type="gramStart"/>
+      <w:r>
+        <w:t>date</w:t>
+      </w:r>
+      <w:proofErr w:type="spellEnd"/>
+      <w:r>
+        <w:t>},</w:t>
+      </w:r>
+      <w:proofErr w:type="gramEnd"/>
+      <w:r>
+        <w:t xml:space="preserve"> "DD")</w:t>
+      </w:r>
+    </w:p>
+    <w:p>
+      <w:pPr>
+        <w:spacing w:after="80"/>
+      </w:pPr>
+      <w:r>
+        <w:t>4. Applied then preview was checked.</w:t>
       </w:r>
     </w:p>
     <w:p>
@@ -2817,10 +2459,10 @@
           <w:noProof/>
         </w:rPr>
         <w:drawing>
-          <wp:inline distT="0" distB="0" distL="0" distR="0" wp14:anchorId="758423B8" wp14:editId="695B4DCA">
-            <wp:extent cx="5715000" cy="3200400"/>
+          <wp:inline distT="0" distB="0" distL="0" distR="0" wp14:anchorId="7FED3F51" wp14:editId="4BA30E6C">
+            <wp:extent cx="5715000" cy="3162300"/>
             <wp:effectExtent l="0" t="0" r="0" b="0"/>
-            <wp:docPr id="385682956" name="Grafik 385682956"/>
+            <wp:docPr id="1752753572" name="Grafik 1752753572"/>
             <wp:cNvGraphicFramePr>
               <a:graphicFrameLocks xmlns:a="http://schemas.openxmlformats.org/drawingml/2006/main" noChangeAspect="1"/>
             </wp:cNvGraphicFramePr>
@@ -2843,7 +2485,7 @@
                   <pic:spPr bwMode="auto">
                     <a:xfrm>
                       <a:off x="0" y="0"/>
-                      <a:ext cx="5715000" cy="3200400"/>
+                      <a:ext cx="5715000" cy="3162300"/>
                     </a:xfrm>
                     <a:prstGeom prst="rect">
                       <a:avLst/>
@@ -2869,8 +2511,31 @@
           <w:sz w:val="18"/>
           <w:szCs w:val="18"/>
         </w:rPr>
-        <w:t xml:space="preserve">Fig. </w:t>
-      </w:r>
+        <w:t xml:space="preserve">Fig. 14 — </w:t>
+      </w:r>
+      <w:proofErr w:type="spellStart"/>
+      <w:r>
+        <w:rPr>
+          <w:i/>
+          <w:iCs/>
+          <w:color w:val="555555"/>
+          <w:sz w:val="18"/>
+          <w:szCs w:val="18"/>
+        </w:rPr>
+        <w:t>days_to_close</w:t>
+      </w:r>
+      <w:proofErr w:type="spellEnd"/>
+      <w:r>
+        <w:rPr>
+          <w:i/>
+          <w:iCs/>
+          <w:color w:val="555555"/>
+          <w:sz w:val="18"/>
+          <w:szCs w:val="18"/>
+        </w:rPr>
+        <w:t xml:space="preserve"> calculated column configuration: </w:t>
+      </w:r>
+      <w:proofErr w:type="spellStart"/>
       <w:proofErr w:type="gramStart"/>
       <w:r>
         <w:rPr>
@@ -2880,8 +2545,20 @@
           <w:sz w:val="18"/>
           <w:szCs w:val="18"/>
         </w:rPr>
-        <w:t>16 — "</w:t>
-      </w:r>
+        <w:t>dateDiff</w:t>
+      </w:r>
+      <w:proofErr w:type="spellEnd"/>
+      <w:r>
+        <w:rPr>
+          <w:i/>
+          <w:iCs/>
+          <w:color w:val="555555"/>
+          <w:sz w:val="18"/>
+          <w:szCs w:val="18"/>
+        </w:rPr>
+        <w:t>({</w:t>
+      </w:r>
+      <w:proofErr w:type="spellStart"/>
       <w:proofErr w:type="gramEnd"/>
       <w:r>
         <w:rPr>
@@ -2891,7 +2568,74 @@
           <w:sz w:val="18"/>
           <w:szCs w:val="18"/>
         </w:rPr>
-        <w:t>Saved and published successfully" confirmation.</w:t>
+        <w:t>deal_created_</w:t>
+      </w:r>
+      <w:proofErr w:type="gramStart"/>
+      <w:r>
+        <w:rPr>
+          <w:i/>
+          <w:iCs/>
+          <w:color w:val="555555"/>
+          <w:sz w:val="18"/>
+          <w:szCs w:val="18"/>
+        </w:rPr>
+        <w:t>date</w:t>
+      </w:r>
+      <w:proofErr w:type="spellEnd"/>
+      <w:r>
+        <w:rPr>
+          <w:i/>
+          <w:iCs/>
+          <w:color w:val="555555"/>
+          <w:sz w:val="18"/>
+          <w:szCs w:val="18"/>
+        </w:rPr>
+        <w:t>}, {</w:t>
+      </w:r>
+      <w:proofErr w:type="spellStart"/>
+      <w:proofErr w:type="gramEnd"/>
+      <w:r>
+        <w:rPr>
+          <w:i/>
+          <w:iCs/>
+          <w:color w:val="555555"/>
+          <w:sz w:val="18"/>
+          <w:szCs w:val="18"/>
+        </w:rPr>
+        <w:t>deal_closed_</w:t>
+      </w:r>
+      <w:proofErr w:type="gramStart"/>
+      <w:r>
+        <w:rPr>
+          <w:i/>
+          <w:iCs/>
+          <w:color w:val="555555"/>
+          <w:sz w:val="18"/>
+          <w:szCs w:val="18"/>
+        </w:rPr>
+        <w:t>date</w:t>
+      </w:r>
+      <w:proofErr w:type="spellEnd"/>
+      <w:r>
+        <w:rPr>
+          <w:i/>
+          <w:iCs/>
+          <w:color w:val="555555"/>
+          <w:sz w:val="18"/>
+          <w:szCs w:val="18"/>
+        </w:rPr>
+        <w:t>},</w:t>
+      </w:r>
+      <w:proofErr w:type="gramEnd"/>
+      <w:r>
+        <w:rPr>
+          <w:i/>
+          <w:iCs/>
+          <w:color w:val="555555"/>
+          <w:sz w:val="18"/>
+          <w:szCs w:val="18"/>
+        </w:rPr>
+        <w:t xml:space="preserve"> "DD").</w:t>
       </w:r>
     </w:p>
     <w:p>
@@ -2904,10 +2648,10 @@
           <w:noProof/>
         </w:rPr>
         <w:drawing>
-          <wp:inline distT="0" distB="0" distL="0" distR="0" wp14:anchorId="6EC439A3" wp14:editId="78E41AB2">
-            <wp:extent cx="5715000" cy="1724025"/>
+          <wp:inline distT="0" distB="0" distL="0" distR="0" wp14:anchorId="496D12C9" wp14:editId="787682C8">
+            <wp:extent cx="5715000" cy="2352675"/>
             <wp:effectExtent l="0" t="0" r="0" b="0"/>
-            <wp:docPr id="1457408926" name="Grafik 1457408926"/>
+            <wp:docPr id="1835013788" name="Grafik 1835013788"/>
             <wp:cNvGraphicFramePr>
               <a:graphicFrameLocks xmlns:a="http://schemas.openxmlformats.org/drawingml/2006/main" noChangeAspect="1"/>
             </wp:cNvGraphicFramePr>
@@ -2930,7 +2674,7 @@
                   <pic:spPr bwMode="auto">
                     <a:xfrm>
                       <a:off x="0" y="0"/>
-                      <a:ext cx="5715000" cy="1724025"/>
+                      <a:ext cx="5715000" cy="2352675"/>
                     </a:xfrm>
                     <a:prstGeom prst="rect">
                       <a:avLst/>
@@ -2956,7 +2700,72 @@
           <w:sz w:val="18"/>
           <w:szCs w:val="18"/>
         </w:rPr>
-        <w:t>Fig. 17 — Dataset list showing the student's own novatech_crm_deals.csv (owner: Me, SPICE).</w:t>
+        <w:t>Fig. 15 — Preview showing realistic day counts (124, 105, 14, 111, 128, 80, 12, 8, 7…).</w:t>
+      </w:r>
+    </w:p>
+    <w:p>
+      <w:pPr>
+        <w:pStyle w:val="berschrift1"/>
+        <w:spacing w:before="360" w:after="160"/>
+      </w:pPr>
+      <w:r>
+        <w:t>Step 6 - Publish CRM Deals dataset</w:t>
+      </w:r>
+    </w:p>
+    <w:p>
+      <w:pPr>
+        <w:spacing w:after="80"/>
+      </w:pPr>
+      <w:r>
+        <w:t>1. Clicked Save &amp; publish (top right) → Publish &amp; visualize → Create.</w:t>
+      </w:r>
+    </w:p>
+    <w:p>
+      <w:pPr>
+        <w:spacing w:after="80"/>
+      </w:pPr>
+      <w:r>
+        <w:t>2. Confirmation banner: "Saved and published successfully."</w:t>
+      </w:r>
+    </w:p>
+    <w:p>
+      <w:pPr>
+        <w:spacing w:after="80"/>
+      </w:pPr>
+      <w:r>
+        <w:t>3. Navigated to Data → Datasets, opened the newly published novatech_crm_deals.csv (owner: Me).</w:t>
+      </w:r>
+    </w:p>
+    <w:p>
+      <w:pPr>
+        <w:spacing w:after="80"/>
+      </w:pPr>
+      <w:r>
+        <w:t xml:space="preserve">4. Dataset detail page confirms: 21 columns (the 20 </w:t>
+      </w:r>
+      <w:proofErr w:type="gramStart"/>
+      <w:r>
+        <w:t>original</w:t>
+      </w:r>
+      <w:proofErr w:type="gramEnd"/>
+      <w:r>
+        <w:t xml:space="preserve"> + </w:t>
+      </w:r>
+      <w:proofErr w:type="spellStart"/>
+      <w:r>
+        <w:t>days_to_close</w:t>
+      </w:r>
+      <w:proofErr w:type="spellEnd"/>
+      <w:r>
+        <w:t>), and under Refresh: "499 rows imported (100% success)</w:t>
+      </w:r>
+      <w:proofErr w:type="gramStart"/>
+      <w:r>
+        <w:t>"  an</w:t>
+      </w:r>
+      <w:proofErr w:type="gramEnd"/>
+      <w:r>
+        <w:t xml:space="preserve"> exact match with both the data dictionary and Q's answer in Verification Log entry #1. This closes out the Verification Log's Cross-Check section.</w:t>
       </w:r>
     </w:p>
     <w:p>
@@ -2970,10 +2779,10 @@
         </w:rPr>
         <w:lastRenderedPageBreak/>
         <w:drawing>
-          <wp:inline distT="0" distB="0" distL="0" distR="0" wp14:anchorId="61E121DD" wp14:editId="14DCF73A">
-            <wp:extent cx="5715000" cy="3867150"/>
+          <wp:inline distT="0" distB="0" distL="0" distR="0" wp14:anchorId="758423B8" wp14:editId="695B4DCA">
+            <wp:extent cx="5715000" cy="3200400"/>
             <wp:effectExtent l="0" t="0" r="0" b="0"/>
-            <wp:docPr id="2042185369" name="Grafik 2042185369"/>
+            <wp:docPr id="385682956" name="Grafik 385682956"/>
             <wp:cNvGraphicFramePr>
               <a:graphicFrameLocks xmlns:a="http://schemas.openxmlformats.org/drawingml/2006/main" noChangeAspect="1"/>
             </wp:cNvGraphicFramePr>
@@ -2996,7 +2805,7 @@
                   <pic:spPr bwMode="auto">
                     <a:xfrm>
                       <a:off x="0" y="0"/>
-                      <a:ext cx="5715000" cy="3867150"/>
+                      <a:ext cx="5715000" cy="3200400"/>
                     </a:xfrm>
                     <a:prstGeom prst="rect">
                       <a:avLst/>
@@ -3022,7 +2831,7 @@
           <w:sz w:val="18"/>
           <w:szCs w:val="18"/>
         </w:rPr>
-        <w:t>Fig. 18 — Dataset detail page: 21 columns, "499 rows imported (100% success</w:t>
+        <w:t xml:space="preserve">Fig. </w:t>
       </w:r>
       <w:proofErr w:type="gramStart"/>
       <w:r>
@@ -3033,7 +2842,7 @@
           <w:sz w:val="18"/>
           <w:szCs w:val="18"/>
         </w:rPr>
-        <w:t>)" —</w:t>
+        <w:t>16 — "</w:t>
       </w:r>
       <w:proofErr w:type="gramEnd"/>
       <w:r>
@@ -3044,24 +2853,7 @@
           <w:sz w:val="18"/>
           <w:szCs w:val="18"/>
         </w:rPr>
-        <w:t xml:space="preserve"> cross-check confirmed against Q's answer.</w:t>
-      </w:r>
-    </w:p>
-    <w:p>
-      <w:pPr>
-        <w:pStyle w:val="berschrift1"/>
-        <w:spacing w:before="360" w:after="160"/>
-      </w:pPr>
-      <w:r>
-        <w:t>Step 7 — Upload own Marketing Campaigns dataset + fix data types</w:t>
-      </w:r>
-    </w:p>
-    <w:p>
-      <w:pPr>
-        <w:spacing w:after="80"/>
-      </w:pPr>
-      <w:r>
-        <w:t>1. Went to Data → Create dataset → Upload a file → selected novatech_marketing_campaigns.csv → "Edit settings and prepare data".</w:t>
+        <w:t>Saved and published successfully" confirmation.</w:t>
       </w:r>
     </w:p>
     <w:p>
@@ -3073,12 +2865,11 @@
         <w:rPr>
           <w:noProof/>
         </w:rPr>
-        <w:lastRenderedPageBreak/>
         <w:drawing>
-          <wp:inline distT="0" distB="0" distL="0" distR="0" wp14:anchorId="7C051AAC" wp14:editId="6ADD37EF">
-            <wp:extent cx="5667375" cy="5000625"/>
+          <wp:inline distT="0" distB="0" distL="0" distR="0" wp14:anchorId="6EC439A3" wp14:editId="78E41AB2">
+            <wp:extent cx="5715000" cy="1724025"/>
             <wp:effectExtent l="0" t="0" r="0" b="0"/>
-            <wp:docPr id="1095920581" name="Grafik 1095920581"/>
+            <wp:docPr id="1457408926" name="Grafik 1457408926"/>
             <wp:cNvGraphicFramePr>
               <a:graphicFrameLocks xmlns:a="http://schemas.openxmlformats.org/drawingml/2006/main" noChangeAspect="1"/>
             </wp:cNvGraphicFramePr>
@@ -3101,7 +2892,7 @@
                   <pic:spPr bwMode="auto">
                     <a:xfrm>
                       <a:off x="0" y="0"/>
-                      <a:ext cx="5667375" cy="5000625"/>
+                      <a:ext cx="5715000" cy="1724025"/>
                     </a:xfrm>
                     <a:prstGeom prst="rect">
                       <a:avLst/>
@@ -3127,7 +2918,7 @@
           <w:sz w:val="18"/>
           <w:szCs w:val="18"/>
         </w:rPr>
-        <w:t>Fig. 19 — File-upload confirmation dialog for novatech_marketing_campaigns.csv, before entering the editor.</w:t>
+        <w:t>Fig. 17 — Dataset list showing the student's own novatech_crm_deals.csv (owner: Me, SPICE).</w:t>
       </w:r>
     </w:p>
     <w:p>
@@ -3141,10 +2932,10 @@
         </w:rPr>
         <w:lastRenderedPageBreak/>
         <w:drawing>
-          <wp:inline distT="0" distB="0" distL="0" distR="0" wp14:anchorId="43B7CAFA" wp14:editId="7CF2BC19">
-            <wp:extent cx="5715000" cy="3400425"/>
+          <wp:inline distT="0" distB="0" distL="0" distR="0" wp14:anchorId="61E121DD" wp14:editId="14DCF73A">
+            <wp:extent cx="5715000" cy="3867150"/>
             <wp:effectExtent l="0" t="0" r="0" b="0"/>
-            <wp:docPr id="1299477142" name="Grafik 1299477142"/>
+            <wp:docPr id="2042185369" name="Grafik 2042185369"/>
             <wp:cNvGraphicFramePr>
               <a:graphicFrameLocks xmlns:a="http://schemas.openxmlformats.org/drawingml/2006/main" noChangeAspect="1"/>
             </wp:cNvGraphicFramePr>
@@ -3167,7 +2958,7 @@
                   <pic:spPr bwMode="auto">
                     <a:xfrm>
                       <a:off x="0" y="0"/>
-                      <a:ext cx="5715000" cy="3400425"/>
+                      <a:ext cx="5715000" cy="3867150"/>
                     </a:xfrm>
                     <a:prstGeom prst="rect">
                       <a:avLst/>
@@ -3193,29 +2984,38 @@
           <w:sz w:val="18"/>
           <w:szCs w:val="18"/>
         </w:rPr>
-        <w:t xml:space="preserve">Fig. 20 — Data-prep editor just after entering, with </w:t>
-      </w:r>
-      <w:proofErr w:type="spellStart"/>
-      <w:r>
-        <w:rPr>
-          <w:i/>
-          <w:iCs/>
-          <w:color w:val="555555"/>
-          <w:sz w:val="18"/>
-          <w:szCs w:val="18"/>
-        </w:rPr>
-        <w:t>QuickSight's</w:t>
-      </w:r>
-      <w:proofErr w:type="spellEnd"/>
-      <w:r>
-        <w:rPr>
-          <w:i/>
-          <w:iCs/>
-          <w:color w:val="555555"/>
-          <w:sz w:val="18"/>
-          <w:szCs w:val="18"/>
-        </w:rPr>
-        <w:t xml:space="preserve"> initial auto-suggested type changes across 12 columns.</w:t>
+        <w:t>Fig. 18 — Dataset detail page: 21 columns, "499 rows imported (100% success</w:t>
+      </w:r>
+      <w:proofErr w:type="gramStart"/>
+      <w:r>
+        <w:rPr>
+          <w:i/>
+          <w:iCs/>
+          <w:color w:val="555555"/>
+          <w:sz w:val="18"/>
+          <w:szCs w:val="18"/>
+        </w:rPr>
+        <w:t>)" —</w:t>
+      </w:r>
+      <w:proofErr w:type="gramEnd"/>
+      <w:r>
+        <w:rPr>
+          <w:i/>
+          <w:iCs/>
+          <w:color w:val="555555"/>
+          <w:sz w:val="18"/>
+          <w:szCs w:val="18"/>
+        </w:rPr>
+        <w:t xml:space="preserve"> cross-check confirmed against Q's answer.</w:t>
+      </w:r>
+    </w:p>
+    <w:p>
+      <w:pPr>
+        <w:pStyle w:val="berschrift1"/>
+        <w:spacing w:before="360" w:after="160"/>
+      </w:pPr>
+      <w:r>
+        <w:t>Step 7 - Upload own Marketing Campaigns dataset + fix data types</w:t>
       </w:r>
     </w:p>
     <w:p>
@@ -3223,143 +3023,7 @@
         <w:spacing w:after="80"/>
       </w:pPr>
       <w:r>
-        <w:t xml:space="preserve">2. </w:t>
-      </w:r>
-      <w:proofErr w:type="spellStart"/>
-      <w:r>
-        <w:t>QuickSight</w:t>
-      </w:r>
-      <w:proofErr w:type="spellEnd"/>
-      <w:r>
-        <w:t xml:space="preserve"> auto-suggested type changes for 12 columns. Checked each against the data dictionary:</w:t>
-      </w:r>
-    </w:p>
-    <w:p>
-      <w:pPr>
-        <w:pStyle w:val="Listenabsatz"/>
-        <w:numPr>
-          <w:ilvl w:val="0"/>
-          <w:numId w:val="1"/>
-        </w:numPr>
-        <w:spacing w:after="80"/>
-      </w:pPr>
-      <w:proofErr w:type="spellStart"/>
-      <w:r>
-        <w:t>campaign_date</w:t>
-      </w:r>
-      <w:proofErr w:type="spellEnd"/>
-      <w:r>
-        <w:t xml:space="preserve"> → Date (</w:t>
-      </w:r>
-      <w:proofErr w:type="spellStart"/>
-      <w:r>
-        <w:t>yyyy</w:t>
-      </w:r>
-      <w:proofErr w:type="spellEnd"/>
-      <w:r>
-        <w:t>-MM-</w:t>
-      </w:r>
-      <w:proofErr w:type="gramStart"/>
-      <w:r>
-        <w:t>dd) —</w:t>
-      </w:r>
-      <w:proofErr w:type="gramEnd"/>
-      <w:r>
-        <w:t xml:space="preserve"> already correct</w:t>
-      </w:r>
-    </w:p>
-    <w:p>
-      <w:pPr>
-        <w:pStyle w:val="Listenabsatz"/>
-        <w:numPr>
-          <w:ilvl w:val="0"/>
-          <w:numId w:val="1"/>
-        </w:numPr>
-        <w:spacing w:after="80"/>
-      </w:pPr>
-      <w:proofErr w:type="spellStart"/>
-      <w:r>
-        <w:t>household_size</w:t>
-      </w:r>
-      <w:proofErr w:type="spellEnd"/>
-      <w:r>
-        <w:t xml:space="preserve">, </w:t>
-      </w:r>
-      <w:proofErr w:type="spellStart"/>
-      <w:r>
-        <w:t>days_since_last_engagement</w:t>
-      </w:r>
-      <w:proofErr w:type="spellEnd"/>
-      <w:r>
-        <w:t xml:space="preserve">, product_spend_tier1/2/3, </w:t>
-      </w:r>
-      <w:proofErr w:type="spellStart"/>
-      <w:r>
-        <w:t>web_visits_per_month</w:t>
-      </w:r>
-      <w:proofErr w:type="spellEnd"/>
-      <w:r>
-        <w:t xml:space="preserve">, </w:t>
-      </w:r>
-      <w:proofErr w:type="spellStart"/>
-      <w:r>
-        <w:t>campaign_response</w:t>
-      </w:r>
-      <w:proofErr w:type="spellEnd"/>
-      <w:r>
-        <w:t xml:space="preserve">, </w:t>
-      </w:r>
-      <w:proofErr w:type="spellStart"/>
-      <w:r>
-        <w:t>complaint_flag</w:t>
-      </w:r>
-      <w:proofErr w:type="spellEnd"/>
-      <w:r>
-        <w:t xml:space="preserve"> → Integer — all correct per dictionary</w:t>
-      </w:r>
-    </w:p>
-    <w:p>
-      <w:pPr>
-        <w:pStyle w:val="Listenabsatz"/>
-        <w:numPr>
-          <w:ilvl w:val="0"/>
-          <w:numId w:val="1"/>
-        </w:numPr>
-        <w:spacing w:after="80"/>
-      </w:pPr>
-      <w:proofErr w:type="spellStart"/>
-      <w:r>
-        <w:t>campaign_spend</w:t>
-      </w:r>
-      <w:proofErr w:type="spellEnd"/>
-      <w:r>
-        <w:t xml:space="preserve">, </w:t>
-      </w:r>
-      <w:proofErr w:type="spellStart"/>
-      <w:r>
-        <w:t>revenue_attributed</w:t>
-      </w:r>
-      <w:proofErr w:type="spellEnd"/>
-      <w:r>
-        <w:t xml:space="preserve"> → Decimal — correct per dictionary (Float)</w:t>
-      </w:r>
-    </w:p>
-    <w:p>
-      <w:pPr>
-        <w:pStyle w:val="Listenabsatz"/>
-        <w:numPr>
-          <w:ilvl w:val="0"/>
-          <w:numId w:val="1"/>
-        </w:numPr>
-        <w:spacing w:after="80"/>
-      </w:pPr>
-      <w:proofErr w:type="spellStart"/>
-      <w:r>
-        <w:t>annual_income</w:t>
-      </w:r>
-      <w:proofErr w:type="spellEnd"/>
-      <w:r>
-        <w:t xml:space="preserve"> → auto-suggested as Integer, corrected to Decimal (dictionary: Float — annual income can carry decimals in general).</w:t>
+        <w:t>1. Went to Data → Create dataset → Upload a file → selected novatech_marketing_campaigns.csv → "Edit settings and prepare data".</w:t>
       </w:r>
     </w:p>
     <w:p>
@@ -3371,11 +3035,12 @@
         <w:rPr>
           <w:noProof/>
         </w:rPr>
+        <w:lastRenderedPageBreak/>
         <w:drawing>
-          <wp:inline distT="0" distB="0" distL="0" distR="0" wp14:anchorId="0726FEC6" wp14:editId="7E08B6C9">
-            <wp:extent cx="5715000" cy="3352800"/>
+          <wp:inline distT="0" distB="0" distL="0" distR="0" wp14:anchorId="7C051AAC" wp14:editId="6ADD37EF">
+            <wp:extent cx="5667375" cy="5000625"/>
             <wp:effectExtent l="0" t="0" r="0" b="0"/>
-            <wp:docPr id="165453517" name="Grafik 165453517"/>
+            <wp:docPr id="1095920581" name="Grafik 1095920581"/>
             <wp:cNvGraphicFramePr>
               <a:graphicFrameLocks xmlns:a="http://schemas.openxmlformats.org/drawingml/2006/main" noChangeAspect="1"/>
             </wp:cNvGraphicFramePr>
@@ -3398,7 +3063,7 @@
                   <pic:spPr bwMode="auto">
                     <a:xfrm>
                       <a:off x="0" y="0"/>
-                      <a:ext cx="5715000" cy="3352800"/>
+                      <a:ext cx="5667375" cy="5000625"/>
                     </a:xfrm>
                     <a:prstGeom prst="rect">
                       <a:avLst/>
@@ -3424,92 +3089,7 @@
           <w:sz w:val="18"/>
           <w:szCs w:val="18"/>
         </w:rPr>
-        <w:t xml:space="preserve">Fig. 21 — Scrolled through the </w:t>
-      </w:r>
-      <w:proofErr w:type="gramStart"/>
-      <w:r>
-        <w:rPr>
-          <w:i/>
-          <w:iCs/>
-          <w:color w:val="555555"/>
-          <w:sz w:val="18"/>
-          <w:szCs w:val="18"/>
-        </w:rPr>
-        <w:t>type</w:t>
-      </w:r>
-      <w:proofErr w:type="gramEnd"/>
-      <w:r>
-        <w:rPr>
-          <w:i/>
-          <w:iCs/>
-          <w:color w:val="555555"/>
-          <w:sz w:val="18"/>
-          <w:szCs w:val="18"/>
-        </w:rPr>
-        <w:t xml:space="preserve"> list, confirming </w:t>
-      </w:r>
-      <w:proofErr w:type="spellStart"/>
-      <w:r>
-        <w:rPr>
-          <w:i/>
-          <w:iCs/>
-          <w:color w:val="555555"/>
-          <w:sz w:val="18"/>
-          <w:szCs w:val="18"/>
-        </w:rPr>
-        <w:t>complaint_flag</w:t>
-      </w:r>
-      <w:proofErr w:type="spellEnd"/>
-      <w:r>
-        <w:rPr>
-          <w:i/>
-          <w:iCs/>
-          <w:color w:val="555555"/>
-          <w:sz w:val="18"/>
-          <w:szCs w:val="18"/>
-        </w:rPr>
-        <w:t xml:space="preserve"> and the other Integer columns were already correct.</w:t>
-      </w:r>
-    </w:p>
-    <w:p>
-      <w:pPr>
-        <w:spacing w:after="80"/>
-      </w:pPr>
-      <w:r>
-        <w:lastRenderedPageBreak/>
-        <w:t xml:space="preserve">3. Decision point — keep or drop </w:t>
-      </w:r>
-      <w:proofErr w:type="spellStart"/>
-      <w:r>
-        <w:t>annual_income</w:t>
-      </w:r>
-      <w:proofErr w:type="spellEnd"/>
-      <w:r>
-        <w:t xml:space="preserve"> / </w:t>
-      </w:r>
-      <w:proofErr w:type="spellStart"/>
-      <w:r>
-        <w:t>household_size</w:t>
-      </w:r>
-      <w:proofErr w:type="spellEnd"/>
-      <w:r>
-        <w:t xml:space="preserve">? Initially proposed dropping both as low-analytical-value B2C demographic fields, since neither appears in Sarah's brief or any dashboard view and </w:t>
-      </w:r>
-      <w:proofErr w:type="spellStart"/>
-      <w:r>
-        <w:t>customer_segment</w:t>
-      </w:r>
-      <w:proofErr w:type="spellEnd"/>
-      <w:r>
-        <w:t xml:space="preserve"> already covers segmentation. On review, decided to keep both — there's no technical harm in leaving them (</w:t>
-      </w:r>
-      <w:proofErr w:type="spellStart"/>
-      <w:r>
-        <w:t>QuickSight</w:t>
-      </w:r>
-      <w:proofErr w:type="spellEnd"/>
-      <w:r>
-        <w:t xml:space="preserve"> doesn't penalize extra columns, and they simply won't be used in any visual), so the call was made to preserve the original schema rather than remove data. This is a judgment call, documented here rather than silently applied.</w:t>
+        <w:t>Fig. 19 — File-upload confirmation dialog for novatech_marketing_campaigns.csv, before entering the editor.</w:t>
       </w:r>
     </w:p>
     <w:p>
@@ -3521,11 +3101,12 @@
         <w:rPr>
           <w:noProof/>
         </w:rPr>
+        <w:lastRenderedPageBreak/>
         <w:drawing>
-          <wp:inline distT="0" distB="0" distL="0" distR="0" wp14:anchorId="2F593A73" wp14:editId="0D242A51">
-            <wp:extent cx="5715000" cy="3200400"/>
+          <wp:inline distT="0" distB="0" distL="0" distR="0" wp14:anchorId="43B7CAFA" wp14:editId="7CF2BC19">
+            <wp:extent cx="5715000" cy="3400425"/>
             <wp:effectExtent l="0" t="0" r="0" b="0"/>
-            <wp:docPr id="2128591598" name="Grafik 2128591598"/>
+            <wp:docPr id="1299477142" name="Grafik 1299477142"/>
             <wp:cNvGraphicFramePr>
               <a:graphicFrameLocks xmlns:a="http://schemas.openxmlformats.org/drawingml/2006/main" noChangeAspect="1"/>
             </wp:cNvGraphicFramePr>
@@ -3548,7 +3129,7 @@
                   <pic:spPr bwMode="auto">
                     <a:xfrm>
                       <a:off x="0" y="0"/>
-                      <a:ext cx="5715000" cy="3200400"/>
+                      <a:ext cx="5715000" cy="3400425"/>
                     </a:xfrm>
                     <a:prstGeom prst="rect">
                       <a:avLst/>
@@ -3574,58 +3155,45 @@
           <w:sz w:val="18"/>
           <w:szCs w:val="18"/>
         </w:rPr>
-        <w:t xml:space="preserve">Fig. 22 — Final state: all 12 columns correct, including </w:t>
-      </w:r>
-      <w:proofErr w:type="spellStart"/>
-      <w:r>
-        <w:rPr>
-          <w:i/>
-          <w:iCs/>
-          <w:color w:val="555555"/>
-          <w:sz w:val="18"/>
-          <w:szCs w:val="18"/>
-        </w:rPr>
-        <w:t>annual_income</w:t>
-      </w:r>
-      <w:proofErr w:type="spellEnd"/>
-      <w:r>
-        <w:rPr>
-          <w:i/>
-          <w:iCs/>
-          <w:color w:val="555555"/>
-          <w:sz w:val="18"/>
-          <w:szCs w:val="18"/>
-        </w:rPr>
-        <w:t xml:space="preserve"> → Decimal.</w:t>
-      </w:r>
-    </w:p>
-    <w:p>
-      <w:pPr>
-        <w:pStyle w:val="berschrift1"/>
-        <w:spacing w:before="360" w:after="160"/>
-      </w:pPr>
-      <w:r>
-        <w:t xml:space="preserve">Step 8 — Calculated field: </w:t>
-      </w:r>
-      <w:proofErr w:type="spellStart"/>
-      <w:r>
-        <w:t>campaign_roi</w:t>
-      </w:r>
-      <w:proofErr w:type="spellEnd"/>
-      <w:r>
-        <w:t xml:space="preserve"> (Marketing)</w:t>
-      </w:r>
-    </w:p>
-    <w:p>
-      <w:pPr>
-        <w:spacing w:after="140"/>
-      </w:pPr>
-      <w:r>
-        <w:rPr>
-          <w:b/>
-          <w:bCs/>
-        </w:rPr>
-        <w:t>Why this metric, specifically — not an arbitrary choice:</w:t>
+        <w:t xml:space="preserve">Fig. 20 — Data-prep editor just after entering, with </w:t>
+      </w:r>
+      <w:proofErr w:type="spellStart"/>
+      <w:r>
+        <w:rPr>
+          <w:i/>
+          <w:iCs/>
+          <w:color w:val="555555"/>
+          <w:sz w:val="18"/>
+          <w:szCs w:val="18"/>
+        </w:rPr>
+        <w:t>QuickSight's</w:t>
+      </w:r>
+      <w:proofErr w:type="spellEnd"/>
+      <w:r>
+        <w:rPr>
+          <w:i/>
+          <w:iCs/>
+          <w:color w:val="555555"/>
+          <w:sz w:val="18"/>
+          <w:szCs w:val="18"/>
+        </w:rPr>
+        <w:t xml:space="preserve"> initial auto-suggested type changes across 12 columns.</w:t>
+      </w:r>
+    </w:p>
+    <w:p>
+      <w:pPr>
+        <w:spacing w:after="80"/>
+      </w:pPr>
+      <w:r>
+        <w:t xml:space="preserve">2. </w:t>
+      </w:r>
+      <w:proofErr w:type="spellStart"/>
+      <w:r>
+        <w:t>QuickSight</w:t>
+      </w:r>
+      <w:proofErr w:type="spellEnd"/>
+      <w:r>
+        <w:t xml:space="preserve"> auto-suggested type changes for 12 columns. Checked each against the data dictionary:</w:t>
       </w:r>
     </w:p>
     <w:p>
@@ -3637,16 +3205,29 @@
         </w:numPr>
         <w:spacing w:after="80"/>
       </w:pPr>
-      <w:r>
-        <w:t>Sarah Chen's brief (Marketing Funnel view) explicitly asks: "Are there any campaigns where we spent more than we earned back? What's the return on our marketing spend</w:t>
+      <w:proofErr w:type="spellStart"/>
+      <w:r>
+        <w:t>campaign_date</w:t>
+      </w:r>
+      <w:proofErr w:type="spellEnd"/>
+      <w:r>
+        <w:t xml:space="preserve"> → Date (</w:t>
+      </w:r>
+      <w:proofErr w:type="spellStart"/>
+      <w:r>
+        <w:t>yyyy</w:t>
+      </w:r>
+      <w:proofErr w:type="spellEnd"/>
+      <w:r>
+        <w:t>-MM-</w:t>
       </w:r>
       <w:proofErr w:type="gramStart"/>
       <w:r>
-        <w:t>?" —</w:t>
+        <w:t>dd) —</w:t>
       </w:r>
       <w:proofErr w:type="gramEnd"/>
       <w:r>
-        <w:t xml:space="preserve"> a direct ask for a per-campaign ROI figure.</w:t>
+        <w:t xml:space="preserve"> already correct</w:t>
       </w:r>
     </w:p>
     <w:p>
@@ -3658,24 +3239,45 @@
         </w:numPr>
         <w:spacing w:after="80"/>
       </w:pPr>
-      <w:r>
-        <w:t xml:space="preserve">The data dictionary lists </w:t>
-      </w:r>
-      <w:proofErr w:type="spellStart"/>
-      <w:r>
-        <w:t>campaign_spend</w:t>
-      </w:r>
-      <w:proofErr w:type="spellEnd"/>
-      <w:r>
-        <w:t xml:space="preserve"> and </w:t>
-      </w:r>
-      <w:proofErr w:type="spellStart"/>
-      <w:r>
-        <w:t>revenue_attributed</w:t>
-      </w:r>
-      <w:proofErr w:type="spellEnd"/>
-      <w:r>
-        <w:t xml:space="preserve"> as the two raw fields a return-on-spend metric should be derived from — ROI is not itself a raw column, it only exists once these two are combined.</w:t>
+      <w:proofErr w:type="spellStart"/>
+      <w:r>
+        <w:t>household_size</w:t>
+      </w:r>
+      <w:proofErr w:type="spellEnd"/>
+      <w:r>
+        <w:t xml:space="preserve">, </w:t>
+      </w:r>
+      <w:proofErr w:type="spellStart"/>
+      <w:r>
+        <w:t>days_since_last_engagement</w:t>
+      </w:r>
+      <w:proofErr w:type="spellEnd"/>
+      <w:r>
+        <w:t xml:space="preserve">, product_spend_tier1/2/3, </w:t>
+      </w:r>
+      <w:proofErr w:type="spellStart"/>
+      <w:r>
+        <w:t>web_visits_per_month</w:t>
+      </w:r>
+      <w:proofErr w:type="spellEnd"/>
+      <w:r>
+        <w:t xml:space="preserve">, </w:t>
+      </w:r>
+      <w:proofErr w:type="spellStart"/>
+      <w:r>
+        <w:t>campaign_response</w:t>
+      </w:r>
+      <w:proofErr w:type="spellEnd"/>
+      <w:r>
+        <w:t xml:space="preserve">, </w:t>
+      </w:r>
+      <w:proofErr w:type="spellStart"/>
+      <w:r>
+        <w:t>complaint_flag</w:t>
+      </w:r>
+      <w:proofErr w:type="spellEnd"/>
+      <w:r>
+        <w:t xml:space="preserve"> → Integer — all correct per dictionary</w:t>
       </w:r>
     </w:p>
     <w:p>
@@ -3687,110 +3289,40 @@
         </w:numPr>
         <w:spacing w:after="80"/>
       </w:pPr>
-      <w:r>
-        <w:t xml:space="preserve">The rubric requires ≥2 calculated fields across the project that derive a business metric the raw data doesn't already contain; </w:t>
-      </w:r>
-      <w:proofErr w:type="spellStart"/>
-      <w:r>
-        <w:t>campaign_roi</w:t>
-      </w:r>
-      <w:proofErr w:type="spellEnd"/>
-      <w:r>
-        <w:t xml:space="preserve"> is the Marketing-side counterpart to CRM's </w:t>
-      </w:r>
-      <w:proofErr w:type="spellStart"/>
-      <w:r>
-        <w:t>days_to_close</w:t>
-      </w:r>
-      <w:proofErr w:type="spellEnd"/>
-      <w:r>
-        <w:t xml:space="preserve"> (Step 5).</w:t>
-      </w:r>
-    </w:p>
-    <w:p>
-      <w:pPr>
-        <w:spacing w:after="140"/>
-      </w:pPr>
-      <w:r>
-        <w:t xml:space="preserve">Standard ROI formula used: (revenue − spend) / spend, i.e. net return as a fraction of what was spent. A value of 0 means break-even, 1.0 means the campaign returned double </w:t>
-      </w:r>
-      <w:proofErr w:type="gramStart"/>
-      <w:r>
-        <w:t>its</w:t>
-      </w:r>
-      <w:proofErr w:type="gramEnd"/>
-      <w:r>
-        <w:t xml:space="preserve"> </w:t>
-      </w:r>
-      <w:proofErr w:type="gramStart"/>
-      <w:r>
-        <w:t>spend</w:t>
-      </w:r>
-      <w:proofErr w:type="gramEnd"/>
-      <w:r>
-        <w:t xml:space="preserve">, and a negative value means the campaign lost money (spent more than it earned </w:t>
-      </w:r>
-      <w:proofErr w:type="gramStart"/>
-      <w:r>
-        <w:t>back) —</w:t>
-      </w:r>
-      <w:proofErr w:type="gramEnd"/>
-      <w:r>
-        <w:t xml:space="preserve"> exactly the scenario Sarah's brief asks to flag.</w:t>
-      </w:r>
-    </w:p>
-    <w:p>
-      <w:pPr>
+      <w:proofErr w:type="spellStart"/>
+      <w:r>
+        <w:t>campaign_spend</w:t>
+      </w:r>
+      <w:proofErr w:type="spellEnd"/>
+      <w:r>
+        <w:t xml:space="preserve">, </w:t>
+      </w:r>
+      <w:proofErr w:type="spellStart"/>
+      <w:r>
+        <w:t>revenue_attributed</w:t>
+      </w:r>
+      <w:proofErr w:type="spellEnd"/>
+      <w:r>
+        <w:t xml:space="preserve"> → Decimal — correct per dictionary (Float)</w:t>
+      </w:r>
+    </w:p>
+    <w:p>
+      <w:pPr>
+        <w:pStyle w:val="Listenabsatz"/>
+        <w:numPr>
+          <w:ilvl w:val="0"/>
+          <w:numId w:val="1"/>
+        </w:numPr>
         <w:spacing w:after="80"/>
       </w:pPr>
-      <w:r>
-        <w:t>1. In the Marketing dataset's data-prep editor, clicked "Add calculated columns" in the left panel.</w:t>
-      </w:r>
-    </w:p>
-    <w:p>
-      <w:pPr>
-        <w:spacing w:after="80"/>
-      </w:pPr>
-      <w:r>
-        <w:t xml:space="preserve">2. Named the field </w:t>
-      </w:r>
-      <w:proofErr w:type="spellStart"/>
-      <w:r>
-        <w:t>campaign_roi</w:t>
-      </w:r>
-      <w:proofErr w:type="spellEnd"/>
-      <w:r>
-        <w:t>.</w:t>
-      </w:r>
-    </w:p>
-    <w:p>
-      <w:pPr>
-        <w:spacing w:after="80"/>
-      </w:pPr>
-      <w:r>
-        <w:t>3. Formula: (</w:t>
-      </w:r>
-      <w:proofErr w:type="spellStart"/>
-      <w:r>
-        <w:t>revenue_attributed</w:t>
-      </w:r>
-      <w:proofErr w:type="spellEnd"/>
-      <w:r>
-        <w:t xml:space="preserve"> - </w:t>
-      </w:r>
-      <w:proofErr w:type="spellStart"/>
-      <w:r>
-        <w:t>campaign_spend</w:t>
-      </w:r>
-      <w:proofErr w:type="spellEnd"/>
-      <w:r>
-        <w:t xml:space="preserve">) / </w:t>
-      </w:r>
-      <w:proofErr w:type="spellStart"/>
-      <w:r>
-        <w:t>campaign_spend</w:t>
-      </w:r>
-      <w:proofErr w:type="spellEnd"/>
+      <w:proofErr w:type="spellStart"/>
+      <w:r>
+        <w:t>annual_income</w:t>
+      </w:r>
+      <w:proofErr w:type="spellEnd"/>
+      <w:r>
+        <w:t xml:space="preserve"> → auto-suggested as Integer, corrected to Decimal (dictionary: Float — annual income can carry decimals in general).</w:t>
+      </w:r>
     </w:p>
     <w:p>
       <w:pPr>
@@ -3801,12 +3333,11 @@
         <w:rPr>
           <w:noProof/>
         </w:rPr>
-        <w:lastRenderedPageBreak/>
         <w:drawing>
-          <wp:inline distT="0" distB="0" distL="0" distR="0" wp14:anchorId="3F78256A" wp14:editId="7F4031FD">
-            <wp:extent cx="5715000" cy="3324225"/>
+          <wp:inline distT="0" distB="0" distL="0" distR="0" wp14:anchorId="0726FEC6" wp14:editId="7E08B6C9">
+            <wp:extent cx="5715000" cy="3352800"/>
             <wp:effectExtent l="0" t="0" r="0" b="0"/>
-            <wp:docPr id="38531552" name="Grafik 38531552"/>
+            <wp:docPr id="165453517" name="Grafik 165453517"/>
             <wp:cNvGraphicFramePr>
               <a:graphicFrameLocks xmlns:a="http://schemas.openxmlformats.org/drawingml/2006/main" noChangeAspect="1"/>
             </wp:cNvGraphicFramePr>
@@ -3829,7 +3360,7 @@
                   <pic:spPr bwMode="auto">
                     <a:xfrm>
                       <a:off x="0" y="0"/>
-                      <a:ext cx="5715000" cy="3324225"/>
+                      <a:ext cx="5715000" cy="3352800"/>
                     </a:xfrm>
                     <a:prstGeom prst="rect">
                       <a:avLst/>
@@ -3855,143 +3386,51 @@
           <w:sz w:val="18"/>
           <w:szCs w:val="18"/>
         </w:rPr>
-        <w:t xml:space="preserve">Fig. 23 — </w:t>
-      </w:r>
-      <w:proofErr w:type="spellStart"/>
-      <w:r>
-        <w:rPr>
-          <w:i/>
-          <w:iCs/>
-          <w:color w:val="555555"/>
-          <w:sz w:val="18"/>
-          <w:szCs w:val="18"/>
-        </w:rPr>
-        <w:t>campaign_roi</w:t>
-      </w:r>
-      <w:proofErr w:type="spellEnd"/>
-      <w:r>
-        <w:rPr>
-          <w:i/>
-          <w:iCs/>
-          <w:color w:val="555555"/>
-          <w:sz w:val="18"/>
-          <w:szCs w:val="18"/>
-        </w:rPr>
-        <w:t xml:space="preserve"> calculated column configuration: (</w:t>
-      </w:r>
-      <w:proofErr w:type="spellStart"/>
-      <w:r>
-        <w:rPr>
-          <w:i/>
-          <w:iCs/>
-          <w:color w:val="555555"/>
-          <w:sz w:val="18"/>
-          <w:szCs w:val="18"/>
-        </w:rPr>
-        <w:t>revenue_attributed</w:t>
-      </w:r>
-      <w:proofErr w:type="spellEnd"/>
-      <w:r>
-        <w:rPr>
-          <w:i/>
-          <w:iCs/>
-          <w:color w:val="555555"/>
-          <w:sz w:val="18"/>
-          <w:szCs w:val="18"/>
-        </w:rPr>
-        <w:t xml:space="preserve"> - </w:t>
-      </w:r>
-      <w:proofErr w:type="spellStart"/>
-      <w:r>
-        <w:rPr>
-          <w:i/>
-          <w:iCs/>
-          <w:color w:val="555555"/>
-          <w:sz w:val="18"/>
-          <w:szCs w:val="18"/>
-        </w:rPr>
-        <w:t>campaign_spend</w:t>
-      </w:r>
-      <w:proofErr w:type="spellEnd"/>
-      <w:r>
-        <w:rPr>
-          <w:i/>
-          <w:iCs/>
-          <w:color w:val="555555"/>
-          <w:sz w:val="18"/>
-          <w:szCs w:val="18"/>
-        </w:rPr>
-        <w:t xml:space="preserve">) / </w:t>
-      </w:r>
-      <w:proofErr w:type="spellStart"/>
-      <w:r>
-        <w:rPr>
-          <w:i/>
-          <w:iCs/>
-          <w:color w:val="555555"/>
-          <w:sz w:val="18"/>
-          <w:szCs w:val="18"/>
-        </w:rPr>
-        <w:t>campaign_spend</w:t>
-      </w:r>
-      <w:proofErr w:type="spellEnd"/>
-      <w:r>
-        <w:rPr>
-          <w:i/>
-          <w:iCs/>
-          <w:color w:val="555555"/>
-          <w:sz w:val="18"/>
-          <w:szCs w:val="18"/>
-        </w:rPr>
-        <w:t>.</w:t>
-      </w:r>
-    </w:p>
-    <w:p>
-      <w:pPr>
-        <w:spacing w:after="80"/>
-      </w:pPr>
-      <w:r>
-        <w:t>4. Before clicking Save, verified it was correct that most rows would come out negative (ROI ≈ −1.0 for the majority). This is expected, not a bug: most rows are non-responders (</w:t>
-      </w:r>
-      <w:proofErr w:type="spellStart"/>
-      <w:r>
-        <w:t>campaign_response</w:t>
-      </w:r>
-      <w:proofErr w:type="spellEnd"/>
-      <w:r>
-        <w:t xml:space="preserve"> = 0), so </w:t>
-      </w:r>
-      <w:proofErr w:type="spellStart"/>
-      <w:r>
-        <w:t>revenue_attributed</w:t>
-      </w:r>
-      <w:proofErr w:type="spellEnd"/>
-      <w:r>
-        <w:t xml:space="preserve"> = 0 for them, giving (0 − spend) / spend = −1.0 exactly — a "lost 100% of what was spent, earned nothing back" result. The rows with </w:t>
-      </w:r>
-      <w:proofErr w:type="spellStart"/>
-      <w:r>
-        <w:t>campaign_response</w:t>
-      </w:r>
-      <w:proofErr w:type="spellEnd"/>
-      <w:r>
-        <w:t xml:space="preserve"> = 1 show less-negative values (e.g. −0.422, −0.700, −0.934), driven by how much revenue that responder generated relative to their allocated spend.</w:t>
-      </w:r>
-    </w:p>
-    <w:p>
-      <w:pPr>
-        <w:spacing w:after="80"/>
-      </w:pPr>
-      <w:r>
-        <w:t xml:space="preserve">5. Clicked Save in the calculated-column editor, confirmed </w:t>
-      </w:r>
-      <w:proofErr w:type="spellStart"/>
-      <w:r>
-        <w:t>campaign_roi</w:t>
-      </w:r>
-      <w:proofErr w:type="spellEnd"/>
-      <w:r>
-        <w:t xml:space="preserve"> appeared as the dataset's 1 calculated column, then checked Preview before publishing.</w:t>
+        <w:t xml:space="preserve">Fig. 21 — Scrolled through the </w:t>
+      </w:r>
+      <w:proofErr w:type="gramStart"/>
+      <w:r>
+        <w:rPr>
+          <w:i/>
+          <w:iCs/>
+          <w:color w:val="555555"/>
+          <w:sz w:val="18"/>
+          <w:szCs w:val="18"/>
+        </w:rPr>
+        <w:t>type</w:t>
+      </w:r>
+      <w:proofErr w:type="gramEnd"/>
+      <w:r>
+        <w:rPr>
+          <w:i/>
+          <w:iCs/>
+          <w:color w:val="555555"/>
+          <w:sz w:val="18"/>
+          <w:szCs w:val="18"/>
+        </w:rPr>
+        <w:t xml:space="preserve"> list, confirming </w:t>
+      </w:r>
+      <w:proofErr w:type="spellStart"/>
+      <w:r>
+        <w:rPr>
+          <w:i/>
+          <w:iCs/>
+          <w:color w:val="555555"/>
+          <w:sz w:val="18"/>
+          <w:szCs w:val="18"/>
+        </w:rPr>
+        <w:t>complaint_flag</w:t>
+      </w:r>
+      <w:proofErr w:type="spellEnd"/>
+      <w:r>
+        <w:rPr>
+          <w:i/>
+          <w:iCs/>
+          <w:color w:val="555555"/>
+          <w:sz w:val="18"/>
+          <w:szCs w:val="18"/>
+        </w:rPr>
+        <w:t xml:space="preserve"> and the other Integer columns were already correct.</w:t>
       </w:r>
     </w:p>
     <w:p>
@@ -4003,11 +3442,12 @@
         <w:rPr>
           <w:noProof/>
         </w:rPr>
+        <w:lastRenderedPageBreak/>
         <w:drawing>
-          <wp:inline distT="0" distB="0" distL="0" distR="0" wp14:anchorId="5CCAB8FC" wp14:editId="682781F9">
-            <wp:extent cx="5715000" cy="3190875"/>
+          <wp:inline distT="0" distB="0" distL="0" distR="0" wp14:anchorId="2F593A73" wp14:editId="0D242A51">
+            <wp:extent cx="5715000" cy="3200400"/>
             <wp:effectExtent l="0" t="0" r="0" b="0"/>
-            <wp:docPr id="251057003" name="Grafik 251057003"/>
+            <wp:docPr id="2128591598" name="Grafik 2128591598"/>
             <wp:cNvGraphicFramePr>
               <a:graphicFrameLocks xmlns:a="http://schemas.openxmlformats.org/drawingml/2006/main" noChangeAspect="1"/>
             </wp:cNvGraphicFramePr>
@@ -4030,7 +3470,7 @@
                   <pic:spPr bwMode="auto">
                     <a:xfrm>
                       <a:off x="0" y="0"/>
-                      <a:ext cx="5715000" cy="3190875"/>
+                      <a:ext cx="5715000" cy="3200400"/>
                     </a:xfrm>
                     <a:prstGeom prst="rect">
                       <a:avLst/>
@@ -4056,30 +3496,215 @@
           <w:sz w:val="18"/>
           <w:szCs w:val="18"/>
         </w:rPr>
-        <w:t xml:space="preserve">Fig. 24 — Steps canvas / Configure tab after Save, showing </w:t>
-      </w:r>
-      <w:proofErr w:type="spellStart"/>
-      <w:r>
-        <w:rPr>
-          <w:i/>
-          <w:iCs/>
-          <w:color w:val="555555"/>
-          <w:sz w:val="18"/>
-          <w:szCs w:val="18"/>
-        </w:rPr>
+        <w:t xml:space="preserve">Fig. 22 — Final state: all 12 columns correct, including </w:t>
+      </w:r>
+      <w:proofErr w:type="spellStart"/>
+      <w:r>
+        <w:rPr>
+          <w:i/>
+          <w:iCs/>
+          <w:color w:val="555555"/>
+          <w:sz w:val="18"/>
+          <w:szCs w:val="18"/>
+        </w:rPr>
+        <w:t>annual_income</w:t>
+      </w:r>
+      <w:proofErr w:type="spellEnd"/>
+      <w:r>
+        <w:rPr>
+          <w:i/>
+          <w:iCs/>
+          <w:color w:val="555555"/>
+          <w:sz w:val="18"/>
+          <w:szCs w:val="18"/>
+        </w:rPr>
+        <w:t xml:space="preserve"> → Decimal.</w:t>
+      </w:r>
+    </w:p>
+    <w:p>
+      <w:pPr>
+        <w:pStyle w:val="berschrift1"/>
+        <w:spacing w:before="360" w:after="160"/>
+      </w:pPr>
+      <w:r>
+        <w:t xml:space="preserve">Step 8 - Calculated field: </w:t>
+      </w:r>
+      <w:proofErr w:type="spellStart"/>
+      <w:r>
         <w:t>campaign_roi</w:t>
       </w:r>
       <w:proofErr w:type="spellEnd"/>
       <w:r>
-        <w:rPr>
-          <w:i/>
-          <w:iCs/>
-          <w:color w:val="555555"/>
-          <w:sz w:val="18"/>
-          <w:szCs w:val="18"/>
-        </w:rPr>
-        <w:t xml:space="preserve"> listed as the dataset's 1 calculated column.</w:t>
-      </w:r>
+        <w:t xml:space="preserve"> (Marketing)</w:t>
+      </w:r>
+    </w:p>
+    <w:p>
+      <w:pPr>
+        <w:spacing w:after="140"/>
+      </w:pPr>
+      <w:r>
+        <w:rPr>
+          <w:b/>
+          <w:bCs/>
+        </w:rPr>
+        <w:t>Why this metric, specifically:</w:t>
+      </w:r>
+    </w:p>
+    <w:p>
+      <w:pPr>
+        <w:pStyle w:val="Listenabsatz"/>
+        <w:numPr>
+          <w:ilvl w:val="0"/>
+          <w:numId w:val="1"/>
+        </w:numPr>
+        <w:spacing w:after="80"/>
+      </w:pPr>
+      <w:r>
+        <w:t>Sarah Chen's brief (Marketing Funnel view) explicitly asks: " we're spending money on six campaigns right now. Which ones are paying for themselves and which ones aren't?", a direct ask for a per-campaign ROI figure.</w:t>
+      </w:r>
+    </w:p>
+    <w:p>
+      <w:pPr>
+        <w:pStyle w:val="Listenabsatz"/>
+        <w:numPr>
+          <w:ilvl w:val="0"/>
+          <w:numId w:val="1"/>
+        </w:numPr>
+        <w:spacing w:after="80"/>
+      </w:pPr>
+      <w:r>
+        <w:t xml:space="preserve">The data dictionary lists </w:t>
+      </w:r>
+      <w:proofErr w:type="spellStart"/>
+      <w:r>
+        <w:t>campaign_spend</w:t>
+      </w:r>
+      <w:proofErr w:type="spellEnd"/>
+      <w:r>
+        <w:t xml:space="preserve"> and </w:t>
+      </w:r>
+      <w:proofErr w:type="spellStart"/>
+      <w:r>
+        <w:t>revenue_attributed</w:t>
+      </w:r>
+      <w:proofErr w:type="spellEnd"/>
+      <w:r>
+        <w:t xml:space="preserve"> as the two raw fields a return-on-spend metric should be derived </w:t>
+      </w:r>
+      <w:proofErr w:type="gramStart"/>
+      <w:r>
+        <w:t>from,  ROI</w:t>
+      </w:r>
+      <w:proofErr w:type="gramEnd"/>
+      <w:r>
+        <w:t xml:space="preserve"> is not itself a raw column, it only exists once these two are combined.</w:t>
+      </w:r>
+    </w:p>
+    <w:p>
+      <w:pPr>
+        <w:pStyle w:val="Listenabsatz"/>
+        <w:numPr>
+          <w:ilvl w:val="0"/>
+          <w:numId w:val="1"/>
+        </w:numPr>
+        <w:spacing w:after="80"/>
+      </w:pPr>
+      <w:r>
+        <w:t xml:space="preserve">The rubric requires ≥2 calculated fields across the project that derive a business metric the raw data doesn't already contain; </w:t>
+      </w:r>
+      <w:proofErr w:type="spellStart"/>
+      <w:r>
+        <w:t>campaign_roi</w:t>
+      </w:r>
+      <w:proofErr w:type="spellEnd"/>
+      <w:r>
+        <w:t xml:space="preserve"> is the Marketing-side counterpart to CRM's </w:t>
+      </w:r>
+      <w:proofErr w:type="spellStart"/>
+      <w:r>
+        <w:t>days_to_close</w:t>
+      </w:r>
+      <w:proofErr w:type="spellEnd"/>
+      <w:r>
+        <w:t xml:space="preserve"> (Step 5).</w:t>
+      </w:r>
+    </w:p>
+    <w:p>
+      <w:pPr>
+        <w:spacing w:after="140"/>
+      </w:pPr>
+      <w:r>
+        <w:t xml:space="preserve">Standard ROI formula used: (revenue − spend) / spend, i.e. net return as a fraction of what was spent. A value of 0 means break-even, 1.0 means the campaign returned double </w:t>
+      </w:r>
+      <w:proofErr w:type="gramStart"/>
+      <w:r>
+        <w:t>its</w:t>
+      </w:r>
+      <w:proofErr w:type="gramEnd"/>
+      <w:r>
+        <w:t xml:space="preserve"> </w:t>
+      </w:r>
+      <w:proofErr w:type="gramStart"/>
+      <w:r>
+        <w:t>spend</w:t>
+      </w:r>
+      <w:proofErr w:type="gramEnd"/>
+      <w:r>
+        <w:t>, and a negative value means the campaign lost money (spent more than it earned back).</w:t>
+      </w:r>
+    </w:p>
+    <w:p>
+      <w:pPr>
+        <w:spacing w:after="80"/>
+      </w:pPr>
+      <w:r>
+        <w:t>1. In the Marketing dataset's data-prep editor, clicked "Add calculated columns" in the left panel.</w:t>
+      </w:r>
+    </w:p>
+    <w:p>
+      <w:pPr>
+        <w:spacing w:after="80"/>
+      </w:pPr>
+      <w:r>
+        <w:t xml:space="preserve">2. Named the field </w:t>
+      </w:r>
+      <w:proofErr w:type="spellStart"/>
+      <w:r>
+        <w:t>campaign_roi</w:t>
+      </w:r>
+      <w:proofErr w:type="spellEnd"/>
+      <w:r>
+        <w:t>.</w:t>
+      </w:r>
+    </w:p>
+    <w:p>
+      <w:pPr>
+        <w:spacing w:after="80"/>
+      </w:pPr>
+      <w:r>
+        <w:t>3. Formula: (</w:t>
+      </w:r>
+      <w:proofErr w:type="spellStart"/>
+      <w:r>
+        <w:t>revenue_attributed</w:t>
+      </w:r>
+      <w:proofErr w:type="spellEnd"/>
+      <w:r>
+        <w:t xml:space="preserve"> - </w:t>
+      </w:r>
+      <w:proofErr w:type="spellStart"/>
+      <w:r>
+        <w:t>campaign_spend</w:t>
+      </w:r>
+      <w:proofErr w:type="spellEnd"/>
+      <w:r>
+        <w:t xml:space="preserve">) / </w:t>
+      </w:r>
+      <w:proofErr w:type="spellStart"/>
+      <w:r>
+        <w:t>campaign_spend</w:t>
+      </w:r>
+      <w:proofErr w:type="spellEnd"/>
     </w:p>
     <w:p>
       <w:pPr>
@@ -4092,10 +3717,10 @@
         </w:rPr>
         <w:lastRenderedPageBreak/>
         <w:drawing>
-          <wp:inline distT="0" distB="0" distL="0" distR="0" wp14:anchorId="4EB212E9" wp14:editId="208C4C3D">
-            <wp:extent cx="5715000" cy="3457575"/>
+          <wp:inline distT="0" distB="0" distL="0" distR="0" wp14:anchorId="3F78256A" wp14:editId="7F4031FD">
+            <wp:extent cx="5715000" cy="3324225"/>
             <wp:effectExtent l="0" t="0" r="0" b="0"/>
-            <wp:docPr id="630898556" name="Grafik 630898556"/>
+            <wp:docPr id="38531552" name="Grafik 38531552"/>
             <wp:cNvGraphicFramePr>
               <a:graphicFrameLocks xmlns:a="http://schemas.openxmlformats.org/drawingml/2006/main" noChangeAspect="1"/>
             </wp:cNvGraphicFramePr>
@@ -4118,7 +3743,7 @@
                   <pic:spPr bwMode="auto">
                     <a:xfrm>
                       <a:off x="0" y="0"/>
-                      <a:ext cx="5715000" cy="3457575"/>
+                      <a:ext cx="5715000" cy="3324225"/>
                     </a:xfrm>
                     <a:prstGeom prst="rect">
                       <a:avLst/>
@@ -4144,7 +3769,7 @@
           <w:sz w:val="18"/>
           <w:szCs w:val="18"/>
         </w:rPr>
-        <w:t xml:space="preserve">Fig. 25 — Preview tab: </w:t>
+        <w:t xml:space="preserve">Fig. 23 — </w:t>
       </w:r>
       <w:proofErr w:type="spellStart"/>
       <w:r>
@@ -4166,24 +3791,90 @@
           <w:sz w:val="18"/>
           <w:szCs w:val="18"/>
         </w:rPr>
-        <w:t xml:space="preserve"> mostly -1.0 (non-responders), with less-negative values like -0.422, -0.700, -0.934 for actual responders — matching the expectation reasoned through above.</w:t>
-      </w:r>
-    </w:p>
-    <w:p>
-      <w:pPr>
-        <w:pStyle w:val="berschrift1"/>
-        <w:spacing w:before="360" w:after="160"/>
-      </w:pPr>
-      <w:r>
-        <w:t>Step 9 — Publish Marketing Campaigns dataset + verify row count</w:t>
-      </w:r>
-    </w:p>
-    <w:p>
-      <w:pPr>
+        <w:t xml:space="preserve"> calculated column configuration: (</w:t>
+      </w:r>
+      <w:proofErr w:type="spellStart"/>
+      <w:r>
+        <w:rPr>
+          <w:i/>
+          <w:iCs/>
+          <w:color w:val="555555"/>
+          <w:sz w:val="18"/>
+          <w:szCs w:val="18"/>
+        </w:rPr>
+        <w:t>revenue_attributed</w:t>
+      </w:r>
+      <w:proofErr w:type="spellEnd"/>
+      <w:r>
+        <w:rPr>
+          <w:i/>
+          <w:iCs/>
+          <w:color w:val="555555"/>
+          <w:sz w:val="18"/>
+          <w:szCs w:val="18"/>
+        </w:rPr>
+        <w:t xml:space="preserve"> - </w:t>
+      </w:r>
+      <w:proofErr w:type="spellStart"/>
+      <w:r>
+        <w:rPr>
+          <w:i/>
+          <w:iCs/>
+          <w:color w:val="555555"/>
+          <w:sz w:val="18"/>
+          <w:szCs w:val="18"/>
+        </w:rPr>
+        <w:t>campaign_spend</w:t>
+      </w:r>
+      <w:proofErr w:type="spellEnd"/>
+      <w:r>
+        <w:rPr>
+          <w:i/>
+          <w:iCs/>
+          <w:color w:val="555555"/>
+          <w:sz w:val="18"/>
+          <w:szCs w:val="18"/>
+        </w:rPr>
+        <w:t xml:space="preserve">) / </w:t>
+      </w:r>
+      <w:proofErr w:type="spellStart"/>
+      <w:r>
+        <w:rPr>
+          <w:i/>
+          <w:iCs/>
+          <w:color w:val="555555"/>
+          <w:sz w:val="18"/>
+          <w:szCs w:val="18"/>
+        </w:rPr>
+        <w:t>campaign_spend</w:t>
+      </w:r>
+      <w:proofErr w:type="spellEnd"/>
+      <w:r>
+        <w:rPr>
+          <w:i/>
+          <w:iCs/>
+          <w:color w:val="555555"/>
+          <w:sz w:val="18"/>
+          <w:szCs w:val="18"/>
+        </w:rPr>
+        <w:t>.</w:t>
+      </w:r>
+    </w:p>
+    <w:p>
+      <w:pPr>
+        <w:pStyle w:val="Normal"/>
         <w:spacing w:after="80"/>
       </w:pPr>
       <w:r>
-        <w:t>1. Clicked Save &amp; publish (top right) on the Marketing dataset editor.</w:t>
+        <w:t xml:space="preserve">4. Before clicking Save, verified it was correct that most rows would come out negative (ROI ≈ −1.0 for the majority). This is expected, not a bug. The rows with </w:t>
+      </w:r>
+      <w:proofErr w:type="spellStart"/>
+      <w:r>
+        <w:t>campaign_response</w:t>
+      </w:r>
+      <w:proofErr w:type="spellEnd"/>
+      <w:r>
+        <w:t xml:space="preserve"> = 1 show less-negative values (e.g. −0.422, −0.700, −0.934), driven by how much revenue that responder generated relative to their allocated spend. Even so, the metric was flagged for further review to confirm the calculation and data correctness.</w:t>
       </w:r>
     </w:p>
     <w:p>
@@ -4191,31 +3882,7 @@
         <w:spacing w:after="80"/>
       </w:pPr>
       <w:r>
-        <w:t>2. Confirmation banner: "Saved and published successfully."</w:t>
-      </w:r>
-    </w:p>
-    <w:p>
-      <w:pPr>
-        <w:spacing w:after="80"/>
-      </w:pPr>
-      <w:r>
-        <w:t>3. Navigated to Data → Datasets, opened the newly published novatech_marketing_campaigns.csv (owner: Me).</w:t>
-      </w:r>
-    </w:p>
-    <w:p>
-      <w:pPr>
-        <w:spacing w:after="80"/>
-      </w:pPr>
-      <w:r>
-        <w:t xml:space="preserve">4. Dataset detail page confirms: 21 columns (the 20 </w:t>
-      </w:r>
-      <w:proofErr w:type="gramStart"/>
-      <w:r>
-        <w:t>original</w:t>
-      </w:r>
-      <w:proofErr w:type="gramEnd"/>
-      <w:r>
-        <w:t xml:space="preserve"> + </w:t>
+        <w:t xml:space="preserve">5. Clicked Save in the calculated-column editor, confirmed </w:t>
       </w:r>
       <w:proofErr w:type="spellStart"/>
       <w:r>
@@ -4223,15 +3890,7 @@
       </w:r>
       <w:proofErr w:type="spellEnd"/>
       <w:r>
-        <w:t>), and under Refresh: "2240 rows imported (100% success</w:t>
-      </w:r>
-      <w:proofErr w:type="gramStart"/>
-      <w:r>
-        <w:t>)" —</w:t>
-      </w:r>
-      <w:proofErr w:type="gramEnd"/>
-      <w:r>
-        <w:t xml:space="preserve"> an exact match with both the data dictionary's expected row count and Q's answer in Verification Log entry #3 (2,240 rows). Same row-count cross-check pattern used for CRM in Step 6, applied here to Marketing.</w:t>
+        <w:t xml:space="preserve"> appeared as the dataset's 1 calculated column, then checked Preview before publishing.</w:t>
       </w:r>
     </w:p>
     <w:p>
@@ -4244,10 +3903,10 @@
           <w:noProof/>
         </w:rPr>
         <w:drawing>
-          <wp:inline distT="0" distB="0" distL="0" distR="0" wp14:anchorId="41558099" wp14:editId="08334F84">
-            <wp:extent cx="5715000" cy="2943225"/>
+          <wp:inline distT="0" distB="0" distL="0" distR="0" wp14:anchorId="5CCAB8FC" wp14:editId="682781F9">
+            <wp:extent cx="5715000" cy="3190875"/>
             <wp:effectExtent l="0" t="0" r="0" b="0"/>
-            <wp:docPr id="810875587" name="Grafik 810875587"/>
+            <wp:docPr id="251057003" name="Grafik 251057003"/>
             <wp:cNvGraphicFramePr>
               <a:graphicFrameLocks xmlns:a="http://schemas.openxmlformats.org/drawingml/2006/main" noChangeAspect="1"/>
             </wp:cNvGraphicFramePr>
@@ -4270,7 +3929,7 @@
                   <pic:spPr bwMode="auto">
                     <a:xfrm>
                       <a:off x="0" y="0"/>
-                      <a:ext cx="5715000" cy="2943225"/>
+                      <a:ext cx="5715000" cy="3190875"/>
                     </a:xfrm>
                     <a:prstGeom prst="rect">
                       <a:avLst/>
@@ -4296,29 +3955,29 @@
           <w:sz w:val="18"/>
           <w:szCs w:val="18"/>
         </w:rPr>
-        <w:t xml:space="preserve">Fig. </w:t>
-      </w:r>
-      <w:proofErr w:type="gramStart"/>
-      <w:r>
-        <w:rPr>
-          <w:i/>
-          <w:iCs/>
-          <w:color w:val="555555"/>
-          <w:sz w:val="18"/>
-          <w:szCs w:val="18"/>
-        </w:rPr>
-        <w:t>26 — "</w:t>
-      </w:r>
-      <w:proofErr w:type="gramEnd"/>
-      <w:r>
-        <w:rPr>
-          <w:i/>
-          <w:iCs/>
-          <w:color w:val="555555"/>
-          <w:sz w:val="18"/>
-          <w:szCs w:val="18"/>
-        </w:rPr>
-        <w:t>Saved and published successfully" confirmation.</w:t>
+        <w:t xml:space="preserve">Fig. 24 — Steps canvas / Configure tab after Save, showing </w:t>
+      </w:r>
+      <w:proofErr w:type="spellStart"/>
+      <w:r>
+        <w:rPr>
+          <w:i/>
+          <w:iCs/>
+          <w:color w:val="555555"/>
+          <w:sz w:val="18"/>
+          <w:szCs w:val="18"/>
+        </w:rPr>
+        <w:t>campaign_roi</w:t>
+      </w:r>
+      <w:proofErr w:type="spellEnd"/>
+      <w:r>
+        <w:rPr>
+          <w:i/>
+          <w:iCs/>
+          <w:color w:val="555555"/>
+          <w:sz w:val="18"/>
+          <w:szCs w:val="18"/>
+        </w:rPr>
+        <w:t xml:space="preserve"> listed as the dataset's 1 calculated column.</w:t>
       </w:r>
     </w:p>
     <w:p>
@@ -4332,10 +3991,10 @@
         </w:rPr>
         <w:lastRenderedPageBreak/>
         <w:drawing>
-          <wp:inline distT="0" distB="0" distL="0" distR="0" wp14:anchorId="337E3DF1" wp14:editId="0D1B08DE">
-            <wp:extent cx="5715000" cy="3524250"/>
+          <wp:inline distT="0" distB="0" distL="0" distR="0" wp14:anchorId="4EB212E9" wp14:editId="208C4C3D">
+            <wp:extent cx="5715000" cy="3457575"/>
             <wp:effectExtent l="0" t="0" r="0" b="0"/>
-            <wp:docPr id="2085673338" name="Grafik 2085673338"/>
+            <wp:docPr id="630898556" name="Grafik 630898556"/>
             <wp:cNvGraphicFramePr>
               <a:graphicFrameLocks xmlns:a="http://schemas.openxmlformats.org/drawingml/2006/main" noChangeAspect="1"/>
             </wp:cNvGraphicFramePr>
@@ -4358,7 +4017,7 @@
                   <pic:spPr bwMode="auto">
                     <a:xfrm>
                       <a:off x="0" y="0"/>
-                      <a:ext cx="5715000" cy="3524250"/>
+                      <a:ext cx="5715000" cy="3457575"/>
                     </a:xfrm>
                     <a:prstGeom prst="rect">
                       <a:avLst/>
@@ -4384,7 +4043,7 @@
           <w:sz w:val="18"/>
           <w:szCs w:val="18"/>
         </w:rPr>
-        <w:t xml:space="preserve">Fig. 27 — Dataset detail page: Columns (21) incl. </w:t>
+        <w:t xml:space="preserve">Fig. 25 — Preview tab: </w:t>
       </w:r>
       <w:proofErr w:type="spellStart"/>
       <w:r>
@@ -4406,7 +4065,7 @@
           <w:sz w:val="18"/>
           <w:szCs w:val="18"/>
         </w:rPr>
-        <w:t>, Refresh panel showing "2240 rows imported (100% success)".</w:t>
+        <w:t xml:space="preserve"> mostly -1.0 (non-responders), with less-negative values like -0.422, -0.700, -0.934 for actual responders — matching the expectation reasoned through above.</w:t>
       </w:r>
     </w:p>
     <w:p>
@@ -4415,32 +4074,189 @@
         <w:spacing w:before="360" w:after="160"/>
       </w:pPr>
       <w:r>
-        <w:t>Step 10 — Upload own Support Tickets dataset + check data types</w:t>
-      </w:r>
-    </w:p>
-    <w:p>
-      <w:pPr>
+        <w:t xml:space="preserve">Step 8b - Investigating the negative </w:t>
+      </w:r>
+      <w:proofErr w:type="spellStart"/>
+      <w:r>
+        <w:t>campaign_roi</w:t>
+      </w:r>
+      <w:proofErr w:type="spellEnd"/>
+      <w:r>
+        <w:t xml:space="preserve"> average</w:t>
+      </w:r>
+    </w:p>
+    <w:p>
+      <w:pPr>
+        <w:spacing w:after="140"/>
+      </w:pPr>
+      <w:r>
+        <w:rPr>
+          <w:b/>
+          <w:bCs/>
+        </w:rPr>
+        <w:t>What was checked:</w:t>
+      </w:r>
+    </w:p>
+    <w:p>
+      <w:pPr>
+        <w:pStyle w:val="Listenabsatz"/>
+        <w:numPr>
+          <w:ilvl w:val="0"/>
+          <w:numId w:val="1"/>
+        </w:numPr>
         <w:spacing w:after="80"/>
       </w:pPr>
       <w:r>
-        <w:t>1. Went to Data → Create dataset → Upload a file → selected novatech_support_tickets.csv → "Edit settings and prepare data".</w:t>
-      </w:r>
-    </w:p>
-    <w:p>
-      <w:pPr>
+        <w:t xml:space="preserve">The formula itself was re-verified in the data-prep editor: </w:t>
+      </w:r>
+      <w:proofErr w:type="spellStart"/>
+      <w:r>
+        <w:t>campaign_roi</w:t>
+      </w:r>
+      <w:proofErr w:type="spellEnd"/>
+      <w:r>
+        <w:t xml:space="preserve"> = (</w:t>
+      </w:r>
+      <w:proofErr w:type="spellStart"/>
+      <w:r>
+        <w:t>revenue_attributed</w:t>
+      </w:r>
+      <w:proofErr w:type="spellEnd"/>
+      <w:r>
+        <w:t xml:space="preserve"> - </w:t>
+      </w:r>
+      <w:proofErr w:type="spellStart"/>
+      <w:r>
+        <w:t>campaign_spend</w:t>
+      </w:r>
+      <w:proofErr w:type="spellEnd"/>
+      <w:r>
+        <w:t xml:space="preserve">) / </w:t>
+      </w:r>
+      <w:proofErr w:type="spellStart"/>
+      <w:r>
+        <w:t>campaign_spend</w:t>
+      </w:r>
+      <w:proofErr w:type="spellEnd"/>
+      <w:r>
+        <w:t xml:space="preserve">, matching Step 8 exactly. Spot-checking individual rows confirmed the arithmetic is correct in every case (e.g. a non-responder with </w:t>
+      </w:r>
+      <w:proofErr w:type="spellStart"/>
+      <w:r>
+        <w:t>revenue_attributed</w:t>
+      </w:r>
+      <w:proofErr w:type="spellEnd"/>
+      <w:r>
+        <w:t xml:space="preserve"> = 0 and </w:t>
+      </w:r>
+      <w:proofErr w:type="spellStart"/>
+      <w:r>
+        <w:t>campaign_spend</w:t>
+      </w:r>
+      <w:proofErr w:type="spellEnd"/>
+      <w:r>
+        <w:t xml:space="preserve"> &gt; 0 correctly returns exactly -1.0).</w:t>
+      </w:r>
+    </w:p>
+    <w:p>
+      <w:pPr>
+        <w:pStyle w:val="Listenabsatz"/>
+        <w:numPr>
+          <w:ilvl w:val="0"/>
+          <w:numId w:val="1"/>
+        </w:numPr>
+        <w:spacing w:after="80"/>
+      </w:pPr>
+      <w:r>
+        <w:t xml:space="preserve">The root cause of the negative average was traced to the data itself, not the formula: 72.8% of leads (1,631 of 2,240) have </w:t>
+      </w:r>
+      <w:proofErr w:type="spellStart"/>
+      <w:r>
+        <w:t>campaign_response</w:t>
+      </w:r>
+      <w:proofErr w:type="spellEnd"/>
+      <w:r>
+        <w:t xml:space="preserve"> = 0 and therefore </w:t>
+      </w:r>
+      <w:proofErr w:type="spellStart"/>
+      <w:r>
+        <w:t>revenue_attributed</w:t>
+      </w:r>
+      <w:proofErr w:type="spellEnd"/>
+      <w:r>
+        <w:t xml:space="preserve"> = 0, which produces a -1.0 (-100%) ROI for every one of those </w:t>
+      </w:r>
+      <w:proofErr w:type="gramStart"/>
+      <w:r>
+        <w:t>rows by definition</w:t>
+      </w:r>
+      <w:proofErr w:type="gramEnd"/>
+      <w:r>
+        <w:t xml:space="preserve">. Only </w:t>
+      </w:r>
+      <w:proofErr w:type="gramStart"/>
+      <w:r>
+        <w:t>the 27.2</w:t>
+      </w:r>
+      <w:proofErr w:type="gramEnd"/>
+      <w:r>
+        <w:t xml:space="preserve">% of leads that </w:t>
+      </w:r>
+      <w:proofErr w:type="gramStart"/>
+      <w:r>
+        <w:t>actually converted</w:t>
+      </w:r>
+      <w:proofErr w:type="gramEnd"/>
+      <w:r>
+        <w:t xml:space="preserve"> show a less-negative or positive per-lead ROI. This is expected behavior for lead-level marketing data, not </w:t>
+      </w:r>
+      <w:proofErr w:type="gramStart"/>
+      <w:r>
+        <w:t>a data</w:t>
+      </w:r>
+      <w:proofErr w:type="gramEnd"/>
+      <w:r>
+        <w:t xml:space="preserve"> quality issue.</w:t>
+      </w:r>
+    </w:p>
+    <w:p>
+      <w:pPr>
+        <w:pStyle w:val="ListParagraph"/>
+        <w:numPr>
+          <w:ilvl w:val="0"/>
+          <w:numId w:val="1"/>
+        </w:numPr>
         <w:spacing w:before="120" w:after="60"/>
         <w:jc w:val="center"/>
       </w:pPr>
       <w:r>
+        <w:t xml:space="preserve">As an additional check, the preview was filtered to show only rows with </w:t>
+      </w:r>
+      <w:proofErr w:type="spellStart"/>
+      <w:r>
+        <w:t>campaign_roi</w:t>
+      </w:r>
+      <w:proofErr w:type="spellEnd"/>
+      <w:r>
+        <w:t xml:space="preserve"> &gt; 0. Every visible row had </w:t>
+      </w:r>
+      <w:proofErr w:type="spellStart"/>
+      <w:r>
+        <w:t>campaign_response</w:t>
+      </w:r>
+      <w:proofErr w:type="spellEnd"/>
+      <w:r>
+        <w:t xml:space="preserve"> = 1, meaning the lead responded to the campaign. In the sample, ROI ranged from about +0.3% to +152% (for example, 1.4413, 0.7768, 0.4675, 0.3101, 1.4540, and 1.5153). </w:t>
+      </w:r>
+      <w:r>
         <w:rPr>
           <w:noProof/>
         </w:rPr>
-        <w:lastRenderedPageBreak/>
         <w:drawing>
-          <wp:inline distT="0" distB="0" distL="0" distR="0" wp14:anchorId="612FD69B" wp14:editId="0348EDBA">
-            <wp:extent cx="5715000" cy="5010150"/>
+          <wp:inline distT="0" distB="0" distL="0" distR="0" wp14:anchorId="0C5C7FD0" wp14:editId="128B2F33">
+            <wp:extent cx="5715000" cy="2027296"/>
             <wp:effectExtent l="0" t="0" r="0" b="0"/>
-            <wp:docPr id="356105687" name="Grafik 356105687"/>
+            <wp:docPr id="900000001" name="Grafik 900000001"/>
             <wp:cNvGraphicFramePr>
               <a:graphicFrameLocks xmlns:a="http://schemas.openxmlformats.org/drawingml/2006/main" noChangeAspect="1"/>
             </wp:cNvGraphicFramePr>
@@ -4463,7 +4279,7 @@
                   <pic:spPr bwMode="auto">
                     <a:xfrm>
                       <a:off x="0" y="0"/>
-                      <a:ext cx="5715000" cy="5010150"/>
+                      <a:ext cx="5715000" cy="2027296"/>
                     </a:xfrm>
                     <a:prstGeom prst="rect">
                       <a:avLst/>
@@ -4489,7 +4305,61 @@
           <w:sz w:val="18"/>
           <w:szCs w:val="18"/>
         </w:rPr>
-        <w:t>Fig. 28 — File-upload confirmation dialog for novatech_support_tickets.csv, before entering the editor.</w:t>
+        <w:t xml:space="preserve">Fig. 25a — Preview filtered to </w:t>
+      </w:r>
+      <w:proofErr w:type="spellStart"/>
+      <w:r>
+        <w:rPr>
+          <w:i/>
+          <w:iCs/>
+          <w:color w:val="555555"/>
+          <w:sz w:val="18"/>
+          <w:szCs w:val="18"/>
+        </w:rPr>
+        <w:t>campaign_roi</w:t>
+      </w:r>
+      <w:proofErr w:type="spellEnd"/>
+      <w:r>
+        <w:rPr>
+          <w:i/>
+          <w:iCs/>
+          <w:color w:val="555555"/>
+          <w:sz w:val="18"/>
+          <w:szCs w:val="18"/>
+        </w:rPr>
+        <w:t xml:space="preserve"> &gt; 0: every visible row has </w:t>
+      </w:r>
+      <w:proofErr w:type="spellStart"/>
+      <w:r>
+        <w:rPr>
+          <w:i/>
+          <w:iCs/>
+          <w:color w:val="555555"/>
+          <w:sz w:val="18"/>
+          <w:szCs w:val="18"/>
+        </w:rPr>
+        <w:t>campaign_response</w:t>
+      </w:r>
+      <w:proofErr w:type="spellEnd"/>
+      <w:r>
+        <w:rPr>
+          <w:i/>
+          <w:iCs/>
+          <w:color w:val="555555"/>
+          <w:sz w:val="18"/>
+          <w:szCs w:val="18"/>
+        </w:rPr>
+        <w:t xml:space="preserve"> = 1, with ROI values ranging from about +0.3% to +152%.</w:t>
+      </w:r>
+    </w:p>
+    <w:p>
+      <w:pPr>
+        <w:pStyle w:val="berschrift1"/>
+        <w:spacing w:before="360" w:after="160"/>
+      </w:pPr>
+      <w:r>
+        <w:lastRenderedPageBreak/>
+        <w:t>Step 9 - Publish Marketing Campaigns dataset + verify row count</w:t>
       </w:r>
     </w:p>
     <w:p>
@@ -4497,39 +4367,55 @@
         <w:spacing w:after="80"/>
       </w:pPr>
       <w:r>
-        <w:t xml:space="preserve">2. </w:t>
-      </w:r>
-      <w:proofErr w:type="spellStart"/>
-      <w:r>
-        <w:t>QuickSight</w:t>
-      </w:r>
-      <w:proofErr w:type="spellEnd"/>
-      <w:r>
-        <w:t xml:space="preserve"> auto-suggested type changes for 9 columns. Checked </w:t>
+        <w:t>1. Clicked Save &amp; publish (top right) on the Marketing dataset editor.</w:t>
+      </w:r>
+    </w:p>
+    <w:p>
+      <w:pPr>
+        <w:spacing w:after="80"/>
+      </w:pPr>
+      <w:r>
+        <w:t>2. Confirmation banner: "Saved and published successfully."</w:t>
+      </w:r>
+    </w:p>
+    <w:p>
+      <w:pPr>
+        <w:spacing w:after="80"/>
+      </w:pPr>
+      <w:r>
+        <w:t>3. Navigated to Data → Datasets, opened the newly published novatech_marketing_campaigns.csv (owner: Me).</w:t>
+      </w:r>
+    </w:p>
+    <w:p>
+      <w:pPr>
+        <w:spacing w:after="80"/>
+      </w:pPr>
+      <w:r>
+        <w:t xml:space="preserve">4. Dataset detail page confirms: 21 columns (the 20 </w:t>
       </w:r>
       <w:proofErr w:type="gramStart"/>
       <w:r>
-        <w:t>every one</w:t>
+        <w:t>original</w:t>
       </w:r>
       <w:proofErr w:type="gramEnd"/>
       <w:r>
-        <w:t xml:space="preserve"> against the data dictionary — unlike CRM (</w:t>
-      </w:r>
-      <w:proofErr w:type="spellStart"/>
-      <w:r>
-        <w:t>deal_value</w:t>
-      </w:r>
-      <w:proofErr w:type="spellEnd"/>
-      <w:r>
-        <w:t>) and Marketing (</w:t>
-      </w:r>
-      <w:proofErr w:type="spellStart"/>
-      <w:r>
-        <w:t>annual_income</w:t>
-      </w:r>
-      <w:proofErr w:type="spellEnd"/>
-      <w:r>
-        <w:t>), no corrections were needed this time; all 9 auto-suggested types already matched the dictionary exactly.</w:t>
+        <w:t xml:space="preserve"> + </w:t>
+      </w:r>
+      <w:proofErr w:type="spellStart"/>
+      <w:r>
+        <w:t>campaign_roi</w:t>
+      </w:r>
+      <w:proofErr w:type="spellEnd"/>
+      <w:r>
+        <w:t>), and under Refresh: "2240 rows imported (100% success</w:t>
+      </w:r>
+      <w:proofErr w:type="gramStart"/>
+      <w:r>
+        <w:t>)" —</w:t>
+      </w:r>
+      <w:proofErr w:type="gramEnd"/>
+      <w:r>
+        <w:t xml:space="preserve"> an exact match with both the data dictionary's expected row count and Q's answer in Verification Log entry #3 (2,240 rows). Same row-count cross-check pattern used for CRM in Step 6, applied here to Marketing.</w:t>
       </w:r>
     </w:p>
     <w:p>
@@ -4541,12 +4427,11 @@
         <w:rPr>
           <w:noProof/>
         </w:rPr>
-        <w:lastRenderedPageBreak/>
         <w:drawing>
-          <wp:inline distT="0" distB="0" distL="0" distR="0" wp14:anchorId="1FD49DE3" wp14:editId="3AB9D27A">
-            <wp:extent cx="5715000" cy="3448050"/>
+          <wp:inline distT="0" distB="0" distL="0" distR="0" wp14:anchorId="41558099" wp14:editId="08334F84">
+            <wp:extent cx="5715000" cy="2943225"/>
             <wp:effectExtent l="0" t="0" r="0" b="0"/>
-            <wp:docPr id="1337065670" name="Grafik 1337065670"/>
+            <wp:docPr id="810875587" name="Grafik 810875587"/>
             <wp:cNvGraphicFramePr>
               <a:graphicFrameLocks xmlns:a="http://schemas.openxmlformats.org/drawingml/2006/main" noChangeAspect="1"/>
             </wp:cNvGraphicFramePr>
@@ -4569,7 +4454,7 @@
                   <pic:spPr bwMode="auto">
                     <a:xfrm>
                       <a:off x="0" y="0"/>
-                      <a:ext cx="5715000" cy="3448050"/>
+                      <a:ext cx="5715000" cy="2943225"/>
                     </a:xfrm>
                     <a:prstGeom prst="rect">
                       <a:avLst/>
@@ -4595,596 +4480,29 @@
           <w:sz w:val="18"/>
           <w:szCs w:val="18"/>
         </w:rPr>
-        <w:t xml:space="preserve">Fig. 29 — Data-prep editor with the 9 auto-suggested type changes (first 8 visible: </w:t>
-      </w:r>
-      <w:proofErr w:type="spellStart"/>
-      <w:r>
-        <w:rPr>
-          <w:i/>
-          <w:iCs/>
-          <w:color w:val="555555"/>
-          <w:sz w:val="18"/>
-          <w:szCs w:val="18"/>
-        </w:rPr>
-        <w:t>ticket_created_date</w:t>
-      </w:r>
-      <w:proofErr w:type="spellEnd"/>
-      <w:r>
-        <w:rPr>
-          <w:i/>
-          <w:iCs/>
-          <w:color w:val="555555"/>
-          <w:sz w:val="18"/>
-          <w:szCs w:val="18"/>
-        </w:rPr>
-        <w:t xml:space="preserve">, </w:t>
-      </w:r>
-      <w:proofErr w:type="spellStart"/>
-      <w:r>
-        <w:rPr>
-          <w:i/>
-          <w:iCs/>
-          <w:color w:val="555555"/>
-          <w:sz w:val="18"/>
-          <w:szCs w:val="18"/>
-        </w:rPr>
-        <w:t>ticket_resolved_date</w:t>
-      </w:r>
-      <w:proofErr w:type="spellEnd"/>
-      <w:r>
-        <w:rPr>
-          <w:i/>
-          <w:iCs/>
-          <w:color w:val="555555"/>
-          <w:sz w:val="18"/>
-          <w:szCs w:val="18"/>
-        </w:rPr>
-        <w:t xml:space="preserve"> → Date; </w:t>
-      </w:r>
-      <w:proofErr w:type="spellStart"/>
-      <w:r>
-        <w:rPr>
-          <w:i/>
-          <w:iCs/>
-          <w:color w:val="555555"/>
-          <w:sz w:val="18"/>
-          <w:szCs w:val="18"/>
-        </w:rPr>
-        <w:t>users_affected</w:t>
-      </w:r>
-      <w:proofErr w:type="spellEnd"/>
-      <w:r>
-        <w:rPr>
-          <w:i/>
-          <w:iCs/>
-          <w:color w:val="555555"/>
-          <w:sz w:val="18"/>
-          <w:szCs w:val="18"/>
-        </w:rPr>
-        <w:t xml:space="preserve">, </w:t>
-      </w:r>
-      <w:proofErr w:type="spellStart"/>
-      <w:r>
-        <w:rPr>
-          <w:i/>
-          <w:iCs/>
-          <w:color w:val="555555"/>
-          <w:sz w:val="18"/>
-          <w:szCs w:val="18"/>
-        </w:rPr>
-        <w:t>downtime_minutes</w:t>
-      </w:r>
-      <w:proofErr w:type="spellEnd"/>
-      <w:r>
-        <w:rPr>
-          <w:i/>
-          <w:iCs/>
-          <w:color w:val="555555"/>
-          <w:sz w:val="18"/>
-          <w:szCs w:val="18"/>
-        </w:rPr>
-        <w:t xml:space="preserve">, </w:t>
-      </w:r>
-      <w:proofErr w:type="spellStart"/>
-      <w:r>
-        <w:rPr>
-          <w:i/>
-          <w:iCs/>
-          <w:color w:val="555555"/>
-          <w:sz w:val="18"/>
-          <w:szCs w:val="18"/>
-        </w:rPr>
-        <w:t>payment_impact</w:t>
-      </w:r>
-      <w:proofErr w:type="spellEnd"/>
-      <w:r>
-        <w:rPr>
-          <w:i/>
-          <w:iCs/>
-          <w:color w:val="555555"/>
-          <w:sz w:val="18"/>
-          <w:szCs w:val="18"/>
-        </w:rPr>
-        <w:t xml:space="preserve">, </w:t>
-      </w:r>
-      <w:proofErr w:type="spellStart"/>
-      <w:r>
-        <w:rPr>
-          <w:i/>
-          <w:iCs/>
-          <w:color w:val="555555"/>
-          <w:sz w:val="18"/>
-          <w:szCs w:val="18"/>
-        </w:rPr>
-        <w:t>security_incident</w:t>
-      </w:r>
-      <w:proofErr w:type="spellEnd"/>
-      <w:r>
-        <w:rPr>
-          <w:i/>
-          <w:iCs/>
-          <w:color w:val="555555"/>
-          <w:sz w:val="18"/>
-          <w:szCs w:val="18"/>
-        </w:rPr>
-        <w:t xml:space="preserve">, </w:t>
-      </w:r>
-      <w:proofErr w:type="spellStart"/>
-      <w:r>
-        <w:rPr>
-          <w:i/>
-          <w:iCs/>
-          <w:color w:val="555555"/>
-          <w:sz w:val="18"/>
-          <w:szCs w:val="18"/>
-        </w:rPr>
-        <w:t>data_loss</w:t>
-      </w:r>
-      <w:proofErr w:type="spellEnd"/>
-      <w:r>
-        <w:rPr>
-          <w:i/>
-          <w:iCs/>
-          <w:color w:val="555555"/>
-          <w:sz w:val="18"/>
-          <w:szCs w:val="18"/>
-        </w:rPr>
-        <w:t xml:space="preserve"> → Integer; </w:t>
-      </w:r>
-      <w:proofErr w:type="spellStart"/>
-      <w:r>
-        <w:rPr>
-          <w:i/>
-          <w:iCs/>
-          <w:color w:val="555555"/>
-          <w:sz w:val="18"/>
-          <w:szCs w:val="18"/>
-        </w:rPr>
-        <w:t>error_rate_pct</w:t>
-      </w:r>
-      <w:proofErr w:type="spellEnd"/>
-      <w:r>
-        <w:rPr>
-          <w:i/>
-          <w:iCs/>
-          <w:color w:val="555555"/>
-          <w:sz w:val="18"/>
-          <w:szCs w:val="18"/>
-        </w:rPr>
-        <w:t xml:space="preserve"> → Decimal).</w:t>
-      </w:r>
-    </w:p>
-    <w:p>
-      <w:pPr>
-        <w:pStyle w:val="Listenabsatz"/>
-        <w:numPr>
-          <w:ilvl w:val="0"/>
-          <w:numId w:val="1"/>
-        </w:numPr>
-        <w:spacing w:after="80"/>
-      </w:pPr>
-      <w:proofErr w:type="spellStart"/>
-      <w:r>
-        <w:t>ticket_created_date</w:t>
-      </w:r>
-      <w:proofErr w:type="spellEnd"/>
-      <w:r>
-        <w:t xml:space="preserve"> → Date (</w:t>
-      </w:r>
-      <w:proofErr w:type="spellStart"/>
-      <w:r>
-        <w:t>yyyy</w:t>
-      </w:r>
-      <w:proofErr w:type="spellEnd"/>
-      <w:r>
-        <w:t>-MM-</w:t>
+        <w:t xml:space="preserve">Fig. </w:t>
       </w:r>
       <w:proofErr w:type="gramStart"/>
       <w:r>
-        <w:t>dd) —</w:t>
+        <w:rPr>
+          <w:i/>
+          <w:iCs/>
+          <w:color w:val="555555"/>
+          <w:sz w:val="18"/>
+          <w:szCs w:val="18"/>
+        </w:rPr>
+        <w:t>26 — "</w:t>
       </w:r>
       <w:proofErr w:type="gramEnd"/>
       <w:r>
-        <w:t xml:space="preserve"> correct</w:t>
-      </w:r>
-    </w:p>
-    <w:p>
-      <w:pPr>
-        <w:pStyle w:val="Listenabsatz"/>
-        <w:numPr>
-          <w:ilvl w:val="0"/>
-          <w:numId w:val="1"/>
-        </w:numPr>
-        <w:spacing w:after="80"/>
-      </w:pPr>
-      <w:proofErr w:type="spellStart"/>
-      <w:r>
-        <w:t>ticket_resolved_date</w:t>
-      </w:r>
-      <w:proofErr w:type="spellEnd"/>
-      <w:r>
-        <w:t xml:space="preserve"> → Date (</w:t>
-      </w:r>
-      <w:proofErr w:type="spellStart"/>
-      <w:r>
-        <w:t>yyyy</w:t>
-      </w:r>
-      <w:proofErr w:type="spellEnd"/>
-      <w:r>
-        <w:t xml:space="preserve">-MM-dd </w:t>
-      </w:r>
-      <w:proofErr w:type="spellStart"/>
-      <w:r>
-        <w:t>HH:</w:t>
-      </w:r>
-      <w:proofErr w:type="gramStart"/>
-      <w:r>
-        <w:t>mm:ss</w:t>
-      </w:r>
-      <w:proofErr w:type="spellEnd"/>
-      <w:proofErr w:type="gramEnd"/>
-      <w:r>
-        <w:t>) — correct; the dictionary calls this field "</w:t>
-      </w:r>
-      <w:proofErr w:type="spellStart"/>
-      <w:r>
-        <w:t>DateTime</w:t>
-      </w:r>
-      <w:proofErr w:type="spellEnd"/>
-      <w:r>
-        <w:t xml:space="preserve">," but </w:t>
-      </w:r>
-      <w:proofErr w:type="spellStart"/>
-      <w:r>
-        <w:t>QuickSight</w:t>
-      </w:r>
-      <w:proofErr w:type="spellEnd"/>
-      <w:r>
-        <w:t xml:space="preserve"> represents it as the same Date type with a datetime-including format string, exactly like the CRM date fields.</w:t>
-      </w:r>
-    </w:p>
-    <w:p>
-      <w:pPr>
-        <w:pStyle w:val="Listenabsatz"/>
-        <w:numPr>
-          <w:ilvl w:val="0"/>
-          <w:numId w:val="1"/>
-        </w:numPr>
-        <w:spacing w:after="80"/>
-      </w:pPr>
-      <w:proofErr w:type="spellStart"/>
-      <w:r>
-        <w:t>users_affected</w:t>
-      </w:r>
-      <w:proofErr w:type="spellEnd"/>
-      <w:r>
-        <w:t xml:space="preserve">, </w:t>
-      </w:r>
-      <w:proofErr w:type="spellStart"/>
-      <w:r>
-        <w:t>downtime_minutes</w:t>
-      </w:r>
-      <w:proofErr w:type="spellEnd"/>
-      <w:r>
-        <w:t xml:space="preserve">, </w:t>
-      </w:r>
-      <w:proofErr w:type="spellStart"/>
-      <w:r>
-        <w:t>payment_impact</w:t>
-      </w:r>
-      <w:proofErr w:type="spellEnd"/>
-      <w:r>
-        <w:t xml:space="preserve">, </w:t>
-      </w:r>
-      <w:proofErr w:type="spellStart"/>
-      <w:r>
-        <w:t>security_incident</w:t>
-      </w:r>
-      <w:proofErr w:type="spellEnd"/>
-      <w:r>
-        <w:t xml:space="preserve">, </w:t>
-      </w:r>
-      <w:proofErr w:type="spellStart"/>
-      <w:r>
-        <w:t>data_loss</w:t>
-      </w:r>
-      <w:proofErr w:type="spellEnd"/>
-      <w:r>
-        <w:t>, tickets_last_30_days → Integer — all correct per dictionary (confirmed tickets_last_30_days by scrolling to the bottom of the list, since it didn't fit in the first screenshot).</w:t>
-      </w:r>
-    </w:p>
-    <w:p>
-      <w:pPr>
-        <w:pStyle w:val="Listenabsatz"/>
-        <w:numPr>
-          <w:ilvl w:val="0"/>
-          <w:numId w:val="1"/>
-        </w:numPr>
-        <w:spacing w:after="80"/>
-      </w:pPr>
-      <w:proofErr w:type="spellStart"/>
-      <w:r>
-        <w:t>error_rate_pct</w:t>
-      </w:r>
-      <w:proofErr w:type="spellEnd"/>
-      <w:r>
-        <w:t xml:space="preserve"> → Decimal — correct (dictionary: Float).</w:t>
-      </w:r>
-    </w:p>
-    <w:p>
-      <w:pPr>
-        <w:pStyle w:val="Listenabsatz"/>
-        <w:numPr>
-          <w:ilvl w:val="0"/>
-          <w:numId w:val="1"/>
-        </w:numPr>
-        <w:spacing w:after="80"/>
-      </w:pPr>
-      <w:r>
-        <w:t>All other columns left as String — correct per data dictionary.</w:t>
-      </w:r>
-    </w:p>
-    <w:p>
-      <w:pPr>
-        <w:pStyle w:val="berschrift1"/>
-        <w:spacing w:before="360" w:after="160"/>
-      </w:pPr>
-      <w:r>
-        <w:t xml:space="preserve">Step 11 — Calculated field: </w:t>
-      </w:r>
-      <w:proofErr w:type="spellStart"/>
-      <w:r>
-        <w:t>resolution_time_hours</w:t>
-      </w:r>
-      <w:proofErr w:type="spellEnd"/>
-      <w:r>
-        <w:t xml:space="preserve"> (Support)</w:t>
-      </w:r>
-    </w:p>
-    <w:p>
-      <w:pPr>
-        <w:spacing w:after="140"/>
-      </w:pPr>
-      <w:r>
-        <w:rPr>
-          <w:b/>
-          <w:bCs/>
-        </w:rPr>
-        <w:t>Why this metric, specifically — not an arbitrary choice:</w:t>
-      </w:r>
-    </w:p>
-    <w:p>
-      <w:pPr>
-        <w:pStyle w:val="Listenabsatz"/>
-        <w:numPr>
-          <w:ilvl w:val="0"/>
-          <w:numId w:val="1"/>
-        </w:numPr>
-        <w:spacing w:after="80"/>
-      </w:pPr>
-      <w:r>
-        <w:t xml:space="preserve">The data dictionary spells out the exact formula in its notes on </w:t>
-      </w:r>
-      <w:proofErr w:type="spellStart"/>
-      <w:r>
-        <w:t>ticket_resolved_date</w:t>
-      </w:r>
-      <w:proofErr w:type="spellEnd"/>
-      <w:r>
-        <w:t xml:space="preserve">: "Students can compute resolution time as </w:t>
-      </w:r>
-      <w:proofErr w:type="spellStart"/>
-      <w:r>
-        <w:t>ticket_resolved_date</w:t>
-      </w:r>
-      <w:proofErr w:type="spellEnd"/>
-      <w:r>
-        <w:t xml:space="preserve"> − </w:t>
-      </w:r>
-      <w:proofErr w:type="spellStart"/>
-      <w:r>
-        <w:t>ticket_created_date</w:t>
-      </w:r>
-      <w:proofErr w:type="spellEnd"/>
-      <w:r>
-        <w:t>."</w:t>
-      </w:r>
-    </w:p>
-    <w:p>
-      <w:pPr>
-        <w:pStyle w:val="Listenabsatz"/>
-        <w:numPr>
-          <w:ilvl w:val="0"/>
-          <w:numId w:val="1"/>
-        </w:numPr>
-        <w:spacing w:after="80"/>
-      </w:pPr>
-      <w:r>
-        <w:t>Sarah Chen's brief (Customer Health view) asks for a "Resolution Time by Priority" visual — this calculated field is what makes that visual possible.</w:t>
-      </w:r>
-    </w:p>
-    <w:p>
-      <w:pPr>
-        <w:pStyle w:val="Listenabsatz"/>
-        <w:numPr>
-          <w:ilvl w:val="0"/>
-          <w:numId w:val="1"/>
-        </w:numPr>
-        <w:spacing w:after="80"/>
-      </w:pPr>
-      <w:r>
-        <w:t xml:space="preserve">The rubric requires ≥2 calculated fields deriving a business metric the raw data doesn't already contain; </w:t>
-      </w:r>
-      <w:proofErr w:type="spellStart"/>
-      <w:r>
-        <w:t>resolution_time_hours</w:t>
-      </w:r>
-      <w:proofErr w:type="spellEnd"/>
-      <w:r>
-        <w:t xml:space="preserve"> is the Support-side counterpart to CRM's </w:t>
-      </w:r>
-      <w:proofErr w:type="spellStart"/>
-      <w:r>
-        <w:t>days_to_close</w:t>
-      </w:r>
-      <w:proofErr w:type="spellEnd"/>
-      <w:r>
-        <w:t xml:space="preserve"> (Step 5) and Marketing's </w:t>
-      </w:r>
-      <w:proofErr w:type="spellStart"/>
-      <w:r>
-        <w:t>campaign_roi</w:t>
-      </w:r>
-      <w:proofErr w:type="spellEnd"/>
-      <w:r>
-        <w:t xml:space="preserve"> (Step </w:t>
-      </w:r>
-      <w:proofErr w:type="gramStart"/>
-      <w:r>
-        <w:t>8) —</w:t>
-      </w:r>
-      <w:proofErr w:type="gramEnd"/>
-      <w:r>
-        <w:t xml:space="preserve"> one derived business metric per dataset.</w:t>
-      </w:r>
-    </w:p>
-    <w:p>
-      <w:pPr>
-        <w:spacing w:after="140"/>
-      </w:pPr>
-      <w:r>
-        <w:t xml:space="preserve">None of the raw columns is "resolution </w:t>
-      </w:r>
-      <w:proofErr w:type="gramStart"/>
-      <w:r>
-        <w:t>time" —</w:t>
-      </w:r>
-      <w:proofErr w:type="gramEnd"/>
-      <w:r>
-        <w:t xml:space="preserve"> it only exists once </w:t>
-      </w:r>
-      <w:proofErr w:type="spellStart"/>
-      <w:r>
-        <w:t>ticket_created_date</w:t>
-      </w:r>
-      <w:proofErr w:type="spellEnd"/>
-      <w:r>
-        <w:t xml:space="preserve"> is subtracted from </w:t>
-      </w:r>
-      <w:proofErr w:type="spellStart"/>
-      <w:r>
-        <w:t>ticket_resolved_date</w:t>
-      </w:r>
-      <w:proofErr w:type="spellEnd"/>
-      <w:r>
-        <w:t>.</w:t>
-      </w:r>
-    </w:p>
-    <w:p>
-      <w:pPr>
-        <w:spacing w:after="80"/>
-      </w:pPr>
-      <w:r>
-        <w:t>1. Clicked "Add calculated columns" in the left panel.</w:t>
-      </w:r>
-    </w:p>
-    <w:p>
-      <w:pPr>
-        <w:spacing w:after="80"/>
-      </w:pPr>
-      <w:r>
-        <w:t xml:space="preserve">2. Named the field </w:t>
-      </w:r>
-      <w:proofErr w:type="spellStart"/>
-      <w:r>
-        <w:t>resolution_time_hours</w:t>
-      </w:r>
-      <w:proofErr w:type="spellEnd"/>
-      <w:r>
-        <w:t>.</w:t>
-      </w:r>
-    </w:p>
-    <w:p>
-      <w:pPr>
-        <w:spacing w:after="80"/>
-      </w:pPr>
-      <w:r>
-        <w:t xml:space="preserve">3. Formula: </w:t>
-      </w:r>
-      <w:proofErr w:type="spellStart"/>
-      <w:proofErr w:type="gramStart"/>
-      <w:r>
-        <w:t>dateDiff</w:t>
-      </w:r>
-      <w:proofErr w:type="spellEnd"/>
-      <w:r>
-        <w:t>({</w:t>
-      </w:r>
-      <w:proofErr w:type="spellStart"/>
-      <w:proofErr w:type="gramEnd"/>
-      <w:r>
-        <w:t>ticket_created_</w:t>
-      </w:r>
-      <w:proofErr w:type="gramStart"/>
-      <w:r>
-        <w:t>date</w:t>
-      </w:r>
-      <w:proofErr w:type="spellEnd"/>
-      <w:r>
-        <w:t>}, {</w:t>
-      </w:r>
-      <w:proofErr w:type="spellStart"/>
-      <w:proofErr w:type="gramEnd"/>
-      <w:r>
-        <w:t>ticket_resolved_</w:t>
-      </w:r>
-      <w:proofErr w:type="gramStart"/>
-      <w:r>
-        <w:t>date</w:t>
-      </w:r>
-      <w:proofErr w:type="spellEnd"/>
-      <w:r>
-        <w:t>},</w:t>
-      </w:r>
-      <w:proofErr w:type="gramEnd"/>
-      <w:r>
-        <w:t xml:space="preserve"> "HH</w:t>
-      </w:r>
-      <w:proofErr w:type="gramStart"/>
-      <w:r>
-        <w:t>") —</w:t>
-      </w:r>
-      <w:proofErr w:type="gramEnd"/>
-      <w:r>
-        <w:t xml:space="preserve"> hours between ticket open and resolution. For the 59 rows where </w:t>
-      </w:r>
-      <w:proofErr w:type="spellStart"/>
-      <w:r>
-        <w:t>ticket_resolved_date</w:t>
-      </w:r>
-      <w:proofErr w:type="spellEnd"/>
-      <w:r>
-        <w:t xml:space="preserve"> is blank (still unresolved), the result comes out blank/null automatically — correct behavior, not an error.</w:t>
+        <w:rPr>
+          <w:i/>
+          <w:iCs/>
+          <w:color w:val="555555"/>
+          <w:sz w:val="18"/>
+          <w:szCs w:val="18"/>
+        </w:rPr>
+        <w:t>Saved and published successfully" confirmation.</w:t>
       </w:r>
     </w:p>
     <w:p>
@@ -5196,12 +4514,11 @@
         <w:rPr>
           <w:noProof/>
         </w:rPr>
-        <w:lastRenderedPageBreak/>
         <w:drawing>
-          <wp:inline distT="0" distB="0" distL="0" distR="0" wp14:anchorId="05CC67F8" wp14:editId="0DBD39D0">
-            <wp:extent cx="5715000" cy="3314700"/>
+          <wp:inline distT="0" distB="0" distL="0" distR="0" wp14:anchorId="337E3DF1" wp14:editId="0D1B08DE">
+            <wp:extent cx="5715000" cy="3524250"/>
             <wp:effectExtent l="0" t="0" r="0" b="0"/>
-            <wp:docPr id="450215400" name="Grafik 450215400"/>
+            <wp:docPr id="2085673338" name="Grafik 2085673338"/>
             <wp:cNvGraphicFramePr>
               <a:graphicFrameLocks xmlns:a="http://schemas.openxmlformats.org/drawingml/2006/main" noChangeAspect="1"/>
             </wp:cNvGraphicFramePr>
@@ -5224,7 +4541,7 @@
                   <pic:spPr bwMode="auto">
                     <a:xfrm>
                       <a:off x="0" y="0"/>
-                      <a:ext cx="5715000" cy="3314700"/>
+                      <a:ext cx="5715000" cy="3524250"/>
                     </a:xfrm>
                     <a:prstGeom prst="rect">
                       <a:avLst/>
@@ -5250,131 +4567,39 @@
           <w:sz w:val="18"/>
           <w:szCs w:val="18"/>
         </w:rPr>
-        <w:t xml:space="preserve">Fig. 30 — </w:t>
-      </w:r>
-      <w:proofErr w:type="spellStart"/>
-      <w:r>
-        <w:rPr>
-          <w:i/>
-          <w:iCs/>
-          <w:color w:val="555555"/>
-          <w:sz w:val="18"/>
-          <w:szCs w:val="18"/>
-        </w:rPr>
-        <w:t>resolution_time_hours</w:t>
-      </w:r>
-      <w:proofErr w:type="spellEnd"/>
-      <w:r>
-        <w:rPr>
-          <w:i/>
-          <w:iCs/>
-          <w:color w:val="555555"/>
-          <w:sz w:val="18"/>
-          <w:szCs w:val="18"/>
-        </w:rPr>
-        <w:t xml:space="preserve"> calculated column configuration: </w:t>
-      </w:r>
-      <w:proofErr w:type="spellStart"/>
-      <w:proofErr w:type="gramStart"/>
-      <w:r>
-        <w:rPr>
-          <w:i/>
-          <w:iCs/>
-          <w:color w:val="555555"/>
-          <w:sz w:val="18"/>
-          <w:szCs w:val="18"/>
-        </w:rPr>
-        <w:t>dateDiff</w:t>
-      </w:r>
-      <w:proofErr w:type="spellEnd"/>
-      <w:r>
-        <w:rPr>
-          <w:i/>
-          <w:iCs/>
-          <w:color w:val="555555"/>
-          <w:sz w:val="18"/>
-          <w:szCs w:val="18"/>
-        </w:rPr>
-        <w:t>({</w:t>
-      </w:r>
-      <w:proofErr w:type="spellStart"/>
-      <w:proofErr w:type="gramEnd"/>
-      <w:r>
-        <w:rPr>
-          <w:i/>
-          <w:iCs/>
-          <w:color w:val="555555"/>
-          <w:sz w:val="18"/>
-          <w:szCs w:val="18"/>
-        </w:rPr>
-        <w:t>ticket_created_</w:t>
-      </w:r>
-      <w:proofErr w:type="gramStart"/>
-      <w:r>
-        <w:rPr>
-          <w:i/>
-          <w:iCs/>
-          <w:color w:val="555555"/>
-          <w:sz w:val="18"/>
-          <w:szCs w:val="18"/>
-        </w:rPr>
-        <w:t>date</w:t>
-      </w:r>
-      <w:proofErr w:type="spellEnd"/>
-      <w:r>
-        <w:rPr>
-          <w:i/>
-          <w:iCs/>
-          <w:color w:val="555555"/>
-          <w:sz w:val="18"/>
-          <w:szCs w:val="18"/>
-        </w:rPr>
-        <w:t>}, {</w:t>
-      </w:r>
-      <w:proofErr w:type="spellStart"/>
-      <w:proofErr w:type="gramEnd"/>
-      <w:r>
-        <w:rPr>
-          <w:i/>
-          <w:iCs/>
-          <w:color w:val="555555"/>
-          <w:sz w:val="18"/>
-          <w:szCs w:val="18"/>
-        </w:rPr>
-        <w:t>ticket_resolved_</w:t>
-      </w:r>
-      <w:proofErr w:type="gramStart"/>
-      <w:r>
-        <w:rPr>
-          <w:i/>
-          <w:iCs/>
-          <w:color w:val="555555"/>
-          <w:sz w:val="18"/>
-          <w:szCs w:val="18"/>
-        </w:rPr>
-        <w:t>date</w:t>
-      </w:r>
-      <w:proofErr w:type="spellEnd"/>
-      <w:r>
-        <w:rPr>
-          <w:i/>
-          <w:iCs/>
-          <w:color w:val="555555"/>
-          <w:sz w:val="18"/>
-          <w:szCs w:val="18"/>
-        </w:rPr>
-        <w:t>},</w:t>
-      </w:r>
-      <w:proofErr w:type="gramEnd"/>
-      <w:r>
-        <w:rPr>
-          <w:i/>
-          <w:iCs/>
-          <w:color w:val="555555"/>
-          <w:sz w:val="18"/>
-          <w:szCs w:val="18"/>
-        </w:rPr>
-        <w:t xml:space="preserve"> "HH").</w:t>
+        <w:t xml:space="preserve">Fig. 27 — Dataset detail page: Columns (21) incl. </w:t>
+      </w:r>
+      <w:proofErr w:type="spellStart"/>
+      <w:r>
+        <w:rPr>
+          <w:i/>
+          <w:iCs/>
+          <w:color w:val="555555"/>
+          <w:sz w:val="18"/>
+          <w:szCs w:val="18"/>
+        </w:rPr>
+        <w:t>campaign_roi</w:t>
+      </w:r>
+      <w:proofErr w:type="spellEnd"/>
+      <w:r>
+        <w:rPr>
+          <w:i/>
+          <w:iCs/>
+          <w:color w:val="555555"/>
+          <w:sz w:val="18"/>
+          <w:szCs w:val="18"/>
+        </w:rPr>
+        <w:t>, Refresh panel showing "2240 rows imported (100% success)".</w:t>
+      </w:r>
+    </w:p>
+    <w:p>
+      <w:pPr>
+        <w:pStyle w:val="berschrift1"/>
+        <w:spacing w:before="360" w:after="160"/>
+      </w:pPr>
+      <w:r>
+        <w:lastRenderedPageBreak/>
+        <w:t>Step 10 - Upload own Support Tickets dataset + check data types</w:t>
       </w:r>
     </w:p>
     <w:p>
@@ -5382,7 +4607,7 @@
         <w:spacing w:after="80"/>
       </w:pPr>
       <w:r>
-        <w:t>4. Clicked Save, then checked the Preview tab: resulting values ranged from single digits to low hundreds of hours (e.g. 7, 13, 14, 35, 58, 64, 81, 93, 103, 113, 115, 123, 124 in the sampled rows) — consistent with the pandas-computed average of ~56–60 hours across all priority levels calculated ahead of time.</w:t>
+        <w:t>1. Went to Data → Create dataset → Upload a file → selected novatech_support_tickets.csv → "Edit settings and prepare data".</w:t>
       </w:r>
     </w:p>
     <w:p>
@@ -5395,10 +4620,10 @@
           <w:noProof/>
         </w:rPr>
         <w:drawing>
-          <wp:inline distT="0" distB="0" distL="0" distR="0" wp14:anchorId="2F5F9430" wp14:editId="00C4D50D">
-            <wp:extent cx="5715000" cy="3286125"/>
+          <wp:inline distT="0" distB="0" distL="0" distR="0" wp14:anchorId="612FD69B" wp14:editId="0348EDBA">
+            <wp:extent cx="5715000" cy="5010150"/>
             <wp:effectExtent l="0" t="0" r="0" b="0"/>
-            <wp:docPr id="2023963306" name="Grafik 2023963306"/>
+            <wp:docPr id="356105687" name="Grafik 356105687"/>
             <wp:cNvGraphicFramePr>
               <a:graphicFrameLocks xmlns:a="http://schemas.openxmlformats.org/drawingml/2006/main" noChangeAspect="1"/>
             </wp:cNvGraphicFramePr>
@@ -5421,7 +4646,7 @@
                   <pic:spPr bwMode="auto">
                     <a:xfrm>
                       <a:off x="0" y="0"/>
-                      <a:ext cx="5715000" cy="3286125"/>
+                      <a:ext cx="5715000" cy="5010150"/>
                     </a:xfrm>
                     <a:prstGeom prst="rect">
                       <a:avLst/>
@@ -5447,38 +4672,7 @@
           <w:sz w:val="18"/>
           <w:szCs w:val="18"/>
         </w:rPr>
-        <w:t xml:space="preserve">Fig. 31 — Preview tab showing the new </w:t>
-      </w:r>
-      <w:proofErr w:type="spellStart"/>
-      <w:r>
-        <w:rPr>
-          <w:i/>
-          <w:iCs/>
-          <w:color w:val="555555"/>
-          <w:sz w:val="18"/>
-          <w:szCs w:val="18"/>
-        </w:rPr>
-        <w:t>resolution_time_hours</w:t>
-      </w:r>
-      <w:proofErr w:type="spellEnd"/>
-      <w:r>
-        <w:rPr>
-          <w:i/>
-          <w:iCs/>
-          <w:color w:val="555555"/>
-          <w:sz w:val="18"/>
-          <w:szCs w:val="18"/>
-        </w:rPr>
-        <w:t xml:space="preserve"> Integer column with realistic hour values.</w:t>
-      </w:r>
-    </w:p>
-    <w:p>
-      <w:pPr>
-        <w:pStyle w:val="berschrift1"/>
-        <w:spacing w:before="360" w:after="160"/>
-      </w:pPr>
-      <w:r>
-        <w:t>Step 12 — Publish Support Tickets dataset + verify row count</w:t>
+        <w:t>Fig. 28 — File-upload confirmation dialog for novatech_support_tickets.csv, before entering the editor.</w:t>
       </w:r>
     </w:p>
     <w:p>
@@ -5486,48 +4680,39 @@
         <w:spacing w:after="80"/>
       </w:pPr>
       <w:r>
-        <w:t>1. Clicked Save &amp; publish (top right) on the Support Tickets dataset editor.</w:t>
-      </w:r>
-    </w:p>
-    <w:p>
-      <w:pPr>
-        <w:spacing w:after="80"/>
-      </w:pPr>
-      <w:r>
-        <w:t>2. Confirmation banner: "Saved and published successfully."</w:t>
-      </w:r>
-    </w:p>
-    <w:p>
-      <w:pPr>
-        <w:spacing w:after="80"/>
-      </w:pPr>
-      <w:r>
-        <w:t>3. Navigated to Data → Datasets, opened the newly published novatech_support_tickets.csv (owner: Me).</w:t>
-      </w:r>
-    </w:p>
-    <w:p>
-      <w:pPr>
-        <w:spacing w:after="80"/>
-      </w:pPr>
-      <w:r>
-        <w:lastRenderedPageBreak/>
-        <w:t xml:space="preserve">4. Dataset detail page confirms: 21 columns (the 20 original + </w:t>
-      </w:r>
-      <w:proofErr w:type="spellStart"/>
-      <w:r>
-        <w:t>resolution_time_hours</w:t>
-      </w:r>
-      <w:proofErr w:type="spellEnd"/>
-      <w:r>
-        <w:t>), and under Refresh: "3000 rows imported (100% success</w:t>
+        <w:t xml:space="preserve">2. </w:t>
+      </w:r>
+      <w:proofErr w:type="spellStart"/>
+      <w:r>
+        <w:t>QuickSight</w:t>
+      </w:r>
+      <w:proofErr w:type="spellEnd"/>
+      <w:r>
+        <w:t xml:space="preserve"> auto-suggested type changes for 9 columns. Checked </w:t>
       </w:r>
       <w:proofErr w:type="gramStart"/>
       <w:r>
-        <w:t>)" —</w:t>
+        <w:t>every one</w:t>
       </w:r>
       <w:proofErr w:type="gramEnd"/>
       <w:r>
-        <w:t xml:space="preserve"> an exact match with both the data dictionary's expected row count and Q's answer in Verification Log entry #5 (3,000 total tickets). Same row-count cross-check pattern used for CRM (Step 6) and Marketing (Step 9), now applied to all three source datasets.</w:t>
+        <w:t xml:space="preserve"> against the data dictionary — unlike CRM (</w:t>
+      </w:r>
+      <w:proofErr w:type="spellStart"/>
+      <w:r>
+        <w:t>deal_value</w:t>
+      </w:r>
+      <w:proofErr w:type="spellEnd"/>
+      <w:r>
+        <w:t>) and Marketing (</w:t>
+      </w:r>
+      <w:proofErr w:type="spellStart"/>
+      <w:r>
+        <w:t>annual_income</w:t>
+      </w:r>
+      <w:proofErr w:type="spellEnd"/>
+      <w:r>
+        <w:t>), no corrections were needed this time; all 9 auto-suggested types already matched the dictionary exactly.</w:t>
       </w:r>
     </w:p>
     <w:p>
@@ -5539,11 +4724,12 @@
         <w:rPr>
           <w:noProof/>
         </w:rPr>
+        <w:lastRenderedPageBreak/>
         <w:drawing>
-          <wp:inline distT="0" distB="0" distL="0" distR="0" wp14:anchorId="1A2DFE82" wp14:editId="71899033">
-            <wp:extent cx="5715000" cy="3105150"/>
+          <wp:inline distT="0" distB="0" distL="0" distR="0" wp14:anchorId="1FD49DE3" wp14:editId="3AB9D27A">
+            <wp:extent cx="5715000" cy="3448050"/>
             <wp:effectExtent l="0" t="0" r="0" b="0"/>
-            <wp:docPr id="913957192" name="Grafik 913957192"/>
+            <wp:docPr id="1337065670" name="Grafik 1337065670"/>
             <wp:cNvGraphicFramePr>
               <a:graphicFrameLocks xmlns:a="http://schemas.openxmlformats.org/drawingml/2006/main" noChangeAspect="1"/>
             </wp:cNvGraphicFramePr>
@@ -5566,7 +4752,7 @@
                   <pic:spPr bwMode="auto">
                     <a:xfrm>
                       <a:off x="0" y="0"/>
-                      <a:ext cx="5715000" cy="3105150"/>
+                      <a:ext cx="5715000" cy="3448050"/>
                     </a:xfrm>
                     <a:prstGeom prst="rect">
                       <a:avLst/>
@@ -5592,29 +4778,610 @@
           <w:sz w:val="18"/>
           <w:szCs w:val="18"/>
         </w:rPr>
-        <w:t xml:space="preserve">Fig. </w:t>
+        <w:t xml:space="preserve">Fig. 29 — Data-prep editor with the 9 auto-suggested type changes (first 8 visible: </w:t>
+      </w:r>
+      <w:proofErr w:type="spellStart"/>
+      <w:r>
+        <w:rPr>
+          <w:i/>
+          <w:iCs/>
+          <w:color w:val="555555"/>
+          <w:sz w:val="18"/>
+          <w:szCs w:val="18"/>
+        </w:rPr>
+        <w:t>ticket_created_date</w:t>
+      </w:r>
+      <w:proofErr w:type="spellEnd"/>
+      <w:r>
+        <w:rPr>
+          <w:i/>
+          <w:iCs/>
+          <w:color w:val="555555"/>
+          <w:sz w:val="18"/>
+          <w:szCs w:val="18"/>
+        </w:rPr>
+        <w:t xml:space="preserve">, </w:t>
+      </w:r>
+      <w:proofErr w:type="spellStart"/>
+      <w:r>
+        <w:rPr>
+          <w:i/>
+          <w:iCs/>
+          <w:color w:val="555555"/>
+          <w:sz w:val="18"/>
+          <w:szCs w:val="18"/>
+        </w:rPr>
+        <w:t>ticket_resolved_date</w:t>
+      </w:r>
+      <w:proofErr w:type="spellEnd"/>
+      <w:r>
+        <w:rPr>
+          <w:i/>
+          <w:iCs/>
+          <w:color w:val="555555"/>
+          <w:sz w:val="18"/>
+          <w:szCs w:val="18"/>
+        </w:rPr>
+        <w:t xml:space="preserve"> → Date; </w:t>
+      </w:r>
+      <w:proofErr w:type="spellStart"/>
+      <w:r>
+        <w:rPr>
+          <w:i/>
+          <w:iCs/>
+          <w:color w:val="555555"/>
+          <w:sz w:val="18"/>
+          <w:szCs w:val="18"/>
+        </w:rPr>
+        <w:t>users_affected</w:t>
+      </w:r>
+      <w:proofErr w:type="spellEnd"/>
+      <w:r>
+        <w:rPr>
+          <w:i/>
+          <w:iCs/>
+          <w:color w:val="555555"/>
+          <w:sz w:val="18"/>
+          <w:szCs w:val="18"/>
+        </w:rPr>
+        <w:t xml:space="preserve">, </w:t>
+      </w:r>
+      <w:proofErr w:type="spellStart"/>
+      <w:r>
+        <w:rPr>
+          <w:i/>
+          <w:iCs/>
+          <w:color w:val="555555"/>
+          <w:sz w:val="18"/>
+          <w:szCs w:val="18"/>
+        </w:rPr>
+        <w:t>downtime_minutes</w:t>
+      </w:r>
+      <w:proofErr w:type="spellEnd"/>
+      <w:r>
+        <w:rPr>
+          <w:i/>
+          <w:iCs/>
+          <w:color w:val="555555"/>
+          <w:sz w:val="18"/>
+          <w:szCs w:val="18"/>
+        </w:rPr>
+        <w:t xml:space="preserve">, </w:t>
+      </w:r>
+      <w:proofErr w:type="spellStart"/>
+      <w:r>
+        <w:rPr>
+          <w:i/>
+          <w:iCs/>
+          <w:color w:val="555555"/>
+          <w:sz w:val="18"/>
+          <w:szCs w:val="18"/>
+        </w:rPr>
+        <w:t>payment_impact</w:t>
+      </w:r>
+      <w:proofErr w:type="spellEnd"/>
+      <w:r>
+        <w:rPr>
+          <w:i/>
+          <w:iCs/>
+          <w:color w:val="555555"/>
+          <w:sz w:val="18"/>
+          <w:szCs w:val="18"/>
+        </w:rPr>
+        <w:t xml:space="preserve">, </w:t>
+      </w:r>
+      <w:proofErr w:type="spellStart"/>
+      <w:r>
+        <w:rPr>
+          <w:i/>
+          <w:iCs/>
+          <w:color w:val="555555"/>
+          <w:sz w:val="18"/>
+          <w:szCs w:val="18"/>
+        </w:rPr>
+        <w:t>security_incident</w:t>
+      </w:r>
+      <w:proofErr w:type="spellEnd"/>
+      <w:r>
+        <w:rPr>
+          <w:i/>
+          <w:iCs/>
+          <w:color w:val="555555"/>
+          <w:sz w:val="18"/>
+          <w:szCs w:val="18"/>
+        </w:rPr>
+        <w:t xml:space="preserve">, </w:t>
+      </w:r>
+      <w:proofErr w:type="spellStart"/>
+      <w:r>
+        <w:rPr>
+          <w:i/>
+          <w:iCs/>
+          <w:color w:val="555555"/>
+          <w:sz w:val="18"/>
+          <w:szCs w:val="18"/>
+        </w:rPr>
+        <w:t>data_loss</w:t>
+      </w:r>
+      <w:proofErr w:type="spellEnd"/>
+      <w:r>
+        <w:rPr>
+          <w:i/>
+          <w:iCs/>
+          <w:color w:val="555555"/>
+          <w:sz w:val="18"/>
+          <w:szCs w:val="18"/>
+        </w:rPr>
+        <w:t xml:space="preserve"> → Integer; </w:t>
+      </w:r>
+      <w:proofErr w:type="spellStart"/>
+      <w:r>
+        <w:rPr>
+          <w:i/>
+          <w:iCs/>
+          <w:color w:val="555555"/>
+          <w:sz w:val="18"/>
+          <w:szCs w:val="18"/>
+        </w:rPr>
+        <w:t>error_rate_pct</w:t>
+      </w:r>
+      <w:proofErr w:type="spellEnd"/>
+      <w:r>
+        <w:rPr>
+          <w:i/>
+          <w:iCs/>
+          <w:color w:val="555555"/>
+          <w:sz w:val="18"/>
+          <w:szCs w:val="18"/>
+        </w:rPr>
+        <w:t xml:space="preserve"> → Decimal).</w:t>
+      </w:r>
+    </w:p>
+    <w:p>
+      <w:pPr>
+        <w:pStyle w:val="Listenabsatz"/>
+        <w:numPr>
+          <w:ilvl w:val="0"/>
+          <w:numId w:val="1"/>
+        </w:numPr>
+        <w:spacing w:after="80"/>
+      </w:pPr>
+      <w:proofErr w:type="spellStart"/>
+      <w:r>
+        <w:t>ticket_created_date</w:t>
+      </w:r>
+      <w:proofErr w:type="spellEnd"/>
+      <w:r>
+        <w:t xml:space="preserve"> → Date (</w:t>
+      </w:r>
+      <w:proofErr w:type="spellStart"/>
+      <w:r>
+        <w:t>yyyy</w:t>
+      </w:r>
+      <w:proofErr w:type="spellEnd"/>
+      <w:r>
+        <w:t>-MM-</w:t>
       </w:r>
       <w:proofErr w:type="gramStart"/>
       <w:r>
-        <w:rPr>
-          <w:i/>
-          <w:iCs/>
-          <w:color w:val="555555"/>
-          <w:sz w:val="18"/>
-          <w:szCs w:val="18"/>
-        </w:rPr>
-        <w:t>32 — "</w:t>
+        <w:t>dd) —</w:t>
       </w:r>
       <w:proofErr w:type="gramEnd"/>
       <w:r>
-        <w:rPr>
-          <w:i/>
-          <w:iCs/>
-          <w:color w:val="555555"/>
-          <w:sz w:val="18"/>
-          <w:szCs w:val="18"/>
-        </w:rPr>
-        <w:t>Saved and published successfully" confirmation.</w:t>
+        <w:t xml:space="preserve"> correct</w:t>
+      </w:r>
+    </w:p>
+    <w:p>
+      <w:pPr>
+        <w:pStyle w:val="Listenabsatz"/>
+        <w:numPr>
+          <w:ilvl w:val="0"/>
+          <w:numId w:val="1"/>
+        </w:numPr>
+        <w:spacing w:after="80"/>
+      </w:pPr>
+      <w:proofErr w:type="spellStart"/>
+      <w:r>
+        <w:t>ticket_resolved_date</w:t>
+      </w:r>
+      <w:proofErr w:type="spellEnd"/>
+      <w:r>
+        <w:t xml:space="preserve"> → Date (</w:t>
+      </w:r>
+      <w:proofErr w:type="spellStart"/>
+      <w:r>
+        <w:t>yyyy</w:t>
+      </w:r>
+      <w:proofErr w:type="spellEnd"/>
+      <w:r>
+        <w:t xml:space="preserve">-MM-dd </w:t>
+      </w:r>
+      <w:proofErr w:type="spellStart"/>
+      <w:r>
+        <w:t>HH:</w:t>
+      </w:r>
+      <w:proofErr w:type="gramStart"/>
+      <w:r>
+        <w:t>mm:ss</w:t>
+      </w:r>
+      <w:proofErr w:type="spellEnd"/>
+      <w:proofErr w:type="gramEnd"/>
+      <w:r>
+        <w:t>) — correct; the dictionary calls this field "</w:t>
+      </w:r>
+      <w:proofErr w:type="spellStart"/>
+      <w:r>
+        <w:t>DateTime</w:t>
+      </w:r>
+      <w:proofErr w:type="spellEnd"/>
+      <w:r>
+        <w:t xml:space="preserve">," but </w:t>
+      </w:r>
+      <w:proofErr w:type="spellStart"/>
+      <w:r>
+        <w:t>QuickSight</w:t>
+      </w:r>
+      <w:proofErr w:type="spellEnd"/>
+      <w:r>
+        <w:t xml:space="preserve"> represents it as the same Date type with a datetime-including format string, exactly like the CRM date fields.</w:t>
+      </w:r>
+    </w:p>
+    <w:p>
+      <w:pPr>
+        <w:pStyle w:val="Listenabsatz"/>
+        <w:numPr>
+          <w:ilvl w:val="0"/>
+          <w:numId w:val="1"/>
+        </w:numPr>
+        <w:spacing w:after="80"/>
+      </w:pPr>
+      <w:proofErr w:type="spellStart"/>
+      <w:r>
+        <w:t>users_affected</w:t>
+      </w:r>
+      <w:proofErr w:type="spellEnd"/>
+      <w:r>
+        <w:t xml:space="preserve">, </w:t>
+      </w:r>
+      <w:proofErr w:type="spellStart"/>
+      <w:r>
+        <w:t>downtime_minutes</w:t>
+      </w:r>
+      <w:proofErr w:type="spellEnd"/>
+      <w:r>
+        <w:t xml:space="preserve">, </w:t>
+      </w:r>
+      <w:proofErr w:type="spellStart"/>
+      <w:r>
+        <w:t>payment_impact</w:t>
+      </w:r>
+      <w:proofErr w:type="spellEnd"/>
+      <w:r>
+        <w:t xml:space="preserve">, </w:t>
+      </w:r>
+      <w:proofErr w:type="spellStart"/>
+      <w:r>
+        <w:t>security_incident</w:t>
+      </w:r>
+      <w:proofErr w:type="spellEnd"/>
+      <w:r>
+        <w:t xml:space="preserve">, </w:t>
+      </w:r>
+      <w:proofErr w:type="spellStart"/>
+      <w:r>
+        <w:t>data_loss</w:t>
+      </w:r>
+      <w:proofErr w:type="spellEnd"/>
+      <w:r>
+        <w:t>, tickets_last_30_days → Integer — all correct per dictionary (confirmed tickets_last_30_days by scrolling to the bottom of the list, since it didn't fit in the first screenshot).</w:t>
+      </w:r>
+    </w:p>
+    <w:p>
+      <w:pPr>
+        <w:pStyle w:val="Listenabsatz"/>
+        <w:numPr>
+          <w:ilvl w:val="0"/>
+          <w:numId w:val="1"/>
+        </w:numPr>
+        <w:spacing w:after="80"/>
+      </w:pPr>
+      <w:proofErr w:type="spellStart"/>
+      <w:r>
+        <w:t>error_rate_pct</w:t>
+      </w:r>
+      <w:proofErr w:type="spellEnd"/>
+      <w:r>
+        <w:t xml:space="preserve"> → Decimal — correct (dictionary: Float).</w:t>
+      </w:r>
+    </w:p>
+    <w:p>
+      <w:pPr>
+        <w:pStyle w:val="Listenabsatz"/>
+        <w:numPr>
+          <w:ilvl w:val="0"/>
+          <w:numId w:val="1"/>
+        </w:numPr>
+        <w:spacing w:after="80"/>
+      </w:pPr>
+      <w:r>
+        <w:t>All other columns left as String — correct per data dictionary.</w:t>
+      </w:r>
+    </w:p>
+    <w:p>
+      <w:pPr>
+        <w:pStyle w:val="berschrift1"/>
+        <w:spacing w:before="360" w:after="160"/>
+      </w:pPr>
+      <w:r>
+        <w:t xml:space="preserve">Step 11 - Calculated field: </w:t>
+      </w:r>
+      <w:proofErr w:type="spellStart"/>
+      <w:r>
+        <w:t>resolution_time_hours</w:t>
+      </w:r>
+      <w:proofErr w:type="spellEnd"/>
+      <w:r>
+        <w:t xml:space="preserve"> (Support)</w:t>
+      </w:r>
+    </w:p>
+    <w:p>
+      <w:pPr>
+        <w:spacing w:after="140"/>
+      </w:pPr>
+      <w:r>
+        <w:rPr>
+          <w:b/>
+          <w:bCs/>
+        </w:rPr>
+        <w:t>Why this metric, specifically:</w:t>
+      </w:r>
+    </w:p>
+    <w:p>
+      <w:pPr>
+        <w:pStyle w:val="Listenabsatz"/>
+        <w:numPr>
+          <w:ilvl w:val="0"/>
+          <w:numId w:val="1"/>
+        </w:numPr>
+        <w:spacing w:after="80"/>
+      </w:pPr>
+      <w:r>
+        <w:t xml:space="preserve">The data dictionary spells out the exact formula in its notes on </w:t>
+      </w:r>
+      <w:proofErr w:type="spellStart"/>
+      <w:r>
+        <w:t>ticket_resolved_date</w:t>
+      </w:r>
+      <w:proofErr w:type="spellEnd"/>
+      <w:r>
+        <w:t xml:space="preserve">: "Students can compute resolution time as </w:t>
+      </w:r>
+      <w:proofErr w:type="spellStart"/>
+      <w:r>
+        <w:t>ticket_resolved_date</w:t>
+      </w:r>
+      <w:proofErr w:type="spellEnd"/>
+      <w:r>
+        <w:t xml:space="preserve"> − </w:t>
+      </w:r>
+      <w:proofErr w:type="spellStart"/>
+      <w:r>
+        <w:t>ticket_created_date</w:t>
+      </w:r>
+      <w:proofErr w:type="spellEnd"/>
+      <w:r>
+        <w:t>."</w:t>
+      </w:r>
+    </w:p>
+    <w:p>
+      <w:pPr>
+        <w:pStyle w:val="Listenabsatz"/>
+        <w:numPr>
+          <w:ilvl w:val="0"/>
+          <w:numId w:val="1"/>
+        </w:numPr>
+        <w:spacing w:after="80"/>
+      </w:pPr>
+      <w:r>
+        <w:t xml:space="preserve">Sarah Chen's brief (Customer Health view) asks for a "Resolution Time by Priority" </w:t>
+      </w:r>
+      <w:proofErr w:type="gramStart"/>
+      <w:r>
+        <w:t>visual</w:t>
+      </w:r>
+      <w:r>
+        <w:t xml:space="preserve">, </w:t>
+      </w:r>
+      <w:r>
+        <w:t xml:space="preserve"> this</w:t>
+      </w:r>
+      <w:proofErr w:type="gramEnd"/>
+      <w:r>
+        <w:t xml:space="preserve"> calculated field is what makes that visual possible.</w:t>
+      </w:r>
+    </w:p>
+    <w:p>
+      <w:pPr>
+        <w:pStyle w:val="Listenabsatz"/>
+        <w:numPr>
+          <w:ilvl w:val="0"/>
+          <w:numId w:val="1"/>
+        </w:numPr>
+        <w:spacing w:after="80"/>
+      </w:pPr>
+      <w:r>
+        <w:t xml:space="preserve">The rubric requires ≥2 calculated fields deriving a business metric the raw data doesn't already contain; </w:t>
+      </w:r>
+      <w:proofErr w:type="spellStart"/>
+      <w:r>
+        <w:t>resolution_time_hours</w:t>
+      </w:r>
+      <w:proofErr w:type="spellEnd"/>
+      <w:r>
+        <w:t xml:space="preserve"> is the Support-side counterpart to CRM's </w:t>
+      </w:r>
+      <w:proofErr w:type="spellStart"/>
+      <w:r>
+        <w:t>days_to_close</w:t>
+      </w:r>
+      <w:proofErr w:type="spellEnd"/>
+      <w:r>
+        <w:t xml:space="preserve"> (Step 5) and Marketing's </w:t>
+      </w:r>
+      <w:proofErr w:type="spellStart"/>
+      <w:r>
+        <w:t>campaign_roi</w:t>
+      </w:r>
+      <w:proofErr w:type="spellEnd"/>
+      <w:r>
+        <w:t xml:space="preserve"> (Step </w:t>
+      </w:r>
+      <w:proofErr w:type="gramStart"/>
+      <w:r>
+        <w:t>8) —</w:t>
+      </w:r>
+      <w:proofErr w:type="gramEnd"/>
+      <w:r>
+        <w:t xml:space="preserve"> one derived business metric per dataset.</w:t>
+      </w:r>
+    </w:p>
+    <w:p>
+      <w:pPr>
+        <w:spacing w:after="140"/>
+      </w:pPr>
+      <w:r>
+        <w:t xml:space="preserve">None of the raw columns is "resolution </w:t>
+      </w:r>
+      <w:proofErr w:type="gramStart"/>
+      <w:r>
+        <w:t>time" —</w:t>
+      </w:r>
+      <w:proofErr w:type="gramEnd"/>
+      <w:r>
+        <w:t xml:space="preserve"> it only exists once </w:t>
+      </w:r>
+      <w:proofErr w:type="spellStart"/>
+      <w:r>
+        <w:t>ticket_created_date</w:t>
+      </w:r>
+      <w:proofErr w:type="spellEnd"/>
+      <w:r>
+        <w:t xml:space="preserve"> is subtracted from </w:t>
+      </w:r>
+      <w:proofErr w:type="spellStart"/>
+      <w:r>
+        <w:t>ticket_resolved_date</w:t>
+      </w:r>
+      <w:proofErr w:type="spellEnd"/>
+      <w:r>
+        <w:t>.</w:t>
+      </w:r>
+    </w:p>
+    <w:p>
+      <w:pPr>
+        <w:spacing w:after="80"/>
+      </w:pPr>
+      <w:r>
+        <w:t>1. Clicked "Add calculated columns" in the left panel.</w:t>
+      </w:r>
+    </w:p>
+    <w:p>
+      <w:pPr>
+        <w:spacing w:after="80"/>
+      </w:pPr>
+      <w:r>
+        <w:t xml:space="preserve">2. Named the field </w:t>
+      </w:r>
+      <w:proofErr w:type="spellStart"/>
+      <w:r>
+        <w:t>resolution_time_hours</w:t>
+      </w:r>
+      <w:proofErr w:type="spellEnd"/>
+      <w:r>
+        <w:t>.</w:t>
+      </w:r>
+    </w:p>
+    <w:p>
+      <w:pPr>
+        <w:spacing w:after="80"/>
+      </w:pPr>
+      <w:r>
+        <w:t xml:space="preserve">3. Formula: </w:t>
+      </w:r>
+      <w:proofErr w:type="spellStart"/>
+      <w:proofErr w:type="gramStart"/>
+      <w:r>
+        <w:t>dateDiff</w:t>
+      </w:r>
+      <w:proofErr w:type="spellEnd"/>
+      <w:r>
+        <w:t>({</w:t>
+      </w:r>
+      <w:proofErr w:type="spellStart"/>
+      <w:proofErr w:type="gramEnd"/>
+      <w:r>
+        <w:t>ticket_created_</w:t>
+      </w:r>
+      <w:proofErr w:type="gramStart"/>
+      <w:r>
+        <w:t>date</w:t>
+      </w:r>
+      <w:proofErr w:type="spellEnd"/>
+      <w:r>
+        <w:t>}, {</w:t>
+      </w:r>
+      <w:proofErr w:type="spellStart"/>
+      <w:proofErr w:type="gramEnd"/>
+      <w:r>
+        <w:t>ticket_resolved_</w:t>
+      </w:r>
+      <w:proofErr w:type="gramStart"/>
+      <w:r>
+        <w:t>date</w:t>
+      </w:r>
+      <w:proofErr w:type="spellEnd"/>
+      <w:r>
+        <w:t>},</w:t>
+      </w:r>
+      <w:proofErr w:type="gramEnd"/>
+      <w:r>
+        <w:t xml:space="preserve"> "HH</w:t>
+      </w:r>
+      <w:proofErr w:type="gramStart"/>
+      <w:r>
+        <w:t>") —</w:t>
+      </w:r>
+      <w:proofErr w:type="gramEnd"/>
+      <w:r>
+        <w:t xml:space="preserve"> hours between ticket open and resolution. For the 59 rows where </w:t>
+      </w:r>
+      <w:proofErr w:type="spellStart"/>
+      <w:r>
+        <w:t>ticket_resolved_date</w:t>
+      </w:r>
+      <w:proofErr w:type="spellEnd"/>
+      <w:r>
+        <w:t xml:space="preserve"> is blank (still unresolved), the result comes out blank/null automatically — correct behavior, not an error.</w:t>
       </w:r>
     </w:p>
     <w:p>
@@ -5626,11 +5393,12 @@
         <w:rPr>
           <w:noProof/>
         </w:rPr>
+        <w:lastRenderedPageBreak/>
         <w:drawing>
-          <wp:inline distT="0" distB="0" distL="0" distR="0" wp14:anchorId="456DEB1A" wp14:editId="24E11C57">
-            <wp:extent cx="5715000" cy="3457575"/>
+          <wp:inline distT="0" distB="0" distL="0" distR="0" wp14:anchorId="05CC67F8" wp14:editId="0DBD39D0">
+            <wp:extent cx="5715000" cy="3314700"/>
             <wp:effectExtent l="0" t="0" r="0" b="0"/>
-            <wp:docPr id="407454544" name="Grafik 407454544"/>
+            <wp:docPr id="450215400" name="Grafik 450215400"/>
             <wp:cNvGraphicFramePr>
               <a:graphicFrameLocks xmlns:a="http://schemas.openxmlformats.org/drawingml/2006/main" noChangeAspect="1"/>
             </wp:cNvGraphicFramePr>
@@ -5653,7 +5421,7 @@
                   <pic:spPr bwMode="auto">
                     <a:xfrm>
                       <a:off x="0" y="0"/>
-                      <a:ext cx="5715000" cy="3457575"/>
+                      <a:ext cx="5715000" cy="3314700"/>
                     </a:xfrm>
                     <a:prstGeom prst="rect">
                       <a:avLst/>
@@ -5679,294 +5447,139 @@
           <w:sz w:val="18"/>
           <w:szCs w:val="18"/>
         </w:rPr>
-        <w:t>Fig. 33 — Dataset detail page: Columns (21), Refresh panel showing "3000 rows imported (100% success)".</w:t>
-      </w:r>
-    </w:p>
-    <w:p>
-      <w:pPr>
-        <w:spacing w:after="140"/>
-      </w:pPr>
-      <w:r>
-        <w:rPr>
-          <w:b/>
-          <w:bCs/>
-        </w:rPr>
-        <w:t xml:space="preserve">All three source datasets are now uploaded, type-corrected, enriched with one derived calculated field each, and published to SPICE: CRM Deals (499 rows, </w:t>
-      </w:r>
-      <w:proofErr w:type="spellStart"/>
-      <w:r>
-        <w:rPr>
-          <w:b/>
-          <w:bCs/>
-        </w:rPr>
-        <w:t>days_to_close</w:t>
-      </w:r>
-      <w:proofErr w:type="spellEnd"/>
-      <w:r>
-        <w:rPr>
-          <w:b/>
-          <w:bCs/>
-        </w:rPr>
-        <w:t xml:space="preserve">), Marketing Campaigns (2,240 rows, </w:t>
-      </w:r>
-      <w:proofErr w:type="spellStart"/>
-      <w:r>
-        <w:rPr>
-          <w:b/>
-          <w:bCs/>
-        </w:rPr>
-        <w:t>campaign_roi</w:t>
-      </w:r>
-      <w:proofErr w:type="spellEnd"/>
-      <w:r>
-        <w:rPr>
-          <w:b/>
-          <w:bCs/>
-        </w:rPr>
-        <w:t xml:space="preserve">), Support Tickets (3,000 rows, </w:t>
-      </w:r>
-      <w:proofErr w:type="spellStart"/>
-      <w:r>
-        <w:rPr>
-          <w:b/>
-          <w:bCs/>
+        <w:t xml:space="preserve">Fig. 30 — </w:t>
+      </w:r>
+      <w:proofErr w:type="spellStart"/>
+      <w:r>
+        <w:rPr>
+          <w:i/>
+          <w:iCs/>
+          <w:color w:val="555555"/>
+          <w:sz w:val="18"/>
+          <w:szCs w:val="18"/>
         </w:rPr>
         <w:t>resolution_time_hours</w:t>
       </w:r>
       <w:proofErr w:type="spellEnd"/>
       <w:r>
         <w:rPr>
-          <w:b/>
-          <w:bCs/>
-        </w:rPr>
-        <w:t>).</w:t>
-      </w:r>
-    </w:p>
-    <w:p>
-      <w:pPr>
-        <w:pStyle w:val="berschrift1"/>
-        <w:spacing w:before="360" w:after="160"/>
-      </w:pPr>
-      <w:r>
-        <w:lastRenderedPageBreak/>
-        <w:t>Step 13 — Build the unified dataset: Join CRM + Marketing (Join 1)</w:t>
-      </w:r>
-    </w:p>
-    <w:p>
-      <w:pPr>
-        <w:spacing w:after="140"/>
-      </w:pPr>
-      <w:r>
-        <w:rPr>
-          <w:b/>
-          <w:bCs/>
-        </w:rPr>
-        <w:t xml:space="preserve">Join strategy (simulated with pandas beforehand, before touching </w:t>
-      </w:r>
-      <w:proofErr w:type="spellStart"/>
-      <w:r>
-        <w:rPr>
-          <w:b/>
-          <w:bCs/>
-        </w:rPr>
-        <w:t>QuickSight</w:t>
-      </w:r>
-      <w:proofErr w:type="spellEnd"/>
-      <w:r>
-        <w:rPr>
-          <w:b/>
-          <w:bCs/>
-        </w:rPr>
-        <w:t>):</w:t>
-      </w:r>
-    </w:p>
-    <w:p>
-      <w:pPr>
-        <w:pStyle w:val="Listenabsatz"/>
-        <w:numPr>
-          <w:ilvl w:val="0"/>
-          <w:numId w:val="1"/>
-        </w:numPr>
+          <w:i/>
+          <w:iCs/>
+          <w:color w:val="555555"/>
+          <w:sz w:val="18"/>
+          <w:szCs w:val="18"/>
+        </w:rPr>
+        <w:t xml:space="preserve"> calculated column configuration: </w:t>
+      </w:r>
+      <w:proofErr w:type="spellStart"/>
+      <w:proofErr w:type="gramStart"/>
+      <w:r>
+        <w:rPr>
+          <w:i/>
+          <w:iCs/>
+          <w:color w:val="555555"/>
+          <w:sz w:val="18"/>
+          <w:szCs w:val="18"/>
+        </w:rPr>
+        <w:t>dateDiff</w:t>
+      </w:r>
+      <w:proofErr w:type="spellEnd"/>
+      <w:r>
+        <w:rPr>
+          <w:i/>
+          <w:iCs/>
+          <w:color w:val="555555"/>
+          <w:sz w:val="18"/>
+          <w:szCs w:val="18"/>
+        </w:rPr>
+        <w:t>({</w:t>
+      </w:r>
+      <w:proofErr w:type="spellStart"/>
+      <w:proofErr w:type="gramEnd"/>
+      <w:r>
+        <w:rPr>
+          <w:i/>
+          <w:iCs/>
+          <w:color w:val="555555"/>
+          <w:sz w:val="18"/>
+          <w:szCs w:val="18"/>
+        </w:rPr>
+        <w:t>ticket_created_</w:t>
+      </w:r>
+      <w:proofErr w:type="gramStart"/>
+      <w:r>
+        <w:rPr>
+          <w:i/>
+          <w:iCs/>
+          <w:color w:val="555555"/>
+          <w:sz w:val="18"/>
+          <w:szCs w:val="18"/>
+        </w:rPr>
+        <w:t>date</w:t>
+      </w:r>
+      <w:proofErr w:type="spellEnd"/>
+      <w:r>
+        <w:rPr>
+          <w:i/>
+          <w:iCs/>
+          <w:color w:val="555555"/>
+          <w:sz w:val="18"/>
+          <w:szCs w:val="18"/>
+        </w:rPr>
+        <w:t>}, {</w:t>
+      </w:r>
+      <w:proofErr w:type="spellStart"/>
+      <w:proofErr w:type="gramEnd"/>
+      <w:r>
+        <w:rPr>
+          <w:i/>
+          <w:iCs/>
+          <w:color w:val="555555"/>
+          <w:sz w:val="18"/>
+          <w:szCs w:val="18"/>
+        </w:rPr>
+        <w:t>ticket_resolved_</w:t>
+      </w:r>
+      <w:proofErr w:type="gramStart"/>
+      <w:r>
+        <w:rPr>
+          <w:i/>
+          <w:iCs/>
+          <w:color w:val="555555"/>
+          <w:sz w:val="18"/>
+          <w:szCs w:val="18"/>
+        </w:rPr>
+        <w:t>date</w:t>
+      </w:r>
+      <w:proofErr w:type="spellEnd"/>
+      <w:r>
+        <w:rPr>
+          <w:i/>
+          <w:iCs/>
+          <w:color w:val="555555"/>
+          <w:sz w:val="18"/>
+          <w:szCs w:val="18"/>
+        </w:rPr>
+        <w:t>},</w:t>
+      </w:r>
+      <w:proofErr w:type="gramEnd"/>
+      <w:r>
+        <w:rPr>
+          <w:i/>
+          <w:iCs/>
+          <w:color w:val="555555"/>
+          <w:sz w:val="18"/>
+          <w:szCs w:val="18"/>
+        </w:rPr>
+        <w:t xml:space="preserve"> "HH").</w:t>
+      </w:r>
+    </w:p>
+    <w:p>
+      <w:pPr>
         <w:spacing w:after="80"/>
       </w:pPr>
       <w:r>
-        <w:t xml:space="preserve">Anchor: CRM Deals. Every dollar Sarah's team </w:t>
-      </w:r>
-      <w:proofErr w:type="gramStart"/>
-      <w:r>
-        <w:t>tracks</w:t>
-      </w:r>
-      <w:proofErr w:type="gramEnd"/>
-      <w:r>
-        <w:t xml:space="preserve"> starts at a deal, so a left join guarantees no deal silently disappears even if an account has no marketing touch or no support ticket on file.</w:t>
-      </w:r>
-    </w:p>
-    <w:p>
-      <w:pPr>
-        <w:pStyle w:val="Listenabsatz"/>
-        <w:numPr>
-          <w:ilvl w:val="0"/>
-          <w:numId w:val="1"/>
-        </w:numPr>
-        <w:spacing w:after="80"/>
-      </w:pPr>
-      <w:r>
-        <w:t xml:space="preserve">CRM LEFT JOIN Marketing on </w:t>
-      </w:r>
-      <w:proofErr w:type="spellStart"/>
-      <w:r>
-        <w:t>account_id</w:t>
-      </w:r>
-      <w:proofErr w:type="spellEnd"/>
-      <w:r>
-        <w:t xml:space="preserve"> → simulated ~13,738 rows.</w:t>
-      </w:r>
-    </w:p>
-    <w:p>
-      <w:pPr>
-        <w:pStyle w:val="Listenabsatz"/>
-        <w:numPr>
-          <w:ilvl w:val="0"/>
-          <w:numId w:val="1"/>
-        </w:numPr>
-        <w:spacing w:after="80"/>
-      </w:pPr>
-      <w:r>
-        <w:t xml:space="preserve">Result LEFT JOIN Support on </w:t>
-      </w:r>
-      <w:proofErr w:type="spellStart"/>
-      <w:r>
-        <w:t>account_id</w:t>
-      </w:r>
-      <w:proofErr w:type="spellEnd"/>
-      <w:r>
-        <w:t xml:space="preserve"> → simulated ~63,420 rows.</w:t>
-      </w:r>
-    </w:p>
-    <w:p>
-      <w:pPr>
-        <w:pStyle w:val="Listenabsatz"/>
-        <w:numPr>
-          <w:ilvl w:val="0"/>
-          <w:numId w:val="1"/>
-        </w:numPr>
-        <w:spacing w:after="80"/>
-      </w:pPr>
-      <w:r>
-        <w:t xml:space="preserve">Why LEFT, not INNER: an INNER </w:t>
-      </w:r>
-      <w:proofErr w:type="gramStart"/>
-      <w:r>
-        <w:t>join</w:t>
-      </w:r>
-      <w:proofErr w:type="gramEnd"/>
-      <w:r>
-        <w:t xml:space="preserve"> would drop deals for accounts with zero rows in Marketing or Support — a real, expected case, not a data error — which would quietly undercount CRM Deals rows in the unified dataset.</w:t>
-      </w:r>
-    </w:p>
-    <w:p>
-      <w:pPr>
-        <w:pStyle w:val="Listenabsatz"/>
-        <w:numPr>
-          <w:ilvl w:val="0"/>
-          <w:numId w:val="1"/>
-        </w:numPr>
-        <w:spacing w:after="80"/>
-      </w:pPr>
-      <w:r>
-        <w:t xml:space="preserve">Why the row count grows (fan-out) is fine: the rubric expects the unified dataset to have more rows than any individual source. Any visual later built from it uses COUNT DISTINCT on the relevant ID field instead of plain </w:t>
-      </w:r>
-      <w:proofErr w:type="gramStart"/>
-      <w:r>
-        <w:t>COUNT(</w:t>
-      </w:r>
-      <w:proofErr w:type="gramEnd"/>
-      <w:r>
-        <w:t>*), so the fan-out never silently inflates a KPI.</w:t>
-      </w:r>
-    </w:p>
-    <w:p>
-      <w:pPr>
-        <w:spacing w:after="140"/>
-      </w:pPr>
-      <w:r>
-        <w:rPr>
-          <w:b/>
-          <w:bCs/>
-        </w:rPr>
-        <w:t xml:space="preserve">Getting to the right starting screen (a wrong turn to avoid): Data → Create dataset only lets you pick a data source (a file upload or </w:t>
-      </w:r>
-      <w:proofErr w:type="gramStart"/>
-      <w:r>
-        <w:rPr>
-          <w:b/>
-          <w:bCs/>
-        </w:rPr>
-        <w:t>connector) —</w:t>
-      </w:r>
-      <w:proofErr w:type="gramEnd"/>
-      <w:r>
-        <w:rPr>
-          <w:b/>
-          <w:bCs/>
-        </w:rPr>
-        <w:t xml:space="preserve"> it does not list already-published datasets, so searching for </w:t>
-      </w:r>
-      <w:proofErr w:type="spellStart"/>
-      <w:r>
-        <w:rPr>
-          <w:b/>
-          <w:bCs/>
-        </w:rPr>
-        <w:t>novatech_crm_deals</w:t>
-      </w:r>
-      <w:proofErr w:type="spellEnd"/>
-      <w:r>
-        <w:rPr>
-          <w:b/>
-          <w:bCs/>
-        </w:rPr>
-        <w:t xml:space="preserve"> there finds nothing. The correct path is different:</w:t>
-      </w:r>
-    </w:p>
-    <w:p>
-      <w:pPr>
-        <w:spacing w:after="80"/>
-      </w:pPr>
-      <w:r>
-        <w:t>1. Went to Data → Datasets (the list, not "Create dataset").</w:t>
-      </w:r>
-    </w:p>
-    <w:p>
-      <w:pPr>
-        <w:spacing w:after="80"/>
-      </w:pPr>
-      <w:r>
-        <w:t>2. Found the student's own novatech_crm_deals.csv, clicked its ⋮ menu.</w:t>
-      </w:r>
-    </w:p>
-    <w:p>
-      <w:pPr>
-        <w:spacing w:after="80"/>
-      </w:pPr>
-      <w:r>
-        <w:t>3. Chose "Use in a new dataset" — not "Edit". "Edit" would open and modify the original CRM dataset in place; "Use in a new dataset" uses it as a starting point for a brand-new dataset, leaving the original CRM dataset (used for its own single-source KPIs) untouched.</w:t>
-      </w:r>
-    </w:p>
-    <w:p>
-      <w:pPr>
-        <w:spacing w:after="80"/>
-      </w:pPr>
-      <w:r>
-        <w:t xml:space="preserve">4. Renamed the new dataset to </w:t>
-      </w:r>
-      <w:proofErr w:type="spellStart"/>
-      <w:r>
-        <w:t>NovaTech</w:t>
-      </w:r>
-      <w:proofErr w:type="spellEnd"/>
-      <w:r>
-        <w:t xml:space="preserve"> Unified Account Dataset.</w:t>
+        <w:t>4. Clicked Save, then checked the Preview tab: resulting values ranged from single digits to low hundreds of hours (e.g. 7, 13, 14, 35, 58, 64, 81, 93, 103, 113, 115, 123, 124 in the sampled rows) — consistent with the pandas-computed average of ~56–60 hours across all priority levels calculated ahead of time.</w:t>
       </w:r>
     </w:p>
     <w:p>
@@ -5979,10 +5592,10 @@
           <w:noProof/>
         </w:rPr>
         <w:drawing>
-          <wp:inline distT="0" distB="0" distL="0" distR="0" wp14:anchorId="6B08EB8D" wp14:editId="50417808">
+          <wp:inline distT="0" distB="0" distL="0" distR="0" wp14:anchorId="2F5F9430" wp14:editId="00C4D50D">
             <wp:extent cx="5715000" cy="3286125"/>
             <wp:effectExtent l="0" t="0" r="0" b="0"/>
-            <wp:docPr id="645226484" name="Grafik 645226484"/>
+            <wp:docPr id="2023963306" name="Grafik 2023963306"/>
             <wp:cNvGraphicFramePr>
               <a:graphicFrameLocks xmlns:a="http://schemas.openxmlformats.org/drawingml/2006/main" noChangeAspect="1"/>
             </wp:cNvGraphicFramePr>
@@ -6031,7 +5644,38 @@
           <w:sz w:val="18"/>
           <w:szCs w:val="18"/>
         </w:rPr>
-        <w:t>Fig. 34 — ⋮ context menu on the CRM dataset row, "Use in a new dataset" option.</w:t>
+        <w:t xml:space="preserve">Fig. 31 — Preview tab showing the new </w:t>
+      </w:r>
+      <w:proofErr w:type="spellStart"/>
+      <w:r>
+        <w:rPr>
+          <w:i/>
+          <w:iCs/>
+          <w:color w:val="555555"/>
+          <w:sz w:val="18"/>
+          <w:szCs w:val="18"/>
+        </w:rPr>
+        <w:t>resolution_time_hours</w:t>
+      </w:r>
+      <w:proofErr w:type="spellEnd"/>
+      <w:r>
+        <w:rPr>
+          <w:i/>
+          <w:iCs/>
+          <w:color w:val="555555"/>
+          <w:sz w:val="18"/>
+          <w:szCs w:val="18"/>
+        </w:rPr>
+        <w:t xml:space="preserve"> Integer column with realistic hour values.</w:t>
+      </w:r>
+    </w:p>
+    <w:p>
+      <w:pPr>
+        <w:pStyle w:val="berschrift1"/>
+        <w:spacing w:before="360" w:after="160"/>
+      </w:pPr>
+      <w:r>
+        <w:t>Step 12 — Publish Support Tickets dataset + verify row count</w:t>
       </w:r>
     </w:p>
     <w:p>
@@ -6039,7 +5683,48 @@
         <w:spacing w:after="80"/>
       </w:pPr>
       <w:r>
-        <w:t>5. Clicked "Add data" in the left panel → Dataset tab → selected novatech_marketing_campaigns.csv → Select.</w:t>
+        <w:t>1. Clicked Save &amp; publish (top right) on the Support Tickets dataset editor.</w:t>
+      </w:r>
+    </w:p>
+    <w:p>
+      <w:pPr>
+        <w:spacing w:after="80"/>
+      </w:pPr>
+      <w:r>
+        <w:t>2. Confirmation banner: "Saved and published successfully."</w:t>
+      </w:r>
+    </w:p>
+    <w:p>
+      <w:pPr>
+        <w:spacing w:after="80"/>
+      </w:pPr>
+      <w:r>
+        <w:lastRenderedPageBreak/>
+        <w:t>3. Navigated to Data → Datasets, opened the newly published novatech_support_tickets.csv (owner: Me).</w:t>
+      </w:r>
+    </w:p>
+    <w:p>
+      <w:pPr>
+        <w:spacing w:after="80"/>
+      </w:pPr>
+      <w:r>
+        <w:t xml:space="preserve">4. Dataset detail page confirms: 21 columns (the 20 original + </w:t>
+      </w:r>
+      <w:proofErr w:type="spellStart"/>
+      <w:r>
+        <w:t>resolution_time_hours</w:t>
+      </w:r>
+      <w:proofErr w:type="spellEnd"/>
+      <w:r>
+        <w:t>), and under Refresh: "3000 rows imported (100% success</w:t>
+      </w:r>
+      <w:proofErr w:type="gramStart"/>
+      <w:r>
+        <w:t>)" —</w:t>
+      </w:r>
+      <w:proofErr w:type="gramEnd"/>
+      <w:r>
+        <w:t xml:space="preserve"> an exact match with both the data dictionary's expected row count and Q's answer in Verification Log entry #5 (3,000 total tickets). Same row-count cross-check pattern used for CRM (Step 6) and Marketing (Step 9), now applied to all three source datasets.</w:t>
       </w:r>
     </w:p>
     <w:p>
@@ -6051,12 +5736,11 @@
         <w:rPr>
           <w:noProof/>
         </w:rPr>
-        <w:lastRenderedPageBreak/>
         <w:drawing>
-          <wp:inline distT="0" distB="0" distL="0" distR="0" wp14:anchorId="7AA6B5D3" wp14:editId="689A6792">
-            <wp:extent cx="5715000" cy="2324100"/>
+          <wp:inline distT="0" distB="0" distL="0" distR="0" wp14:anchorId="1A2DFE82" wp14:editId="71899033">
+            <wp:extent cx="5715000" cy="3105150"/>
             <wp:effectExtent l="0" t="0" r="0" b="0"/>
-            <wp:docPr id="1200942159" name="Grafik 1200942159"/>
+            <wp:docPr id="913957192" name="Grafik 913957192"/>
             <wp:cNvGraphicFramePr>
               <a:graphicFrameLocks xmlns:a="http://schemas.openxmlformats.org/drawingml/2006/main" noChangeAspect="1"/>
             </wp:cNvGraphicFramePr>
@@ -6079,7 +5763,7 @@
                   <pic:spPr bwMode="auto">
                     <a:xfrm>
                       <a:off x="0" y="0"/>
-                      <a:ext cx="5715000" cy="2324100"/>
+                      <a:ext cx="5715000" cy="3105150"/>
                     </a:xfrm>
                     <a:prstGeom prst="rect">
                       <a:avLst/>
@@ -6105,39 +5789,29 @@
           <w:sz w:val="18"/>
           <w:szCs w:val="18"/>
         </w:rPr>
-        <w:t>Fig. 35 — Select a dataset dialog, Marketing selected — ignoring the leftover "Joined Data" artifacts from someone else's earlier pass through this shared lab.</w:t>
-      </w:r>
-    </w:p>
-    <w:p>
-      <w:pPr>
-        <w:spacing w:after="80"/>
-      </w:pPr>
-      <w:r>
-        <w:t>6. Clicked "Join" in the left panel.</w:t>
-      </w:r>
-    </w:p>
-    <w:p>
-      <w:pPr>
-        <w:spacing w:after="80"/>
-      </w:pPr>
-      <w:r>
-        <w:t xml:space="preserve">7. Configured: Left table = novatech_crm_deals.csv, Right table = novatech_marketing_campaigns.csv, Join type: Left join, Join keys: </w:t>
-      </w:r>
-      <w:proofErr w:type="spellStart"/>
-      <w:r>
-        <w:t>account_id</w:t>
-      </w:r>
-      <w:proofErr w:type="spellEnd"/>
-      <w:r>
-        <w:t xml:space="preserve"> = </w:t>
-      </w:r>
-      <w:proofErr w:type="spellStart"/>
-      <w:r>
-        <w:t>account_id</w:t>
-      </w:r>
-      <w:proofErr w:type="spellEnd"/>
-      <w:r>
-        <w:t>.</w:t>
+        <w:t xml:space="preserve">Fig. </w:t>
+      </w:r>
+      <w:proofErr w:type="gramStart"/>
+      <w:r>
+        <w:rPr>
+          <w:i/>
+          <w:iCs/>
+          <w:color w:val="555555"/>
+          <w:sz w:val="18"/>
+          <w:szCs w:val="18"/>
+        </w:rPr>
+        <w:t>32 — "</w:t>
+      </w:r>
+      <w:proofErr w:type="gramEnd"/>
+      <w:r>
+        <w:rPr>
+          <w:i/>
+          <w:iCs/>
+          <w:color w:val="555555"/>
+          <w:sz w:val="18"/>
+          <w:szCs w:val="18"/>
+        </w:rPr>
+        <w:t>Saved and published successfully" confirmation.</w:t>
       </w:r>
     </w:p>
     <w:p>
@@ -6150,10 +5824,10 @@
           <w:noProof/>
         </w:rPr>
         <w:drawing>
-          <wp:inline distT="0" distB="0" distL="0" distR="0" wp14:anchorId="06843910" wp14:editId="198DD94E">
-            <wp:extent cx="5715000" cy="3305175"/>
+          <wp:inline distT="0" distB="0" distL="0" distR="0" wp14:anchorId="456DEB1A" wp14:editId="24E11C57">
+            <wp:extent cx="5715000" cy="3457575"/>
             <wp:effectExtent l="0" t="0" r="0" b="0"/>
-            <wp:docPr id="185057901" name="Grafik 185057901"/>
+            <wp:docPr id="407454544" name="Grafik 407454544"/>
             <wp:cNvGraphicFramePr>
               <a:graphicFrameLocks xmlns:a="http://schemas.openxmlformats.org/drawingml/2006/main" noChangeAspect="1"/>
             </wp:cNvGraphicFramePr>
@@ -6176,7 +5850,7 @@
                   <pic:spPr bwMode="auto">
                     <a:xfrm>
                       <a:off x="0" y="0"/>
-                      <a:ext cx="5715000" cy="3305175"/>
+                      <a:ext cx="5715000" cy="3457575"/>
                     </a:xfrm>
                     <a:prstGeom prst="rect">
                       <a:avLst/>
@@ -6202,31 +5876,211 @@
           <w:sz w:val="18"/>
           <w:szCs w:val="18"/>
         </w:rPr>
-        <w:t>Fig. 36 — Join 1 configuration, correct as described.</w:t>
-      </w:r>
-    </w:p>
-    <w:p>
-      <w:pPr>
+        <w:t>Fig. 33 — Dataset detail page: Columns (21), Refresh panel showing "3000 rows imported (100% success)".</w:t>
+      </w:r>
+    </w:p>
+    <w:p>
+      <w:pPr>
+        <w:spacing w:after="140"/>
+      </w:pPr>
+      <w:r>
+        <w:t xml:space="preserve">All three source datasets are now uploaded, type-corrected, enriched with one derived calculated field each, and published to SPICE: CRM Deals (499 rows, </w:t>
+      </w:r>
+      <w:proofErr w:type="spellStart"/>
+      <w:r>
+        <w:t>days_to_close</w:t>
+      </w:r>
+      <w:proofErr w:type="spellEnd"/>
+      <w:r>
+        <w:t xml:space="preserve">), Marketing Campaigns (2,240 rows, </w:t>
+      </w:r>
+      <w:proofErr w:type="spellStart"/>
+      <w:r>
+        <w:t>campaign_roi</w:t>
+      </w:r>
+      <w:proofErr w:type="spellEnd"/>
+      <w:r>
+        <w:t xml:space="preserve">), Support Tickets (3,000 rows, </w:t>
+      </w:r>
+      <w:proofErr w:type="spellStart"/>
+      <w:r>
+        <w:t>resolution_time_hours</w:t>
+      </w:r>
+      <w:proofErr w:type="spellEnd"/>
+      <w:r>
+        <w:t>).</w:t>
+      </w:r>
+    </w:p>
+    <w:p>
+      <w:pPr>
+        <w:pStyle w:val="berschrift1"/>
+        <w:spacing w:before="360" w:after="160"/>
+      </w:pPr>
+      <w:r>
+        <w:lastRenderedPageBreak/>
+        <w:t>Step 13 — Build the unified dataset: Join CRM + Marketing (Join 1)</w:t>
+      </w:r>
+    </w:p>
+    <w:p>
+      <w:pPr>
+        <w:spacing w:after="140"/>
+      </w:pPr>
+      <w:r>
+        <w:rPr>
+          <w:b/>
+          <w:bCs/>
+        </w:rPr>
+        <w:t xml:space="preserve">Join </w:t>
+      </w:r>
+      <w:r>
+        <w:rPr>
+          <w:b/>
+          <w:bCs/>
+        </w:rPr>
+        <w:t>Strategy:</w:t>
+      </w:r>
+    </w:p>
+    <w:p>
+      <w:pPr>
+        <w:pStyle w:val="Listenabsatz"/>
+        <w:numPr>
+          <w:ilvl w:val="0"/>
+          <w:numId w:val="1"/>
+        </w:numPr>
         <w:spacing w:after="80"/>
       </w:pPr>
       <w:r>
-        <w:t xml:space="preserve">8. Checked the Preview: confirmed the expected fan-out (e.g. account ACCT-082 </w:t>
+        <w:t xml:space="preserve">Anchor: CRM Deals. Every dollar Sarah's team </w:t>
       </w:r>
       <w:proofErr w:type="gramStart"/>
       <w:r>
-        <w:t>appearing</w:t>
+        <w:t>tracks</w:t>
       </w:r>
       <w:proofErr w:type="gramEnd"/>
       <w:r>
-        <w:t xml:space="preserve"> 5 times in a row, once per matching marketing touchpoint) and the expected nulls (a CRM row with no Marketing match shows blank Marketing-side </w:t>
+        <w:t xml:space="preserve"> starts at a deal, so a left join guarantees no deal silently disappears even if an account has no marketing touch or no support ticket on file.</w:t>
+      </w:r>
+    </w:p>
+    <w:p>
+      <w:pPr>
+        <w:pStyle w:val="Listenabsatz"/>
+        <w:numPr>
+          <w:ilvl w:val="0"/>
+          <w:numId w:val="1"/>
+        </w:numPr>
+        <w:spacing w:after="80"/>
+      </w:pPr>
+      <w:r>
+        <w:t xml:space="preserve">CRM LEFT JOIN Marketing on </w:t>
+      </w:r>
+      <w:proofErr w:type="spellStart"/>
+      <w:r>
+        <w:t>account_id</w:t>
+      </w:r>
+      <w:proofErr w:type="spellEnd"/>
+      <w:r>
+        <w:t xml:space="preserve"> → simulated ~13,738 rows.</w:t>
+      </w:r>
+    </w:p>
+    <w:p>
+      <w:pPr>
+        <w:pStyle w:val="Listenabsatz"/>
+        <w:numPr>
+          <w:ilvl w:val="0"/>
+          <w:numId w:val="1"/>
+        </w:numPr>
+        <w:spacing w:after="80"/>
+      </w:pPr>
+      <w:r>
+        <w:t xml:space="preserve">Result LEFT JOIN Support on </w:t>
+      </w:r>
+      <w:proofErr w:type="spellStart"/>
+      <w:r>
+        <w:t>account_id</w:t>
+      </w:r>
+      <w:proofErr w:type="spellEnd"/>
+      <w:r>
+        <w:t xml:space="preserve"> → simulated ~63,420 rows.</w:t>
+      </w:r>
+    </w:p>
+    <w:p>
+      <w:pPr>
+        <w:pStyle w:val="ListParagraph"/>
+        <w:numPr>
+          <w:ilvl w:val="0"/>
+          <w:numId w:val="1"/>
+        </w:numPr>
+        <w:rPr>
+          <w:kern w:val="0"/>
+          <w14:ligatures w14:val="none"/>
+        </w:rPr>
+      </w:pPr>
+      <w:r>
+        <w:t>Why use a LEFT JOIN instead of an INNER JOIN? An INNER JOIN would remove deals from accounts that have no matching Marketing or Support records. Because these missing matches are expected and are not data errors, using an INNER JOIN would make the unified dataset show fewer CRM deals than it should.</w:t>
+      </w:r>
+    </w:p>
+    <w:p>
+      <w:pPr>
+        <w:pStyle w:val="ListParagraph"/>
+        <w:numPr>
+          <w:ilvl w:val="0"/>
+          <w:numId w:val="1"/>
+        </w:numPr>
+        <w:rPr>
+          <w:kern w:val="0"/>
+          <w14:ligatures w14:val="none"/>
+        </w:rPr>
+      </w:pPr>
+      <w:r>
+        <w:t xml:space="preserve">Why the row count increases: This is expected because one CRM record can match multiple Marketing and Support records. The rubric also expects the unified dataset to contain more rows than any individual source. To prevent KPIs from being overstated, later visuals use COUNT DISTINCT on the relevant ID field instead of </w:t>
       </w:r>
       <w:proofErr w:type="gramStart"/>
       <w:r>
-        <w:t>columns) —</w:t>
+        <w:t>COUNT(</w:t>
       </w:r>
       <w:proofErr w:type="gramEnd"/>
       <w:r>
-        <w:t xml:space="preserve"> both are correct LEFT JOIN behavior, not errors.</w:t>
+        <w:t>*).</w:t>
+      </w:r>
+    </w:p>
+    <w:p>
+      <w:pPr>
+        <w:spacing w:after="80"/>
+      </w:pPr>
+      <w:r>
+        <w:t>1. Went to Data → Datasets (the list, not "Create dataset").</w:t>
+      </w:r>
+    </w:p>
+    <w:p>
+      <w:pPr>
+        <w:spacing w:after="80"/>
+      </w:pPr>
+      <w:r>
+        <w:t>2. Found own novatech_crm_deals.csv, clicked its ⋮ menu.</w:t>
+      </w:r>
+    </w:p>
+    <w:p>
+      <w:pPr>
+        <w:spacing w:after="80"/>
+      </w:pPr>
+      <w:r>
+        <w:t>3. Chose "Use in a new dataset" — not "Edit". "Edit" would open and modify the original CRM dataset in place; "Use in a new dataset" uses it as a starting point for a brand-new dataset, leaving the original CRM dataset untouched.</w:t>
+      </w:r>
+    </w:p>
+    <w:p>
+      <w:pPr>
+        <w:spacing w:after="80"/>
+      </w:pPr>
+      <w:r>
+        <w:t xml:space="preserve">4. Renamed the new dataset to </w:t>
+      </w:r>
+      <w:proofErr w:type="spellStart"/>
+      <w:r>
+        <w:t>NovaTech</w:t>
+      </w:r>
+      <w:proofErr w:type="spellEnd"/>
+      <w:r>
+        <w:t xml:space="preserve"> Unified Account Dataset.</w:t>
       </w:r>
     </w:p>
     <w:p>
@@ -6238,12 +6092,11 @@
         <w:rPr>
           <w:noProof/>
         </w:rPr>
-        <w:lastRenderedPageBreak/>
         <w:drawing>
-          <wp:inline distT="0" distB="0" distL="0" distR="0" wp14:anchorId="71D64B8B" wp14:editId="451CF4E7">
-            <wp:extent cx="5715000" cy="2800350"/>
+          <wp:inline distT="0" distB="0" distL="0" distR="0" wp14:anchorId="6B08EB8D" wp14:editId="50417808">
+            <wp:extent cx="5715000" cy="3286125"/>
             <wp:effectExtent l="0" t="0" r="0" b="0"/>
-            <wp:docPr id="1185103925" name="Grafik 1185103925"/>
+            <wp:docPr id="645226484" name="Grafik 645226484"/>
             <wp:cNvGraphicFramePr>
               <a:graphicFrameLocks xmlns:a="http://schemas.openxmlformats.org/drawingml/2006/main" noChangeAspect="1"/>
             </wp:cNvGraphicFramePr>
@@ -6266,7 +6119,7 @@
                   <pic:spPr bwMode="auto">
                     <a:xfrm>
                       <a:off x="0" y="0"/>
-                      <a:ext cx="5715000" cy="2800350"/>
+                      <a:ext cx="5715000" cy="3286125"/>
                     </a:xfrm>
                     <a:prstGeom prst="rect">
                       <a:avLst/>
@@ -6292,7 +6145,7 @@
           <w:sz w:val="18"/>
           <w:szCs w:val="18"/>
         </w:rPr>
-        <w:t>Fig. 37 — Preview tab showing the fan-out and a null-filled row for an unmatched account.</w:t>
+        <w:t>Fig. 34 — ⋮ context menu on the CRM dataset row, "Use in a new dataset" option.</w:t>
       </w:r>
     </w:p>
     <w:p>
@@ -6300,23 +6153,7 @@
         <w:spacing w:after="80"/>
       </w:pPr>
       <w:r>
-        <w:t xml:space="preserve">9. Opened "Show auto-resolved columns": since both tables have an </w:t>
-      </w:r>
-      <w:proofErr w:type="spellStart"/>
-      <w:r>
-        <w:t>account_id</w:t>
-      </w:r>
-      <w:proofErr w:type="spellEnd"/>
-      <w:r>
-        <w:t xml:space="preserve"> column, </w:t>
-      </w:r>
-      <w:proofErr w:type="spellStart"/>
-      <w:r>
-        <w:t>QuickSight</w:t>
-      </w:r>
-      <w:proofErr w:type="spellEnd"/>
-      <w:r>
-        <w:t xml:space="preserve"> automatically renamed the CRM (left table) one to account_id.1 and the Marketing (right table) one to account_id.2. This matters for the next join — Support Tickets must be matched against account_id.1 (the CRM-originated column, always populated) and not account_id.2 (the Marketing-originated column, null wherever Join 1 had no match).</w:t>
+        <w:t>5. Clicked "Add data" in the left panel → Dataset tab → selected novatech_marketing_campaigns.csv → Select.</w:t>
       </w:r>
     </w:p>
     <w:p>
@@ -6328,11 +6165,12 @@
         <w:rPr>
           <w:noProof/>
         </w:rPr>
+        <w:lastRenderedPageBreak/>
         <w:drawing>
-          <wp:inline distT="0" distB="0" distL="0" distR="0" wp14:anchorId="02EC20DB" wp14:editId="37B52A5B">
-            <wp:extent cx="5715000" cy="2828925"/>
+          <wp:inline distT="0" distB="0" distL="0" distR="0" wp14:anchorId="7AA6B5D3" wp14:editId="689A6792">
+            <wp:extent cx="5715000" cy="2324100"/>
             <wp:effectExtent l="0" t="0" r="0" b="0"/>
-            <wp:docPr id="911083424" name="Grafik 911083424"/>
+            <wp:docPr id="1200942159" name="Grafik 1200942159"/>
             <wp:cNvGraphicFramePr>
               <a:graphicFrameLocks xmlns:a="http://schemas.openxmlformats.org/drawingml/2006/main" noChangeAspect="1"/>
             </wp:cNvGraphicFramePr>
@@ -6355,7 +6193,7 @@
                   <pic:spPr bwMode="auto">
                     <a:xfrm>
                       <a:off x="0" y="0"/>
-                      <a:ext cx="5715000" cy="2828925"/>
+                      <a:ext cx="5715000" cy="2324100"/>
                     </a:xfrm>
                     <a:prstGeom prst="rect">
                       <a:avLst/>
@@ -6381,113 +6219,31 @@
           <w:sz w:val="18"/>
           <w:szCs w:val="18"/>
         </w:rPr>
-        <w:t xml:space="preserve">Fig. 38 — Auto-resolved columns panel showing the </w:t>
-      </w:r>
-      <w:proofErr w:type="spellStart"/>
-      <w:r>
-        <w:rPr>
-          <w:i/>
-          <w:iCs/>
-          <w:color w:val="555555"/>
-          <w:sz w:val="18"/>
-          <w:szCs w:val="18"/>
-        </w:rPr>
+        <w:t>Fig. 35 — Select a dataset dialog, Marketing selected — ignoring the leftover "Joined Data" artifacts from someone else's earlier pass through this shared lab.</w:t>
+      </w:r>
+    </w:p>
+    <w:p>
+      <w:pPr>
+        <w:spacing w:after="80"/>
+      </w:pPr>
+      <w:r>
+        <w:t>6. Clicked "Join" in the left panel.</w:t>
+      </w:r>
+    </w:p>
+    <w:p>
+      <w:pPr>
+        <w:spacing w:after="80"/>
+      </w:pPr>
+      <w:r>
+        <w:t xml:space="preserve">7. Configured: Left table = novatech_crm_deals.csv, Right table = novatech_marketing_campaigns.csv, Join type: Left join, Join keys: </w:t>
+      </w:r>
+      <w:proofErr w:type="spellStart"/>
+      <w:r>
         <w:t>account_id</w:t>
       </w:r>
       <w:proofErr w:type="spellEnd"/>
       <w:r>
-        <w:rPr>
-          <w:i/>
-          <w:iCs/>
-          <w:color w:val="555555"/>
-          <w:sz w:val="18"/>
-          <w:szCs w:val="18"/>
-        </w:rPr>
-        <w:t xml:space="preserve"> → account_id.1 / account_id.2 rename.</w:t>
-      </w:r>
-    </w:p>
-    <w:p>
-      <w:pPr>
-        <w:spacing w:after="140"/>
-      </w:pPr>
-      <w:r>
-        <w:rPr>
-          <w:i/>
-          <w:iCs/>
-          <w:color w:val="555555"/>
-        </w:rPr>
-        <w:t xml:space="preserve">Caution: the browser tab was accidentally closed before publishing at this point, and the whole in-progress join configuration was lost — </w:t>
-      </w:r>
-      <w:proofErr w:type="spellStart"/>
-      <w:r>
-        <w:rPr>
-          <w:i/>
-          <w:iCs/>
-          <w:color w:val="555555"/>
-        </w:rPr>
-        <w:t>QuickSight's</w:t>
-      </w:r>
-      <w:proofErr w:type="spellEnd"/>
-      <w:r>
-        <w:rPr>
-          <w:i/>
-          <w:iCs/>
-          <w:color w:val="555555"/>
-        </w:rPr>
-        <w:t xml:space="preserve"> data-prep editor does not autosave a draft. Steps 1–9 above had to be redone from scratch. Lesson: stay in the editor tab until Save &amp; publish has been clicked.</w:t>
-      </w:r>
-    </w:p>
-    <w:p>
-      <w:pPr>
-        <w:pStyle w:val="berschrift1"/>
-        <w:spacing w:before="360" w:after="160"/>
-      </w:pPr>
-      <w:r>
-        <w:t>Step 14 — Join Support Tickets (Join 2) + publish + verify row count</w:t>
-      </w:r>
-    </w:p>
-    <w:p>
-      <w:pPr>
-        <w:spacing w:after="80"/>
-      </w:pPr>
-      <w:r>
-        <w:t>1. Clicked "Add data" again → Dataset → selected novatech_support_tickets.csv → Select.</w:t>
-      </w:r>
-    </w:p>
-    <w:p>
-      <w:pPr>
-        <w:spacing w:after="80"/>
-      </w:pPr>
-      <w:r>
-        <w:t>2. Clicked "Join" again to create Join 2.</w:t>
-      </w:r>
-    </w:p>
-    <w:p>
-      <w:pPr>
-        <w:spacing w:after="80"/>
-      </w:pPr>
-      <w:r>
-        <w:t xml:space="preserve">3. Common mistake caught and corrected: the first attempt had Left table = novatech_support_tickets.csv, Right table = Join 1 — backwards. In a Left join, the left side is the side whose rows are all preserved; putting Support Tickets on the left would </w:t>
-      </w:r>
-      <w:r>
-        <w:lastRenderedPageBreak/>
-        <w:t xml:space="preserve">have made Support the anchor instead of CRM, silently dropping any CRM deal with zero support tickets. Corrected to: Left table = Join 1 (the </w:t>
-      </w:r>
-      <w:proofErr w:type="spellStart"/>
-      <w:r>
-        <w:t>CRM+Marketing</w:t>
-      </w:r>
-      <w:proofErr w:type="spellEnd"/>
-      <w:r>
-        <w:t xml:space="preserve"> result), Right table = novatech_support_tickets.csv, Join type: Left join, </w:t>
-      </w:r>
-      <w:proofErr w:type="gramStart"/>
-      <w:r>
-        <w:t>Join</w:t>
-      </w:r>
-      <w:proofErr w:type="gramEnd"/>
-      <w:r>
-        <w:t xml:space="preserve"> keys: account_id.1 (the CRM-originated column from Join 1) = </w:t>
+        <w:t xml:space="preserve"> = </w:t>
       </w:r>
       <w:proofErr w:type="spellStart"/>
       <w:r>
@@ -6495,7 +6251,7 @@
       </w:r>
       <w:proofErr w:type="spellEnd"/>
       <w:r>
-        <w:t xml:space="preserve"> (Support Tickets' own).</w:t>
+        <w:t>.</w:t>
       </w:r>
     </w:p>
     <w:p>
@@ -6508,10 +6264,10 @@
           <w:noProof/>
         </w:rPr>
         <w:drawing>
-          <wp:inline distT="0" distB="0" distL="0" distR="0" wp14:anchorId="3C26B2C3" wp14:editId="33A4BB2E">
-            <wp:extent cx="5715000" cy="3276600"/>
+          <wp:inline distT="0" distB="0" distL="0" distR="0" wp14:anchorId="06843910" wp14:editId="198DD94E">
+            <wp:extent cx="5715000" cy="3305175"/>
             <wp:effectExtent l="0" t="0" r="0" b="0"/>
-            <wp:docPr id="1261935749" name="Grafik 1261935749"/>
+            <wp:docPr id="185057901" name="Grafik 185057901"/>
             <wp:cNvGraphicFramePr>
               <a:graphicFrameLocks xmlns:a="http://schemas.openxmlformats.org/drawingml/2006/main" noChangeAspect="1"/>
             </wp:cNvGraphicFramePr>
@@ -6534,7 +6290,7 @@
                   <pic:spPr bwMode="auto">
                     <a:xfrm>
                       <a:off x="0" y="0"/>
-                      <a:ext cx="5715000" cy="3276600"/>
+                      <a:ext cx="5715000" cy="3305175"/>
                     </a:xfrm>
                     <a:prstGeom prst="rect">
                       <a:avLst/>
@@ -6560,29 +6316,7 @@
           <w:sz w:val="18"/>
           <w:szCs w:val="18"/>
         </w:rPr>
-        <w:t xml:space="preserve">Fig. 39 — Join 2 correctly configured: Left table = Join 1, Right table = Support Tickets, keys account_id.1 = </w:t>
-      </w:r>
-      <w:proofErr w:type="spellStart"/>
-      <w:r>
-        <w:rPr>
-          <w:i/>
-          <w:iCs/>
-          <w:color w:val="555555"/>
-          <w:sz w:val="18"/>
-          <w:szCs w:val="18"/>
-        </w:rPr>
-        <w:t>account_id</w:t>
-      </w:r>
-      <w:proofErr w:type="spellEnd"/>
-      <w:r>
-        <w:rPr>
-          <w:i/>
-          <w:iCs/>
-          <w:color w:val="555555"/>
-          <w:sz w:val="18"/>
-          <w:szCs w:val="18"/>
-        </w:rPr>
-        <w:t>.</w:t>
+        <w:t>Fig. 36 — Join 1 configuration, correct as described.</w:t>
       </w:r>
     </w:p>
     <w:p>
@@ -6590,7 +6324,23 @@
         <w:spacing w:after="80"/>
       </w:pPr>
       <w:r>
-        <w:t>4. Checked the Preview one more time, then clicked Save &amp; publish.</w:t>
+        <w:t xml:space="preserve">8. Checked the Preview: confirmed the expected fan-out (e.g. account ACCT-082 </w:t>
+      </w:r>
+      <w:proofErr w:type="gramStart"/>
+      <w:r>
+        <w:t>appearing</w:t>
+      </w:r>
+      <w:proofErr w:type="gramEnd"/>
+      <w:r>
+        <w:t xml:space="preserve"> 5 times in a row, once per matching marketing touchpoint) and the expected nulls (a CRM row with no Marketing match shows blank Marketing-side </w:t>
+      </w:r>
+      <w:proofErr w:type="gramStart"/>
+      <w:r>
+        <w:t>columns) —</w:t>
+      </w:r>
+      <w:proofErr w:type="gramEnd"/>
+      <w:r>
+        <w:t xml:space="preserve"> both are correct LEFT JOIN behavior, not errors.</w:t>
       </w:r>
     </w:p>
     <w:p>
@@ -6602,11 +6352,12 @@
         <w:rPr>
           <w:noProof/>
         </w:rPr>
+        <w:lastRenderedPageBreak/>
         <w:drawing>
-          <wp:inline distT="0" distB="0" distL="0" distR="0" wp14:anchorId="51ADB378" wp14:editId="0FCAE1AE">
-            <wp:extent cx="5715000" cy="3429000"/>
+          <wp:inline distT="0" distB="0" distL="0" distR="0" wp14:anchorId="71D64B8B" wp14:editId="451CF4E7">
+            <wp:extent cx="5715000" cy="2800350"/>
             <wp:effectExtent l="0" t="0" r="0" b="0"/>
-            <wp:docPr id="409681185" name="Grafik 409681185"/>
+            <wp:docPr id="1185103925" name="Grafik 1185103925"/>
             <wp:cNvGraphicFramePr>
               <a:graphicFrameLocks xmlns:a="http://schemas.openxmlformats.org/drawingml/2006/main" noChangeAspect="1"/>
             </wp:cNvGraphicFramePr>
@@ -6629,7 +6380,7 @@
                   <pic:spPr bwMode="auto">
                     <a:xfrm>
                       <a:off x="0" y="0"/>
-                      <a:ext cx="5715000" cy="3429000"/>
+                      <a:ext cx="5715000" cy="2800350"/>
                     </a:xfrm>
                     <a:prstGeom prst="rect">
                       <a:avLst/>
@@ -6655,7 +6406,7 @@
           <w:sz w:val="18"/>
           <w:szCs w:val="18"/>
         </w:rPr>
-        <w:t>Fig. 40 — Preview of the fully 3-way-joined result, Save &amp; publish visible top-right.</w:t>
+        <w:t>Fig. 37 — Preview tab showing the fan-out and a null-filled row for an unmatched account.</w:t>
       </w:r>
     </w:p>
     <w:p>
@@ -6663,27 +6414,23 @@
         <w:spacing w:after="80"/>
       </w:pPr>
       <w:r>
-        <w:t xml:space="preserve">5. Navigated to Data → Datasets, opened </w:t>
-      </w:r>
-      <w:proofErr w:type="spellStart"/>
-      <w:r>
-        <w:t>NovaTech</w:t>
-      </w:r>
-      <w:proofErr w:type="spellEnd"/>
-      <w:r>
-        <w:t xml:space="preserve"> Unified Account Dataset. Dataset detail page confirms: 63 columns (all fields from CRM, Marketing, and Support combined, including the three calculated fields), and under Refresh: "63420 rows imported (100% success)" — an exact match with the pandas join-strategy simulation computed ahead of time, confirming </w:t>
-      </w:r>
-      <w:r>
-        <w:lastRenderedPageBreak/>
-        <w:t xml:space="preserve">the join was built correctly. The Sources panel lists all three underlying CSVs, confirming this is genuinely a 3-way </w:t>
-      </w:r>
-      <w:proofErr w:type="gramStart"/>
-      <w:r>
-        <w:t>join</w:t>
-      </w:r>
-      <w:proofErr w:type="gramEnd"/>
-      <w:r>
-        <w:t xml:space="preserve"> and not an accidental 2-way one.</w:t>
+        <w:t xml:space="preserve">9. Opened "Show auto-resolved columns": since both tables have an </w:t>
+      </w:r>
+      <w:proofErr w:type="spellStart"/>
+      <w:r>
+        <w:t>account_id</w:t>
+      </w:r>
+      <w:proofErr w:type="spellEnd"/>
+      <w:r>
+        <w:t xml:space="preserve"> column, </w:t>
+      </w:r>
+      <w:proofErr w:type="spellStart"/>
+      <w:r>
+        <w:t>QuickSight</w:t>
+      </w:r>
+      <w:proofErr w:type="spellEnd"/>
+      <w:r>
+        <w:t xml:space="preserve"> automatically renamed the CRM (left table) one to account_id.1 and the Marketing (right table) one to account_id.2. This matters for the next join — Support Tickets must be matched against account_id.1 (the CRM-originated column, always populated) and not account_id.2 (the Marketing-originated column, null wherever Join 1 had no match).</w:t>
       </w:r>
     </w:p>
     <w:p>
@@ -6696,10 +6443,10 @@
           <w:noProof/>
         </w:rPr>
         <w:drawing>
-          <wp:inline distT="0" distB="0" distL="0" distR="0" wp14:anchorId="754096F1" wp14:editId="49EB875F">
-            <wp:extent cx="5715000" cy="3448050"/>
+          <wp:inline distT="0" distB="0" distL="0" distR="0" wp14:anchorId="02EC20DB" wp14:editId="37B52A5B">
+            <wp:extent cx="5715000" cy="2828925"/>
             <wp:effectExtent l="0" t="0" r="0" b="0"/>
-            <wp:docPr id="2057911417" name="Grafik 2057911417"/>
+            <wp:docPr id="911083424" name="Grafik 911083424"/>
             <wp:cNvGraphicFramePr>
               <a:graphicFrameLocks xmlns:a="http://schemas.openxmlformats.org/drawingml/2006/main" noChangeAspect="1"/>
             </wp:cNvGraphicFramePr>
@@ -6722,6 +6469,341 @@
                   <pic:spPr bwMode="auto">
                     <a:xfrm>
                       <a:off x="0" y="0"/>
+                      <a:ext cx="5715000" cy="2828925"/>
+                    </a:xfrm>
+                    <a:prstGeom prst="rect">
+                      <a:avLst/>
+                    </a:prstGeom>
+                  </pic:spPr>
+                </pic:pic>
+              </a:graphicData>
+            </a:graphic>
+          </wp:inline>
+        </w:drawing>
+      </w:r>
+    </w:p>
+    <w:p>
+      <w:pPr>
+        <w:spacing w:after="200"/>
+        <w:jc w:val="center"/>
+      </w:pPr>
+      <w:r>
+        <w:rPr>
+          <w:i/>
+          <w:iCs/>
+          <w:color w:val="555555"/>
+          <w:sz w:val="18"/>
+          <w:szCs w:val="18"/>
+        </w:rPr>
+        <w:t xml:space="preserve">Fig. 38 — Auto-resolved columns panel showing the </w:t>
+      </w:r>
+      <w:proofErr w:type="spellStart"/>
+      <w:r>
+        <w:rPr>
+          <w:i/>
+          <w:iCs/>
+          <w:color w:val="555555"/>
+          <w:sz w:val="18"/>
+          <w:szCs w:val="18"/>
+        </w:rPr>
+        <w:t>account_id</w:t>
+      </w:r>
+      <w:proofErr w:type="spellEnd"/>
+      <w:r>
+        <w:rPr>
+          <w:i/>
+          <w:iCs/>
+          <w:color w:val="555555"/>
+          <w:sz w:val="18"/>
+          <w:szCs w:val="18"/>
+        </w:rPr>
+        <w:t xml:space="preserve"> → account_id.1 / account_id.2 rename.</w:t>
+      </w:r>
+    </w:p>
+    <w:p>
+      <w:pPr>
+        <w:spacing w:after="140"/>
+      </w:pPr>
+      <w:r>
+        <w:rPr>
+          <w:i/>
+          <w:iCs/>
+          <w:color w:val="555555"/>
+        </w:rPr>
+        <w:t xml:space="preserve">Caution: the browser tab was accidentally closed before publishing at this point, and the whole in-progress join configuration was lost — </w:t>
+      </w:r>
+      <w:proofErr w:type="spellStart"/>
+      <w:r>
+        <w:rPr>
+          <w:i/>
+          <w:iCs/>
+          <w:color w:val="555555"/>
+        </w:rPr>
+        <w:t>QuickSight's</w:t>
+      </w:r>
+      <w:proofErr w:type="spellEnd"/>
+      <w:r>
+        <w:rPr>
+          <w:i/>
+          <w:iCs/>
+          <w:color w:val="555555"/>
+        </w:rPr>
+        <w:t xml:space="preserve"> data-prep editor does not autosave a draft. Steps 1–9 above had to be redone from scratch. Lesson: stay in the editor tab until Save &amp; publish has been clicked.</w:t>
+      </w:r>
+    </w:p>
+    <w:p>
+      <w:pPr>
+        <w:pStyle w:val="berschrift1"/>
+        <w:spacing w:before="360" w:after="160"/>
+      </w:pPr>
+      <w:r>
+        <w:t>Step 14 — Join Support Tickets (Join 2) + publish + verify row count</w:t>
+      </w:r>
+    </w:p>
+    <w:p>
+      <w:pPr>
+        <w:spacing w:after="80"/>
+      </w:pPr>
+      <w:r>
+        <w:t>1. Clicked "Add data" again → Dataset → selected novatech_support_tickets.csv → Select.</w:t>
+      </w:r>
+    </w:p>
+    <w:p>
+      <w:pPr>
+        <w:spacing w:after="80"/>
+      </w:pPr>
+      <w:r>
+        <w:t>2. Clicked "Join" again to create Join 2.</w:t>
+      </w:r>
+    </w:p>
+    <w:p>
+      <w:pPr>
+        <w:spacing w:after="80"/>
+      </w:pPr>
+    </w:p>
+    <w:p>
+      <w:pPr>
+        <w:spacing w:before="120" w:after="60"/>
+        <w:jc w:val="center"/>
+      </w:pPr>
+      <w:r>
+        <w:rPr>
+          <w:noProof/>
+        </w:rPr>
+        <w:lastRenderedPageBreak/>
+        <w:drawing>
+          <wp:inline distT="0" distB="0" distL="0" distR="0" wp14:anchorId="3C26B2C3" wp14:editId="33A4BB2E">
+            <wp:extent cx="5715000" cy="3276600"/>
+            <wp:effectExtent l="0" t="0" r="0" b="0"/>
+            <wp:docPr id="1261935749" name="Grafik 1261935749"/>
+            <wp:cNvGraphicFramePr>
+              <a:graphicFrameLocks xmlns:a="http://schemas.openxmlformats.org/drawingml/2006/main" noChangeAspect="1"/>
+            </wp:cNvGraphicFramePr>
+            <a:graphic xmlns:a="http://schemas.openxmlformats.org/drawingml/2006/main">
+              <a:graphicData uri="http://schemas.openxmlformats.org/drawingml/2006/picture">
+                <pic:pic xmlns:pic="http://schemas.openxmlformats.org/drawingml/2006/picture">
+                  <pic:nvPicPr>
+                    <pic:cNvPr id="0" name=""/>
+                    <pic:cNvPicPr>
+                      <a:picLocks noChangeAspect="1" noChangeArrowheads="1"/>
+                    </pic:cNvPicPr>
+                  </pic:nvPicPr>
+                  <pic:blipFill>
+                    <a:blip r:embed="rId46"/>
+                    <a:srcRect/>
+                    <a:stretch>
+                      <a:fillRect/>
+                    </a:stretch>
+                  </pic:blipFill>
+                  <pic:spPr bwMode="auto">
+                    <a:xfrm>
+                      <a:off x="0" y="0"/>
+                      <a:ext cx="5715000" cy="3276600"/>
+                    </a:xfrm>
+                    <a:prstGeom prst="rect">
+                      <a:avLst/>
+                    </a:prstGeom>
+                  </pic:spPr>
+                </pic:pic>
+              </a:graphicData>
+            </a:graphic>
+          </wp:inline>
+        </w:drawing>
+      </w:r>
+    </w:p>
+    <w:p>
+      <w:pPr>
+        <w:spacing w:after="200"/>
+        <w:jc w:val="center"/>
+      </w:pPr>
+      <w:r>
+        <w:rPr>
+          <w:i/>
+          <w:iCs/>
+          <w:color w:val="555555"/>
+          <w:sz w:val="18"/>
+          <w:szCs w:val="18"/>
+        </w:rPr>
+        <w:t xml:space="preserve">Fig. 39 — Join 2 correctly configured: Left table = Join 1, Right table = Support Tickets, keys account_id.1 = </w:t>
+      </w:r>
+      <w:proofErr w:type="spellStart"/>
+      <w:r>
+        <w:rPr>
+          <w:i/>
+          <w:iCs/>
+          <w:color w:val="555555"/>
+          <w:sz w:val="18"/>
+          <w:szCs w:val="18"/>
+        </w:rPr>
+        <w:t>account_id</w:t>
+      </w:r>
+      <w:proofErr w:type="spellEnd"/>
+      <w:r>
+        <w:rPr>
+          <w:i/>
+          <w:iCs/>
+          <w:color w:val="555555"/>
+          <w:sz w:val="18"/>
+          <w:szCs w:val="18"/>
+        </w:rPr>
+        <w:t>.</w:t>
+      </w:r>
+    </w:p>
+    <w:p>
+      <w:pPr>
+        <w:spacing w:after="80"/>
+      </w:pPr>
+      <w:r>
+        <w:t>4. Checked the Preview one more time, then clicked Save &amp; publish.</w:t>
+      </w:r>
+    </w:p>
+    <w:p>
+      <w:pPr>
+        <w:spacing w:before="120" w:after="60"/>
+        <w:jc w:val="center"/>
+      </w:pPr>
+      <w:r>
+        <w:rPr>
+          <w:noProof/>
+        </w:rPr>
+        <w:drawing>
+          <wp:inline distT="0" distB="0" distL="0" distR="0" wp14:anchorId="51ADB378" wp14:editId="0FCAE1AE">
+            <wp:extent cx="5715000" cy="3429000"/>
+            <wp:effectExtent l="0" t="0" r="0" b="0"/>
+            <wp:docPr id="409681185" name="Grafik 409681185"/>
+            <wp:cNvGraphicFramePr>
+              <a:graphicFrameLocks xmlns:a="http://schemas.openxmlformats.org/drawingml/2006/main" noChangeAspect="1"/>
+            </wp:cNvGraphicFramePr>
+            <a:graphic xmlns:a="http://schemas.openxmlformats.org/drawingml/2006/main">
+              <a:graphicData uri="http://schemas.openxmlformats.org/drawingml/2006/picture">
+                <pic:pic xmlns:pic="http://schemas.openxmlformats.org/drawingml/2006/picture">
+                  <pic:nvPicPr>
+                    <pic:cNvPr id="0" name=""/>
+                    <pic:cNvPicPr>
+                      <a:picLocks noChangeAspect="1" noChangeArrowheads="1"/>
+                    </pic:cNvPicPr>
+                  </pic:nvPicPr>
+                  <pic:blipFill>
+                    <a:blip r:embed="rId47"/>
+                    <a:srcRect/>
+                    <a:stretch>
+                      <a:fillRect/>
+                    </a:stretch>
+                  </pic:blipFill>
+                  <pic:spPr bwMode="auto">
+                    <a:xfrm>
+                      <a:off x="0" y="0"/>
+                      <a:ext cx="5715000" cy="3429000"/>
+                    </a:xfrm>
+                    <a:prstGeom prst="rect">
+                      <a:avLst/>
+                    </a:prstGeom>
+                  </pic:spPr>
+                </pic:pic>
+              </a:graphicData>
+            </a:graphic>
+          </wp:inline>
+        </w:drawing>
+      </w:r>
+    </w:p>
+    <w:p>
+      <w:pPr>
+        <w:spacing w:after="200"/>
+        <w:jc w:val="center"/>
+      </w:pPr>
+      <w:r>
+        <w:rPr>
+          <w:i/>
+          <w:iCs/>
+          <w:color w:val="555555"/>
+          <w:sz w:val="18"/>
+          <w:szCs w:val="18"/>
+        </w:rPr>
+        <w:t>Fig. 40 — Preview of the fully 3-way-joined result, Save &amp; publish visible top-right.</w:t>
+      </w:r>
+    </w:p>
+    <w:p>
+      <w:pPr>
+        <w:pStyle w:val="Normal"/>
+        <w:spacing w:after="80"/>
+      </w:pPr>
+      <w:r>
+        <w:t xml:space="preserve">5. Went to Data → Datasets and opened </w:t>
+      </w:r>
+      <w:proofErr w:type="spellStart"/>
+      <w:r>
+        <w:t>NovaTech</w:t>
+      </w:r>
+      <w:proofErr w:type="spellEnd"/>
+      <w:r>
+        <w:t xml:space="preserve"> Unified Account Dataset. The dataset </w:t>
+      </w:r>
+      <w:proofErr w:type="gramStart"/>
+      <w:r>
+        <w:t>details</w:t>
+      </w:r>
+      <w:proofErr w:type="gramEnd"/>
+      <w:r>
+        <w:t xml:space="preserve"> showed 63 columns, including all fields from CRM, Marketing, and Support and the three calculated fields. The Refresh section showed “63,420 rows imported (100% success).</w:t>
+      </w:r>
+    </w:p>
+    <w:p>
+      <w:pPr>
+        <w:spacing w:before="120" w:after="60"/>
+        <w:jc w:val="center"/>
+      </w:pPr>
+      <w:r>
+        <w:rPr>
+          <w:noProof/>
+        </w:rPr>
+        <w:lastRenderedPageBreak/>
+        <w:drawing>
+          <wp:inline distT="0" distB="0" distL="0" distR="0" wp14:anchorId="754096F1" wp14:editId="49EB875F">
+            <wp:extent cx="5715000" cy="3448050"/>
+            <wp:effectExtent l="0" t="0" r="0" b="0"/>
+            <wp:docPr id="2057911417" name="Grafik 2057911417"/>
+            <wp:cNvGraphicFramePr>
+              <a:graphicFrameLocks xmlns:a="http://schemas.openxmlformats.org/drawingml/2006/main" noChangeAspect="1"/>
+            </wp:cNvGraphicFramePr>
+            <a:graphic xmlns:a="http://schemas.openxmlformats.org/drawingml/2006/main">
+              <a:graphicData uri="http://schemas.openxmlformats.org/drawingml/2006/picture">
+                <pic:pic xmlns:pic="http://schemas.openxmlformats.org/drawingml/2006/picture">
+                  <pic:nvPicPr>
+                    <pic:cNvPr id="0" name=""/>
+                    <pic:cNvPicPr>
+                      <a:picLocks noChangeAspect="1" noChangeArrowheads="1"/>
+                    </pic:cNvPicPr>
+                  </pic:nvPicPr>
+                  <pic:blipFill>
+                    <a:blip r:embed="rId48"/>
+                    <a:srcRect/>
+                    <a:stretch>
+                      <a:fillRect/>
+                    </a:stretch>
+                  </pic:blipFill>
+                  <pic:spPr bwMode="auto">
+                    <a:xfrm>
+                      <a:off x="0" y="0"/>
                       <a:ext cx="5715000" cy="3448050"/>
                     </a:xfrm>
                     <a:prstGeom prst="rect">
@@ -6752,34 +6834,6 @@
       </w:r>
     </w:p>
     <w:p>
-      <w:pPr>
-        <w:spacing w:after="140"/>
-      </w:pPr>
-      <w:r>
-        <w:rPr>
-          <w:b/>
-          <w:bCs/>
-        </w:rPr>
-        <w:t xml:space="preserve">Task #6 (unified joined dataset) is now complete — the row count matched the pre-computed </w:t>
-      </w:r>
-      <w:proofErr w:type="gramStart"/>
-      <w:r>
-        <w:rPr>
-          <w:b/>
-          <w:bCs/>
-        </w:rPr>
-        <w:t>pandas</w:t>
-      </w:r>
-      <w:proofErr w:type="gramEnd"/>
-      <w:r>
-        <w:rPr>
-          <w:b/>
-          <w:bCs/>
-        </w:rPr>
-        <w:t xml:space="preserve"> simulation exactly (63,420).</w:t>
-      </w:r>
-    </w:p>
-    <w:p>
       <w:r>
         <w:br w:type="page"/>
       </w:r>
@@ -6791,13 +6845,7 @@
       </w:pPr>
       <w:r>
         <w:lastRenderedPageBreak/>
-        <w:t xml:space="preserve">Appendix </w:t>
-      </w:r>
-      <w:r>
-        <w:t>-</w:t>
-      </w:r>
-      <w:r>
-        <w:t xml:space="preserve"> Verification Log (full table)</w:t>
+        <w:t>Appendix - Verification Log (full table)</w:t>
       </w:r>
     </w:p>
     <w:p>
@@ -7405,14 +7453,7 @@
                 <w:sz w:val="17"/>
                 <w:szCs w:val="17"/>
               </w:rPr>
-              <w:t xml:space="preserve">Exact match. </w:t>
-            </w:r>
-            <w:r>
-              <w:rPr>
-                <w:sz w:val="17"/>
-                <w:szCs w:val="17"/>
-              </w:rPr>
-              <w:t>Deal Created range and 85 unique accounts confirmed against the data dictionary; Deal Closed range isn't listed there, so it was verified directly against the CSV</w:t>
+              <w:t>Exact match. Deal Created range and 85 unique accounts confirmed against the data dictionary; Deal Closed range isn't listed there, so it was verified directly against the CSV</w:t>
             </w:r>
           </w:p>
         </w:tc>
@@ -8073,40 +8114,13 @@
         <w:spacing w:after="140"/>
       </w:pPr>
     </w:p>
-    <w:p>
-      <w:pPr>
-        <w:spacing w:after="140"/>
-      </w:pPr>
-    </w:p>
-    <w:p>
-      <w:pPr>
-        <w:spacing w:after="140"/>
-      </w:pPr>
-      <w:r>
-        <w:rPr>
-          <w:i/>
-          <w:iCs/>
-        </w:rPr>
-        <w:t xml:space="preserve">Cross-Check: Total row count of the CRM Deals dataset (entry #1). Chat said 499 total deals. </w:t>
-      </w:r>
-      <w:proofErr w:type="spellStart"/>
-      <w:r>
-        <w:rPr>
-          <w:i/>
-          <w:iCs/>
-        </w:rPr>
-        <w:t>QuickSight's</w:t>
-      </w:r>
-      <w:proofErr w:type="spellEnd"/>
-      <w:r>
-        <w:rPr>
-          <w:i/>
-          <w:iCs/>
-        </w:rPr>
-        <w:t xml:space="preserve"> dataset detail page for the student's own uploaded novatech_crm_deals.csv shows "499 rows imported (100% success)" under Refresh. Consistent — exact match.</w:t>
-      </w:r>
-    </w:p>
     <w:sectPr>
+      <w:headerReference w:type="even" r:id="rId49"/>
+      <w:headerReference w:type="default" r:id="rId50"/>
+      <w:footerReference w:type="even" r:id="rId51"/>
+      <w:footerReference w:type="default" r:id="rId52"/>
+      <w:headerReference w:type="first" r:id="rId53"/>
+      <w:footerReference w:type="first" r:id="rId54"/>
       <w:pgSz w:w="12240" w:h="15840"/>
       <w:pgMar w:top="1080" w:right="1080" w:bottom="1080" w:left="1080" w:header="708" w:footer="708" w:gutter="0"/>
       <w:cols w:space="720"/>
@@ -8114,6 +8128,139 @@
     </w:sectPr>
   </w:body>
 </w:document>
+</file>
+
+<file path=word/endnotes.xml><?xml version="1.0" encoding="utf-8"?>
+<w:endnotes xmlns:wpc="http://schemas.microsoft.com/office/word/2010/wordprocessingCanvas" xmlns:cx="http://schemas.microsoft.com/office/drawing/2014/chartex" xmlns:cx1="http://schemas.microsoft.com/office/drawing/2015/9/8/chartex" xmlns:cx2="http://schemas.microsoft.com/office/drawing/2015/10/21/chartex" xmlns:cx3="http://schemas.microsoft.com/office/drawing/2016/5/9/chartex" xmlns:cx4="http://schemas.microsoft.com/office/drawing/2016/5/10/chartex" xmlns:cx5="http://schemas.microsoft.com/office/drawing/2016/5/11/chartex" xmlns:cx6="http://schemas.microsoft.com/office/drawing/2016/5/12/chartex" xmlns:cx7="http://schemas.microsoft.com/office/drawing/2016/5/13/chartex" xmlns:cx8="http://schemas.microsoft.com/office/drawing/2016/5/14/chartex" xmlns:mc="http://schemas.openxmlformats.org/markup-compatibility/2006" xmlns:aink="http://schemas.microsoft.com/office/drawing/2016/ink" xmlns:am3d="http://schemas.microsoft.com/office/drawing/2017/model3d" xmlns:o="urn:schemas-microsoft-com:office:office" xmlns:oel="http://schemas.microsoft.com/office/2019/extlst" xmlns:r="http://schemas.openxmlformats.org/officeDocument/2006/relationships" xmlns:m="http://schemas.openxmlformats.org/officeDocument/2006/math" xmlns:v="urn:schemas-microsoft-com:vml" xmlns:wp14="http://schemas.microsoft.com/office/word/2010/wordprocessingDrawing" xmlns:wp="http://schemas.openxmlformats.org/drawingml/2006/wordprocessingDrawing" xmlns:w10="urn:schemas-microsoft-com:office:word" xmlns:w="http://schemas.openxmlformats.org/wordprocessingml/2006/main" xmlns:w14="http://schemas.microsoft.com/office/word/2010/wordml" xmlns:w15="http://schemas.microsoft.com/office/word/2012/wordml" xmlns:w16cex="http://schemas.microsoft.com/office/word/2018/wordml/cex" xmlns:w16cid="http://schemas.microsoft.com/office/word/2016/wordml/cid" xmlns:w16="http://schemas.microsoft.com/office/word/2018/wordml" xmlns:w16du="http://schemas.microsoft.com/office/word/2023/wordml/word16du" xmlns:w16sdtdh="http://schemas.microsoft.com/office/word/2020/wordml/sdtdatahash" xmlns:w16sdtfl="http://schemas.microsoft.com/office/word/2024/wordml/sdtformatlock" xmlns:w16se="http://schemas.microsoft.com/office/word/2015/wordml/symex" xmlns:wpg="http://schemas.microsoft.com/office/word/2010/wordprocessingGroup" xmlns:wpi="http://schemas.microsoft.com/office/word/2010/wordprocessingInk" xmlns:wne="http://schemas.microsoft.com/office/word/2006/wordml" xmlns:wps="http://schemas.microsoft.com/office/word/2010/wordprocessingShape" mc:Ignorable="w14 w15 w16se w16cid w16 w16cex w16sdtdh w16sdtfl w16du wp14">
+  <w:endnote w:type="separator" w:id="-1">
+    <w:p>
+      <w:r>
+        <w:separator/>
+      </w:r>
+    </w:p>
+  </w:endnote>
+  <w:endnote w:type="continuationSeparator" w:id="0">
+    <w:p>
+      <w:r>
+        <w:continuationSeparator/>
+      </w:r>
+    </w:p>
+  </w:endnote>
+</w:endnotes>
+</file>
+
+<file path=word/footer1.xml><?xml version="1.0" encoding="utf-8"?>
+<w:ftr xmlns:wpc="http://schemas.microsoft.com/office/word/2010/wordprocessingCanvas" xmlns:cx="http://schemas.microsoft.com/office/drawing/2014/chartex" xmlns:cx1="http://schemas.microsoft.com/office/drawing/2015/9/8/chartex" xmlns:cx2="http://schemas.microsoft.com/office/drawing/2015/10/21/chartex" xmlns:cx3="http://schemas.microsoft.com/office/drawing/2016/5/9/chartex" xmlns:cx4="http://schemas.microsoft.com/office/drawing/2016/5/10/chartex" xmlns:cx5="http://schemas.microsoft.com/office/drawing/2016/5/11/chartex" xmlns:cx6="http://schemas.microsoft.com/office/drawing/2016/5/12/chartex" xmlns:cx7="http://schemas.microsoft.com/office/drawing/2016/5/13/chartex" xmlns:cx8="http://schemas.microsoft.com/office/drawing/2016/5/14/chartex" xmlns:mc="http://schemas.openxmlformats.org/markup-compatibility/2006" xmlns:aink="http://schemas.microsoft.com/office/drawing/2016/ink" xmlns:am3d="http://schemas.microsoft.com/office/drawing/2017/model3d" xmlns:o="urn:schemas-microsoft-com:office:office" xmlns:oel="http://schemas.microsoft.com/office/2019/extlst" xmlns:r="http://schemas.openxmlformats.org/officeDocument/2006/relationships" xmlns:m="http://schemas.openxmlformats.org/officeDocument/2006/math" xmlns:v="urn:schemas-microsoft-com:vml" xmlns:wp14="http://schemas.microsoft.com/office/word/2010/wordprocessingDrawing" xmlns:wp="http://schemas.openxmlformats.org/drawingml/2006/wordprocessingDrawing" xmlns:w10="urn:schemas-microsoft-com:office:word" xmlns:w="http://schemas.openxmlformats.org/wordprocessingml/2006/main" xmlns:w14="http://schemas.microsoft.com/office/word/2010/wordml" xmlns:w15="http://schemas.microsoft.com/office/word/2012/wordml" xmlns:w16cex="http://schemas.microsoft.com/office/word/2018/wordml/cex" xmlns:w16cid="http://schemas.microsoft.com/office/word/2016/wordml/cid" xmlns:w16="http://schemas.microsoft.com/office/word/2018/wordml" xmlns:w16du="http://schemas.microsoft.com/office/word/2023/wordml/word16du" xmlns:w16sdtdh="http://schemas.microsoft.com/office/word/2020/wordml/sdtdatahash" xmlns:w16sdtfl="http://schemas.microsoft.com/office/word/2024/wordml/sdtformatlock" xmlns:w16se="http://schemas.microsoft.com/office/word/2015/wordml/symex" xmlns:wpg="http://schemas.microsoft.com/office/word/2010/wordprocessingGroup" xmlns:wpi="http://schemas.microsoft.com/office/word/2010/wordprocessingInk" xmlns:wne="http://schemas.microsoft.com/office/word/2006/wordml" xmlns:wps="http://schemas.microsoft.com/office/word/2010/wordprocessingShape" mc:Ignorable="w14 w15 w16se w16cid w16 w16cex w16sdtdh w16sdtfl w16du wp14">
+  <w:p>
+    <w:pPr>
+      <w:pStyle w:val="Fuzeile"/>
+    </w:pPr>
+  </w:p>
+</w:ftr>
+</file>
+
+<file path=word/footer2.xml><?xml version="1.0" encoding="utf-8"?>
+<w:ftr xmlns:wpc="http://schemas.microsoft.com/office/word/2010/wordprocessingCanvas" xmlns:cx="http://schemas.microsoft.com/office/drawing/2014/chartex" xmlns:cx1="http://schemas.microsoft.com/office/drawing/2015/9/8/chartex" xmlns:cx2="http://schemas.microsoft.com/office/drawing/2015/10/21/chartex" xmlns:cx3="http://schemas.microsoft.com/office/drawing/2016/5/9/chartex" xmlns:cx4="http://schemas.microsoft.com/office/drawing/2016/5/10/chartex" xmlns:cx5="http://schemas.microsoft.com/office/drawing/2016/5/11/chartex" xmlns:cx6="http://schemas.microsoft.com/office/drawing/2016/5/12/chartex" xmlns:cx7="http://schemas.microsoft.com/office/drawing/2016/5/13/chartex" xmlns:cx8="http://schemas.microsoft.com/office/drawing/2016/5/14/chartex" xmlns:mc="http://schemas.openxmlformats.org/markup-compatibility/2006" xmlns:aink="http://schemas.microsoft.com/office/drawing/2016/ink" xmlns:am3d="http://schemas.microsoft.com/office/drawing/2017/model3d" xmlns:o="urn:schemas-microsoft-com:office:office" xmlns:oel="http://schemas.microsoft.com/office/2019/extlst" xmlns:r="http://schemas.openxmlformats.org/officeDocument/2006/relationships" xmlns:m="http://schemas.openxmlformats.org/officeDocument/2006/math" xmlns:v="urn:schemas-microsoft-com:vml" xmlns:wp14="http://schemas.microsoft.com/office/word/2010/wordprocessingDrawing" xmlns:wp="http://schemas.openxmlformats.org/drawingml/2006/wordprocessingDrawing" xmlns:w10="urn:schemas-microsoft-com:office:word" xmlns:w="http://schemas.openxmlformats.org/wordprocessingml/2006/main" xmlns:w14="http://schemas.microsoft.com/office/word/2010/wordml" xmlns:w15="http://schemas.microsoft.com/office/word/2012/wordml" xmlns:w16cex="http://schemas.microsoft.com/office/word/2018/wordml/cex" xmlns:w16cid="http://schemas.microsoft.com/office/word/2016/wordml/cid" xmlns:w16="http://schemas.microsoft.com/office/word/2018/wordml" xmlns:w16du="http://schemas.microsoft.com/office/word/2023/wordml/word16du" xmlns:w16sdtdh="http://schemas.microsoft.com/office/word/2020/wordml/sdtdatahash" xmlns:w16sdtfl="http://schemas.microsoft.com/office/word/2024/wordml/sdtformatlock" xmlns:w16se="http://schemas.microsoft.com/office/word/2015/wordml/symex" xmlns:wpg="http://schemas.microsoft.com/office/word/2010/wordprocessingGroup" xmlns:wpi="http://schemas.microsoft.com/office/word/2010/wordprocessingInk" xmlns:wne="http://schemas.microsoft.com/office/word/2006/wordml" xmlns:wps="http://schemas.microsoft.com/office/word/2010/wordprocessingShape" mc:Ignorable="w14 w15 w16se w16cid w16 w16cex w16sdtdh w16sdtfl w16du wp14">
+  <w:sdt>
+    <w:sdtPr>
+      <w:id w:val="-1599867598"/>
+      <w:docPartObj>
+        <w:docPartGallery w:val="Page Numbers (Bottom of Page)"/>
+        <w:docPartUnique/>
+      </w:docPartObj>
+    </w:sdtPr>
+    <w:sdtContent>
+      <w:p>
+        <w:pPr>
+          <w:pStyle w:val="Fuzeile"/>
+          <w:jc w:val="right"/>
+        </w:pPr>
+        <w:r>
+          <w:fldChar w:fldCharType="begin"/>
+        </w:r>
+        <w:r>
+          <w:instrText>PAGE   \* MERGEFORMAT</w:instrText>
+        </w:r>
+        <w:r>
+          <w:fldChar w:fldCharType="separate"/>
+        </w:r>
+        <w:r>
+          <w:rPr>
+            <w:lang w:val="de-DE"/>
+          </w:rPr>
+          <w:t>2</w:t>
+        </w:r>
+        <w:r>
+          <w:fldChar w:fldCharType="end"/>
+        </w:r>
+      </w:p>
+    </w:sdtContent>
+  </w:sdt>
+  <w:p>
+    <w:pPr>
+      <w:pStyle w:val="Fuzeile"/>
+    </w:pPr>
+  </w:p>
+</w:ftr>
+</file>
+
+<file path=word/footer3.xml><?xml version="1.0" encoding="utf-8"?>
+<w:ftr xmlns:wpc="http://schemas.microsoft.com/office/word/2010/wordprocessingCanvas" xmlns:cx="http://schemas.microsoft.com/office/drawing/2014/chartex" xmlns:cx1="http://schemas.microsoft.com/office/drawing/2015/9/8/chartex" xmlns:cx2="http://schemas.microsoft.com/office/drawing/2015/10/21/chartex" xmlns:cx3="http://schemas.microsoft.com/office/drawing/2016/5/9/chartex" xmlns:cx4="http://schemas.microsoft.com/office/drawing/2016/5/10/chartex" xmlns:cx5="http://schemas.microsoft.com/office/drawing/2016/5/11/chartex" xmlns:cx6="http://schemas.microsoft.com/office/drawing/2016/5/12/chartex" xmlns:cx7="http://schemas.microsoft.com/office/drawing/2016/5/13/chartex" xmlns:cx8="http://schemas.microsoft.com/office/drawing/2016/5/14/chartex" xmlns:mc="http://schemas.openxmlformats.org/markup-compatibility/2006" xmlns:aink="http://schemas.microsoft.com/office/drawing/2016/ink" xmlns:am3d="http://schemas.microsoft.com/office/drawing/2017/model3d" xmlns:o="urn:schemas-microsoft-com:office:office" xmlns:oel="http://schemas.microsoft.com/office/2019/extlst" xmlns:r="http://schemas.openxmlformats.org/officeDocument/2006/relationships" xmlns:m="http://schemas.openxmlformats.org/officeDocument/2006/math" xmlns:v="urn:schemas-microsoft-com:vml" xmlns:wp14="http://schemas.microsoft.com/office/word/2010/wordprocessingDrawing" xmlns:wp="http://schemas.openxmlformats.org/drawingml/2006/wordprocessingDrawing" xmlns:w10="urn:schemas-microsoft-com:office:word" xmlns:w="http://schemas.openxmlformats.org/wordprocessingml/2006/main" xmlns:w14="http://schemas.microsoft.com/office/word/2010/wordml" xmlns:w15="http://schemas.microsoft.com/office/word/2012/wordml" xmlns:w16cex="http://schemas.microsoft.com/office/word/2018/wordml/cex" xmlns:w16cid="http://schemas.microsoft.com/office/word/2016/wordml/cid" xmlns:w16="http://schemas.microsoft.com/office/word/2018/wordml" xmlns:w16du="http://schemas.microsoft.com/office/word/2023/wordml/word16du" xmlns:w16sdtdh="http://schemas.microsoft.com/office/word/2020/wordml/sdtdatahash" xmlns:w16sdtfl="http://schemas.microsoft.com/office/word/2024/wordml/sdtformatlock" xmlns:w16se="http://schemas.microsoft.com/office/word/2015/wordml/symex" xmlns:wpg="http://schemas.microsoft.com/office/word/2010/wordprocessingGroup" xmlns:wpi="http://schemas.microsoft.com/office/word/2010/wordprocessingInk" xmlns:wne="http://schemas.microsoft.com/office/word/2006/wordml" xmlns:wps="http://schemas.microsoft.com/office/word/2010/wordprocessingShape" mc:Ignorable="w14 w15 w16se w16cid w16 w16cex w16sdtdh w16sdtfl w16du wp14">
+  <w:p>
+    <w:pPr>
+      <w:pStyle w:val="Fuzeile"/>
+    </w:pPr>
+  </w:p>
+</w:ftr>
+</file>
+
+<file path=word/footnotes.xml><?xml version="1.0" encoding="utf-8"?>
+<w:footnotes xmlns:wpc="http://schemas.microsoft.com/office/word/2010/wordprocessingCanvas" xmlns:cx="http://schemas.microsoft.com/office/drawing/2014/chartex" xmlns:cx1="http://schemas.microsoft.com/office/drawing/2015/9/8/chartex" xmlns:cx2="http://schemas.microsoft.com/office/drawing/2015/10/21/chartex" xmlns:cx3="http://schemas.microsoft.com/office/drawing/2016/5/9/chartex" xmlns:cx4="http://schemas.microsoft.com/office/drawing/2016/5/10/chartex" xmlns:cx5="http://schemas.microsoft.com/office/drawing/2016/5/11/chartex" xmlns:cx6="http://schemas.microsoft.com/office/drawing/2016/5/12/chartex" xmlns:cx7="http://schemas.microsoft.com/office/drawing/2016/5/13/chartex" xmlns:cx8="http://schemas.microsoft.com/office/drawing/2016/5/14/chartex" xmlns:mc="http://schemas.openxmlformats.org/markup-compatibility/2006" xmlns:aink="http://schemas.microsoft.com/office/drawing/2016/ink" xmlns:am3d="http://schemas.microsoft.com/office/drawing/2017/model3d" xmlns:o="urn:schemas-microsoft-com:office:office" xmlns:oel="http://schemas.microsoft.com/office/2019/extlst" xmlns:r="http://schemas.openxmlformats.org/officeDocument/2006/relationships" xmlns:m="http://schemas.openxmlformats.org/officeDocument/2006/math" xmlns:v="urn:schemas-microsoft-com:vml" xmlns:wp14="http://schemas.microsoft.com/office/word/2010/wordprocessingDrawing" xmlns:wp="http://schemas.openxmlformats.org/drawingml/2006/wordprocessingDrawing" xmlns:w10="urn:schemas-microsoft-com:office:word" xmlns:w="http://schemas.openxmlformats.org/wordprocessingml/2006/main" xmlns:w14="http://schemas.microsoft.com/office/word/2010/wordml" xmlns:w15="http://schemas.microsoft.com/office/word/2012/wordml" xmlns:w16cex="http://schemas.microsoft.com/office/word/2018/wordml/cex" xmlns:w16cid="http://schemas.microsoft.com/office/word/2016/wordml/cid" xmlns:w16="http://schemas.microsoft.com/office/word/2018/wordml" xmlns:w16du="http://schemas.microsoft.com/office/word/2023/wordml/word16du" xmlns:w16sdtdh="http://schemas.microsoft.com/office/word/2020/wordml/sdtdatahash" xmlns:w16sdtfl="http://schemas.microsoft.com/office/word/2024/wordml/sdtformatlock" xmlns:w16se="http://schemas.microsoft.com/office/word/2015/wordml/symex" xmlns:wpg="http://schemas.microsoft.com/office/word/2010/wordprocessingGroup" xmlns:wpi="http://schemas.microsoft.com/office/word/2010/wordprocessingInk" xmlns:wne="http://schemas.microsoft.com/office/word/2006/wordml" xmlns:wps="http://schemas.microsoft.com/office/word/2010/wordprocessingShape" mc:Ignorable="w14 w15 w16se w16cid w16 w16cex w16sdtdh w16sdtfl w16du wp14">
+  <w:footnote w:type="separator" w:id="-1">
+    <w:p>
+      <w:r>
+        <w:separator/>
+      </w:r>
+    </w:p>
+  </w:footnote>
+  <w:footnote w:type="continuationSeparator" w:id="0">
+    <w:p>
+      <w:r>
+        <w:continuationSeparator/>
+      </w:r>
+    </w:p>
+  </w:footnote>
+</w:footnotes>
+</file>
+
+<file path=word/header1.xml><?xml version="1.0" encoding="utf-8"?>
+<w:hdr xmlns:wpc="http://schemas.microsoft.com/office/word/2010/wordprocessingCanvas" xmlns:cx="http://schemas.microsoft.com/office/drawing/2014/chartex" xmlns:cx1="http://schemas.microsoft.com/office/drawing/2015/9/8/chartex" xmlns:cx2="http://schemas.microsoft.com/office/drawing/2015/10/21/chartex" xmlns:cx3="http://schemas.microsoft.com/office/drawing/2016/5/9/chartex" xmlns:cx4="http://schemas.microsoft.com/office/drawing/2016/5/10/chartex" xmlns:cx5="http://schemas.microsoft.com/office/drawing/2016/5/11/chartex" xmlns:cx6="http://schemas.microsoft.com/office/drawing/2016/5/12/chartex" xmlns:cx7="http://schemas.microsoft.com/office/drawing/2016/5/13/chartex" xmlns:cx8="http://schemas.microsoft.com/office/drawing/2016/5/14/chartex" xmlns:mc="http://schemas.openxmlformats.org/markup-compatibility/2006" xmlns:aink="http://schemas.microsoft.com/office/drawing/2016/ink" xmlns:am3d="http://schemas.microsoft.com/office/drawing/2017/model3d" xmlns:o="urn:schemas-microsoft-com:office:office" xmlns:oel="http://schemas.microsoft.com/office/2019/extlst" xmlns:r="http://schemas.openxmlformats.org/officeDocument/2006/relationships" xmlns:m="http://schemas.openxmlformats.org/officeDocument/2006/math" xmlns:v="urn:schemas-microsoft-com:vml" xmlns:wp14="http://schemas.microsoft.com/office/word/2010/wordprocessingDrawing" xmlns:wp="http://schemas.openxmlformats.org/drawingml/2006/wordprocessingDrawing" xmlns:w10="urn:schemas-microsoft-com:office:word" xmlns:w="http://schemas.openxmlformats.org/wordprocessingml/2006/main" xmlns:w14="http://schemas.microsoft.com/office/word/2010/wordml" xmlns:w15="http://schemas.microsoft.com/office/word/2012/wordml" xmlns:w16cex="http://schemas.microsoft.com/office/word/2018/wordml/cex" xmlns:w16cid="http://schemas.microsoft.com/office/word/2016/wordml/cid" xmlns:w16="http://schemas.microsoft.com/office/word/2018/wordml" xmlns:w16du="http://schemas.microsoft.com/office/word/2023/wordml/word16du" xmlns:w16sdtdh="http://schemas.microsoft.com/office/word/2020/wordml/sdtdatahash" xmlns:w16sdtfl="http://schemas.microsoft.com/office/word/2024/wordml/sdtformatlock" xmlns:w16se="http://schemas.microsoft.com/office/word/2015/wordml/symex" xmlns:wpg="http://schemas.microsoft.com/office/word/2010/wordprocessingGroup" xmlns:wpi="http://schemas.microsoft.com/office/word/2010/wordprocessingInk" xmlns:wne="http://schemas.microsoft.com/office/word/2006/wordml" xmlns:wps="http://schemas.microsoft.com/office/word/2010/wordprocessingShape" mc:Ignorable="w14 w15 w16se w16cid w16 w16cex w16sdtdh w16sdtfl w16du wp14">
+  <w:p>
+    <w:pPr>
+      <w:pStyle w:val="Kopfzeile"/>
+    </w:pPr>
+  </w:p>
+</w:hdr>
+</file>
+
+<file path=word/header2.xml><?xml version="1.0" encoding="utf-8"?>
+<w:hdr xmlns:wpc="http://schemas.microsoft.com/office/word/2010/wordprocessingCanvas" xmlns:cx="http://schemas.microsoft.com/office/drawing/2014/chartex" xmlns:cx1="http://schemas.microsoft.com/office/drawing/2015/9/8/chartex" xmlns:cx2="http://schemas.microsoft.com/office/drawing/2015/10/21/chartex" xmlns:cx3="http://schemas.microsoft.com/office/drawing/2016/5/9/chartex" xmlns:cx4="http://schemas.microsoft.com/office/drawing/2016/5/10/chartex" xmlns:cx5="http://schemas.microsoft.com/office/drawing/2016/5/11/chartex" xmlns:cx6="http://schemas.microsoft.com/office/drawing/2016/5/12/chartex" xmlns:cx7="http://schemas.microsoft.com/office/drawing/2016/5/13/chartex" xmlns:cx8="http://schemas.microsoft.com/office/drawing/2016/5/14/chartex" xmlns:mc="http://schemas.openxmlformats.org/markup-compatibility/2006" xmlns:aink="http://schemas.microsoft.com/office/drawing/2016/ink" xmlns:am3d="http://schemas.microsoft.com/office/drawing/2017/model3d" xmlns:o="urn:schemas-microsoft-com:office:office" xmlns:oel="http://schemas.microsoft.com/office/2019/extlst" xmlns:r="http://schemas.openxmlformats.org/officeDocument/2006/relationships" xmlns:m="http://schemas.openxmlformats.org/officeDocument/2006/math" xmlns:v="urn:schemas-microsoft-com:vml" xmlns:wp14="http://schemas.microsoft.com/office/word/2010/wordprocessingDrawing" xmlns:wp="http://schemas.openxmlformats.org/drawingml/2006/wordprocessingDrawing" xmlns:w10="urn:schemas-microsoft-com:office:word" xmlns:w="http://schemas.openxmlformats.org/wordprocessingml/2006/main" xmlns:w14="http://schemas.microsoft.com/office/word/2010/wordml" xmlns:w15="http://schemas.microsoft.com/office/word/2012/wordml" xmlns:w16cex="http://schemas.microsoft.com/office/word/2018/wordml/cex" xmlns:w16cid="http://schemas.microsoft.com/office/word/2016/wordml/cid" xmlns:w16="http://schemas.microsoft.com/office/word/2018/wordml" xmlns:w16du="http://schemas.microsoft.com/office/word/2023/wordml/word16du" xmlns:w16sdtdh="http://schemas.microsoft.com/office/word/2020/wordml/sdtdatahash" xmlns:w16sdtfl="http://schemas.microsoft.com/office/word/2024/wordml/sdtformatlock" xmlns:w16se="http://schemas.microsoft.com/office/word/2015/wordml/symex" xmlns:wpg="http://schemas.microsoft.com/office/word/2010/wordprocessingGroup" xmlns:wpi="http://schemas.microsoft.com/office/word/2010/wordprocessingInk" xmlns:wne="http://schemas.microsoft.com/office/word/2006/wordml" xmlns:wps="http://schemas.microsoft.com/office/word/2010/wordprocessingShape" mc:Ignorable="w14 w15 w16se w16cid w16 w16cex w16sdtdh w16sdtfl w16du wp14">
+  <w:p>
+    <w:pPr>
+      <w:pStyle w:val="Kopfzeile"/>
+    </w:pPr>
+  </w:p>
+</w:hdr>
+</file>
+
+<file path=word/header3.xml><?xml version="1.0" encoding="utf-8"?>
+<w:hdr xmlns:wpc="http://schemas.microsoft.com/office/word/2010/wordprocessingCanvas" xmlns:cx="http://schemas.microsoft.com/office/drawing/2014/chartex" xmlns:cx1="http://schemas.microsoft.com/office/drawing/2015/9/8/chartex" xmlns:cx2="http://schemas.microsoft.com/office/drawing/2015/10/21/chartex" xmlns:cx3="http://schemas.microsoft.com/office/drawing/2016/5/9/chartex" xmlns:cx4="http://schemas.microsoft.com/office/drawing/2016/5/10/chartex" xmlns:cx5="http://schemas.microsoft.com/office/drawing/2016/5/11/chartex" xmlns:cx6="http://schemas.microsoft.com/office/drawing/2016/5/12/chartex" xmlns:cx7="http://schemas.microsoft.com/office/drawing/2016/5/13/chartex" xmlns:cx8="http://schemas.microsoft.com/office/drawing/2016/5/14/chartex" xmlns:mc="http://schemas.openxmlformats.org/markup-compatibility/2006" xmlns:aink="http://schemas.microsoft.com/office/drawing/2016/ink" xmlns:am3d="http://schemas.microsoft.com/office/drawing/2017/model3d" xmlns:o="urn:schemas-microsoft-com:office:office" xmlns:oel="http://schemas.microsoft.com/office/2019/extlst" xmlns:r="http://schemas.openxmlformats.org/officeDocument/2006/relationships" xmlns:m="http://schemas.openxmlformats.org/officeDocument/2006/math" xmlns:v="urn:schemas-microsoft-com:vml" xmlns:wp14="http://schemas.microsoft.com/office/word/2010/wordprocessingDrawing" xmlns:wp="http://schemas.openxmlformats.org/drawingml/2006/wordprocessingDrawing" xmlns:w10="urn:schemas-microsoft-com:office:word" xmlns:w="http://schemas.openxmlformats.org/wordprocessingml/2006/main" xmlns:w14="http://schemas.microsoft.com/office/word/2010/wordml" xmlns:w15="http://schemas.microsoft.com/office/word/2012/wordml" xmlns:w16cex="http://schemas.microsoft.com/office/word/2018/wordml/cex" xmlns:w16cid="http://schemas.microsoft.com/office/word/2016/wordml/cid" xmlns:w16="http://schemas.microsoft.com/office/word/2018/wordml" xmlns:w16du="http://schemas.microsoft.com/office/word/2023/wordml/word16du" xmlns:w16sdtdh="http://schemas.microsoft.com/office/word/2020/wordml/sdtdatahash" xmlns:w16sdtfl="http://schemas.microsoft.com/office/word/2024/wordml/sdtformatlock" xmlns:w16se="http://schemas.microsoft.com/office/word/2015/wordml/symex" xmlns:wpg="http://schemas.microsoft.com/office/word/2010/wordprocessingGroup" xmlns:wpi="http://schemas.microsoft.com/office/word/2010/wordprocessingInk" xmlns:wne="http://schemas.microsoft.com/office/word/2006/wordml" xmlns:wps="http://schemas.microsoft.com/office/word/2010/wordprocessingShape" mc:Ignorable="w14 w15 w16se w16cid w16 w16cex w16sdtdh w16sdtfl w16du wp14">
+  <w:p>
+    <w:pPr>
+      <w:pStyle w:val="Kopfzeile"/>
+    </w:pPr>
+  </w:p>
+</w:hdr>
 </file>
 
 <file path=word/numbering.xml><?xml version="1.0" encoding="utf-8"?>
@@ -8232,122 +8379,9 @@
     </w:lvl>
   </w:abstractNum>
   <w:abstractNum w:abstractNumId="1" w15:restartNumberingAfterBreak="0">
-    <w:nsid w:val="499A5DCA"/>
+    <w:nsid w:val="0D837E48"/>
     <w:multiLevelType w:val="multilevel"/>
-    <w:tmpl w:val="BB0C58AA"/>
-    <w:lvl w:ilvl="0">
-      <w:start w:val="3"/>
-      <w:numFmt w:val="decimal"/>
-      <w:lvlText w:val="%1."/>
-      <w:lvlJc w:val="left"/>
-      <w:pPr>
-        <w:tabs>
-          <w:tab w:val="num" w:pos="720"/>
-        </w:tabs>
-        <w:ind w:left="720" w:hanging="360"/>
-      </w:pPr>
-    </w:lvl>
-    <w:lvl w:ilvl="1" w:tentative="1">
-      <w:start w:val="1"/>
-      <w:numFmt w:val="decimal"/>
-      <w:lvlText w:val="%2."/>
-      <w:lvlJc w:val="left"/>
-      <w:pPr>
-        <w:tabs>
-          <w:tab w:val="num" w:pos="1440"/>
-        </w:tabs>
-        <w:ind w:left="1440" w:hanging="360"/>
-      </w:pPr>
-    </w:lvl>
-    <w:lvl w:ilvl="2" w:tentative="1">
-      <w:start w:val="1"/>
-      <w:numFmt w:val="decimal"/>
-      <w:lvlText w:val="%3."/>
-      <w:lvlJc w:val="left"/>
-      <w:pPr>
-        <w:tabs>
-          <w:tab w:val="num" w:pos="2160"/>
-        </w:tabs>
-        <w:ind w:left="2160" w:hanging="360"/>
-      </w:pPr>
-    </w:lvl>
-    <w:lvl w:ilvl="3" w:tentative="1">
-      <w:start w:val="1"/>
-      <w:numFmt w:val="decimal"/>
-      <w:lvlText w:val="%4."/>
-      <w:lvlJc w:val="left"/>
-      <w:pPr>
-        <w:tabs>
-          <w:tab w:val="num" w:pos="2880"/>
-        </w:tabs>
-        <w:ind w:left="2880" w:hanging="360"/>
-      </w:pPr>
-    </w:lvl>
-    <w:lvl w:ilvl="4" w:tentative="1">
-      <w:start w:val="1"/>
-      <w:numFmt w:val="decimal"/>
-      <w:lvlText w:val="%5."/>
-      <w:lvlJc w:val="left"/>
-      <w:pPr>
-        <w:tabs>
-          <w:tab w:val="num" w:pos="3600"/>
-        </w:tabs>
-        <w:ind w:left="3600" w:hanging="360"/>
-      </w:pPr>
-    </w:lvl>
-    <w:lvl w:ilvl="5" w:tentative="1">
-      <w:start w:val="1"/>
-      <w:numFmt w:val="decimal"/>
-      <w:lvlText w:val="%6."/>
-      <w:lvlJc w:val="left"/>
-      <w:pPr>
-        <w:tabs>
-          <w:tab w:val="num" w:pos="4320"/>
-        </w:tabs>
-        <w:ind w:left="4320" w:hanging="360"/>
-      </w:pPr>
-    </w:lvl>
-    <w:lvl w:ilvl="6" w:tentative="1">
-      <w:start w:val="1"/>
-      <w:numFmt w:val="decimal"/>
-      <w:lvlText w:val="%7."/>
-      <w:lvlJc w:val="left"/>
-      <w:pPr>
-        <w:tabs>
-          <w:tab w:val="num" w:pos="5040"/>
-        </w:tabs>
-        <w:ind w:left="5040" w:hanging="360"/>
-      </w:pPr>
-    </w:lvl>
-    <w:lvl w:ilvl="7" w:tentative="1">
-      <w:start w:val="1"/>
-      <w:numFmt w:val="decimal"/>
-      <w:lvlText w:val="%8."/>
-      <w:lvlJc w:val="left"/>
-      <w:pPr>
-        <w:tabs>
-          <w:tab w:val="num" w:pos="5760"/>
-        </w:tabs>
-        <w:ind w:left="5760" w:hanging="360"/>
-      </w:pPr>
-    </w:lvl>
-    <w:lvl w:ilvl="8" w:tentative="1">
-      <w:start w:val="1"/>
-      <w:numFmt w:val="decimal"/>
-      <w:lvlText w:val="%9."/>
-      <w:lvlJc w:val="left"/>
-      <w:pPr>
-        <w:tabs>
-          <w:tab w:val="num" w:pos="6480"/>
-        </w:tabs>
-        <w:ind w:left="6480" w:hanging="360"/>
-      </w:pPr>
-    </w:lvl>
-  </w:abstractNum>
-  <w:abstractNum w:abstractNumId="2" w15:restartNumberingAfterBreak="0">
-    <w:nsid w:val="55AA26BE"/>
-    <w:multiLevelType w:val="multilevel"/>
-    <w:tmpl w:val="117E4AFC"/>
+    <w:tmpl w:val="CD1A1460"/>
     <w:lvl w:ilvl="0">
       <w:start w:val="1"/>
       <w:numFmt w:val="bullet"/>
@@ -8493,7 +8527,418 @@
       </w:rPr>
     </w:lvl>
   </w:abstractNum>
+  <w:abstractNum w:abstractNumId="2" w15:restartNumberingAfterBreak="0">
+    <w:nsid w:val="30323083"/>
+    <w:multiLevelType w:val="multilevel"/>
+    <w:tmpl w:val="91F6F628"/>
+    <w:lvl w:ilvl="0">
+      <w:start w:val="1"/>
+      <w:numFmt w:val="bullet"/>
+      <w:lvlText w:val=""/>
+      <w:lvlJc w:val="left"/>
+      <w:pPr>
+        <w:tabs>
+          <w:tab w:val="num" w:pos="720"/>
+        </w:tabs>
+        <w:ind w:left="720" w:hanging="360"/>
+      </w:pPr>
+      <w:rPr>
+        <w:rFonts w:ascii="Symbol" w:hAnsi="Symbol" w:hint="default"/>
+        <w:sz w:val="20"/>
+      </w:rPr>
+    </w:lvl>
+    <w:lvl w:ilvl="1" w:tentative="1">
+      <w:start w:val="1"/>
+      <w:numFmt w:val="bullet"/>
+      <w:lvlText w:val="o"/>
+      <w:lvlJc w:val="left"/>
+      <w:pPr>
+        <w:tabs>
+          <w:tab w:val="num" w:pos="1440"/>
+        </w:tabs>
+        <w:ind w:left="1440" w:hanging="360"/>
+      </w:pPr>
+      <w:rPr>
+        <w:rFonts w:ascii="Courier New" w:hAnsi="Courier New" w:hint="default"/>
+        <w:sz w:val="20"/>
+      </w:rPr>
+    </w:lvl>
+    <w:lvl w:ilvl="2" w:tentative="1">
+      <w:start w:val="1"/>
+      <w:numFmt w:val="bullet"/>
+      <w:lvlText w:val=""/>
+      <w:lvlJc w:val="left"/>
+      <w:pPr>
+        <w:tabs>
+          <w:tab w:val="num" w:pos="2160"/>
+        </w:tabs>
+        <w:ind w:left="2160" w:hanging="360"/>
+      </w:pPr>
+      <w:rPr>
+        <w:rFonts w:ascii="Wingdings" w:hAnsi="Wingdings" w:hint="default"/>
+        <w:sz w:val="20"/>
+      </w:rPr>
+    </w:lvl>
+    <w:lvl w:ilvl="3" w:tentative="1">
+      <w:start w:val="1"/>
+      <w:numFmt w:val="bullet"/>
+      <w:lvlText w:val=""/>
+      <w:lvlJc w:val="left"/>
+      <w:pPr>
+        <w:tabs>
+          <w:tab w:val="num" w:pos="2880"/>
+        </w:tabs>
+        <w:ind w:left="2880" w:hanging="360"/>
+      </w:pPr>
+      <w:rPr>
+        <w:rFonts w:ascii="Wingdings" w:hAnsi="Wingdings" w:hint="default"/>
+        <w:sz w:val="20"/>
+      </w:rPr>
+    </w:lvl>
+    <w:lvl w:ilvl="4" w:tentative="1">
+      <w:start w:val="1"/>
+      <w:numFmt w:val="bullet"/>
+      <w:lvlText w:val=""/>
+      <w:lvlJc w:val="left"/>
+      <w:pPr>
+        <w:tabs>
+          <w:tab w:val="num" w:pos="3600"/>
+        </w:tabs>
+        <w:ind w:left="3600" w:hanging="360"/>
+      </w:pPr>
+      <w:rPr>
+        <w:rFonts w:ascii="Wingdings" w:hAnsi="Wingdings" w:hint="default"/>
+        <w:sz w:val="20"/>
+      </w:rPr>
+    </w:lvl>
+    <w:lvl w:ilvl="5" w:tentative="1">
+      <w:start w:val="1"/>
+      <w:numFmt w:val="bullet"/>
+      <w:lvlText w:val=""/>
+      <w:lvlJc w:val="left"/>
+      <w:pPr>
+        <w:tabs>
+          <w:tab w:val="num" w:pos="4320"/>
+        </w:tabs>
+        <w:ind w:left="4320" w:hanging="360"/>
+      </w:pPr>
+      <w:rPr>
+        <w:rFonts w:ascii="Wingdings" w:hAnsi="Wingdings" w:hint="default"/>
+        <w:sz w:val="20"/>
+      </w:rPr>
+    </w:lvl>
+    <w:lvl w:ilvl="6" w:tentative="1">
+      <w:start w:val="1"/>
+      <w:numFmt w:val="bullet"/>
+      <w:lvlText w:val=""/>
+      <w:lvlJc w:val="left"/>
+      <w:pPr>
+        <w:tabs>
+          <w:tab w:val="num" w:pos="5040"/>
+        </w:tabs>
+        <w:ind w:left="5040" w:hanging="360"/>
+      </w:pPr>
+      <w:rPr>
+        <w:rFonts w:ascii="Wingdings" w:hAnsi="Wingdings" w:hint="default"/>
+        <w:sz w:val="20"/>
+      </w:rPr>
+    </w:lvl>
+    <w:lvl w:ilvl="7" w:tentative="1">
+      <w:start w:val="1"/>
+      <w:numFmt w:val="bullet"/>
+      <w:lvlText w:val=""/>
+      <w:lvlJc w:val="left"/>
+      <w:pPr>
+        <w:tabs>
+          <w:tab w:val="num" w:pos="5760"/>
+        </w:tabs>
+        <w:ind w:left="5760" w:hanging="360"/>
+      </w:pPr>
+      <w:rPr>
+        <w:rFonts w:ascii="Wingdings" w:hAnsi="Wingdings" w:hint="default"/>
+        <w:sz w:val="20"/>
+      </w:rPr>
+    </w:lvl>
+    <w:lvl w:ilvl="8" w:tentative="1">
+      <w:start w:val="1"/>
+      <w:numFmt w:val="bullet"/>
+      <w:lvlText w:val=""/>
+      <w:lvlJc w:val="left"/>
+      <w:pPr>
+        <w:tabs>
+          <w:tab w:val="num" w:pos="6480"/>
+        </w:tabs>
+        <w:ind w:left="6480" w:hanging="360"/>
+      </w:pPr>
+      <w:rPr>
+        <w:rFonts w:ascii="Wingdings" w:hAnsi="Wingdings" w:hint="default"/>
+        <w:sz w:val="20"/>
+      </w:rPr>
+    </w:lvl>
+  </w:abstractNum>
   <w:abstractNum w:abstractNumId="3" w15:restartNumberingAfterBreak="0">
+    <w:nsid w:val="499A5DCA"/>
+    <w:multiLevelType w:val="multilevel"/>
+    <w:tmpl w:val="BB0C58AA"/>
+    <w:lvl w:ilvl="0">
+      <w:start w:val="3"/>
+      <w:numFmt w:val="decimal"/>
+      <w:lvlText w:val="%1."/>
+      <w:lvlJc w:val="left"/>
+      <w:pPr>
+        <w:tabs>
+          <w:tab w:val="num" w:pos="720"/>
+        </w:tabs>
+        <w:ind w:left="720" w:hanging="360"/>
+      </w:pPr>
+    </w:lvl>
+    <w:lvl w:ilvl="1" w:tentative="1">
+      <w:start w:val="1"/>
+      <w:numFmt w:val="decimal"/>
+      <w:lvlText w:val="%2."/>
+      <w:lvlJc w:val="left"/>
+      <w:pPr>
+        <w:tabs>
+          <w:tab w:val="num" w:pos="1440"/>
+        </w:tabs>
+        <w:ind w:left="1440" w:hanging="360"/>
+      </w:pPr>
+    </w:lvl>
+    <w:lvl w:ilvl="2" w:tentative="1">
+      <w:start w:val="1"/>
+      <w:numFmt w:val="decimal"/>
+      <w:lvlText w:val="%3."/>
+      <w:lvlJc w:val="left"/>
+      <w:pPr>
+        <w:tabs>
+          <w:tab w:val="num" w:pos="2160"/>
+        </w:tabs>
+        <w:ind w:left="2160" w:hanging="360"/>
+      </w:pPr>
+    </w:lvl>
+    <w:lvl w:ilvl="3" w:tentative="1">
+      <w:start w:val="1"/>
+      <w:numFmt w:val="decimal"/>
+      <w:lvlText w:val="%4."/>
+      <w:lvlJc w:val="left"/>
+      <w:pPr>
+        <w:tabs>
+          <w:tab w:val="num" w:pos="2880"/>
+        </w:tabs>
+        <w:ind w:left="2880" w:hanging="360"/>
+      </w:pPr>
+    </w:lvl>
+    <w:lvl w:ilvl="4" w:tentative="1">
+      <w:start w:val="1"/>
+      <w:numFmt w:val="decimal"/>
+      <w:lvlText w:val="%5."/>
+      <w:lvlJc w:val="left"/>
+      <w:pPr>
+        <w:tabs>
+          <w:tab w:val="num" w:pos="3600"/>
+        </w:tabs>
+        <w:ind w:left="3600" w:hanging="360"/>
+      </w:pPr>
+    </w:lvl>
+    <w:lvl w:ilvl="5" w:tentative="1">
+      <w:start w:val="1"/>
+      <w:numFmt w:val="decimal"/>
+      <w:lvlText w:val="%6."/>
+      <w:lvlJc w:val="left"/>
+      <w:pPr>
+        <w:tabs>
+          <w:tab w:val="num" w:pos="4320"/>
+        </w:tabs>
+        <w:ind w:left="4320" w:hanging="360"/>
+      </w:pPr>
+    </w:lvl>
+    <w:lvl w:ilvl="6" w:tentative="1">
+      <w:start w:val="1"/>
+      <w:numFmt w:val="decimal"/>
+      <w:lvlText w:val="%7."/>
+      <w:lvlJc w:val="left"/>
+      <w:pPr>
+        <w:tabs>
+          <w:tab w:val="num" w:pos="5040"/>
+        </w:tabs>
+        <w:ind w:left="5040" w:hanging="360"/>
+      </w:pPr>
+    </w:lvl>
+    <w:lvl w:ilvl="7" w:tentative="1">
+      <w:start w:val="1"/>
+      <w:numFmt w:val="decimal"/>
+      <w:lvlText w:val="%8."/>
+      <w:lvlJc w:val="left"/>
+      <w:pPr>
+        <w:tabs>
+          <w:tab w:val="num" w:pos="5760"/>
+        </w:tabs>
+        <w:ind w:left="5760" w:hanging="360"/>
+      </w:pPr>
+    </w:lvl>
+    <w:lvl w:ilvl="8" w:tentative="1">
+      <w:start w:val="1"/>
+      <w:numFmt w:val="decimal"/>
+      <w:lvlText w:val="%9."/>
+      <w:lvlJc w:val="left"/>
+      <w:pPr>
+        <w:tabs>
+          <w:tab w:val="num" w:pos="6480"/>
+        </w:tabs>
+        <w:ind w:left="6480" w:hanging="360"/>
+      </w:pPr>
+    </w:lvl>
+  </w:abstractNum>
+  <w:abstractNum w:abstractNumId="4" w15:restartNumberingAfterBreak="0">
+    <w:nsid w:val="55AA26BE"/>
+    <w:multiLevelType w:val="multilevel"/>
+    <w:tmpl w:val="117E4AFC"/>
+    <w:lvl w:ilvl="0">
+      <w:start w:val="1"/>
+      <w:numFmt w:val="bullet"/>
+      <w:lvlText w:val=""/>
+      <w:lvlJc w:val="left"/>
+      <w:pPr>
+        <w:tabs>
+          <w:tab w:val="num" w:pos="720"/>
+        </w:tabs>
+        <w:ind w:left="720" w:hanging="360"/>
+      </w:pPr>
+      <w:rPr>
+        <w:rFonts w:ascii="Symbol" w:hAnsi="Symbol" w:hint="default"/>
+        <w:sz w:val="20"/>
+      </w:rPr>
+    </w:lvl>
+    <w:lvl w:ilvl="1" w:tentative="1">
+      <w:start w:val="1"/>
+      <w:numFmt w:val="bullet"/>
+      <w:lvlText w:val="o"/>
+      <w:lvlJc w:val="left"/>
+      <w:pPr>
+        <w:tabs>
+          <w:tab w:val="num" w:pos="1440"/>
+        </w:tabs>
+        <w:ind w:left="1440" w:hanging="360"/>
+      </w:pPr>
+      <w:rPr>
+        <w:rFonts w:ascii="Courier New" w:hAnsi="Courier New" w:hint="default"/>
+        <w:sz w:val="20"/>
+      </w:rPr>
+    </w:lvl>
+    <w:lvl w:ilvl="2" w:tentative="1">
+      <w:start w:val="1"/>
+      <w:numFmt w:val="bullet"/>
+      <w:lvlText w:val=""/>
+      <w:lvlJc w:val="left"/>
+      <w:pPr>
+        <w:tabs>
+          <w:tab w:val="num" w:pos="2160"/>
+        </w:tabs>
+        <w:ind w:left="2160" w:hanging="360"/>
+      </w:pPr>
+      <w:rPr>
+        <w:rFonts w:ascii="Wingdings" w:hAnsi="Wingdings" w:hint="default"/>
+        <w:sz w:val="20"/>
+      </w:rPr>
+    </w:lvl>
+    <w:lvl w:ilvl="3" w:tentative="1">
+      <w:start w:val="1"/>
+      <w:numFmt w:val="bullet"/>
+      <w:lvlText w:val=""/>
+      <w:lvlJc w:val="left"/>
+      <w:pPr>
+        <w:tabs>
+          <w:tab w:val="num" w:pos="2880"/>
+        </w:tabs>
+        <w:ind w:left="2880" w:hanging="360"/>
+      </w:pPr>
+      <w:rPr>
+        <w:rFonts w:ascii="Wingdings" w:hAnsi="Wingdings" w:hint="default"/>
+        <w:sz w:val="20"/>
+      </w:rPr>
+    </w:lvl>
+    <w:lvl w:ilvl="4" w:tentative="1">
+      <w:start w:val="1"/>
+      <w:numFmt w:val="bullet"/>
+      <w:lvlText w:val=""/>
+      <w:lvlJc w:val="left"/>
+      <w:pPr>
+        <w:tabs>
+          <w:tab w:val="num" w:pos="3600"/>
+        </w:tabs>
+        <w:ind w:left="3600" w:hanging="360"/>
+      </w:pPr>
+      <w:rPr>
+        <w:rFonts w:ascii="Wingdings" w:hAnsi="Wingdings" w:hint="default"/>
+        <w:sz w:val="20"/>
+      </w:rPr>
+    </w:lvl>
+    <w:lvl w:ilvl="5" w:tentative="1">
+      <w:start w:val="1"/>
+      <w:numFmt w:val="bullet"/>
+      <w:lvlText w:val=""/>
+      <w:lvlJc w:val="left"/>
+      <w:pPr>
+        <w:tabs>
+          <w:tab w:val="num" w:pos="4320"/>
+        </w:tabs>
+        <w:ind w:left="4320" w:hanging="360"/>
+      </w:pPr>
+      <w:rPr>
+        <w:rFonts w:ascii="Wingdings" w:hAnsi="Wingdings" w:hint="default"/>
+        <w:sz w:val="20"/>
+      </w:rPr>
+    </w:lvl>
+    <w:lvl w:ilvl="6" w:tentative="1">
+      <w:start w:val="1"/>
+      <w:numFmt w:val="bullet"/>
+      <w:lvlText w:val=""/>
+      <w:lvlJc w:val="left"/>
+      <w:pPr>
+        <w:tabs>
+          <w:tab w:val="num" w:pos="5040"/>
+        </w:tabs>
+        <w:ind w:left="5040" w:hanging="360"/>
+      </w:pPr>
+      <w:rPr>
+        <w:rFonts w:ascii="Wingdings" w:hAnsi="Wingdings" w:hint="default"/>
+        <w:sz w:val="20"/>
+      </w:rPr>
+    </w:lvl>
+    <w:lvl w:ilvl="7" w:tentative="1">
+      <w:start w:val="1"/>
+      <w:numFmt w:val="bullet"/>
+      <w:lvlText w:val=""/>
+      <w:lvlJc w:val="left"/>
+      <w:pPr>
+        <w:tabs>
+          <w:tab w:val="num" w:pos="5760"/>
+        </w:tabs>
+        <w:ind w:left="5760" w:hanging="360"/>
+      </w:pPr>
+      <w:rPr>
+        <w:rFonts w:ascii="Wingdings" w:hAnsi="Wingdings" w:hint="default"/>
+        <w:sz w:val="20"/>
+      </w:rPr>
+    </w:lvl>
+    <w:lvl w:ilvl="8" w:tentative="1">
+      <w:start w:val="1"/>
+      <w:numFmt w:val="bullet"/>
+      <w:lvlText w:val=""/>
+      <w:lvlJc w:val="left"/>
+      <w:pPr>
+        <w:tabs>
+          <w:tab w:val="num" w:pos="6480"/>
+        </w:tabs>
+        <w:ind w:left="6480" w:hanging="360"/>
+      </w:pPr>
+      <w:rPr>
+        <w:rFonts w:ascii="Wingdings" w:hAnsi="Wingdings" w:hint="default"/>
+        <w:sz w:val="20"/>
+      </w:rPr>
+    </w:lvl>
+  </w:abstractNum>
+  <w:abstractNum w:abstractNumId="5" w15:restartNumberingAfterBreak="0">
     <w:nsid w:val="5E28613A"/>
     <w:multiLevelType w:val="hybridMultilevel"/>
     <w:tmpl w:val="8AEAC160"/>
@@ -8579,8 +9024,157 @@
       </w:pPr>
     </w:lvl>
   </w:abstractNum>
+  <w:abstractNum w:abstractNumId="6" w15:restartNumberingAfterBreak="0">
+    <w:nsid w:val="60056DFC"/>
+    <w:multiLevelType w:val="multilevel"/>
+    <w:tmpl w:val="65587388"/>
+    <w:lvl w:ilvl="0">
+      <w:start w:val="1"/>
+      <w:numFmt w:val="bullet"/>
+      <w:lvlText w:val=""/>
+      <w:lvlJc w:val="left"/>
+      <w:pPr>
+        <w:tabs>
+          <w:tab w:val="num" w:pos="720"/>
+        </w:tabs>
+        <w:ind w:left="720" w:hanging="360"/>
+      </w:pPr>
+      <w:rPr>
+        <w:rFonts w:ascii="Symbol" w:hAnsi="Symbol" w:hint="default"/>
+        <w:sz w:val="20"/>
+      </w:rPr>
+    </w:lvl>
+    <w:lvl w:ilvl="1" w:tentative="1">
+      <w:start w:val="1"/>
+      <w:numFmt w:val="bullet"/>
+      <w:lvlText w:val="o"/>
+      <w:lvlJc w:val="left"/>
+      <w:pPr>
+        <w:tabs>
+          <w:tab w:val="num" w:pos="1440"/>
+        </w:tabs>
+        <w:ind w:left="1440" w:hanging="360"/>
+      </w:pPr>
+      <w:rPr>
+        <w:rFonts w:ascii="Courier New" w:hAnsi="Courier New" w:hint="default"/>
+        <w:sz w:val="20"/>
+      </w:rPr>
+    </w:lvl>
+    <w:lvl w:ilvl="2" w:tentative="1">
+      <w:start w:val="1"/>
+      <w:numFmt w:val="bullet"/>
+      <w:lvlText w:val=""/>
+      <w:lvlJc w:val="left"/>
+      <w:pPr>
+        <w:tabs>
+          <w:tab w:val="num" w:pos="2160"/>
+        </w:tabs>
+        <w:ind w:left="2160" w:hanging="360"/>
+      </w:pPr>
+      <w:rPr>
+        <w:rFonts w:ascii="Wingdings" w:hAnsi="Wingdings" w:hint="default"/>
+        <w:sz w:val="20"/>
+      </w:rPr>
+    </w:lvl>
+    <w:lvl w:ilvl="3" w:tentative="1">
+      <w:start w:val="1"/>
+      <w:numFmt w:val="bullet"/>
+      <w:lvlText w:val=""/>
+      <w:lvlJc w:val="left"/>
+      <w:pPr>
+        <w:tabs>
+          <w:tab w:val="num" w:pos="2880"/>
+        </w:tabs>
+        <w:ind w:left="2880" w:hanging="360"/>
+      </w:pPr>
+      <w:rPr>
+        <w:rFonts w:ascii="Wingdings" w:hAnsi="Wingdings" w:hint="default"/>
+        <w:sz w:val="20"/>
+      </w:rPr>
+    </w:lvl>
+    <w:lvl w:ilvl="4" w:tentative="1">
+      <w:start w:val="1"/>
+      <w:numFmt w:val="bullet"/>
+      <w:lvlText w:val=""/>
+      <w:lvlJc w:val="left"/>
+      <w:pPr>
+        <w:tabs>
+          <w:tab w:val="num" w:pos="3600"/>
+        </w:tabs>
+        <w:ind w:left="3600" w:hanging="360"/>
+      </w:pPr>
+      <w:rPr>
+        <w:rFonts w:ascii="Wingdings" w:hAnsi="Wingdings" w:hint="default"/>
+        <w:sz w:val="20"/>
+      </w:rPr>
+    </w:lvl>
+    <w:lvl w:ilvl="5" w:tentative="1">
+      <w:start w:val="1"/>
+      <w:numFmt w:val="bullet"/>
+      <w:lvlText w:val=""/>
+      <w:lvlJc w:val="left"/>
+      <w:pPr>
+        <w:tabs>
+          <w:tab w:val="num" w:pos="4320"/>
+        </w:tabs>
+        <w:ind w:left="4320" w:hanging="360"/>
+      </w:pPr>
+      <w:rPr>
+        <w:rFonts w:ascii="Wingdings" w:hAnsi="Wingdings" w:hint="default"/>
+        <w:sz w:val="20"/>
+      </w:rPr>
+    </w:lvl>
+    <w:lvl w:ilvl="6" w:tentative="1">
+      <w:start w:val="1"/>
+      <w:numFmt w:val="bullet"/>
+      <w:lvlText w:val=""/>
+      <w:lvlJc w:val="left"/>
+      <w:pPr>
+        <w:tabs>
+          <w:tab w:val="num" w:pos="5040"/>
+        </w:tabs>
+        <w:ind w:left="5040" w:hanging="360"/>
+      </w:pPr>
+      <w:rPr>
+        <w:rFonts w:ascii="Wingdings" w:hAnsi="Wingdings" w:hint="default"/>
+        <w:sz w:val="20"/>
+      </w:rPr>
+    </w:lvl>
+    <w:lvl w:ilvl="7" w:tentative="1">
+      <w:start w:val="1"/>
+      <w:numFmt w:val="bullet"/>
+      <w:lvlText w:val=""/>
+      <w:lvlJc w:val="left"/>
+      <w:pPr>
+        <w:tabs>
+          <w:tab w:val="num" w:pos="5760"/>
+        </w:tabs>
+        <w:ind w:left="5760" w:hanging="360"/>
+      </w:pPr>
+      <w:rPr>
+        <w:rFonts w:ascii="Wingdings" w:hAnsi="Wingdings" w:hint="default"/>
+        <w:sz w:val="20"/>
+      </w:rPr>
+    </w:lvl>
+    <w:lvl w:ilvl="8" w:tentative="1">
+      <w:start w:val="1"/>
+      <w:numFmt w:val="bullet"/>
+      <w:lvlText w:val=""/>
+      <w:lvlJc w:val="left"/>
+      <w:pPr>
+        <w:tabs>
+          <w:tab w:val="num" w:pos="6480"/>
+        </w:tabs>
+        <w:ind w:left="6480" w:hanging="360"/>
+      </w:pPr>
+      <w:rPr>
+        <w:rFonts w:ascii="Wingdings" w:hAnsi="Wingdings" w:hint="default"/>
+        <w:sz w:val="20"/>
+      </w:rPr>
+    </w:lvl>
+  </w:abstractNum>
   <w:num w:numId="1" w16cid:durableId="1467577921">
-    <w:abstractNumId w:val="3"/>
+    <w:abstractNumId w:val="5"/>
     <w:lvlOverride w:ilvl="0">
       <w:startOverride w:val="1"/>
     </w:lvlOverride>
@@ -8589,10 +9183,19 @@
     <w:abstractNumId w:val="0"/>
   </w:num>
   <w:num w:numId="3" w16cid:durableId="77095123">
+    <w:abstractNumId w:val="3"/>
+  </w:num>
+  <w:num w:numId="4" w16cid:durableId="14771970">
+    <w:abstractNumId w:val="4"/>
+  </w:num>
+  <w:num w:numId="5" w16cid:durableId="2072389916">
+    <w:abstractNumId w:val="2"/>
+  </w:num>
+  <w:num w:numId="6" w16cid:durableId="1960918365">
     <w:abstractNumId w:val="1"/>
   </w:num>
-  <w:num w:numId="4" w16cid:durableId="14771970">
-    <w:abstractNumId w:val="2"/>
+  <w:num w:numId="7" w16cid:durableId="1472359042">
+    <w:abstractNumId w:val="6"/>
   </w:num>
 </w:numbering>
 </file>
@@ -9299,8 +9902,8 @@
       <w14:ligatures w14:val="standardContextual"/>
     </w:rPr>
   </w:style>
-  <w:style w:type="paragraph" w:customStyle="1" w:styleId="Normal">
-    <w:name w:val="Normal"/>
+  <w:style w:type="paragraph" w:customStyle="1" w:styleId="Standard2">
+    <w:name w:val="Standard2"/>
     <w:basedOn w:val="Standard"/>
     <w:rPr>
       <w:kern w:val="2"/>
@@ -9317,6 +9920,66 @@
       <w:color w:val="2E74B5"/>
       <w:sz w:val="32"/>
       <w:szCs w:val="32"/>
+    </w:rPr>
+  </w:style>
+  <w:style w:type="paragraph" w:styleId="Kopfzeile">
+    <w:name w:val="header"/>
+    <w:basedOn w:val="Standard"/>
+    <w:link w:val="KopfzeileZchn"/>
+    <w:uiPriority w:val="99"/>
+    <w:unhideWhenUsed/>
+    <w:rsid w:val="00817E90"/>
+    <w:pPr>
+      <w:tabs>
+        <w:tab w:val="center" w:pos="4703"/>
+        <w:tab w:val="right" w:pos="9406"/>
+      </w:tabs>
+    </w:pPr>
+  </w:style>
+  <w:style w:type="character" w:customStyle="1" w:styleId="KopfzeileZchn">
+    <w:name w:val="Kopfzeile Zchn"/>
+    <w:basedOn w:val="Absatz-Standardschriftart"/>
+    <w:link w:val="Kopfzeile"/>
+    <w:uiPriority w:val="99"/>
+    <w:rsid w:val="00817E90"/>
+  </w:style>
+  <w:style w:type="paragraph" w:styleId="Fuzeile">
+    <w:name w:val="footer"/>
+    <w:basedOn w:val="Standard"/>
+    <w:link w:val="FuzeileZchn"/>
+    <w:uiPriority w:val="99"/>
+    <w:unhideWhenUsed/>
+    <w:rsid w:val="00817E90"/>
+    <w:pPr>
+      <w:tabs>
+        <w:tab w:val="center" w:pos="4703"/>
+        <w:tab w:val="right" w:pos="9406"/>
+      </w:tabs>
+    </w:pPr>
+  </w:style>
+  <w:style w:type="character" w:customStyle="1" w:styleId="FuzeileZchn">
+    <w:name w:val="Fußzeile Zchn"/>
+    <w:basedOn w:val="Absatz-Standardschriftart"/>
+    <w:link w:val="Fuzeile"/>
+    <w:uiPriority w:val="99"/>
+    <w:rsid w:val="00817E90"/>
+  </w:style>
+  <w:style w:type="paragraph" w:customStyle="1" w:styleId="Normal">
+    <w:name w:val="Normal"/>
+    <w:basedOn w:val="Standard"/>
+    <w:rsid w:val="003F2F9E"/>
+    <w:rPr>
+      <w:kern w:val="2"/>
+      <w14:ligatures w14:val="standardContextual"/>
+    </w:rPr>
+  </w:style>
+  <w:style w:type="paragraph" w:customStyle="1" w:styleId="ListParagraph">
+    <w:name w:val="List Paragraph"/>
+    <w:basedOn w:val="Standard"/>
+    <w:rsid w:val="003F2F9E"/>
+    <w:rPr>
+      <w:kern w:val="2"/>
+      <w14:ligatures w14:val="standardContextual"/>
     </w:rPr>
   </w:style>
 </w:styles>
